--- a/reports/chap3_revised_dissertation.docx
+++ b/reports/chap3_revised_dissertation.docx
@@ -58,35 +58,31 @@
         <w:pStyle w:val="FirstParagraph"/>
       </w:pPr>
       <w:r>
-        <w:t xml:space="preserve">Everyday decisions are often made during physical effort, but it is unclear how physical effort changes decision-making in older adults. Effort could reduce the quality of the evidence people accumulate, change how much evidence they require before responding, or bias them toward one response. We tested these possibilities in 67 older adults who judged whether two tones or two visual patterns were the same or different while holding a handgrip at low (5%) or high (40%) force, with pupil size recorded throughout. A hierarchical drift-diffusion model separated the components of each decision. High effort did not reduce the quality of the evidence, and its effects did not depend on how difficult the discrimination was. Instead, high effort shifted evidence accumulation toward</w:t>
+        <w:t xml:space="preserve">Everyday decisions are often made during physical effort, but it is unclear how physical effort changes decision-making in older adults. Effort could reduce the quality of the evidence people accumulate, change how much evidence they require before responding, or bias them toward one response. We tested these possibilities in 67 older adults who judged whether two tones or two visual patterns were the same or different while holding a handgrip at low (5%) or high (40%) force, with pupil size recorded throughout. A hierarchical drift-diffusion model separated the components of each decision. High effort did not reduce the quality of the evidence overall, although it lowered evidence for</w:t>
       </w:r>
       <w:r>
         <w:t xml:space="preserve"> </w:t>
       </w:r>
       <w:r>
+        <w:t xml:space="preserve">“different”</w:t>
+      </w:r>
+      <w:r>
+        <w:t xml:space="preserve"> </w:t>
+      </w:r>
+      <w:r>
+        <w:t xml:space="preserve">slightly more on the hardest discriminations than on the easiest. Its main effect was to shift evidence accumulation toward</w:t>
+      </w:r>
+      <w:r>
+        <w:t xml:space="preserve"> </w:t>
+      </w:r>
+      <w:r>
         <w:t xml:space="preserve">“same”</w:t>
       </w:r>
       <w:r>
         <w:t xml:space="preserve"> </w:t>
       </w:r>
       <w:r>
-        <w:t xml:space="preserve">responses on every trial, which lowered accuracy on the most difficult trials with a different probe. Effort did not meaningfully change how much evidence participants required, and it did not change their starting bias.</w:t>
-      </w:r>
-      <w:r>
-        <w:t xml:space="preserve"> </w:t>
-      </w:r>
-      <w:r>
-        <w:rPr>
-          <w:b/>
-          <w:color w:val="B00000"/>
-        </w:rPr>
-        <w:t xml:space="preserve">[PENDING r12: two sentences on what the pupil showed.]</w:t>
-      </w:r>
-      <w:r>
-        <w:t xml:space="preserve"> </w:t>
-      </w:r>
-      <w:r>
-        <w:t xml:space="preserve">Physical effort therefore changed how older adults mapped evidence onto responses, not how well they took in that evidence.</w:t>
+        <w:t xml:space="preserve">responses on every trial, which lowered accuracy on the most difficult trials with a different probe. Effort did not meaningfully change how much evidence participants required, and it did not change their starting bias. High effort increased pupil size during the grip in the auditory task only. Pupil responses during the decision were larger on trials with wider boundaries, but no pupil measure taken before the decision predicted boundary separation. Physical effort therefore mainly changed how older adults mapped evidence onto responses, rather than how well they took in that evidence.</w:t>
       </w:r>
     </w:p>
     <w:bookmarkEnd w:id="9"/>
@@ -214,7 +210,16 @@
         <w:t xml:space="preserve"> </w:t>
       </w:r>
       <w:r>
-        <w:t xml:space="preserve">(Ratcliff et al., 2001; Theisen et al., 2021)</w:t>
+        <w:t xml:space="preserve">(Ratcliff et al., 2001;</w:t>
+      </w:r>
+      <w:r>
+        <w:t xml:space="preserve"> </w:t>
+      </w:r>
+      <w:r>
+        <w:t xml:space="preserve">Theisen et al.</w:t>
+      </w:r>
+      <w:r>
+        <w:t xml:space="preserve">, 2021)</w:t>
       </w:r>
       <w:r>
         <w:t xml:space="preserve">. Older adults also set boundaries more conservatively than would maximize their reward rate</w:t>
@@ -1374,7 +1379,7 @@
         <w:t xml:space="preserve">(Vehtari et al., 2021)</w:t>
       </w:r>
       <w:r>
-        <w:t xml:space="preserve">. Table S4 gives the diagnostics for every model.</w:t>
+        <w:t xml:space="preserve">. Table S5 gives the diagnostics for every model.</w:t>
       </w:r>
     </w:p>
     <w:bookmarkEnd w:id="24"/>
@@ -1417,7 +1422,7 @@
         <w:t xml:space="preserve"> </w:t>
       </w:r>
       <w:r>
-        <w:t xml:space="preserve">tests on participant means within each task. Only participants with valid trials at both effort levels were included.</w:t>
+        <w:t xml:space="preserve">tests on participant means within each task. The TEPR was compared between effort levels relative to both the pre-probe and the pre-squeeze baseline. Only participants with valid trials at both effort levels were included.</w:t>
       </w:r>
     </w:p>
     <w:bookmarkEnd w:id="26"/>
@@ -1549,7 +1554,7 @@
     </w:p>
     <w:bookmarkEnd w:id="27"/>
     <w:bookmarkEnd w:id="28"/>
-    <w:bookmarkStart w:id="43" w:name="results"/>
+    <w:bookmarkStart w:id="47" w:name="results"/>
     <w:p>
       <w:pPr>
         <w:pStyle w:val="Heading1"/>
@@ -1586,7 +1591,7 @@
         </w:r>
       </w:hyperlink>
       <w:r>
-        <w:t xml:space="preserve">). Allowing the effort effects on drift and boundary separation to vary with difficulty did not improve prediction either (M2 vs. M1: ΔELPD = 0.7 ± 3.0).</w:t>
+        <w:t xml:space="preserve">).</w:t>
       </w:r>
     </w:p>
     <w:p>
@@ -1796,7 +1801,21 @@
         </w:r>
       </w:hyperlink>
       <w:r>
-        <w:t xml:space="preserve">). The effort × stimulus term, which indexes evidence quality, was close to zero (β = −0.013, 95% CrI [−0.052, 0.028], P(β &lt; 0) = .730). Drift decreased on trials with a different comparison stimulus (β = −0.065, 95% CrI [−0.111, −0.021], P(β &lt; 0) = .998); on Standard trials the change was smaller, and its interval included zero (β = −0.041, 95% CrI [−0.119, 0.038], P(β &lt; 0) = .845). High effort widened the boundary by +2.0% [0.6, 3.4], with the whole posterior inside the ROPE (100% in ROPE). The starting point did not change (β = −0.005, 95% CrI [−0.048, 0.037], P(β &lt; 0) = .590, 98% in ROPE).</w:t>
+        <w:t xml:space="preserve">). The effort × stimulus term, which indexes evidence quality, was close to zero (β = −0.013, 95% CrI [−0.052, 0.028], P(β &lt; 0) = .730). Drift decreased on trials with a different comparison stimulus (β = −0.065, 95% CrI [−0.111, −0.021], P(β &lt; 0) = .998); on Standard trials the change was smaller, and its interval included zero (β = −0.041, 95% CrI [−0.119, 0.038], P(β &lt; 0) = .845). High effort widened the boundary by +2.0% [0.6, 3.4], with the whole posterior inside the ROPE (100% in ROPE). The starting point did not change (β = −0.005, 95% CrI [−0.048, 0.037], P(β &lt; 0) = .590, 98% in ROPE). Allowing the effort effects on drift and boundary separation to vary with difficulty did not improve prediction (M2 vs. M1: ΔELPD = 0.7 ± 3.0). In M2, the effort effect on drift was more negative on Hard than on Easy trials (Hard − Easy: β = −0.078, 95% CrI [−0.154, −0.001], P(β &lt; 0) = .977), whereas the corresponding contrast on boundary separation included zero (β = 0.014, 95% CrI [−0.018, 0.046], P(β &gt; 0) = .808;</w:t>
+      </w:r>
+      <w:r>
+        <w:t xml:space="preserve"> </w:t>
+      </w:r>
+      <w:hyperlink w:anchor="supptbl-m2-interactions">
+        <w:r>
+          <w:rPr>
+            <w:rStyle w:val="Hyperlink"/>
+          </w:rPr>
+          <w:t xml:space="preserve">Table S4</w:t>
+        </w:r>
+      </w:hyperlink>
+      <w:r>
+        <w:t xml:space="preserve">).</w:t>
       </w:r>
     </w:p>
     <w:p>
@@ -1814,7 +1833,7 @@
           <w:rPr>
             <w:rStyle w:val="Hyperlink"/>
           </w:rPr>
-          <w:t xml:space="preserve">Table S11</w:t>
+          <w:t xml:space="preserve">Table S12</w:t>
         </w:r>
       </w:hyperlink>
       <w:r>
@@ -1935,12 +1954,12 @@
               <w:tblLook w:firstRow="1" w:lastRow="0" w:firstColumn="0" w:lastColumn="0" w:noHBand="0" w:noVBand="0" w:val="0020"/>
             </w:tblPr>
             <w:tblGrid>
-              <w:gridCol w:w="2214"/>
-              <w:gridCol w:w="766"/>
-              <w:gridCol w:w="1447"/>
-              <w:gridCol w:w="1362"/>
-              <w:gridCol w:w="681"/>
-              <w:gridCol w:w="1447"/>
+              <w:gridCol w:w="2449"/>
+              <w:gridCol w:w="734"/>
+              <w:gridCol w:w="1388"/>
+              <w:gridCol w:w="1306"/>
+              <w:gridCol w:w="653"/>
+              <w:gridCol w:w="1388"/>
             </w:tblGrid>
             <w:tr>
               <w:trPr>
@@ -2340,7 +2359,7 @@
                     <w:jc w:val="center"/>
                   </w:pPr>
                   <w:r>
-                    <w:t xml:space="preserve">Drift on different trials</w:t>
+                    <w:t xml:space="preserve">Drift on Hard and Easy trials</w:t>
                   </w:r>
                 </w:p>
               </w:tc>
@@ -2415,7 +2434,7 @@
                     <w:jc w:val="center"/>
                   </w:pPr>
                   <w:r>
-                    <w:t xml:space="preserve">Drift on same trials</w:t>
+                    <w:t xml:space="preserve">Drift on Standard trials</w:t>
                   </w:r>
                 </w:p>
               </w:tc>
@@ -2528,7 +2547,7 @@
           <w:rPr>
             <w:rStyle w:val="Hyperlink"/>
           </w:rPr>
-          <w:t xml:space="preserve">Table S8</w:t>
+          <w:t xml:space="preserve">Table S9</w:t>
         </w:r>
       </w:hyperlink>
       <w:r>
@@ -2536,7 +2555,7 @@
       </w:r>
     </w:p>
     <w:bookmarkEnd w:id="39"/>
-    <w:bookmarkStart w:id="41" w:name="pupil-linked-decision-dynamics"/>
+    <w:bookmarkStart w:id="45" w:name="pupil-linked-decision-dynamics"/>
     <w:p>
       <w:pPr>
         <w:pStyle w:val="Heading2"/>
@@ -2560,11 +2579,161 @@
         <w:t xml:space="preserve"> </w:t>
       </w:r>
       <w:r>
+        <w:t xml:space="preserve">High effort increased pupil size during the grip in the ADT (</w:t>
+      </w:r>
+      <w:r>
         <w:rPr>
-          <w:b/>
-          <w:color w:val="B00000"/>
+          <w:i/>
+          <w:iCs/>
         </w:rPr>
-        <w:t xml:space="preserve">[PENDING r12: grip and TEPR effort effects; effort effects in the pupil sample.]</w:t>
+        <w:t xml:space="preserve">M</w:t>
+      </w:r>
+      <w:r>
+        <w:rPr>
+          <w:vertAlign w:val="subscript"/>
+        </w:rPr>
+        <w:t xml:space="preserve">diff</w:t>
+      </w:r>
+      <w:r>
+        <w:t xml:space="preserve"> </w:t>
+      </w:r>
+      <w:r>
+        <w:t xml:space="preserve">= 0.36, t(34) = 2.31, p = .027) and did not differ reliably in the VDT (</w:t>
+      </w:r>
+      <w:r>
+        <w:rPr>
+          <w:i/>
+          <w:iCs/>
+        </w:rPr>
+        <w:t xml:space="preserve">M</w:t>
+      </w:r>
+      <w:r>
+        <w:rPr>
+          <w:vertAlign w:val="subscript"/>
+        </w:rPr>
+        <w:t xml:space="preserve">diff</w:t>
+      </w:r>
+      <w:r>
+        <w:t xml:space="preserve"> </w:t>
+      </w:r>
+      <w:r>
+        <w:t xml:space="preserve">= 0.20, t(40) = 1.62, p = .114). Relative to the pre-probe baseline, the TEPR was smaller under high effort in both tasks (ADT:</w:t>
+      </w:r>
+      <w:r>
+        <w:t xml:space="preserve"> </w:t>
+      </w:r>
+      <w:r>
+        <w:rPr>
+          <w:i/>
+          <w:iCs/>
+        </w:rPr>
+        <w:t xml:space="preserve">M</w:t>
+      </w:r>
+      <w:r>
+        <w:rPr>
+          <w:vertAlign w:val="subscript"/>
+        </w:rPr>
+        <w:t xml:space="preserve">diff</w:t>
+      </w:r>
+      <w:r>
+        <w:t xml:space="preserve"> </w:t>
+      </w:r>
+      <w:r>
+        <w:t xml:space="preserve">= −0.43, t(35) = −4.37, p &lt; .001; VDT:</w:t>
+      </w:r>
+      <w:r>
+        <w:t xml:space="preserve"> </w:t>
+      </w:r>
+      <w:r>
+        <w:rPr>
+          <w:i/>
+          <w:iCs/>
+        </w:rPr>
+        <w:t xml:space="preserve">M</w:t>
+      </w:r>
+      <w:r>
+        <w:rPr>
+          <w:vertAlign w:val="subscript"/>
+        </w:rPr>
+        <w:t xml:space="preserve">diff</w:t>
+      </w:r>
+      <w:r>
+        <w:t xml:space="preserve"> </w:t>
+      </w:r>
+      <w:r>
+        <w:t xml:space="preserve">= −0.17, t(40) = −2.23, p = .031). Relative to the pre-squeeze baseline, it did not differ between effort levels (ADT:</w:t>
+      </w:r>
+      <w:r>
+        <w:t xml:space="preserve"> </w:t>
+      </w:r>
+      <w:r>
+        <w:rPr>
+          <w:i/>
+          <w:iCs/>
+        </w:rPr>
+        <w:t xml:space="preserve">M</w:t>
+      </w:r>
+      <w:r>
+        <w:rPr>
+          <w:vertAlign w:val="subscript"/>
+        </w:rPr>
+        <w:t xml:space="preserve">diff</w:t>
+      </w:r>
+      <w:r>
+        <w:t xml:space="preserve"> </w:t>
+      </w:r>
+      <w:r>
+        <w:t xml:space="preserve">= 0.15, t(35) = 0.91, p = .369; VDT:</w:t>
+      </w:r>
+      <w:r>
+        <w:t xml:space="preserve"> </w:t>
+      </w:r>
+      <w:r>
+        <w:rPr>
+          <w:i/>
+          <w:iCs/>
+        </w:rPr>
+        <w:t xml:space="preserve">M</w:t>
+      </w:r>
+      <w:r>
+        <w:rPr>
+          <w:vertAlign w:val="subscript"/>
+        </w:rPr>
+        <w:t xml:space="preserve">diff</w:t>
+      </w:r>
+      <w:r>
+        <w:t xml:space="preserve"> </w:t>
+      </w:r>
+      <w:r>
+        <w:t xml:space="preserve">= 0.09, t(40) = 0.92, p = .361;</w:t>
+      </w:r>
+      <w:r>
+        <w:t xml:space="preserve"> </w:t>
+      </w:r>
+      <w:hyperlink w:anchor="supptbl-pupil-descriptives">
+        <w:r>
+          <w:rPr>
+            <w:rStyle w:val="Hyperlink"/>
+          </w:rPr>
+          <w:t xml:space="preserve">Table S14</w:t>
+        </w:r>
+      </w:hyperlink>
+      <w:r>
+        <w:t xml:space="preserve">;</w:t>
+      </w:r>
+      <w:r>
+        <w:t xml:space="preserve"> </w:t>
+      </w:r>
+      <w:hyperlink w:anchor="suppfig-tepr">
+        <w:r>
+          <w:rPr>
+            <w:rStyle w:val="Hyperlink"/>
+          </w:rPr>
+          <w:t xml:space="preserve">Figure S4</w:t>
+        </w:r>
+      </w:hyperlink>
+      <w:r>
+        <w:t xml:space="preserve">). In the pupil sample, high effort widened the boundary (β = 0.029, 95% CrI [0.006, 0.052], P(β &gt; 0) = .992; +2.9% [0.6, 5.4]), and the drift criterion shift had the same sign as in the full sample, with an interval that included zero (β = −0.074, 95% CrI [−0.159, 0.011], P(β &lt; 0) = .957).</w:t>
       </w:r>
     </w:p>
     <w:p>
@@ -2582,11 +2751,49 @@
         <w:t xml:space="preserve"> </w:t>
       </w:r>
       <w:r>
-        <w:rPr>
-          <w:b/>
-          <w:color w:val="B00000"/>
-        </w:rPr>
-        <w:t xml:space="preserve">[PENDING r12: P1–P3.]</w:t>
+        <w:t xml:space="preserve">Each within-person SD increase in TEPR was associated with a +4.3% [3.2, 5.4] wider boundary, and adding TEPR improved out-of-sample prediction (P3: ΔELPD = 28.0 ± 6.7;</w:t>
+      </w:r>
+      <w:r>
+        <w:t xml:space="preserve"> </w:t>
+      </w:r>
+      <w:hyperlink w:anchor="fig-pupil-boundary">
+        <w:r>
+          <w:rPr>
+            <w:rStyle w:val="Hyperlink"/>
+          </w:rPr>
+          <w:t xml:space="preserve">Figure 4</w:t>
+        </w:r>
+      </w:hyperlink>
+      <w:r>
+        <w:t xml:space="preserve">;</w:t>
+      </w:r>
+      <w:r>
+        <w:t xml:space="preserve"> </w:t>
+      </w:r>
+      <w:hyperlink w:anchor="tbl-pupil-ordering">
+        <w:r>
+          <w:rPr>
+            <w:rStyle w:val="Hyperlink"/>
+          </w:rPr>
+          <w:t xml:space="preserve">Table 3</w:t>
+        </w:r>
+      </w:hyperlink>
+      <w:r>
+        <w:t xml:space="preserve">). TEPR did not predict the starting point (P1: β = −0.009, 95% CrI [−0.036, 0.020], P(β &lt; 0) = .720, ΔELPD = −0.6 ± 0.5) or drift (P2, TEPR: β = 0.015, 95% CrI [−0.017, 0.048], P(β &gt; 0) = .819; TEPR × stimulus: β = −0.015, 95% CrI [−0.047, 0.018], P(β &lt; 0) = .819; ΔELPD = −1.8 ± 1.6;</w:t>
+      </w:r>
+      <w:r>
+        <w:t xml:space="preserve"> </w:t>
+      </w:r>
+      <w:hyperlink w:anchor="supptbl-pupil-models">
+        <w:r>
+          <w:rPr>
+            <w:rStyle w:val="Hyperlink"/>
+          </w:rPr>
+          <w:t xml:space="preserve">Table S13</w:t>
+        </w:r>
+      </w:hyperlink>
+      <w:r>
+        <w:t xml:space="preserve">).</w:t>
       </w:r>
     </w:p>
     <w:p>
@@ -2604,23 +2811,7 @@
         <w:t xml:space="preserve"> </w:t>
       </w:r>
       <w:r>
-        <w:rPr>
-          <w:b/>
-          <w:color w:val="B00000"/>
-        </w:rPr>
-        <w:t xml:space="preserve">[PENDING r12: TEPR–RT correlation; P3 without the slowest trials; P5–P8.]</w:t>
-      </w:r>
-    </w:p>
-    <w:p>
-      <w:pPr>
-        <w:pStyle w:val="BodyText"/>
-      </w:pPr>
-      <w:r>
-        <w:rPr>
-          <w:b/>
-          <w:color w:val="B00000"/>
-        </w:rPr>
-        <w:t xml:space="preserve">[PENDING r12: Figure 4]</w:t>
+        <w:t xml:space="preserve">TEPR correlated with RT within participants (r = .16 [.10, .22]). After the slowest 20% of trials in each participant and task were removed, each SD increase in TEPR was associated with a +2.5% [1.1, 4.0] wider boundary, and the predictive gain was less than twice its standard error (P3 without slowest trials: ΔELPD = 5.2 ± 3.1). Pupil size in the 0.5 s before the response was associated with wider boundaries and improved prediction (P7: +3.4% [2.1, 4.7], ΔELPD = 13.0 ± 4.4). The measures taken before the decision did not predict boundary separation: previous-trial TEPR (P6: +0.1% [−1.0, 1.3], ΔELPD = −1.5 ± 0.3), pre-squeeze baseline pupil (P5: +1.0% [−0.2, 2.2], ΔELPD = 0.7 ± 1.4) and grip-period pupil (P8: −0.6% [−1.7, 0.7], ΔELPD = −0.4 ± 0.8). The pre-squeeze baseline did not predict the starting point either (P4: β = 0.008, 95% CrI [−0.020, 0.036], P(β &gt; 0) = .714, ΔELPD = −0.2 ± 0.5).</w:t>
       </w:r>
     </w:p>
     <w:tbl>
@@ -2636,7 +2827,55 @@
       <w:tr>
         <w:tc>
           <w:tcPr/>
-          <w:bookmarkStart w:id="40" w:name="tbl-pupil-ordering"/>
+          <w:bookmarkStart w:id="43" w:name="fig-pupil-boundary"/>
+          <w:p>
+            <w:pPr>
+              <w:pStyle w:val="Compact"/>
+              <w:jc w:val="center"/>
+            </w:pPr>
+            <w:r>
+              <w:drawing>
+                <wp:inline>
+                  <wp:extent cx="5334000" cy="2872153"/>
+                  <wp:effectExtent b="0" l="0" r="0" t="0"/>
+                  <wp:docPr descr="" title="" id="41" name="Picture"/>
+                  <a:graphic>
+                    <a:graphicData uri="http://schemas.openxmlformats.org/drawingml/2006/picture">
+                      <pic:pic>
+                        <pic:nvPicPr>
+                          <pic:cNvPr descr="../output/ddm_refits/runs/final_20261016/figures/final/F5_pupil_boundary.png" id="42" name="Picture"/>
+                          <pic:cNvPicPr>
+                            <a:picLocks noChangeArrowheads="1" noChangeAspect="1"/>
+                          </pic:cNvPicPr>
+                        </pic:nvPicPr>
+                        <pic:blipFill>
+                          <a:blip r:embed="rId40"/>
+                          <a:stretch>
+                            <a:fillRect/>
+                          </a:stretch>
+                        </pic:blipFill>
+                        <pic:spPr bwMode="auto">
+                          <a:xfrm>
+                            <a:off x="0" y="0"/>
+                            <a:ext cx="5334000" cy="2872153"/>
+                          </a:xfrm>
+                          <a:prstGeom prst="rect">
+                            <a:avLst/>
+                          </a:prstGeom>
+                          <a:noFill/>
+                          <a:ln w="9525">
+                            <a:noFill/>
+                            <a:headEnd/>
+                            <a:tailEnd/>
+                          </a:ln>
+                        </pic:spPr>
+                      </pic:pic>
+                    </a:graphicData>
+                  </a:graphic>
+                </wp:inline>
+              </w:drawing>
+            </w:r>
+          </w:p>
           <w:p>
             <w:pPr>
               <w:jc w:val="center"/>
@@ -2647,28 +2886,745 @@
               <w:pStyle w:val="ImageCaption"/>
             </w:pPr>
             <w:r>
-              <w:t xml:space="preserve">Table 3</w:t>
+              <w:t xml:space="preserve">Figure 4: Pupil measures and boundary separation. Each row is a separate model. Points are posterior median percentage changes in boundary separation per within-person SD of the pupil predictor, and bars are 95% credible intervals. ΔELPD ± SE compares each model with a baseline model fit to the same trials. Upper rows: measures from the current trial; lower rows: measures preceding the current decision.</w:t>
             </w:r>
           </w:p>
+          <w:bookmarkEnd w:id="43"/>
+        </w:tc>
+      </w:tr>
+    </w:tbl>
+    <w:tbl>
+      <w:tblPr>
+        <w:tblStyle w:val="Table"/>
+        <w:tblW w:type="pct" w:w="5000"/>
+        <w:tblLayout w:type="fixed"/>
+        <w:tblLook w:firstRow="0" w:lastRow="0" w:firstColumn="0" w:lastColumn="0" w:noHBand="0" w:noVBand="0" w:val="0000"/>
+      </w:tblPr>
+      <w:tblGrid>
+        <w:gridCol w:w="7920"/>
+      </w:tblGrid>
+      <w:tr>
+        <w:tc>
+          <w:tcPr/>
+          <w:bookmarkStart w:id="44" w:name="tbl-pupil-ordering"/>
           <w:p>
             <w:pPr>
-              <w:pStyle w:val="Compact"/>
+              <w:jc w:val="center"/>
+            </w:pPr>
+            <w:pPr>
+              <w:jc w:val="left"/>
+              <w:spacing w:before="200"/>
+              <w:pStyle w:val="ImageCaption"/>
+            </w:pPr>
+            <w:r>
+              <w:t xml:space="preserve">Table 3: Pupil predictors of boundary separation</w:t>
+            </w:r>
+          </w:p>
+          <w:tbl>
+            <w:tblPr>
+              <w:tblStyle w:val="Table"/>
+              <w:tblW w:type="pct" w:w="5000"/>
+              <w:tblLayout w:type="fixed"/>
+              <w:tblLook w:firstRow="1" w:lastRow="0" w:firstColumn="0" w:lastColumn="0" w:noHBand="0" w:noVBand="0" w:val="0020"/>
+            </w:tblPr>
+            <w:tblGrid>
+              <w:gridCol w:w="1470"/>
+              <w:gridCol w:w="2262"/>
+              <w:gridCol w:w="1301"/>
+              <w:gridCol w:w="1018"/>
+              <w:gridCol w:w="735"/>
+              <w:gridCol w:w="396"/>
+              <w:gridCol w:w="735"/>
+            </w:tblGrid>
+            <w:tr>
+              <w:trPr>
+                <w:tblHeader w:val="on"/>
+              </w:trPr>
+              <w:tc>
+                <w:tcPr/>
+                <w:p>
+                  <w:pPr>
+                    <w:pStyle w:val="Compact"/>
+                    <w:jc w:val="left"/>
+                    <w:jc w:val="center"/>
+                  </w:pPr>
+                  <w:r>
+                    <w:t xml:space="preserve">Model</w:t>
+                  </w:r>
+                </w:p>
+              </w:tc>
+              <w:tc>
+                <w:tcPr/>
+                <w:p>
+                  <w:pPr>
+                    <w:pStyle w:val="Compact"/>
+                    <w:jc w:val="right"/>
+                    <w:jc w:val="center"/>
+                  </w:pPr>
+                  <w:r>
+                    <w:t xml:space="preserve">Predictor</w:t>
+                  </w:r>
+                </w:p>
+              </w:tc>
+              <w:tc>
+                <w:tcPr/>
+                <w:p>
+                  <w:pPr>
+                    <w:pStyle w:val="Compact"/>
+                    <w:jc w:val="right"/>
+                    <w:jc w:val="center"/>
+                  </w:pPr>
+                  <w:r>
+                    <w:t xml:space="preserve">Estimate [95% CrI]</w:t>
+                  </w:r>
+                </w:p>
+              </w:tc>
+              <w:tc>
+                <w:tcPr/>
+                <w:p>
+                  <w:pPr>
+                    <w:pStyle w:val="Compact"/>
+                    <w:jc w:val="right"/>
+                    <w:jc w:val="center"/>
+                  </w:pPr>
+                  <w:r>
+                    <w:t xml:space="preserve">Change in a</w:t>
+                  </w:r>
+                </w:p>
+              </w:tc>
+              <w:tc>
+                <w:tcPr/>
+                <w:p>
+                  <w:pPr>
+                    <w:pStyle w:val="Compact"/>
+                    <w:jc w:val="right"/>
+                    <w:jc w:val="center"/>
+                  </w:pPr>
+                  <w:r>
+                    <w:t xml:space="preserve">ΔELPD ±</w:t>
+                  </w:r>
+                  <w:r>
+                    <w:t xml:space="preserve"> </w:t>
+                  </w:r>
+                  <w:r>
+                    <w:rPr>
+                      <w:i/>
+                      <w:iCs/>
+                    </w:rPr>
+                    <w:t xml:space="preserve">SE</w:t>
+                  </w:r>
+                </w:p>
+              </w:tc>
+              <w:tc>
+                <w:tcPr/>
+                <w:p>
+                  <w:pPr>
+                    <w:pStyle w:val="Compact"/>
+                    <w:jc w:val="right"/>
+                    <w:jc w:val="center"/>
+                  </w:pPr>
+                  <w:r>
+                    <w:t xml:space="preserve">Trials</w:t>
+                  </w:r>
+                </w:p>
+              </w:tc>
+              <w:tc>
+                <w:tcPr/>
+                <w:p>
+                  <w:pPr>
+                    <w:pStyle w:val="Compact"/>
+                    <w:jc w:val="right"/>
+                    <w:jc w:val="center"/>
+                  </w:pPr>
+                  <w:r>
+                    <w:t xml:space="preserve">Participants</w:t>
+                  </w:r>
+                </w:p>
+              </w:tc>
+            </w:tr>
+            <w:tr>
+              <w:tc>
+                <w:tcPr/>
+                <w:p>
+                  <w:pPr>
+                    <w:pStyle w:val="Compact"/>
+                    <w:jc w:val="left"/>
+                    <w:jc w:val="center"/>
+                  </w:pPr>
+                  <w:r>
+                    <w:t xml:space="preserve">P3</w:t>
+                  </w:r>
+                </w:p>
+              </w:tc>
+              <w:tc>
+                <w:tcPr/>
+                <w:p>
+                  <w:pPr>
+                    <w:pStyle w:val="Compact"/>
+                    <w:jc w:val="right"/>
+                    <w:jc w:val="center"/>
+                  </w:pPr>
+                  <w:r>
+                    <w:t xml:space="preserve">Post-probe TEPR (0.3–3.3 s after probe)</w:t>
+                  </w:r>
+                </w:p>
+              </w:tc>
+              <w:tc>
+                <w:tcPr/>
+                <w:p>
+                  <w:pPr>
+                    <w:pStyle w:val="Compact"/>
+                    <w:jc w:val="right"/>
+                    <w:jc w:val="center"/>
+                  </w:pPr>
+                  <w:r>
+                    <w:t xml:space="preserve">0.042 [0.031, 0.053]</w:t>
+                  </w:r>
+                </w:p>
+              </w:tc>
+              <w:tc>
+                <w:tcPr/>
+                <w:p>
+                  <w:pPr>
+                    <w:pStyle w:val="Compact"/>
+                    <w:jc w:val="right"/>
+                    <w:jc w:val="center"/>
+                  </w:pPr>
+                  <w:r>
+                    <w:t xml:space="preserve">+4.3% [3.2, 5.4]</w:t>
+                  </w:r>
+                </w:p>
+              </w:tc>
+              <w:tc>
+                <w:tcPr/>
+                <w:p>
+                  <w:pPr>
+                    <w:pStyle w:val="Compact"/>
+                    <w:jc w:val="right"/>
+                    <w:jc w:val="center"/>
+                  </w:pPr>
+                  <w:r>
+                    <w:t xml:space="preserve">28.0 ± 6.7</w:t>
+                  </w:r>
+                </w:p>
+              </w:tc>
+              <w:tc>
+                <w:tcPr/>
+                <w:p>
+                  <w:pPr>
+                    <w:pStyle w:val="Compact"/>
+                    <w:jc w:val="right"/>
+                    <w:jc w:val="center"/>
+                  </w:pPr>
+                  <w:r>
+                    <w:t xml:space="preserve">6,299</w:t>
+                  </w:r>
+                </w:p>
+              </w:tc>
+              <w:tc>
+                <w:tcPr/>
+                <w:p>
+                  <w:pPr>
+                    <w:pStyle w:val="Compact"/>
+                    <w:jc w:val="right"/>
+                    <w:jc w:val="center"/>
+                  </w:pPr>
+                  <w:r>
+                    <w:t xml:space="preserve">51</w:t>
+                  </w:r>
+                </w:p>
+              </w:tc>
+            </w:tr>
+            <w:tr>
+              <w:tc>
+                <w:tcPr/>
+                <w:p>
+                  <w:pPr>
+                    <w:pStyle w:val="Compact"/>
+                    <w:jc w:val="left"/>
+                    <w:jc w:val="center"/>
+                  </w:pPr>
+                  <w:r>
+                    <w:t xml:space="preserve">P3 without slowest trials</w:t>
+                  </w:r>
+                </w:p>
+              </w:tc>
+              <w:tc>
+                <w:tcPr/>
+                <w:p>
+                  <w:pPr>
+                    <w:pStyle w:val="Compact"/>
+                    <w:jc w:val="right"/>
+                    <w:jc w:val="center"/>
+                  </w:pPr>
+                  <w:r>
+                    <w:t xml:space="preserve">Post-probe TEPR, slowest 20% removed</w:t>
+                  </w:r>
+                </w:p>
+              </w:tc>
+              <w:tc>
+                <w:tcPr/>
+                <w:p>
+                  <w:pPr>
+                    <w:pStyle w:val="Compact"/>
+                    <w:jc w:val="right"/>
+                    <w:jc w:val="center"/>
+                  </w:pPr>
+                  <w:r>
+                    <w:t xml:space="preserve">0.025 [0.011, 0.039]</w:t>
+                  </w:r>
+                </w:p>
+              </w:tc>
+              <w:tc>
+                <w:tcPr/>
+                <w:p>
+                  <w:pPr>
+                    <w:pStyle w:val="Compact"/>
+                    <w:jc w:val="right"/>
+                    <w:jc w:val="center"/>
+                  </w:pPr>
+                  <w:r>
+                    <w:t xml:space="preserve">+2.5% [1.1, 4.0]</w:t>
+                  </w:r>
+                </w:p>
+              </w:tc>
+              <w:tc>
+                <w:tcPr/>
+                <w:p>
+                  <w:pPr>
+                    <w:pStyle w:val="Compact"/>
+                    <w:jc w:val="right"/>
+                    <w:jc w:val="center"/>
+                  </w:pPr>
+                  <w:r>
+                    <w:t xml:space="preserve">5.2 ± 3.1</w:t>
+                  </w:r>
+                </w:p>
+              </w:tc>
+              <w:tc>
+                <w:tcPr/>
+                <w:p>
+                  <w:pPr>
+                    <w:pStyle w:val="Compact"/>
+                    <w:jc w:val="right"/>
+                    <w:jc w:val="center"/>
+                  </w:pPr>
+                  <w:r>
+                    <w:t xml:space="preserve">5,074</w:t>
+                  </w:r>
+                </w:p>
+              </w:tc>
+              <w:tc>
+                <w:tcPr/>
+                <w:p>
+                  <w:pPr>
+                    <w:pStyle w:val="Compact"/>
+                    <w:jc w:val="right"/>
+                    <w:jc w:val="center"/>
+                  </w:pPr>
+                  <w:r>
+                    <w:t xml:space="preserve">51</w:t>
+                  </w:r>
+                </w:p>
+              </w:tc>
+            </w:tr>
+            <w:tr>
+              <w:tc>
+                <w:tcPr/>
+                <w:p>
+                  <w:pPr>
+                    <w:pStyle w:val="Compact"/>
+                    <w:jc w:val="left"/>
+                    <w:jc w:val="center"/>
+                  </w:pPr>
+                  <w:r>
+                    <w:t xml:space="preserve">P7</w:t>
+                  </w:r>
+                </w:p>
+              </w:tc>
+              <w:tc>
+                <w:tcPr/>
+                <w:p>
+                  <w:pPr>
+                    <w:pStyle w:val="Compact"/>
+                    <w:jc w:val="right"/>
+                    <w:jc w:val="center"/>
+                  </w:pPr>
+                  <w:r>
+                    <w:t xml:space="preserve">Pre-response window (0.5 s)</w:t>
+                  </w:r>
+                </w:p>
+              </w:tc>
+              <w:tc>
+                <w:tcPr/>
+                <w:p>
+                  <w:pPr>
+                    <w:pStyle w:val="Compact"/>
+                    <w:jc w:val="right"/>
+                    <w:jc w:val="center"/>
+                  </w:pPr>
+                  <w:r>
+                    <w:t xml:space="preserve">0.033 [0.021, 0.046]</w:t>
+                  </w:r>
+                </w:p>
+              </w:tc>
+              <w:tc>
+                <w:tcPr/>
+                <w:p>
+                  <w:pPr>
+                    <w:pStyle w:val="Compact"/>
+                    <w:jc w:val="right"/>
+                    <w:jc w:val="center"/>
+                  </w:pPr>
+                  <w:r>
+                    <w:t xml:space="preserve">+3.4% [2.1, 4.7]</w:t>
+                  </w:r>
+                </w:p>
+              </w:tc>
+              <w:tc>
+                <w:tcPr/>
+                <w:p>
+                  <w:pPr>
+                    <w:pStyle w:val="Compact"/>
+                    <w:jc w:val="right"/>
+                    <w:jc w:val="center"/>
+                  </w:pPr>
+                  <w:r>
+                    <w:t xml:space="preserve">13.0 ± 4.4</w:t>
+                  </w:r>
+                </w:p>
+              </w:tc>
+              <w:tc>
+                <w:tcPr/>
+                <w:p>
+                  <w:pPr>
+                    <w:pStyle w:val="Compact"/>
+                    <w:jc w:val="right"/>
+                    <w:jc w:val="center"/>
+                  </w:pPr>
+                  <w:r>
+                    <w:t xml:space="preserve">5,049</w:t>
+                  </w:r>
+                </w:p>
+              </w:tc>
+              <w:tc>
+                <w:tcPr/>
+                <w:p>
+                  <w:pPr>
+                    <w:pStyle w:val="Compact"/>
+                    <w:jc w:val="right"/>
+                    <w:jc w:val="center"/>
+                  </w:pPr>
+                  <w:r>
+                    <w:t xml:space="preserve">51</w:t>
+                  </w:r>
+                </w:p>
+              </w:tc>
+            </w:tr>
+            <w:tr>
+              <w:tc>
+                <w:tcPr/>
+                <w:p>
+                  <w:pPr>
+                    <w:pStyle w:val="Compact"/>
+                    <w:jc w:val="left"/>
+                    <w:jc w:val="center"/>
+                  </w:pPr>
+                  <w:r>
+                    <w:t xml:space="preserve">P6</w:t>
+                  </w:r>
+                </w:p>
+              </w:tc>
+              <w:tc>
+                <w:tcPr/>
+                <w:p>
+                  <w:pPr>
+                    <w:pStyle w:val="Compact"/>
+                    <w:jc w:val="right"/>
+                    <w:jc w:val="center"/>
+                  </w:pPr>
+                  <w:r>
+                    <w:t xml:space="preserve">Previous-trial TEPR</w:t>
+                  </w:r>
+                </w:p>
+              </w:tc>
+              <w:tc>
+                <w:tcPr/>
+                <w:p>
+                  <w:pPr>
+                    <w:pStyle w:val="Compact"/>
+                    <w:jc w:val="right"/>
+                    <w:jc w:val="center"/>
+                  </w:pPr>
+                  <w:r>
+                    <w:t xml:space="preserve">0.001 [−0.010, 0.012]</w:t>
+                  </w:r>
+                </w:p>
+              </w:tc>
+              <w:tc>
+                <w:tcPr/>
+                <w:p>
+                  <w:pPr>
+                    <w:pStyle w:val="Compact"/>
+                    <w:jc w:val="right"/>
+                    <w:jc w:val="center"/>
+                  </w:pPr>
+                  <w:r>
+                    <w:t xml:space="preserve">+0.1% [−1.0, 1.3]</w:t>
+                  </w:r>
+                </w:p>
+              </w:tc>
+              <w:tc>
+                <w:tcPr/>
+                <w:p>
+                  <w:pPr>
+                    <w:pStyle w:val="Compact"/>
+                    <w:jc w:val="right"/>
+                    <w:jc w:val="center"/>
+                  </w:pPr>
+                  <w:r>
+                    <w:t xml:space="preserve">−1.5 ± 0.3</w:t>
+                  </w:r>
+                </w:p>
+              </w:tc>
+              <w:tc>
+                <w:tcPr/>
+                <w:p>
+                  <w:pPr>
+                    <w:pStyle w:val="Compact"/>
+                    <w:jc w:val="right"/>
+                    <w:jc w:val="center"/>
+                  </w:pPr>
+                  <w:r>
+                    <w:t xml:space="preserve">5,981</w:t>
+                  </w:r>
+                </w:p>
+              </w:tc>
+              <w:tc>
+                <w:tcPr/>
+                <w:p>
+                  <w:pPr>
+                    <w:pStyle w:val="Compact"/>
+                    <w:jc w:val="right"/>
+                    <w:jc w:val="center"/>
+                  </w:pPr>
+                  <w:r>
+                    <w:t xml:space="preserve">51</w:t>
+                  </w:r>
+                </w:p>
+              </w:tc>
+            </w:tr>
+            <w:tr>
+              <w:tc>
+                <w:tcPr/>
+                <w:p>
+                  <w:pPr>
+                    <w:pStyle w:val="Compact"/>
+                    <w:jc w:val="left"/>
+                    <w:jc w:val="center"/>
+                  </w:pPr>
+                  <w:r>
+                    <w:t xml:space="preserve">P5</w:t>
+                  </w:r>
+                </w:p>
+              </w:tc>
+              <w:tc>
+                <w:tcPr/>
+                <w:p>
+                  <w:pPr>
+                    <w:pStyle w:val="Compact"/>
+                    <w:jc w:val="right"/>
+                    <w:jc w:val="center"/>
+                  </w:pPr>
+                  <w:r>
+                    <w:t xml:space="preserve">Pre-squeeze baseline pupil</w:t>
+                  </w:r>
+                </w:p>
+              </w:tc>
+              <w:tc>
+                <w:tcPr/>
+                <w:p>
+                  <w:pPr>
+                    <w:pStyle w:val="Compact"/>
+                    <w:jc w:val="right"/>
+                    <w:jc w:val="center"/>
+                  </w:pPr>
+                  <w:r>
+                    <w:t xml:space="preserve">0.010 [−0.002, 0.021]</w:t>
+                  </w:r>
+                </w:p>
+              </w:tc>
+              <w:tc>
+                <w:tcPr/>
+                <w:p>
+                  <w:pPr>
+                    <w:pStyle w:val="Compact"/>
+                    <w:jc w:val="right"/>
+                    <w:jc w:val="center"/>
+                  </w:pPr>
+                  <w:r>
+                    <w:t xml:space="preserve">+1.0% [−0.2, 2.2]</w:t>
+                  </w:r>
+                </w:p>
+              </w:tc>
+              <w:tc>
+                <w:tcPr/>
+                <w:p>
+                  <w:pPr>
+                    <w:pStyle w:val="Compact"/>
+                    <w:jc w:val="right"/>
+                    <w:jc w:val="center"/>
+                  </w:pPr>
+                  <w:r>
+                    <w:t xml:space="preserve">0.7 ± 1.4</w:t>
+                  </w:r>
+                </w:p>
+              </w:tc>
+              <w:tc>
+                <w:tcPr/>
+                <w:p>
+                  <w:pPr>
+                    <w:pStyle w:val="Compact"/>
+                    <w:jc w:val="right"/>
+                    <w:jc w:val="center"/>
+                  </w:pPr>
+                  <w:r>
+                    <w:t xml:space="preserve">5,856</w:t>
+                  </w:r>
+                </w:p>
+              </w:tc>
+              <w:tc>
+                <w:tcPr/>
+                <w:p>
+                  <w:pPr>
+                    <w:pStyle w:val="Compact"/>
+                    <w:jc w:val="right"/>
+                    <w:jc w:val="center"/>
+                  </w:pPr>
+                  <w:r>
+                    <w:t xml:space="preserve">51</w:t>
+                  </w:r>
+                </w:p>
+              </w:tc>
+            </w:tr>
+            <w:tr>
+              <w:tc>
+                <w:tcPr/>
+                <w:p>
+                  <w:pPr>
+                    <w:pStyle w:val="Compact"/>
+                    <w:jc w:val="left"/>
+                    <w:jc w:val="center"/>
+                  </w:pPr>
+                  <w:r>
+                    <w:t xml:space="preserve">P8</w:t>
+                  </w:r>
+                </w:p>
+              </w:tc>
+              <w:tc>
+                <w:tcPr/>
+                <w:p>
+                  <w:pPr>
+                    <w:pStyle w:val="Compact"/>
+                    <w:jc w:val="right"/>
+                    <w:jc w:val="center"/>
+                  </w:pPr>
+                  <w:r>
+                    <w:t xml:space="preserve">Grip-period pupil</w:t>
+                  </w:r>
+                </w:p>
+              </w:tc>
+              <w:tc>
+                <w:tcPr/>
+                <w:p>
+                  <w:pPr>
+                    <w:pStyle w:val="Compact"/>
+                    <w:jc w:val="right"/>
+                    <w:jc w:val="center"/>
+                  </w:pPr>
+                  <w:r>
+                    <w:t xml:space="preserve">−0.006 [−0.017, 0.007]</w:t>
+                  </w:r>
+                </w:p>
+              </w:tc>
+              <w:tc>
+                <w:tcPr/>
+                <w:p>
+                  <w:pPr>
+                    <w:pStyle w:val="Compact"/>
+                    <w:jc w:val="right"/>
+                    <w:jc w:val="center"/>
+                  </w:pPr>
+                  <w:r>
+                    <w:t xml:space="preserve">−0.6% [−1.7, 0.7]</w:t>
+                  </w:r>
+                </w:p>
+              </w:tc>
+              <w:tc>
+                <w:tcPr/>
+                <w:p>
+                  <w:pPr>
+                    <w:pStyle w:val="Compact"/>
+                    <w:jc w:val="right"/>
+                    <w:jc w:val="center"/>
+                  </w:pPr>
+                  <w:r>
+                    <w:t xml:space="preserve">−0.4 ± 0.8</w:t>
+                  </w:r>
+                </w:p>
+              </w:tc>
+              <w:tc>
+                <w:tcPr/>
+                <w:p>
+                  <w:pPr>
+                    <w:pStyle w:val="Compact"/>
+                    <w:jc w:val="right"/>
+                    <w:jc w:val="center"/>
+                  </w:pPr>
+                  <w:r>
+                    <w:t xml:space="preserve">5,655</w:t>
+                  </w:r>
+                </w:p>
+              </w:tc>
+              <w:tc>
+                <w:tcPr/>
+                <w:p>
+                  <w:pPr>
+                    <w:pStyle w:val="Compact"/>
+                    <w:jc w:val="right"/>
+                    <w:jc w:val="center"/>
+                  </w:pPr>
+                  <w:r>
+                    <w:t xml:space="preserve">50</w:t>
+                  </w:r>
+                </w:p>
+              </w:tc>
+            </w:tr>
+          </w:tbl>
+          <w:p>
+            <w:pPr>
               <w:jc w:val="center"/>
             </w:pPr>
             <w:r>
               <w:rPr>
-                <w:b/>
-                <w:color w:val="B00000"/>
+                <w:i/>
+                <w:iCs/>
               </w:rPr>
-              <w:t xml:space="preserve">[PENDING r12: Table 3]</w:t>
+              <w:t xml:space="preserve">Note.</w:t>
+            </w:r>
+            <w:r>
+              <w:t xml:space="preserve"> </w:t>
+            </w:r>
+            <w:r>
+              <w:t xml:space="preserve">Each row is a separate model. Estimates are slopes on log boundary separation per within-person SD of the predictor, with the percentage change in a. ΔELPD ± SE is relative to a baseline model without the pupil predictor, fit to the same trials. Trial counts differ across predictors, and each predictor requires its own valid window.</w:t>
             </w:r>
           </w:p>
-          <w:bookmarkEnd w:id="40"/>
+          <w:bookmarkEnd w:id="44"/>
         </w:tc>
       </w:tr>
     </w:tbl>
-    <w:bookmarkEnd w:id="41"/>
-    <w:bookmarkStart w:id="42" w:name="model-adequacy"/>
+    <w:bookmarkEnd w:id="45"/>
+    <w:bookmarkStart w:id="46" w:name="model-adequacy"/>
     <w:p>
       <w:pPr>
         <w:pStyle w:val="Heading2"/>
@@ -2689,7 +3645,7 @@
           <w:rPr>
             <w:rStyle w:val="Hyperlink"/>
           </w:rPr>
-          <w:t xml:space="preserve">Table S7</w:t>
+          <w:t xml:space="preserve">Table S8</w:t>
         </w:r>
       </w:hyperlink>
       <w:r>
@@ -2756,9 +3712,9 @@
         <w:t xml:space="preserve">above 0.7. Non-decision time changed with the RT cutoff: 0.483 s, 0.527 s and 0.572 s at cutoffs of 0.15 s, 0.20 s and 0.25 s.</w:t>
       </w:r>
     </w:p>
-    <w:bookmarkEnd w:id="42"/>
-    <w:bookmarkEnd w:id="43"/>
-    <w:bookmarkStart w:id="49" w:name="discussion"/>
+    <w:bookmarkEnd w:id="46"/>
+    <w:bookmarkEnd w:id="47"/>
+    <w:bookmarkStart w:id="53" w:name="discussion"/>
     <w:p>
       <w:pPr>
         <w:pStyle w:val="Heading1"/>
@@ -2772,7 +3728,7 @@
         <w:pStyle w:val="FirstParagraph"/>
       </w:pPr>
       <w:r>
-        <w:t xml:space="preserve">We asked whether concurrent physical effort changes how older adults make perceptual decisions by reducing the quality of the evidence they accumulate, by changing how much evidence they require, or neither. High effort did not reduce evidence quality. Instead it shifted drift toward</w:t>
+        <w:t xml:space="preserve">We asked whether concurrent physical effort changes how older adults make perceptual decisions by reducing the quality of the evidence they accumulate, by changing how much evidence they require, or neither. In the primary model, high effort did not reduce evidence quality. Instead it shifted drift toward</w:t>
       </w:r>
       <w:r>
         <w:t xml:space="preserve"> </w:t>
@@ -2784,20 +3740,10 @@
         <w:t xml:space="preserve"> </w:t>
       </w:r>
       <w:r>
-        <w:t xml:space="preserve">on all trials. That shift appeared as an accuracy cost on Hard trials and, if anything, a small gain on Standard trials. Effort widened boundary separation by about 2%, an amount inside the region of practical equivalence, and left the starting point unchanged.</w:t>
-      </w:r>
-      <w:r>
-        <w:t xml:space="preserve"> </w:t>
-      </w:r>
-      <w:r>
-        <w:rPr>
-          <w:b/>
-          <w:color w:val="B00000"/>
-        </w:rPr>
-        <w:t xml:space="preserve">[PENDING r12: one sentence on the pupil results.]</w:t>
+        <w:t xml:space="preserve">on all trials. That shift appeared as an accuracy cost on Hard trials and, if anything, a small gain on Standard trials. Effort widened boundary separation by about 2%, an amount inside the region of practical equivalence, and left the starting point unchanged. In the pupil sample, trials with larger pupil responses during the decision had wider boundaries, whereas no pupil measure taken before the decision predicted boundary separation.</w:t>
       </w:r>
     </w:p>
-    <w:bookmarkStart w:id="44" w:name="drift-criterion-and-evidence-quality"/>
+    <w:bookmarkStart w:id="48" w:name="drift-criterion-and-evidence-quality"/>
     <w:p>
       <w:pPr>
         <w:pStyle w:val="Heading2"/>
@@ -2829,7 +3775,7 @@
         <w:t xml:space="preserve">(Kahneman, 1973)</w:t>
       </w:r>
       <w:r>
-        <w:t xml:space="preserve">, but allowing it to do so did not improve prediction (ΔELPD = 0.7 ± 3.0;</w:t>
+        <w:t xml:space="preserve">. In the model that allowed this, effort lowered drift more on Hard than on Easy trials, a contrast whose interval only just excluded zero, but allowing the effort effects to vary with difficulty did not improve prediction (ΔELPD = 0.7 ± 3.0;</w:t>
       </w:r>
       <w:r>
         <w:t xml:space="preserve"> </w:t>
@@ -2843,11 +3789,25 @@
         </w:r>
       </w:hyperlink>
       <w:r>
-        <w:t xml:space="preserve">). The effort effect was a shift common to all trials. In diffusion-model terms, this is a change in the drift criterion: the reference point against which evidence is evaluated as favoring one response or the other</w:t>
+        <w:t xml:space="preserve">;</w:t>
       </w:r>
       <w:r>
         <w:t xml:space="preserve"> </w:t>
       </w:r>
+      <w:hyperlink w:anchor="supptbl-m2-interactions">
+        <w:r>
+          <w:rPr>
+            <w:rStyle w:val="Hyperlink"/>
+          </w:rPr>
+          <w:t xml:space="preserve">Table S4</w:t>
+        </w:r>
+      </w:hyperlink>
+      <w:r>
+        <w:t xml:space="preserve">). The data therefore leave room for a small capacity cost on the hardest discriminations, in addition to the criterion shift. The main effort effect was a shift common to all trials. In diffusion-model terms, this is a change in the drift criterion: the reference point against which evidence is evaluated as favoring one response or the other</w:t>
+      </w:r>
+      <w:r>
+        <w:t xml:space="preserve"> </w:t>
+      </w:r>
       <w:r>
         <w:t xml:space="preserve">(Ratcliff &amp; McKoon, 2008)</w:t>
       </w:r>
@@ -2876,7 +3836,7 @@
         <w:t xml:space="preserve"> </w:t>
       </w:r>
       <w:r>
-        <w:t xml:space="preserve">On Standard trials the same shift moves drift further toward the correct response. The accuracy pattern follows from this. The Hard-trial cost is the change that a capacity account would predict, but here it arises from a change in the criterion rather than a loss of evidence quality. Accuracy alone cannot separate the two, because Hard trials were the trials on which the shift was most consequential.</w:t>
+        <w:t xml:space="preserve">On Standard trials the same shift moves drift further toward the correct response. The accuracy pattern follows from this. The Hard-trial cost is the change that a capacity account would predict, but here it arises mainly from a change in the criterion rather than a loss of evidence quality. Accuracy alone cannot separate the two, because Hard trials were the trials on which the shift was most consequential.</w:t>
       </w:r>
     </w:p>
     <w:p>
@@ -2907,8 +3867,8 @@
         <w:t xml:space="preserve">The boundary results do not support either account of how effort changes caution. An adaptive-caution account predicts wider boundaries under high effort; a fatigue account predicts narrower ones. The estimated change was positive but practically negligible, and its interval included zero at the shortest RT cutoff. The data therefore show no meaningful change in caution under a 40% MVC grip. The starting point was also unchanged, so effort did not alter the prior preference for either response.</w:t>
       </w:r>
     </w:p>
-    <w:bookmarkEnd w:id="44"/>
-    <w:bookmarkStart w:id="45" w:name="effort-and-pupil-size"/>
+    <w:bookmarkEnd w:id="48"/>
+    <w:bookmarkStart w:id="49" w:name="effort-and-pupil-size"/>
     <w:p>
       <w:pPr>
         <w:pStyle w:val="Heading2"/>
@@ -2922,27 +3882,25 @@
         <w:pStyle w:val="FirstParagraph"/>
       </w:pPr>
       <w:r>
-        <w:rPr>
-          <w:b/>
-          <w:color w:val="B00000"/>
-        </w:rPr>
-        <w:t xml:space="preserve">[PENDING r12: the grip-period effort result, citing @zenon2014pupil.]</w:t>
+        <w:t xml:space="preserve">High effort increased pupil size during the grip in the auditory task, as expected from the pupil’s sensitivity to physical exertion</w:t>
       </w:r>
       <w:r>
         <w:t xml:space="preserve"> </w:t>
       </w:r>
       <w:r>
-        <w:rPr>
-          <w:b/>
-          <w:color w:val="B00000"/>
-        </w:rPr>
-        <w:t xml:space="preserve">[PENDING r12: the post-probe result and one sentence of interpretation, without arousal.]</w:t>
+        <w:t xml:space="preserve">(Zénon et al., 2014)</w:t>
+      </w:r>
+      <w:r>
+        <w:t xml:space="preserve">; in the visual task the difference had the same sign but was not reliable. After the probe, the pupil rose less under high effort from its level before the probe, but pupil size after the probe, measured from before the squeeze, did not differ between effort levels. The smaller response under high effort therefore reflects the higher level from which the pupil rose, not a smaller pupil after the probe, which is why the choice of baseline matters for effort comparisons</w:t>
       </w:r>
       <w:r>
         <w:t xml:space="preserve"> </w:t>
       </w:r>
       <w:r>
-        <w:t xml:space="preserve">One interpretation of effort-related pupil changes comes from adaptive gain theory, which links pupil size to activity of the locus coeruleus–noradrenaline system</w:t>
+        <w:t xml:space="preserve">(Mathôt, 2018)</w:t>
+      </w:r>
+      <w:r>
+        <w:t xml:space="preserve">. One interpretation of effort-related pupil changes comes from adaptive gain theory, which links pupil size to activity of the locus coeruleus–noradrenaline system</w:t>
       </w:r>
       <w:r>
         <w:t xml:space="preserve"> </w:t>
@@ -2981,8 +3939,8 @@
         <w:t xml:space="preserve">.</w:t>
       </w:r>
     </w:p>
-    <w:bookmarkEnd w:id="45"/>
-    <w:bookmarkStart w:id="46" w:name="pupil-size-and-boundary-separation"/>
+    <w:bookmarkEnd w:id="49"/>
+    <w:bookmarkStart w:id="50" w:name="pupil-size-and-boundary-separation"/>
     <w:p>
       <w:pPr>
         <w:pStyle w:val="Heading2"/>
@@ -2996,15 +3954,37 @@
         <w:pStyle w:val="FirstParagraph"/>
       </w:pPr>
       <w:r>
-        <w:rPr>
-          <w:b/>
-          <w:color w:val="B00000"/>
-        </w:rPr>
-        <w:t xml:space="preserve">[PENDING r12: Section 4.3.]</w:t>
+        <w:t xml:space="preserve">Of the pupil measures, trial-wise TEPR had the strongest association with boundary separation, which parallels work in which larger pupil dilation on high-conflict choices predicted higher decision thresholds</w:t>
+      </w:r>
+      <w:r>
+        <w:t xml:space="preserve"> </w:t>
+      </w:r>
+      <w:r>
+        <w:t xml:space="preserve">(Cavanagh et al., 2014)</w:t>
+      </w:r>
+      <w:r>
+        <w:t xml:space="preserve">. Two results limit how far the association can be read as the pupil response setting the boundary. First, the TEPR window overlapped the response, TEPR correlated with RT within participants, and when the slowest trials were removed the association was about half as large and its predictive gain was no longer clearly above its standard error. A wider boundary lengthens the decision, and a longer decision lets more of the pupil response accumulate in the window. Second, none of the measures taken before the decision (the pre-squeeze baseline, the grip-period pupil and the previous trial’s TEPR) predicted boundary separation.</w:t>
       </w:r>
     </w:p>
-    <w:bookmarkEnd w:id="46"/>
-    <w:bookmarkStart w:id="47" w:name="limitations-and-future-directions"/>
+    <w:p>
+      <w:pPr>
+        <w:pStyle w:val="BodyText"/>
+      </w:pPr>
+      <w:r>
+        <w:t xml:space="preserve">Pupil size in the 0.5 s before the response did predict wider boundaries, so the association is not confined to processing after the response. Because that window was placed relative to the response, however, it sampled later points of the evoked response on longer decisions, so it cannot separate a pupil change that set the boundary from one that accompanied a longer decision. Taken together, pupil size tracked the decision as it unfolded, not a state measured before it. A window fixed to the probe and ending before the earliest response would separate the two, but in this design the 0.35 s between probe onset and the response cue is too short for the pupil response to develop</w:t>
+      </w:r>
+      <w:r>
+        <w:t xml:space="preserve"> </w:t>
+      </w:r>
+      <w:r>
+        <w:t xml:space="preserve">(Mathôt, 2018)</w:t>
+      </w:r>
+      <w:r>
+        <w:t xml:space="preserve">.</w:t>
+      </w:r>
+    </w:p>
+    <w:bookmarkEnd w:id="50"/>
+    <w:bookmarkStart w:id="51" w:name="limitations-and-future-directions"/>
     <w:p>
       <w:pPr>
         <w:pStyle w:val="Heading2"/>
@@ -3085,23 +4065,7 @@
         <w:t xml:space="preserve"> </w:t>
       </w:r>
       <w:r>
-        <w:t xml:space="preserve">The pupil analyses used 51 of the 67 participants, selected on recording quality, and they are correlational at the level of trials.</w:t>
-      </w:r>
-      <w:r>
-        <w:t xml:space="preserve"> </w:t>
-      </w:r>
-      <w:r>
-        <w:rPr>
-          <w:b/>
-          <w:color w:val="B00000"/>
-        </w:rPr>
-        <w:t xml:space="preserve">[PENDING r12: whether the effort effects in the pupil sample match the full sample.]</w:t>
-      </w:r>
-      <w:r>
-        <w:t xml:space="preserve"> </w:t>
-      </w:r>
-      <w:r>
-        <w:t xml:space="preserve">The TEPR window included post-decision processing, and the grip-period measure combined effort-related dilation with trial-to-trial variation in the force produced. Entering the recorded trial-wise grip force as a covariate would separate the two.</w:t>
+        <w:t xml:space="preserve">The pupil analyses used 51 of the 67 participants, selected on recording quality, and they are correlational at the level of trials. In that subsample, the effort effects on the drift criterion and boundary separation had the same sign as in the full sample. The TEPR window included post-decision processing, and because the pre-probe baseline began shortly after the standard, it included the onset of the pupil response to the standard, so the TEPR measures the response to the probe on top of a still-rising response to the standard. The grip-period measure combined effort-related dilation with trial-to-trial variation in the force produced. Entering the recorded trial-wise grip force as a covariate would separate the two.</w:t>
       </w:r>
     </w:p>
     <w:p>
@@ -3188,8 +4152,8 @@
         <w:t xml:space="preserve">Pupil size was the only physiological measure. Because locus coeruleus activity was not measured during the task, links between the pupil results and the noradrenergic system remain interpretive.</w:t>
       </w:r>
     </w:p>
-    <w:bookmarkEnd w:id="47"/>
-    <w:bookmarkStart w:id="48" w:name="conclusion"/>
+    <w:bookmarkEnd w:id="51"/>
+    <w:bookmarkStart w:id="52" w:name="conclusion"/>
     <w:p>
       <w:pPr>
         <w:pStyle w:val="Heading2"/>
@@ -3215,22 +4179,12 @@
         <w:t xml:space="preserve"> </w:t>
       </w:r>
       <w:r>
-        <w:t xml:space="preserve">It did not reduce the quality of the evidence accumulated or change response caution in a meaningful way.</w:t>
-      </w:r>
-      <w:r>
-        <w:t xml:space="preserve"> </w:t>
-      </w:r>
-      <w:r>
-        <w:rPr>
-          <w:b/>
-          <w:color w:val="B00000"/>
-        </w:rPr>
-        <w:t xml:space="preserve">[PENDING r12: the pupil sentence.]</w:t>
+        <w:t xml:space="preserve">It did not reduce the overall quality of the evidence accumulated or change response caution in a meaningful way. Pupil responses during the decision were larger on trials with wider boundaries, but pupil size measured before the decision did not predict boundary separation.</w:t>
       </w:r>
     </w:p>
-    <w:bookmarkEnd w:id="48"/>
-    <w:bookmarkEnd w:id="49"/>
-    <w:bookmarkStart w:id="118" w:name="references"/>
+    <w:bookmarkEnd w:id="52"/>
+    <w:bookmarkEnd w:id="53"/>
+    <w:bookmarkStart w:id="126" w:name="references"/>
     <w:p>
       <w:pPr>
         <w:pStyle w:val="Heading1"/>
@@ -3239,8 +4193,8 @@
         <w:t xml:space="preserve">References</w:t>
       </w:r>
     </w:p>
-    <w:bookmarkStart w:id="117" w:name="refs"/>
-    <w:bookmarkStart w:id="51" w:name="ref-astonjones2005"/>
+    <w:bookmarkStart w:id="125" w:name="refs"/>
+    <w:bookmarkStart w:id="55" w:name="ref-astonjones2005"/>
     <w:p>
       <w:pPr>
         <w:pStyle w:val="Bibliography"/>
@@ -3277,7 +4231,7 @@
       <w:r>
         <w:t xml:space="preserve"> </w:t>
       </w:r>
-      <w:hyperlink r:id="rId50">
+      <w:hyperlink r:id="rId54">
         <w:r>
           <w:rPr>
             <w:rStyle w:val="Hyperlink"/>
@@ -3286,8 +4240,8 @@
         </w:r>
       </w:hyperlink>
     </w:p>
-    <w:bookmarkEnd w:id="51"/>
-    <w:bookmarkStart w:id="53" w:name="ref-azer2021detrimental"/>
+    <w:bookmarkEnd w:id="55"/>
+    <w:bookmarkStart w:id="57" w:name="ref-azer2021detrimental"/>
     <w:p>
       <w:pPr>
         <w:pStyle w:val="Bibliography"/>
@@ -3311,7 +4265,7 @@
       <w:r>
         <w:t xml:space="preserve"> </w:t>
       </w:r>
-      <w:hyperlink r:id="rId52">
+      <w:hyperlink r:id="rId56">
         <w:r>
           <w:rPr>
             <w:rStyle w:val="Hyperlink"/>
@@ -3320,8 +4274,8 @@
         </w:r>
       </w:hyperlink>
     </w:p>
-    <w:bookmarkEnd w:id="53"/>
-    <w:bookmarkStart w:id="55" w:name="ref-azer2023"/>
+    <w:bookmarkEnd w:id="57"/>
+    <w:bookmarkStart w:id="59" w:name="ref-azer2023"/>
     <w:p>
       <w:pPr>
         <w:pStyle w:val="Bibliography"/>
@@ -3358,7 +4312,7 @@
       <w:r>
         <w:t xml:space="preserve"> </w:t>
       </w:r>
-      <w:hyperlink r:id="rId54">
+      <w:hyperlink r:id="rId58">
         <w:r>
           <w:rPr>
             <w:rStyle w:val="Hyperlink"/>
@@ -3367,8 +4321,8 @@
         </w:r>
       </w:hyperlink>
     </w:p>
-    <w:bookmarkEnd w:id="55"/>
-    <w:bookmarkStart w:id="57" w:name="ref-barr2013maximal"/>
+    <w:bookmarkEnd w:id="59"/>
+    <w:bookmarkStart w:id="61" w:name="ref-barr2013maximal"/>
     <w:p>
       <w:pPr>
         <w:pStyle w:val="Bibliography"/>
@@ -3405,7 +4359,7 @@
       <w:r>
         <w:t xml:space="preserve"> </w:t>
       </w:r>
-      <w:hyperlink r:id="rId56">
+      <w:hyperlink r:id="rId60">
         <w:r>
           <w:rPr>
             <w:rStyle w:val="Hyperlink"/>
@@ -3414,8 +4368,8 @@
         </w:r>
       </w:hyperlink>
     </w:p>
-    <w:bookmarkEnd w:id="57"/>
-    <w:bookmarkStart w:id="59" w:name="ref-bates2015parsimonious"/>
+    <w:bookmarkEnd w:id="61"/>
+    <w:bookmarkStart w:id="63" w:name="ref-bates2015parsimonious"/>
     <w:p>
       <w:pPr>
         <w:pStyle w:val="Bibliography"/>
@@ -3439,7 +4393,7 @@
       <w:r>
         <w:t xml:space="preserve"> </w:t>
       </w:r>
-      <w:hyperlink r:id="rId58">
+      <w:hyperlink r:id="rId62">
         <w:r>
           <w:rPr>
             <w:rStyle w:val="Hyperlink"/>
@@ -3448,8 +4402,8 @@
         </w:r>
       </w:hyperlink>
     </w:p>
-    <w:bookmarkEnd w:id="59"/>
-    <w:bookmarkStart w:id="61" w:name="ref-bates2015lme4"/>
+    <w:bookmarkEnd w:id="63"/>
+    <w:bookmarkStart w:id="65" w:name="ref-bates2015lme4"/>
     <w:p>
       <w:pPr>
         <w:pStyle w:val="Bibliography"/>
@@ -3495,7 +4449,7 @@
       <w:r>
         <w:t xml:space="preserve"> </w:t>
       </w:r>
-      <w:hyperlink r:id="rId60">
+      <w:hyperlink r:id="rId64">
         <w:r>
           <w:rPr>
             <w:rStyle w:val="Hyperlink"/>
@@ -3504,8 +4458,8 @@
         </w:r>
       </w:hyperlink>
     </w:p>
-    <w:bookmarkEnd w:id="61"/>
-    <w:bookmarkStart w:id="63" w:name="ref-beatty1982"/>
+    <w:bookmarkEnd w:id="65"/>
+    <w:bookmarkStart w:id="67" w:name="ref-beatty1982"/>
     <w:p>
       <w:pPr>
         <w:pStyle w:val="Bibliography"/>
@@ -3542,7 +4496,7 @@
       <w:r>
         <w:t xml:space="preserve"> </w:t>
       </w:r>
-      <w:hyperlink r:id="rId62">
+      <w:hyperlink r:id="rId66">
         <w:r>
           <w:rPr>
             <w:rStyle w:val="Hyperlink"/>
@@ -3551,14 +4505,23 @@
         </w:r>
       </w:hyperlink>
     </w:p>
-    <w:bookmarkEnd w:id="63"/>
-    <w:bookmarkStart w:id="64" w:name="ref-brainard1997psychophysics"/>
+    <w:bookmarkEnd w:id="67"/>
+    <w:bookmarkStart w:id="69" w:name="ref-brainard1997psychophysics"/>
     <w:p>
       <w:pPr>
         <w:pStyle w:val="Bibliography"/>
       </w:pPr>
       <w:r>
-        <w:t xml:space="preserve">Brainard, D. H. (1997). The psychophysics toolbox.</w:t>
+        <w:t xml:space="preserve">Brainard, D. H. (1997). The</w:t>
+      </w:r>
+      <w:r>
+        <w:t xml:space="preserve"> </w:t>
+      </w:r>
+      <w:r>
+        <w:t xml:space="preserve">Psychophysics Toolbox</w:t>
+      </w:r>
+      <w:r>
+        <w:t xml:space="preserve">.</w:t>
       </w:r>
       <w:r>
         <w:t xml:space="preserve"> </w:t>
@@ -3586,9 +4549,20 @@
       <w:r>
         <w:t xml:space="preserve">(4), 433–436.</w:t>
       </w:r>
+      <w:r>
+        <w:t xml:space="preserve"> </w:t>
+      </w:r>
+      <w:hyperlink r:id="rId68">
+        <w:r>
+          <w:rPr>
+            <w:rStyle w:val="Hyperlink"/>
+          </w:rPr>
+          <w:t xml:space="preserve">https://doi.org/10.1163/156856897X00357</w:t>
+        </w:r>
+      </w:hyperlink>
     </w:p>
-    <w:bookmarkEnd w:id="64"/>
-    <w:bookmarkStart w:id="66" w:name="ref-brauer2018lmm"/>
+    <w:bookmarkEnd w:id="69"/>
+    <w:bookmarkStart w:id="71" w:name="ref-brauer2018lmm"/>
     <w:p>
       <w:pPr>
         <w:pStyle w:val="Bibliography"/>
@@ -3625,7 +4599,7 @@
       <w:r>
         <w:t xml:space="preserve"> </w:t>
       </w:r>
-      <w:hyperlink r:id="rId65">
+      <w:hyperlink r:id="rId70">
         <w:r>
           <w:rPr>
             <w:rStyle w:val="Hyperlink"/>
@@ -3634,26 +4608,47 @@
         </w:r>
       </w:hyperlink>
     </w:p>
-    <w:bookmarkEnd w:id="66"/>
-    <w:bookmarkStart w:id="68" w:name="ref-burkner2017brms"/>
+    <w:bookmarkEnd w:id="71"/>
+    <w:bookmarkStart w:id="73" w:name="ref-burkner2017brms"/>
     <w:p>
       <w:pPr>
         <w:pStyle w:val="Bibliography"/>
       </w:pPr>
       <w:r>
-        <w:t xml:space="preserve">Bürkner, P.-C. (2017). Brms: An</w:t>
+        <w:t xml:space="preserve">Bürkner, P.-C. (2017).</w:t>
       </w:r>
       <w:r>
         <w:t xml:space="preserve"> </w:t>
       </w:r>
       <w:r>
+        <w:t xml:space="preserve">brms</w:t>
+      </w:r>
+      <w:r>
+        <w:t xml:space="preserve">: An</w:t>
+      </w:r>
+      <w:r>
+        <w:t xml:space="preserve"> </w:t>
+      </w:r>
+      <w:r>
         <w:t xml:space="preserve">R</w:t>
       </w:r>
       <w:r>
         <w:t xml:space="preserve"> </w:t>
       </w:r>
       <w:r>
-        <w:t xml:space="preserve">package for bayesian multilevel models using</w:t>
+        <w:t xml:space="preserve">package for</w:t>
+      </w:r>
+      <w:r>
+        <w:t xml:space="preserve"> </w:t>
+      </w:r>
+      <w:r>
+        <w:t xml:space="preserve">Bayesian</w:t>
+      </w:r>
+      <w:r>
+        <w:t xml:space="preserve"> </w:t>
+      </w:r>
+      <w:r>
+        <w:t xml:space="preserve">multilevel models using</w:t>
       </w:r>
       <w:r>
         <w:t xml:space="preserve"> </w:t>
@@ -3693,7 +4688,7 @@
       <w:r>
         <w:t xml:space="preserve"> </w:t>
       </w:r>
-      <w:hyperlink r:id="rId67">
+      <w:hyperlink r:id="rId72">
         <w:r>
           <w:rPr>
             <w:rStyle w:val="Hyperlink"/>
@@ -3702,8 +4697,8 @@
         </w:r>
       </w:hyperlink>
     </w:p>
-    <w:bookmarkEnd w:id="68"/>
-    <w:bookmarkStart w:id="70" w:name="ref-cavanagh2014"/>
+    <w:bookmarkEnd w:id="73"/>
+    <w:bookmarkStart w:id="75" w:name="ref-cavanagh2014"/>
     <w:p>
       <w:pPr>
         <w:pStyle w:val="Bibliography"/>
@@ -3740,7 +4735,7 @@
       <w:r>
         <w:t xml:space="preserve"> </w:t>
       </w:r>
-      <w:hyperlink r:id="rId69">
+      <w:hyperlink r:id="rId74">
         <w:r>
           <w:rPr>
             <w:rStyle w:val="Hyperlink"/>
@@ -3749,8 +4744,8 @@
         </w:r>
       </w:hyperlink>
     </w:p>
-    <w:bookmarkEnd w:id="70"/>
-    <w:bookmarkStart w:id="72" w:name="ref-dasilvacastanheira2021task"/>
+    <w:bookmarkEnd w:id="75"/>
+    <w:bookmarkStart w:id="77" w:name="ref-dasilvacastanheira2021task"/>
     <w:p>
       <w:pPr>
         <w:pStyle w:val="Bibliography"/>
@@ -3790,7 +4785,7 @@
       <w:r>
         <w:t xml:space="preserve"> </w:t>
       </w:r>
-      <w:hyperlink r:id="rId71">
+      <w:hyperlink r:id="rId76">
         <w:r>
           <w:rPr>
             <w:rStyle w:val="Hyperlink"/>
@@ -3799,8 +4794,8 @@
         </w:r>
       </w:hyperlink>
     </w:p>
-    <w:bookmarkEnd w:id="72"/>
-    <w:bookmarkStart w:id="74" w:name="ref-degee2020pupil"/>
+    <w:bookmarkEnd w:id="77"/>
+    <w:bookmarkStart w:id="79" w:name="ref-degee2020pupil"/>
     <w:p>
       <w:pPr>
         <w:pStyle w:val="Bibliography"/>
@@ -3840,7 +4835,7 @@
       <w:r>
         <w:t xml:space="preserve"> </w:t>
       </w:r>
-      <w:hyperlink r:id="rId73">
+      <w:hyperlink r:id="rId78">
         <w:r>
           <w:rPr>
             <w:rStyle w:val="Hyperlink"/>
@@ -3849,8 +4844,8 @@
         </w:r>
       </w:hyperlink>
     </w:p>
-    <w:bookmarkEnd w:id="74"/>
-    <w:bookmarkStart w:id="76" w:name="ref-joshi2016"/>
+    <w:bookmarkEnd w:id="79"/>
+    <w:bookmarkStart w:id="81" w:name="ref-joshi2016"/>
     <w:p>
       <w:pPr>
         <w:pStyle w:val="Bibliography"/>
@@ -3887,7 +4882,7 @@
       <w:r>
         <w:t xml:space="preserve"> </w:t>
       </w:r>
-      <w:hyperlink r:id="rId75">
+      <w:hyperlink r:id="rId80">
         <w:r>
           <w:rPr>
             <w:rStyle w:val="Hyperlink"/>
@@ -3896,8 +4891,8 @@
         </w:r>
       </w:hyperlink>
     </w:p>
-    <w:bookmarkEnd w:id="76"/>
-    <w:bookmarkStart w:id="77" w:name="ref-kahneman1973attention"/>
+    <w:bookmarkEnd w:id="81"/>
+    <w:bookmarkStart w:id="82" w:name="ref-kahneman1973attention"/>
     <w:p>
       <w:pPr>
         <w:pStyle w:val="Bibliography"/>
@@ -3916,20 +4911,26 @@
         <w:t xml:space="preserve">Attention and effort</w:t>
       </w:r>
       <w:r>
-        <w:t xml:space="preserve"> </w:t>
-      </w:r>
-      <w:r>
-        <w:t xml:space="preserve">(Vol. 1063). Citeseer.</w:t>
+        <w:t xml:space="preserve">. Prentice-Hall.</w:t>
       </w:r>
     </w:p>
-    <w:bookmarkEnd w:id="77"/>
-    <w:bookmarkStart w:id="78" w:name="ref-kleiner2007s"/>
+    <w:bookmarkEnd w:id="82"/>
+    <w:bookmarkStart w:id="84" w:name="ref-kleiner2007s"/>
     <w:p>
       <w:pPr>
         <w:pStyle w:val="Bibliography"/>
       </w:pPr>
       <w:r>
-        <w:t xml:space="preserve">Kleiner, M., Brainard, D., &amp; Pelli, D. (2007).</w:t>
+        <w:t xml:space="preserve">Kleiner, M., Brainard, D., &amp; Pelli, D. (2007). What’s new in</w:t>
+      </w:r>
+      <w:r>
+        <w:t xml:space="preserve"> </w:t>
+      </w:r>
+      <w:r>
+        <w:t xml:space="preserve">Psychtoolbox-3</w:t>
+      </w:r>
+      <w:r>
+        <w:t xml:space="preserve">?</w:t>
       </w:r>
       <w:r>
         <w:t xml:space="preserve"> </w:t>
@@ -3939,11 +4940,38 @@
           <w:i/>
           <w:iCs/>
         </w:rPr>
-        <w:t xml:space="preserve">What’s new in psychtoolbox-3?</w:t>
-      </w:r>
+        <w:t xml:space="preserve">Perception</w:t>
+      </w:r>
+      <w:r>
+        <w:t xml:space="preserve">,</w:t>
+      </w:r>
+      <w:r>
+        <w:t xml:space="preserve"> </w:t>
+      </w:r>
+      <w:r>
+        <w:rPr>
+          <w:i/>
+          <w:iCs/>
+        </w:rPr>
+        <w:t xml:space="preserve">36</w:t>
+      </w:r>
+      <w:r>
+        <w:t xml:space="preserve">(ECVP Abstract Supplement), 14.</w:t>
+      </w:r>
+      <w:r>
+        <w:t xml:space="preserve"> </w:t>
+      </w:r>
+      <w:hyperlink r:id="rId83">
+        <w:r>
+          <w:rPr>
+            <w:rStyle w:val="Hyperlink"/>
+          </w:rPr>
+          <w:t xml:space="preserve">https://pure.mpg.de/rest/items/item_1790332/component/file_3136265/content</w:t>
+        </w:r>
+      </w:hyperlink>
     </w:p>
-    <w:bookmarkEnd w:id="78"/>
-    <w:bookmarkStart w:id="80" w:name="ref-kruschke2018rejecting"/>
+    <w:bookmarkEnd w:id="84"/>
+    <w:bookmarkStart w:id="86" w:name="ref-kruschke2018rejecting"/>
     <w:p>
       <w:pPr>
         <w:pStyle w:val="Bibliography"/>
@@ -3992,7 +5020,7 @@
       <w:r>
         <w:t xml:space="preserve"> </w:t>
       </w:r>
-      <w:hyperlink r:id="rId79">
+      <w:hyperlink r:id="rId85">
         <w:r>
           <w:rPr>
             <w:rStyle w:val="Hyperlink"/>
@@ -4001,8 +5029,8 @@
         </w:r>
       </w:hyperlink>
     </w:p>
-    <w:bookmarkEnd w:id="80"/>
-    <w:bookmarkStart w:id="82" w:name="ref-lenth2024emmeans"/>
+    <w:bookmarkEnd w:id="86"/>
+    <w:bookmarkStart w:id="88" w:name="ref-lenth2024emmeans"/>
     <w:p>
       <w:pPr>
         <w:pStyle w:val="Bibliography"/>
@@ -4018,7 +5046,14 @@
           <w:i/>
           <w:iCs/>
         </w:rPr>
-        <w:t xml:space="preserve">Emmeans: Estimated marginal means, aka least-squares means</w:t>
+        <w:t xml:space="preserve">emmeans</w:t>
+      </w:r>
+      <w:r>
+        <w:rPr>
+          <w:i/>
+          <w:iCs/>
+        </w:rPr>
+        <w:t xml:space="preserve">: Estimated marginal means, aka least-squares means</w:t>
       </w:r>
       <w:r>
         <w:t xml:space="preserve">.</w:t>
@@ -4026,7 +5061,7 @@
       <w:r>
         <w:t xml:space="preserve"> </w:t>
       </w:r>
-      <w:hyperlink r:id="rId81">
+      <w:hyperlink r:id="rId87">
         <w:r>
           <w:rPr>
             <w:rStyle w:val="Hyperlink"/>
@@ -4035,8 +5070,8 @@
         </w:r>
       </w:hyperlink>
     </w:p>
-    <w:bookmarkEnd w:id="82"/>
-    <w:bookmarkStart w:id="84" w:name="ref-mather2016locus"/>
+    <w:bookmarkEnd w:id="88"/>
+    <w:bookmarkStart w:id="90" w:name="ref-mather2016locus"/>
     <w:p>
       <w:pPr>
         <w:pStyle w:val="Bibliography"/>
@@ -4073,7 +5108,7 @@
       <w:r>
         <w:t xml:space="preserve"> </w:t>
       </w:r>
-      <w:hyperlink r:id="rId83">
+      <w:hyperlink r:id="rId89">
         <w:r>
           <w:rPr>
             <w:rStyle w:val="Hyperlink"/>
@@ -4082,8 +5117,8 @@
         </w:r>
       </w:hyperlink>
     </w:p>
-    <w:bookmarkEnd w:id="84"/>
-    <w:bookmarkStart w:id="86" w:name="ref-mather2020isometric"/>
+    <w:bookmarkEnd w:id="90"/>
+    <w:bookmarkStart w:id="92" w:name="ref-mather2020isometric"/>
     <w:p>
       <w:pPr>
         <w:pStyle w:val="Bibliography"/>
@@ -4120,7 +5155,7 @@
       <w:r>
         <w:t xml:space="preserve"> </w:t>
       </w:r>
-      <w:hyperlink r:id="rId85">
+      <w:hyperlink r:id="rId91">
         <w:r>
           <w:rPr>
             <w:rStyle w:val="Hyperlink"/>
@@ -4129,8 +5164,8 @@
         </w:r>
       </w:hyperlink>
     </w:p>
-    <w:bookmarkEnd w:id="86"/>
-    <w:bookmarkStart w:id="88" w:name="ref-mathot2018"/>
+    <w:bookmarkEnd w:id="92"/>
+    <w:bookmarkStart w:id="94" w:name="ref-mathot2018"/>
     <w:p>
       <w:pPr>
         <w:pStyle w:val="Bibliography"/>
@@ -4167,7 +5202,7 @@
       <w:r>
         <w:t xml:space="preserve"> </w:t>
       </w:r>
-      <w:hyperlink r:id="rId87">
+      <w:hyperlink r:id="rId93">
         <w:r>
           <w:rPr>
             <w:rStyle w:val="Hyperlink"/>
@@ -4176,8 +5211,8 @@
         </w:r>
       </w:hyperlink>
     </w:p>
-    <w:bookmarkEnd w:id="88"/>
-    <w:bookmarkStart w:id="90" w:name="ref-piquado2010pupillometry"/>
+    <w:bookmarkEnd w:id="94"/>
+    <w:bookmarkStart w:id="96" w:name="ref-piquado2010pupillometry"/>
     <w:p>
       <w:pPr>
         <w:pStyle w:val="Bibliography"/>
@@ -4214,7 +5249,7 @@
       <w:r>
         <w:t xml:space="preserve"> </w:t>
       </w:r>
-      <w:hyperlink r:id="rId89">
+      <w:hyperlink r:id="rId95">
         <w:r>
           <w:rPr>
             <w:rStyle w:val="Hyperlink"/>
@@ -4223,8 +5258,8 @@
         </w:r>
       </w:hyperlink>
     </w:p>
-    <w:bookmarkEnd w:id="90"/>
-    <w:bookmarkStart w:id="92" w:name="ref-ratcliff2008diffusion"/>
+    <w:bookmarkEnd w:id="96"/>
+    <w:bookmarkStart w:id="98" w:name="ref-ratcliff2008diffusion"/>
     <w:p>
       <w:pPr>
         <w:pStyle w:val="Bibliography"/>
@@ -4261,7 +5296,7 @@
       <w:r>
         <w:t xml:space="preserve"> </w:t>
       </w:r>
-      <w:hyperlink r:id="rId91">
+      <w:hyperlink r:id="rId97">
         <w:r>
           <w:rPr>
             <w:rStyle w:val="Hyperlink"/>
@@ -4270,8 +5305,8 @@
         </w:r>
       </w:hyperlink>
     </w:p>
-    <w:bookmarkEnd w:id="92"/>
-    <w:bookmarkStart w:id="94" w:name="ref-ratcliff2001aging"/>
+    <w:bookmarkEnd w:id="98"/>
+    <w:bookmarkStart w:id="100" w:name="ref-ratcliff2001aging"/>
     <w:p>
       <w:pPr>
         <w:pStyle w:val="Bibliography"/>
@@ -4308,7 +5343,7 @@
       <w:r>
         <w:t xml:space="preserve"> </w:t>
       </w:r>
-      <w:hyperlink r:id="rId93">
+      <w:hyperlink r:id="rId99">
         <w:r>
           <w:rPr>
             <w:rStyle w:val="Hyperlink"/>
@@ -4317,8 +5352,8 @@
         </w:r>
       </w:hyperlink>
     </w:p>
-    <w:bookmarkEnd w:id="94"/>
-    <w:bookmarkStart w:id="96" w:name="ref-ratcliff2002estimating"/>
+    <w:bookmarkEnd w:id="100"/>
+    <w:bookmarkStart w:id="102" w:name="ref-ratcliff2002estimating"/>
     <w:p>
       <w:pPr>
         <w:pStyle w:val="Bibliography"/>
@@ -4355,7 +5390,7 @@
       <w:r>
         <w:t xml:space="preserve"> </w:t>
       </w:r>
-      <w:hyperlink r:id="rId95">
+      <w:hyperlink r:id="rId101">
         <w:r>
           <w:rPr>
             <w:rStyle w:val="Hyperlink"/>
@@ -4364,8 +5399,8 @@
         </w:r>
       </w:hyperlink>
     </w:p>
-    <w:bookmarkEnd w:id="96"/>
-    <w:bookmarkStart w:id="98" w:name="ref-cmdstan2024"/>
+    <w:bookmarkEnd w:id="102"/>
+    <w:bookmarkStart w:id="104" w:name="ref-cmdstan2024"/>
     <w:p>
       <w:pPr>
         <w:pStyle w:val="Bibliography"/>
@@ -4392,7 +5427,7 @@
       <w:r>
         <w:t xml:space="preserve"> </w:t>
       </w:r>
-      <w:hyperlink r:id="rId97">
+      <w:hyperlink r:id="rId103">
         <w:r>
           <w:rPr>
             <w:rStyle w:val="Hyperlink"/>
@@ -4401,8 +5436,8 @@
         </w:r>
       </w:hyperlink>
     </w:p>
-    <w:bookmarkEnd w:id="98"/>
-    <w:bookmarkStart w:id="99" w:name="ref-starns2010effects"/>
+    <w:bookmarkEnd w:id="104"/>
+    <w:bookmarkStart w:id="106" w:name="ref-starns2010effects"/>
     <w:p>
       <w:pPr>
         <w:pStyle w:val="Bibliography"/>
@@ -4434,17 +5469,31 @@
         <w:t xml:space="preserve">25</w:t>
       </w:r>
       <w:r>
-        <w:t xml:space="preserve">(2), 377.</w:t>
-      </w:r>
+        <w:t xml:space="preserve">(2), 377–390.</w:t>
+      </w:r>
+      <w:r>
+        <w:t xml:space="preserve"> </w:t>
+      </w:r>
+      <w:hyperlink r:id="rId105">
+        <w:r>
+          <w:rPr>
+            <w:rStyle w:val="Hyperlink"/>
+          </w:rPr>
+          <w:t xml:space="preserve">https://doi.org/10.1037/a0018022</w:t>
+        </w:r>
+      </w:hyperlink>
     </w:p>
-    <w:bookmarkEnd w:id="99"/>
-    <w:bookmarkStart w:id="101" w:name="ref-theisen2021age"/>
+    <w:bookmarkEnd w:id="106"/>
+    <w:bookmarkStart w:id="108" w:name="ref-theisen2021age"/>
     <w:p>
       <w:pPr>
         <w:pStyle w:val="Bibliography"/>
       </w:pPr>
       <w:r>
-        <w:t xml:space="preserve">Theisen, M., Lerche, V., Krause, M. von, &amp; Voss, A. (2021). Age differences in diffusion model parameters: A meta-analysis.</w:t>
+        <w:t xml:space="preserve">Theisen, M., Lerche, V., von Krause, M., &amp; Voss, A.</w:t>
+      </w:r>
+      <w:r>
+        <w:t xml:space="preserve"> (2021). Age differences in diffusion model parameters: A meta-analysis.</w:t>
       </w:r>
       <w:r>
         <w:t xml:space="preserve"> </w:t>
@@ -4475,7 +5524,7 @@
       <w:r>
         <w:t xml:space="preserve"> </w:t>
       </w:r>
-      <w:hyperlink r:id="rId100">
+      <w:hyperlink r:id="rId107">
         <w:r>
           <w:rPr>
             <w:rStyle w:val="Hyperlink"/>
@@ -4484,8 +5533,8 @@
         </w:r>
       </w:hyperlink>
     </w:p>
-    <w:bookmarkEnd w:id="101"/>
-    <w:bookmarkStart w:id="103" w:name="ref-urai2017"/>
+    <w:bookmarkEnd w:id="108"/>
+    <w:bookmarkStart w:id="110" w:name="ref-urai2017"/>
     <w:p>
       <w:pPr>
         <w:pStyle w:val="Bibliography"/>
@@ -4522,7 +5571,7 @@
       <w:r>
         <w:t xml:space="preserve"> </w:t>
       </w:r>
-      <w:hyperlink r:id="rId102">
+      <w:hyperlink r:id="rId109">
         <w:r>
           <w:rPr>
             <w:rStyle w:val="Hyperlink"/>
@@ -4531,8 +5580,8 @@
         </w:r>
       </w:hyperlink>
     </w:p>
-    <w:bookmarkEnd w:id="103"/>
-    <w:bookmarkStart w:id="105" w:name="ref-vanderwel2018pupil"/>
+    <w:bookmarkEnd w:id="110"/>
+    <w:bookmarkStart w:id="112" w:name="ref-vanderwel2018pupil"/>
     <w:p>
       <w:pPr>
         <w:pStyle w:val="Bibliography"/>
@@ -4572,7 +5621,7 @@
       <w:r>
         <w:t xml:space="preserve"> </w:t>
       </w:r>
-      <w:hyperlink r:id="rId104">
+      <w:hyperlink r:id="rId111">
         <w:r>
           <w:rPr>
             <w:rStyle w:val="Hyperlink"/>
@@ -4581,14 +5630,35 @@
         </w:r>
       </w:hyperlink>
     </w:p>
-    <w:bookmarkEnd w:id="105"/>
-    <w:bookmarkStart w:id="106" w:name="ref-vehtari2017practical"/>
+    <w:bookmarkEnd w:id="112"/>
+    <w:bookmarkStart w:id="114" w:name="ref-vehtari2017practical"/>
     <w:p>
       <w:pPr>
         <w:pStyle w:val="Bibliography"/>
       </w:pPr>
       <w:r>
-        <w:t xml:space="preserve">Vehtari, A., Gelman, A., &amp; Gabry, J. (2017). Practical bayesian model evaluation using leave-one-out cross-validation and WAIC.</w:t>
+        <w:t xml:space="preserve">Vehtari, A., Gelman, A., &amp; Gabry, J. (2017). Practical</w:t>
+      </w:r>
+      <w:r>
+        <w:t xml:space="preserve"> </w:t>
+      </w:r>
+      <w:r>
+        <w:t xml:space="preserve">Bayesian</w:t>
+      </w:r>
+      <w:r>
+        <w:t xml:space="preserve"> </w:t>
+      </w:r>
+      <w:r>
+        <w:t xml:space="preserve">model evaluation using leave-one-out cross-validation and</w:t>
+      </w:r>
+      <w:r>
+        <w:t xml:space="preserve"> </w:t>
+      </w:r>
+      <w:r>
+        <w:t xml:space="preserve">WAIC</w:t>
+      </w:r>
+      <w:r>
+        <w:t xml:space="preserve">.</w:t>
       </w:r>
       <w:r>
         <w:t xml:space="preserve"> </w:t>
@@ -4616,9 +5686,20 @@
       <w:r>
         <w:t xml:space="preserve">(5), 1413–1432.</w:t>
       </w:r>
+      <w:r>
+        <w:t xml:space="preserve"> </w:t>
+      </w:r>
+      <w:hyperlink r:id="rId113">
+        <w:r>
+          <w:rPr>
+            <w:rStyle w:val="Hyperlink"/>
+          </w:rPr>
+          <w:t xml:space="preserve">https://doi.org/10.1007/s11222-016-9696-4</w:t>
+        </w:r>
+      </w:hyperlink>
     </w:p>
-    <w:bookmarkEnd w:id="106"/>
-    <w:bookmarkStart w:id="108" w:name="ref-vehtari2021rank"/>
+    <w:bookmarkEnd w:id="114"/>
+    <w:bookmarkStart w:id="116" w:name="ref-vehtari2021rank"/>
     <w:p>
       <w:pPr>
         <w:pStyle w:val="Bibliography"/>
@@ -4679,7 +5760,7 @@
       <w:r>
         <w:t xml:space="preserve"> </w:t>
       </w:r>
-      <w:hyperlink r:id="rId107">
+      <w:hyperlink r:id="rId115">
         <w:r>
           <w:rPr>
             <w:rStyle w:val="Hyperlink"/>
@@ -4688,8 +5769,8 @@
         </w:r>
       </w:hyperlink>
     </w:p>
-    <w:bookmarkEnd w:id="108"/>
-    <w:bookmarkStart w:id="110" w:name="ref-verhaeghen2003"/>
+    <w:bookmarkEnd w:id="116"/>
+    <w:bookmarkStart w:id="118" w:name="ref-verhaeghen2003"/>
     <w:p>
       <w:pPr>
         <w:pStyle w:val="Bibliography"/>
@@ -4726,7 +5807,7 @@
       <w:r>
         <w:t xml:space="preserve"> </w:t>
       </w:r>
-      <w:hyperlink r:id="rId109">
+      <w:hyperlink r:id="rId117">
         <w:r>
           <w:rPr>
             <w:rStyle w:val="Hyperlink"/>
@@ -4735,8 +5816,8 @@
         </w:r>
       </w:hyperlink>
     </w:p>
-    <w:bookmarkEnd w:id="110"/>
-    <w:bookmarkStart w:id="112" w:name="ref-wickens2008"/>
+    <w:bookmarkEnd w:id="118"/>
+    <w:bookmarkStart w:id="120" w:name="ref-wickens2008"/>
     <w:p>
       <w:pPr>
         <w:pStyle w:val="Bibliography"/>
@@ -4773,7 +5854,7 @@
       <w:r>
         <w:t xml:space="preserve"> </w:t>
       </w:r>
-      <w:hyperlink r:id="rId111">
+      <w:hyperlink r:id="rId119">
         <w:r>
           <w:rPr>
             <w:rStyle w:val="Hyperlink"/>
@@ -4782,8 +5863,8 @@
         </w:r>
       </w:hyperlink>
     </w:p>
-    <w:bookmarkEnd w:id="112"/>
-    <w:bookmarkStart w:id="114" w:name="ref-winn1994factors"/>
+    <w:bookmarkEnd w:id="120"/>
+    <w:bookmarkStart w:id="122" w:name="ref-winn1994factors"/>
     <w:p>
       <w:pPr>
         <w:pStyle w:val="Bibliography"/>
@@ -4820,7 +5901,7 @@
       <w:r>
         <w:t xml:space="preserve"> </w:t>
       </w:r>
-      <w:hyperlink r:id="rId113">
+      <w:hyperlink r:id="rId121">
         <w:r>
           <w:rPr>
             <w:rStyle w:val="Hyperlink"/>
@@ -4829,8 +5910,8 @@
         </w:r>
       </w:hyperlink>
     </w:p>
-    <w:bookmarkEnd w:id="114"/>
-    <w:bookmarkStart w:id="116" w:name="ref-zenon2014pupil"/>
+    <w:bookmarkEnd w:id="122"/>
+    <w:bookmarkStart w:id="124" w:name="ref-zenon2014pupil"/>
     <w:p>
       <w:pPr>
         <w:pStyle w:val="Bibliography"/>
@@ -4867,7 +5948,7 @@
       <w:r>
         <w:t xml:space="preserve"> </w:t>
       </w:r>
-      <w:hyperlink r:id="rId115">
+      <w:hyperlink r:id="rId123">
         <w:r>
           <w:rPr>
             <w:rStyle w:val="Hyperlink"/>
@@ -4876,10 +5957,10 @@
         </w:r>
       </w:hyperlink>
     </w:p>
-    <w:bookmarkEnd w:id="116"/>
-    <w:bookmarkEnd w:id="117"/>
-    <w:bookmarkEnd w:id="118"/>
-    <w:bookmarkStart w:id="177" w:name="supplementary-materials"/>
+    <w:bookmarkEnd w:id="124"/>
+    <w:bookmarkEnd w:id="125"/>
+    <w:bookmarkEnd w:id="126"/>
+    <w:bookmarkStart w:id="189" w:name="supplementary-materials"/>
     <w:p>
       <w:pPr>
         <w:pStyle w:val="Heading1"/>
@@ -4888,7 +5969,7 @@
         <w:t xml:space="preserve">Supplementary Materials</w:t>
       </w:r>
     </w:p>
-    <w:bookmarkStart w:id="138" w:name="model-estimation-and-fit"/>
+    <w:bookmarkStart w:id="147" w:name="model-estimation-and-fit"/>
     <w:p>
       <w:pPr>
         <w:pStyle w:val="Heading2"/>
@@ -4918,7 +5999,7 @@
       <w:tr>
         <w:tc>
           <w:tcPr/>
-          <w:bookmarkStart w:id="122" w:name="suppfig-flow"/>
+          <w:bookmarkStart w:id="130" w:name="suppfig-flow"/>
           <w:p>
             <w:pPr>
               <w:jc w:val="center"/>
@@ -4928,18 +6009,18 @@
                 <wp:inline>
                   <wp:extent cx="5334000" cy="6574465"/>
                   <wp:effectExtent b="0" l="0" r="0" t="0"/>
-                  <wp:docPr descr="" title="" id="120" name="Picture"/>
+                  <wp:docPr descr="" title="" id="128" name="Picture"/>
                   <a:graphic>
                     <a:graphicData uri="http://schemas.openxmlformats.org/drawingml/2006/picture">
                       <pic:pic>
                         <pic:nvPicPr>
-                          <pic:cNvPr descr="../output/ddm_refits/runs/final_20261016/figures/final/S_participant_flow.png" id="121" name="Picture"/>
+                          <pic:cNvPr descr="../output/ddm_refits/runs/final_20261016/figures/final/S_participant_flow.png" id="129" name="Picture"/>
                           <pic:cNvPicPr>
                             <a:picLocks noChangeArrowheads="1" noChangeAspect="1"/>
                           </pic:cNvPicPr>
                         </pic:nvPicPr>
                         <pic:blipFill>
-                          <a:blip r:embed="rId119"/>
+                          <a:blip r:embed="rId127"/>
                           <a:stretch>
                             <a:fillRect/>
                           </a:stretch>
@@ -4979,7 +6060,7 @@
               <w:t xml:space="preserve">Figure S1: Participant and trial flow. The left column shows the behavioral sample and the right column the pupil sample, with the trials (participants) remaining after each criterion. Sensitivity samples have a dashed border.</w:t>
             </w:r>
           </w:p>
-          <w:bookmarkEnd w:id="122"/>
+          <w:bookmarkEnd w:id="130"/>
         </w:tc>
       </w:tr>
     </w:tbl>
@@ -5004,7 +6085,7 @@
       <w:tr>
         <w:tc>
           <w:tcPr/>
-          <w:bookmarkStart w:id="123" w:name="supptbl-trial-counts"/>
+          <w:bookmarkStart w:id="131" w:name="supptbl-trial-counts"/>
           <w:p>
             <w:pPr>
               <w:jc w:val="center"/>
@@ -5021,16 +6102,17 @@
           <w:tbl>
             <w:tblPr>
               <w:tblStyle w:val="Table"/>
-              <w:tblW w:type="auto" w:w="0"/>
+              <w:tblW w:type="pct" w:w="5000"/>
+              <w:tblLayout w:type="fixed"/>
               <w:tblLook w:firstRow="1" w:lastRow="0" w:firstColumn="0" w:lastColumn="0" w:noHBand="0" w:noVBand="0" w:val="0020"/>
             </w:tblPr>
             <w:tblGrid>
+              <w:gridCol w:w="600"/>
               <w:gridCol w:w="1320"/>
-              <w:gridCol w:w="1320"/>
-              <w:gridCol w:w="1320"/>
-              <w:gridCol w:w="1320"/>
-              <w:gridCol w:w="1320"/>
-              <w:gridCol w:w="1320"/>
+              <w:gridCol w:w="840"/>
+              <w:gridCol w:w="840"/>
+              <w:gridCol w:w="1560"/>
+              <w:gridCol w:w="2760"/>
             </w:tblGrid>
             <w:tr>
               <w:trPr>
@@ -5097,20 +6179,20 @@
                     <w:jc w:val="center"/>
                   </w:pPr>
                   <w:r>
-                    <w:t xml:space="preserve">Subjects</w:t>
-                  </w:r>
-                </w:p>
-              </w:tc>
-              <w:tc>
-                <w:tcPr/>
-                <w:p>
-                  <w:pPr>
-                    <w:pStyle w:val="Compact"/>
-                    <w:jc w:val="right"/>
-                    <w:jc w:val="center"/>
-                  </w:pPr>
-                  <w:r>
-                    <w:t xml:space="preserve">Trials per subject</w:t>
+                    <w:t xml:space="preserve">Participants</w:t>
+                  </w:r>
+                </w:p>
+              </w:tc>
+              <w:tc>
+                <w:tcPr/>
+                <w:p>
+                  <w:pPr>
+                    <w:pStyle w:val="Compact"/>
+                    <w:jc w:val="right"/>
+                    <w:jc w:val="center"/>
+                  </w:pPr>
+                  <w:r>
+                    <w:t xml:space="preserve">Trials per participant</w:t>
                   </w:r>
                 </w:p>
               </w:tc>
@@ -6076,7 +7158,7 @@
               </w:tc>
             </w:tr>
           </w:tbl>
-          <w:bookmarkEnd w:id="123"/>
+          <w:bookmarkEnd w:id="131"/>
           <w:p/>
         </w:tc>
       </w:tr>
@@ -6102,7 +7184,7 @@
       <w:tr>
         <w:tc>
           <w:tcPr/>
-          <w:bookmarkStart w:id="124" w:name="supptbl-priors"/>
+          <w:bookmarkStart w:id="132" w:name="supptbl-priors"/>
           <w:p>
             <w:pPr>
               <w:jc w:val="center"/>
@@ -6478,7 +7560,7 @@
               <w:t xml:space="preserve">Pupil slopes used the class priors of the parameter they entered.</w:t>
             </w:r>
           </w:p>
-          <w:bookmarkEnd w:id="124"/>
+          <w:bookmarkEnd w:id="132"/>
         </w:tc>
       </w:tr>
     </w:tbl>
@@ -6487,7 +7569,7 @@
         <w:pStyle w:val="BodyText"/>
       </w:pPr>
       <w:r>
-        <w:t xml:space="preserve">Table S3 compares the nested behavioral models, and Table S4 lists convergence diagnostics for every model reported in the chapter. Tables S5 and S6 give the primary model’s population-level estimates and its condition-level parameters.</w:t>
+        <w:t xml:space="preserve">Table S3 compares the nested behavioral models, and Table S5 lists convergence diagnostics for every model reported in the chapter. Tables S6 and S7 give the primary model’s population-level estimates and its condition-level parameters.</w:t>
       </w:r>
     </w:p>
     <w:tbl>
@@ -6503,7 +7585,7 @@
       <w:tr>
         <w:tc>
           <w:tcPr/>
-          <w:bookmarkStart w:id="125" w:name="supptbl-model-comparison"/>
+          <w:bookmarkStart w:id="133" w:name="supptbl-model-comparison"/>
           <w:p>
             <w:pPr>
               <w:jc w:val="center"/>
@@ -6525,15 +7607,15 @@
               <w:tblLook w:firstRow="1" w:lastRow="0" w:firstColumn="0" w:lastColumn="0" w:noHBand="0" w:noVBand="0" w:val="0020"/>
             </w:tblPr>
             <w:tblGrid>
-              <w:gridCol w:w="540"/>
-              <w:gridCol w:w="810"/>
-              <w:gridCol w:w="540"/>
-              <w:gridCol w:w="1530"/>
-              <w:gridCol w:w="1260"/>
-              <w:gridCol w:w="720"/>
-              <w:gridCol w:w="900"/>
-              <w:gridCol w:w="1170"/>
-              <w:gridCol w:w="450"/>
+              <w:gridCol w:w="586"/>
+              <w:gridCol w:w="977"/>
+              <w:gridCol w:w="586"/>
+              <w:gridCol w:w="1271"/>
+              <w:gridCol w:w="977"/>
+              <w:gridCol w:w="977"/>
+              <w:gridCol w:w="782"/>
+              <w:gridCol w:w="1271"/>
+              <w:gridCol w:w="488"/>
             </w:tblGrid>
             <w:tr>
               <w:trPr>
@@ -6591,7 +7673,7 @@
                     <w:jc w:val="center"/>
                   </w:pPr>
                   <w:r>
-                    <w:t xml:space="preserve">Delta ELPD vs M4</w:t>
+                    <w:t xml:space="preserve">ΔELPD vs. M4</w:t>
                   </w:r>
                 </w:p>
               </w:tc>
@@ -6614,33 +7696,53 @@
                     <w:t xml:space="preserve"> </w:t>
                   </w:r>
                   <w:r>
-                    <w:t xml:space="preserve">of delta</w:t>
-                  </w:r>
-                </w:p>
-              </w:tc>
-              <w:tc>
-                <w:tcPr/>
-                <w:p>
-                  <w:pPr>
-                    <w:pStyle w:val="Compact"/>
-                    <w:jc w:val="right"/>
-                    <w:jc w:val="center"/>
-                  </w:pPr>
-                  <w:r>
-                    <w:t xml:space="preserve">k &gt; 0.7</w:t>
-                  </w:r>
-                </w:p>
-              </w:tc>
-              <w:tc>
-                <w:tcPr/>
-                <w:p>
-                  <w:pPr>
-                    <w:pStyle w:val="Compact"/>
-                    <w:jc w:val="right"/>
-                    <w:jc w:val="center"/>
-                  </w:pPr>
-                  <w:r>
-                    <w:t xml:space="preserve">Max R-hat</w:t>
+                    <w:t xml:space="preserve">of Δ</w:t>
+                  </w:r>
+                </w:p>
+              </w:tc>
+              <w:tc>
+                <w:tcPr/>
+                <w:p>
+                  <w:pPr>
+                    <w:pStyle w:val="Compact"/>
+                    <w:jc w:val="right"/>
+                    <w:jc w:val="center"/>
+                  </w:pPr>
+                  <w:r>
+                    <w:rPr>
+                      <w:i/>
+                      <w:iCs/>
+                    </w:rPr>
+                    <w:t xml:space="preserve">k</w:t>
+                  </w:r>
+                  <w:r>
+                    <w:t xml:space="preserve"> </w:t>
+                  </w:r>
+                  <w:r>
+                    <w:t xml:space="preserve">&gt; 0.7</w:t>
+                  </w:r>
+                </w:p>
+              </w:tc>
+              <w:tc>
+                <w:tcPr/>
+                <w:p>
+                  <w:pPr>
+                    <w:pStyle w:val="Compact"/>
+                    <w:jc w:val="right"/>
+                    <w:jc w:val="center"/>
+                  </w:pPr>
+                  <w:r>
+                    <w:t xml:space="preserve">Max</w:t>
+                  </w:r>
+                  <w:r>
+                    <w:t xml:space="preserve"> </w:t>
+                  </w:r>
+                  <w:r>
+                    <w:rPr>
+                      <w:i/>
+                      <w:iCs/>
+                    </w:rPr>
+                    <w:t xml:space="preserve">R̂</w:t>
                   </w:r>
                 </w:p>
               </w:tc>
@@ -6694,7 +7796,7 @@
                     <w:jc w:val="center"/>
                   </w:pPr>
                   <w:r>
-                    <w:t xml:space="preserve">−17820.6</w:t>
+                    <w:t xml:space="preserve">−17,820.6</w:t>
                   </w:r>
                 </w:p>
               </w:tc>
@@ -6813,7 +7915,7 @@
                     <w:jc w:val="center"/>
                   </w:pPr>
                   <w:r>
-                    <w:t xml:space="preserve">−17816.6</w:t>
+                    <w:t xml:space="preserve">−17,816.6</w:t>
                   </w:r>
                 </w:p>
               </w:tc>
@@ -6932,7 +8034,7 @@
                     <w:jc w:val="center"/>
                   </w:pPr>
                   <w:r>
-                    <w:t xml:space="preserve">−17815.9</w:t>
+                    <w:t xml:space="preserve">−17,815.9</w:t>
                   </w:r>
                 </w:p>
               </w:tc>
@@ -7051,7 +8153,7 @@
                     <w:jc w:val="center"/>
                   </w:pPr>
                   <w:r>
-                    <w:t xml:space="preserve">−17816.8</w:t>
+                    <w:t xml:space="preserve">−17,816.8</w:t>
                   </w:r>
                 </w:p>
               </w:tc>
@@ -7170,7 +8272,7 @@
                     <w:jc w:val="center"/>
                   </w:pPr>
                   <w:r>
-                    <w:t xml:space="preserve">−17658.5</w:t>
+                    <w:t xml:space="preserve">−17,658.5</w:t>
                   </w:r>
                 </w:p>
               </w:tc>
@@ -7289,7 +8391,7 @@
                     <w:jc w:val="center"/>
                   </w:pPr>
                   <w:r>
-                    <w:t xml:space="preserve">−17660.1</w:t>
+                    <w:t xml:space="preserve">−17,660.1</w:t>
                   </w:r>
                 </w:p>
               </w:tc>
@@ -7381,6 +8483,348 @@
                   </w:pPr>
                   <w:r>
                     <w:t xml:space="preserve">Yes</w:t>
+                  </w:r>
+                </w:p>
+              </w:tc>
+            </w:tr>
+          </w:tbl>
+          <w:bookmarkEnd w:id="133"/>
+          <w:p/>
+        </w:tc>
+      </w:tr>
+    </w:tbl>
+    <w:p>
+      <w:pPr>
+        <w:pStyle w:val="BodyText"/>
+      </w:pPr>
+      <w:r>
+        <w:t xml:space="preserve"> </w:t>
+      </w:r>
+    </w:p>
+    <w:tbl>
+      <w:tblPr>
+        <w:tblStyle w:val="Table"/>
+        <w:tblW w:type="pct" w:w="5000"/>
+        <w:tblLayout w:type="fixed"/>
+        <w:tblLook w:firstRow="0" w:lastRow="0" w:firstColumn="0" w:lastColumn="0" w:noHBand="0" w:noVBand="0" w:val="0000"/>
+      </w:tblPr>
+      <w:tblGrid>
+        <w:gridCol w:w="7920"/>
+      </w:tblGrid>
+      <w:tr>
+        <w:tc>
+          <w:tcPr/>
+          <w:bookmarkStart w:id="134" w:name="supptbl-m2-interactions"/>
+          <w:p>
+            <w:pPr>
+              <w:jc w:val="center"/>
+            </w:pPr>
+            <w:pPr>
+              <w:jc w:val="left"/>
+              <w:spacing w:before="200"/>
+              <w:pStyle w:val="ImageCaption"/>
+            </w:pPr>
+            <w:r>
+              <w:t xml:space="preserve">Table S4: Difficulty × effort terms in M2</w:t>
+            </w:r>
+          </w:p>
+          <w:tbl>
+            <w:tblPr>
+              <w:tblStyle w:val="Table"/>
+              <w:tblW w:type="auto" w:w="0"/>
+              <w:tblLook w:firstRow="1" w:lastRow="0" w:firstColumn="0" w:lastColumn="0" w:noHBand="0" w:noVBand="0" w:val="0020"/>
+            </w:tblPr>
+            <w:tblGrid>
+              <w:gridCol w:w="2640"/>
+              <w:gridCol w:w="2640"/>
+              <w:gridCol w:w="2640"/>
+            </w:tblGrid>
+            <w:tr>
+              <w:trPr>
+                <w:tblHeader w:val="on"/>
+              </w:trPr>
+              <w:tc>
+                <w:tcPr/>
+                <w:p>
+                  <w:pPr>
+                    <w:pStyle w:val="Compact"/>
+                    <w:jc w:val="left"/>
+                    <w:jc w:val="center"/>
+                  </w:pPr>
+                  <w:r>
+                    <w:t xml:space="preserve">Term</w:t>
+                  </w:r>
+                </w:p>
+              </w:tc>
+              <w:tc>
+                <w:tcPr/>
+                <w:p>
+                  <w:pPr>
+                    <w:pStyle w:val="Compact"/>
+                    <w:jc w:val="right"/>
+                    <w:jc w:val="center"/>
+                  </w:pPr>
+                  <w:r>
+                    <w:t xml:space="preserve">Estimate [95% CrI]</w:t>
+                  </w:r>
+                </w:p>
+              </w:tc>
+              <w:tc>
+                <w:tcPr/>
+                <w:p>
+                  <w:pPr>
+                    <w:pStyle w:val="Compact"/>
+                    <w:jc w:val="right"/>
+                    <w:jc w:val="center"/>
+                  </w:pPr>
+                  <w:r>
+                    <w:t xml:space="preserve">P(&lt; 0)</w:t>
+                  </w:r>
+                </w:p>
+              </w:tc>
+            </w:tr>
+            <w:tr>
+              <w:tc>
+                <w:tcPr/>
+                <w:p>
+                  <w:pPr>
+                    <w:pStyle w:val="Compact"/>
+                    <w:jc w:val="left"/>
+                    <w:jc w:val="center"/>
+                  </w:pPr>
+                  <w:r>
+                    <w:t xml:space="preserve">Drift, Hard × high</w:t>
+                  </w:r>
+                </w:p>
+              </w:tc>
+              <w:tc>
+                <w:tcPr/>
+                <w:p>
+                  <w:pPr>
+                    <w:pStyle w:val="Compact"/>
+                    <w:jc w:val="right"/>
+                    <w:jc w:val="center"/>
+                  </w:pPr>
+                  <w:r>
+                    <w:t xml:space="preserve">−0.020 [−0.114, 0.072]</w:t>
+                  </w:r>
+                </w:p>
+              </w:tc>
+              <w:tc>
+                <w:tcPr/>
+                <w:p>
+                  <w:pPr>
+                    <w:pStyle w:val="Compact"/>
+                    <w:jc w:val="right"/>
+                    <w:jc w:val="center"/>
+                  </w:pPr>
+                  <w:r>
+                    <w:t xml:space="preserve">.664</w:t>
+                  </w:r>
+                </w:p>
+              </w:tc>
+            </w:tr>
+            <w:tr>
+              <w:tc>
+                <w:tcPr/>
+                <w:p>
+                  <w:pPr>
+                    <w:pStyle w:val="Compact"/>
+                    <w:jc w:val="left"/>
+                    <w:jc w:val="center"/>
+                  </w:pPr>
+                  <w:r>
+                    <w:t xml:space="preserve">Drift, Easy × high</w:t>
+                  </w:r>
+                </w:p>
+              </w:tc>
+              <w:tc>
+                <w:tcPr/>
+                <w:p>
+                  <w:pPr>
+                    <w:pStyle w:val="Compact"/>
+                    <w:jc w:val="right"/>
+                    <w:jc w:val="center"/>
+                  </w:pPr>
+                  <w:r>
+                    <w:t xml:space="preserve">0.057 [−0.040, 0.157]</w:t>
+                  </w:r>
+                </w:p>
+              </w:tc>
+              <w:tc>
+                <w:tcPr/>
+                <w:p>
+                  <w:pPr>
+                    <w:pStyle w:val="Compact"/>
+                    <w:jc w:val="right"/>
+                    <w:jc w:val="center"/>
+                  </w:pPr>
+                  <w:r>
+                    <w:t xml:space="preserve">.124</w:t>
+                  </w:r>
+                </w:p>
+              </w:tc>
+            </w:tr>
+            <w:tr>
+              <w:tc>
+                <w:tcPr/>
+                <w:p>
+                  <w:pPr>
+                    <w:pStyle w:val="Compact"/>
+                    <w:jc w:val="left"/>
+                    <w:jc w:val="center"/>
+                  </w:pPr>
+                  <w:r>
+                    <w:t xml:space="preserve">Drift, Hard − Easy</w:t>
+                  </w:r>
+                </w:p>
+              </w:tc>
+              <w:tc>
+                <w:tcPr/>
+                <w:p>
+                  <w:pPr>
+                    <w:pStyle w:val="Compact"/>
+                    <w:jc w:val="right"/>
+                    <w:jc w:val="center"/>
+                  </w:pPr>
+                  <w:r>
+                    <w:t xml:space="preserve">−0.078 [−0.154, −0.001]</w:t>
+                  </w:r>
+                </w:p>
+              </w:tc>
+              <w:tc>
+                <w:tcPr/>
+                <w:p>
+                  <w:pPr>
+                    <w:pStyle w:val="Compact"/>
+                    <w:jc w:val="right"/>
+                    <w:jc w:val="center"/>
+                  </w:pPr>
+                  <w:r>
+                    <w:t xml:space="preserve">.977</w:t>
+                  </w:r>
+                </w:p>
+              </w:tc>
+            </w:tr>
+            <w:tr>
+              <w:tc>
+                <w:tcPr/>
+                <w:p>
+                  <w:pPr>
+                    <w:pStyle w:val="Compact"/>
+                    <w:jc w:val="left"/>
+                    <w:jc w:val="center"/>
+                  </w:pPr>
+                  <w:r>
+                    <w:t xml:space="preserve">Boundary, Hard × high</w:t>
+                  </w:r>
+                </w:p>
+              </w:tc>
+              <w:tc>
+                <w:tcPr/>
+                <w:p>
+                  <w:pPr>
+                    <w:pStyle w:val="Compact"/>
+                    <w:jc w:val="right"/>
+                    <w:jc w:val="center"/>
+                  </w:pPr>
+                  <w:r>
+                    <w:t xml:space="preserve">−0.028 [−0.067, 0.010]</w:t>
+                  </w:r>
+                </w:p>
+              </w:tc>
+              <w:tc>
+                <w:tcPr/>
+                <w:p>
+                  <w:pPr>
+                    <w:pStyle w:val="Compact"/>
+                    <w:jc w:val="right"/>
+                    <w:jc w:val="center"/>
+                  </w:pPr>
+                  <w:r>
+                    <w:t xml:space="preserve">.925</w:t>
+                  </w:r>
+                </w:p>
+              </w:tc>
+            </w:tr>
+            <w:tr>
+              <w:tc>
+                <w:tcPr/>
+                <w:p>
+                  <w:pPr>
+                    <w:pStyle w:val="Compact"/>
+                    <w:jc w:val="left"/>
+                    <w:jc w:val="center"/>
+                  </w:pPr>
+                  <w:r>
+                    <w:t xml:space="preserve">Boundary, Easy × high</w:t>
+                  </w:r>
+                </w:p>
+              </w:tc>
+              <w:tc>
+                <w:tcPr/>
+                <w:p>
+                  <w:pPr>
+                    <w:pStyle w:val="Compact"/>
+                    <w:jc w:val="right"/>
+                    <w:jc w:val="center"/>
+                  </w:pPr>
+                  <w:r>
+                    <w:t xml:space="preserve">−0.042 [−0.084, −0.001]</w:t>
+                  </w:r>
+                </w:p>
+              </w:tc>
+              <w:tc>
+                <w:tcPr/>
+                <w:p>
+                  <w:pPr>
+                    <w:pStyle w:val="Compact"/>
+                    <w:jc w:val="right"/>
+                    <w:jc w:val="center"/>
+                  </w:pPr>
+                  <w:r>
+                    <w:t xml:space="preserve">.976</w:t>
+                  </w:r>
+                </w:p>
+              </w:tc>
+            </w:tr>
+            <w:tr>
+              <w:tc>
+                <w:tcPr/>
+                <w:p>
+                  <w:pPr>
+                    <w:pStyle w:val="Compact"/>
+                    <w:jc w:val="left"/>
+                    <w:jc w:val="center"/>
+                  </w:pPr>
+                  <w:r>
+                    <w:t xml:space="preserve">Boundary, Hard − Easy</w:t>
+                  </w:r>
+                </w:p>
+              </w:tc>
+              <w:tc>
+                <w:tcPr/>
+                <w:p>
+                  <w:pPr>
+                    <w:pStyle w:val="Compact"/>
+                    <w:jc w:val="right"/>
+                    <w:jc w:val="center"/>
+                  </w:pPr>
+                  <w:r>
+                    <w:t xml:space="preserve">0.014 [−0.018, 0.046]</w:t>
+                  </w:r>
+                </w:p>
+              </w:tc>
+              <w:tc>
+                <w:tcPr/>
+                <w:p>
+                  <w:pPr>
+                    <w:pStyle w:val="Compact"/>
+                    <w:jc w:val="right"/>
+                    <w:jc w:val="center"/>
+                  </w:pPr>
+                  <w:r>
+                    <w:t xml:space="preserve">.192</w:t>
                   </w:r>
                 </w:p>
               </w:tc>
@@ -7401,10 +8845,10 @@
               <w:t xml:space="preserve"> </w:t>
             </w:r>
             <w:r>
-              <w:t xml:space="preserve">M0 NA M1 NA M2 NA M3 NA M4 NA M4b NA</w:t>
+              <w:t xml:space="preserve">Terms are deviations of the high-effort effect from its value on Standard trials. Hard − Easy is the difference between the two deviations. Estimates are on the link scale.</w:t>
             </w:r>
           </w:p>
-          <w:bookmarkEnd w:id="125"/>
+          <w:bookmarkEnd w:id="134"/>
         </w:tc>
       </w:tr>
     </w:tbl>
@@ -7429,7 +8873,7 @@
       <w:tr>
         <w:tc>
           <w:tcPr/>
-          <w:bookmarkStart w:id="126" w:name="supptbl-convergence"/>
+          <w:bookmarkStart w:id="135" w:name="supptbl-convergence"/>
           <w:p>
             <w:pPr>
               <w:jc w:val="center"/>
@@ -7440,7 +8884,7 @@
               <w:pStyle w:val="ImageCaption"/>
             </w:pPr>
             <w:r>
-              <w:t xml:space="preserve">Table S4: Convergence diagnostics for all reported models</w:t>
+              <w:t xml:space="preserve">Table S5: Convergence diagnostics for all reported models</w:t>
             </w:r>
           </w:p>
           <w:tbl>
@@ -7451,13 +8895,13 @@
               <w:tblLook w:firstRow="1" w:lastRow="0" w:firstColumn="0" w:lastColumn="0" w:noHBand="0" w:noVBand="0" w:val="0020"/>
             </w:tblPr>
             <w:tblGrid>
-              <w:gridCol w:w="1767"/>
-              <w:gridCol w:w="2404"/>
-              <w:gridCol w:w="707"/>
-              <w:gridCol w:w="919"/>
-              <w:gridCol w:w="919"/>
-              <w:gridCol w:w="848"/>
-              <w:gridCol w:w="353"/>
+              <w:gridCol w:w="2451"/>
+              <w:gridCol w:w="2137"/>
+              <w:gridCol w:w="628"/>
+              <w:gridCol w:w="817"/>
+              <w:gridCol w:w="817"/>
+              <w:gridCol w:w="754"/>
+              <w:gridCol w:w="314"/>
             </w:tblGrid>
             <w:tr>
               <w:trPr>
@@ -8455,6 +9899,1401 @@
                   </w:pPr>
                   <w:r>
                     <w:t xml:space="preserve">1,844</w:t>
+                  </w:r>
+                </w:p>
+              </w:tc>
+              <w:tc>
+                <w:tcPr/>
+                <w:p>
+                  <w:pPr>
+                    <w:pStyle w:val="Compact"/>
+                    <w:jc w:val="right"/>
+                    <w:jc w:val="center"/>
+                  </w:pPr>
+                  <w:r>
+                    <w:t xml:space="preserve">0</w:t>
+                  </w:r>
+                </w:p>
+              </w:tc>
+              <w:tc>
+                <w:tcPr/>
+                <w:p>
+                  <w:pPr>
+                    <w:pStyle w:val="Compact"/>
+                    <w:jc w:val="right"/>
+                    <w:jc w:val="center"/>
+                  </w:pPr>
+                  <w:r>
+                    <w:t xml:space="preserve">Yes</w:t>
+                  </w:r>
+                </w:p>
+              </w:tc>
+            </w:tr>
+            <w:tr>
+              <w:tc>
+                <w:tcPr/>
+                <w:p>
+                  <w:pPr>
+                    <w:pStyle w:val="Compact"/>
+                    <w:jc w:val="left"/>
+                    <w:jc w:val="center"/>
+                  </w:pPr>
+                  <w:r>
+                    <w:t xml:space="preserve">P0</w:t>
+                  </w:r>
+                </w:p>
+              </w:tc>
+              <w:tc>
+                <w:tcPr/>
+                <w:p>
+                  <w:pPr>
+                    <w:pStyle w:val="Compact"/>
+                    <w:jc w:val="right"/>
+                    <w:jc w:val="center"/>
+                  </w:pPr>
+                  <w:r>
+                    <w:t xml:space="preserve">pupil (baseline)</w:t>
+                  </w:r>
+                </w:p>
+              </w:tc>
+              <w:tc>
+                <w:tcPr/>
+                <w:p>
+                  <w:pPr>
+                    <w:pStyle w:val="Compact"/>
+                    <w:jc w:val="right"/>
+                    <w:jc w:val="center"/>
+                  </w:pPr>
+                  <w:r>
+                    <w:t xml:space="preserve">1.006</w:t>
+                  </w:r>
+                </w:p>
+              </w:tc>
+              <w:tc>
+                <w:tcPr/>
+                <w:p>
+                  <w:pPr>
+                    <w:pStyle w:val="Compact"/>
+                    <w:jc w:val="right"/>
+                    <w:jc w:val="center"/>
+                  </w:pPr>
+                  <w:r>
+                    <w:t xml:space="preserve">1,921</w:t>
+                  </w:r>
+                </w:p>
+              </w:tc>
+              <w:tc>
+                <w:tcPr/>
+                <w:p>
+                  <w:pPr>
+                    <w:pStyle w:val="Compact"/>
+                    <w:jc w:val="right"/>
+                    <w:jc w:val="center"/>
+                  </w:pPr>
+                  <w:r>
+                    <w:t xml:space="preserve">3,873</w:t>
+                  </w:r>
+                </w:p>
+              </w:tc>
+              <w:tc>
+                <w:tcPr/>
+                <w:p>
+                  <w:pPr>
+                    <w:pStyle w:val="Compact"/>
+                    <w:jc w:val="right"/>
+                    <w:jc w:val="center"/>
+                  </w:pPr>
+                  <w:r>
+                    <w:t xml:space="preserve">0</w:t>
+                  </w:r>
+                </w:p>
+              </w:tc>
+              <w:tc>
+                <w:tcPr/>
+                <w:p>
+                  <w:pPr>
+                    <w:pStyle w:val="Compact"/>
+                    <w:jc w:val="right"/>
+                    <w:jc w:val="center"/>
+                  </w:pPr>
+                  <w:r>
+                    <w:t xml:space="preserve">Yes</w:t>
+                  </w:r>
+                </w:p>
+              </w:tc>
+            </w:tr>
+            <w:tr>
+              <w:tc>
+                <w:tcPr/>
+                <w:p>
+                  <w:pPr>
+                    <w:pStyle w:val="Compact"/>
+                    <w:jc w:val="left"/>
+                    <w:jc w:val="center"/>
+                  </w:pPr>
+                  <w:r>
+                    <w:t xml:space="preserve">Baseline for P4–P5</w:t>
+                  </w:r>
+                </w:p>
+              </w:tc>
+              <w:tc>
+                <w:tcPr/>
+                <w:p>
+                  <w:pPr>
+                    <w:pStyle w:val="Compact"/>
+                    <w:jc w:val="right"/>
+                    <w:jc w:val="center"/>
+                  </w:pPr>
+                  <w:r>
+                    <w:t xml:space="preserve">pupil-ordering baseline</w:t>
+                  </w:r>
+                </w:p>
+              </w:tc>
+              <w:tc>
+                <w:tcPr/>
+                <w:p>
+                  <w:pPr>
+                    <w:pStyle w:val="Compact"/>
+                    <w:jc w:val="right"/>
+                    <w:jc w:val="center"/>
+                  </w:pPr>
+                  <w:r>
+                    <w:t xml:space="preserve">1.005</w:t>
+                  </w:r>
+                </w:p>
+              </w:tc>
+              <w:tc>
+                <w:tcPr/>
+                <w:p>
+                  <w:pPr>
+                    <w:pStyle w:val="Compact"/>
+                    <w:jc w:val="right"/>
+                    <w:jc w:val="center"/>
+                  </w:pPr>
+                  <w:r>
+                    <w:t xml:space="preserve">1,242</w:t>
+                  </w:r>
+                </w:p>
+              </w:tc>
+              <w:tc>
+                <w:tcPr/>
+                <w:p>
+                  <w:pPr>
+                    <w:pStyle w:val="Compact"/>
+                    <w:jc w:val="right"/>
+                    <w:jc w:val="center"/>
+                  </w:pPr>
+                  <w:r>
+                    <w:t xml:space="preserve">2,480</w:t>
+                  </w:r>
+                </w:p>
+              </w:tc>
+              <w:tc>
+                <w:tcPr/>
+                <w:p>
+                  <w:pPr>
+                    <w:pStyle w:val="Compact"/>
+                    <w:jc w:val="right"/>
+                    <w:jc w:val="center"/>
+                  </w:pPr>
+                  <w:r>
+                    <w:t xml:space="preserve">0</w:t>
+                  </w:r>
+                </w:p>
+              </w:tc>
+              <w:tc>
+                <w:tcPr/>
+                <w:p>
+                  <w:pPr>
+                    <w:pStyle w:val="Compact"/>
+                    <w:jc w:val="right"/>
+                    <w:jc w:val="center"/>
+                  </w:pPr>
+                  <w:r>
+                    <w:t xml:space="preserve">Yes</w:t>
+                  </w:r>
+                </w:p>
+              </w:tc>
+            </w:tr>
+            <w:tr>
+              <w:tc>
+                <w:tcPr/>
+                <w:p>
+                  <w:pPr>
+                    <w:pStyle w:val="Compact"/>
+                    <w:jc w:val="left"/>
+                    <w:jc w:val="center"/>
+                  </w:pPr>
+                  <w:r>
+                    <w:t xml:space="preserve">Baseline for P3 without slowest trials</w:t>
+                  </w:r>
+                </w:p>
+              </w:tc>
+              <w:tc>
+                <w:tcPr/>
+                <w:p>
+                  <w:pPr>
+                    <w:pStyle w:val="Compact"/>
+                    <w:jc w:val="right"/>
+                    <w:jc w:val="center"/>
+                  </w:pPr>
+                  <w:r>
+                    <w:t xml:space="preserve">pupil-ordering baseline</w:t>
+                  </w:r>
+                </w:p>
+              </w:tc>
+              <w:tc>
+                <w:tcPr/>
+                <w:p>
+                  <w:pPr>
+                    <w:pStyle w:val="Compact"/>
+                    <w:jc w:val="right"/>
+                    <w:jc w:val="center"/>
+                  </w:pPr>
+                  <w:r>
+                    <w:t xml:space="preserve">1.004</w:t>
+                  </w:r>
+                </w:p>
+              </w:tc>
+              <w:tc>
+                <w:tcPr/>
+                <w:p>
+                  <w:pPr>
+                    <w:pStyle w:val="Compact"/>
+                    <w:jc w:val="right"/>
+                    <w:jc w:val="center"/>
+                  </w:pPr>
+                  <w:r>
+                    <w:t xml:space="preserve">1,579</w:t>
+                  </w:r>
+                </w:p>
+              </w:tc>
+              <w:tc>
+                <w:tcPr/>
+                <w:p>
+                  <w:pPr>
+                    <w:pStyle w:val="Compact"/>
+                    <w:jc w:val="right"/>
+                    <w:jc w:val="center"/>
+                  </w:pPr>
+                  <w:r>
+                    <w:t xml:space="preserve">3,059</w:t>
+                  </w:r>
+                </w:p>
+              </w:tc>
+              <w:tc>
+                <w:tcPr/>
+                <w:p>
+                  <w:pPr>
+                    <w:pStyle w:val="Compact"/>
+                    <w:jc w:val="right"/>
+                    <w:jc w:val="center"/>
+                  </w:pPr>
+                  <w:r>
+                    <w:t xml:space="preserve">0</w:t>
+                  </w:r>
+                </w:p>
+              </w:tc>
+              <w:tc>
+                <w:tcPr/>
+                <w:p>
+                  <w:pPr>
+                    <w:pStyle w:val="Compact"/>
+                    <w:jc w:val="right"/>
+                    <w:jc w:val="center"/>
+                  </w:pPr>
+                  <w:r>
+                    <w:t xml:space="preserve">Yes</w:t>
+                  </w:r>
+                </w:p>
+              </w:tc>
+            </w:tr>
+            <w:tr>
+              <w:tc>
+                <w:tcPr/>
+                <w:p>
+                  <w:pPr>
+                    <w:pStyle w:val="Compact"/>
+                    <w:jc w:val="left"/>
+                    <w:jc w:val="center"/>
+                  </w:pPr>
+                  <w:r>
+                    <w:t xml:space="preserve">Baseline for P6</w:t>
+                  </w:r>
+                </w:p>
+              </w:tc>
+              <w:tc>
+                <w:tcPr/>
+                <w:p>
+                  <w:pPr>
+                    <w:pStyle w:val="Compact"/>
+                    <w:jc w:val="right"/>
+                    <w:jc w:val="center"/>
+                  </w:pPr>
+                  <w:r>
+                    <w:t xml:space="preserve">pupil-ordering baseline</w:t>
+                  </w:r>
+                </w:p>
+              </w:tc>
+              <w:tc>
+                <w:tcPr/>
+                <w:p>
+                  <w:pPr>
+                    <w:pStyle w:val="Compact"/>
+                    <w:jc w:val="right"/>
+                    <w:jc w:val="center"/>
+                  </w:pPr>
+                  <w:r>
+                    <w:t xml:space="preserve">1.008</w:t>
+                  </w:r>
+                </w:p>
+              </w:tc>
+              <w:tc>
+                <w:tcPr/>
+                <w:p>
+                  <w:pPr>
+                    <w:pStyle w:val="Compact"/>
+                    <w:jc w:val="right"/>
+                    <w:jc w:val="center"/>
+                  </w:pPr>
+                  <w:r>
+                    <w:t xml:space="preserve">1,211</w:t>
+                  </w:r>
+                </w:p>
+              </w:tc>
+              <w:tc>
+                <w:tcPr/>
+                <w:p>
+                  <w:pPr>
+                    <w:pStyle w:val="Compact"/>
+                    <w:jc w:val="right"/>
+                    <w:jc w:val="center"/>
+                  </w:pPr>
+                  <w:r>
+                    <w:t xml:space="preserve">2,227</w:t>
+                  </w:r>
+                </w:p>
+              </w:tc>
+              <w:tc>
+                <w:tcPr/>
+                <w:p>
+                  <w:pPr>
+                    <w:pStyle w:val="Compact"/>
+                    <w:jc w:val="right"/>
+                    <w:jc w:val="center"/>
+                  </w:pPr>
+                  <w:r>
+                    <w:t xml:space="preserve">0</w:t>
+                  </w:r>
+                </w:p>
+              </w:tc>
+              <w:tc>
+                <w:tcPr/>
+                <w:p>
+                  <w:pPr>
+                    <w:pStyle w:val="Compact"/>
+                    <w:jc w:val="right"/>
+                    <w:jc w:val="center"/>
+                  </w:pPr>
+                  <w:r>
+                    <w:t xml:space="preserve">Yes</w:t>
+                  </w:r>
+                </w:p>
+              </w:tc>
+            </w:tr>
+            <w:tr>
+              <w:tc>
+                <w:tcPr/>
+                <w:p>
+                  <w:pPr>
+                    <w:pStyle w:val="Compact"/>
+                    <w:jc w:val="left"/>
+                    <w:jc w:val="center"/>
+                  </w:pPr>
+                  <w:r>
+                    <w:t xml:space="preserve">Baseline for P7</w:t>
+                  </w:r>
+                </w:p>
+              </w:tc>
+              <w:tc>
+                <w:tcPr/>
+                <w:p>
+                  <w:pPr>
+                    <w:pStyle w:val="Compact"/>
+                    <w:jc w:val="right"/>
+                    <w:jc w:val="center"/>
+                  </w:pPr>
+                  <w:r>
+                    <w:t xml:space="preserve">pupil-ordering baseline</w:t>
+                  </w:r>
+                </w:p>
+              </w:tc>
+              <w:tc>
+                <w:tcPr/>
+                <w:p>
+                  <w:pPr>
+                    <w:pStyle w:val="Compact"/>
+                    <w:jc w:val="right"/>
+                    <w:jc w:val="center"/>
+                  </w:pPr>
+                  <w:r>
+                    <w:t xml:space="preserve">1.007</w:t>
+                  </w:r>
+                </w:p>
+              </w:tc>
+              <w:tc>
+                <w:tcPr/>
+                <w:p>
+                  <w:pPr>
+                    <w:pStyle w:val="Compact"/>
+                    <w:jc w:val="right"/>
+                    <w:jc w:val="center"/>
+                  </w:pPr>
+                  <w:r>
+                    <w:t xml:space="preserve">954</w:t>
+                  </w:r>
+                </w:p>
+              </w:tc>
+              <w:tc>
+                <w:tcPr/>
+                <w:p>
+                  <w:pPr>
+                    <w:pStyle w:val="Compact"/>
+                    <w:jc w:val="right"/>
+                    <w:jc w:val="center"/>
+                  </w:pPr>
+                  <w:r>
+                    <w:t xml:space="preserve">2,367</w:t>
+                  </w:r>
+                </w:p>
+              </w:tc>
+              <w:tc>
+                <w:tcPr/>
+                <w:p>
+                  <w:pPr>
+                    <w:pStyle w:val="Compact"/>
+                    <w:jc w:val="right"/>
+                    <w:jc w:val="center"/>
+                  </w:pPr>
+                  <w:r>
+                    <w:t xml:space="preserve">0</w:t>
+                  </w:r>
+                </w:p>
+              </w:tc>
+              <w:tc>
+                <w:tcPr/>
+                <w:p>
+                  <w:pPr>
+                    <w:pStyle w:val="Compact"/>
+                    <w:jc w:val="right"/>
+                    <w:jc w:val="center"/>
+                  </w:pPr>
+                  <w:r>
+                    <w:t xml:space="preserve">Yes</w:t>
+                  </w:r>
+                </w:p>
+              </w:tc>
+            </w:tr>
+            <w:tr>
+              <w:tc>
+                <w:tcPr/>
+                <w:p>
+                  <w:pPr>
+                    <w:pStyle w:val="Compact"/>
+                    <w:jc w:val="left"/>
+                    <w:jc w:val="center"/>
+                  </w:pPr>
+                  <w:r>
+                    <w:t xml:space="preserve">Baseline for P8</w:t>
+                  </w:r>
+                </w:p>
+              </w:tc>
+              <w:tc>
+                <w:tcPr/>
+                <w:p>
+                  <w:pPr>
+                    <w:pStyle w:val="Compact"/>
+                    <w:jc w:val="right"/>
+                    <w:jc w:val="center"/>
+                  </w:pPr>
+                  <w:r>
+                    <w:t xml:space="preserve">pupil-ordering baseline</w:t>
+                  </w:r>
+                </w:p>
+              </w:tc>
+              <w:tc>
+                <w:tcPr/>
+                <w:p>
+                  <w:pPr>
+                    <w:pStyle w:val="Compact"/>
+                    <w:jc w:val="right"/>
+                    <w:jc w:val="center"/>
+                  </w:pPr>
+                  <w:r>
+                    <w:t xml:space="preserve">1.005</w:t>
+                  </w:r>
+                </w:p>
+              </w:tc>
+              <w:tc>
+                <w:tcPr/>
+                <w:p>
+                  <w:pPr>
+                    <w:pStyle w:val="Compact"/>
+                    <w:jc w:val="right"/>
+                    <w:jc w:val="center"/>
+                  </w:pPr>
+                  <w:r>
+                    <w:t xml:space="preserve">2,064</w:t>
+                  </w:r>
+                </w:p>
+              </w:tc>
+              <w:tc>
+                <w:tcPr/>
+                <w:p>
+                  <w:pPr>
+                    <w:pStyle w:val="Compact"/>
+                    <w:jc w:val="right"/>
+                    <w:jc w:val="center"/>
+                  </w:pPr>
+                  <w:r>
+                    <w:t xml:space="preserve">4,686</w:t>
+                  </w:r>
+                </w:p>
+              </w:tc>
+              <w:tc>
+                <w:tcPr/>
+                <w:p>
+                  <w:pPr>
+                    <w:pStyle w:val="Compact"/>
+                    <w:jc w:val="right"/>
+                    <w:jc w:val="center"/>
+                  </w:pPr>
+                  <w:r>
+                    <w:t xml:space="preserve">0</w:t>
+                  </w:r>
+                </w:p>
+              </w:tc>
+              <w:tc>
+                <w:tcPr/>
+                <w:p>
+                  <w:pPr>
+                    <w:pStyle w:val="Compact"/>
+                    <w:jc w:val="right"/>
+                    <w:jc w:val="center"/>
+                  </w:pPr>
+                  <w:r>
+                    <w:t xml:space="preserve">Yes</w:t>
+                  </w:r>
+                </w:p>
+              </w:tc>
+            </w:tr>
+            <w:tr>
+              <w:tc>
+                <w:tcPr/>
+                <w:p>
+                  <w:pPr>
+                    <w:pStyle w:val="Compact"/>
+                    <w:jc w:val="left"/>
+                    <w:jc w:val="center"/>
+                  </w:pPr>
+                  <w:r>
+                    <w:t xml:space="preserve">P1</w:t>
+                  </w:r>
+                </w:p>
+              </w:tc>
+              <w:tc>
+                <w:tcPr/>
+                <w:p>
+                  <w:pPr>
+                    <w:pStyle w:val="Compact"/>
+                    <w:jc w:val="right"/>
+                    <w:jc w:val="center"/>
+                  </w:pPr>
+                  <w:r>
+                    <w:t xml:space="preserve">pupil</w:t>
+                  </w:r>
+                </w:p>
+              </w:tc>
+              <w:tc>
+                <w:tcPr/>
+                <w:p>
+                  <w:pPr>
+                    <w:pStyle w:val="Compact"/>
+                    <w:jc w:val="right"/>
+                    <w:jc w:val="center"/>
+                  </w:pPr>
+                  <w:r>
+                    <w:t xml:space="preserve">1.005</w:t>
+                  </w:r>
+                </w:p>
+              </w:tc>
+              <w:tc>
+                <w:tcPr/>
+                <w:p>
+                  <w:pPr>
+                    <w:pStyle w:val="Compact"/>
+                    <w:jc w:val="right"/>
+                    <w:jc w:val="center"/>
+                  </w:pPr>
+                  <w:r>
+                    <w:t xml:space="preserve">1,307</w:t>
+                  </w:r>
+                </w:p>
+              </w:tc>
+              <w:tc>
+                <w:tcPr/>
+                <w:p>
+                  <w:pPr>
+                    <w:pStyle w:val="Compact"/>
+                    <w:jc w:val="right"/>
+                    <w:jc w:val="center"/>
+                  </w:pPr>
+                  <w:r>
+                    <w:t xml:space="preserve">2,207</w:t>
+                  </w:r>
+                </w:p>
+              </w:tc>
+              <w:tc>
+                <w:tcPr/>
+                <w:p>
+                  <w:pPr>
+                    <w:pStyle w:val="Compact"/>
+                    <w:jc w:val="right"/>
+                    <w:jc w:val="center"/>
+                  </w:pPr>
+                  <w:r>
+                    <w:t xml:space="preserve">0</w:t>
+                  </w:r>
+                </w:p>
+              </w:tc>
+              <w:tc>
+                <w:tcPr/>
+                <w:p>
+                  <w:pPr>
+                    <w:pStyle w:val="Compact"/>
+                    <w:jc w:val="right"/>
+                    <w:jc w:val="center"/>
+                  </w:pPr>
+                  <w:r>
+                    <w:t xml:space="preserve">Yes</w:t>
+                  </w:r>
+                </w:p>
+              </w:tc>
+            </w:tr>
+            <w:tr>
+              <w:tc>
+                <w:tcPr/>
+                <w:p>
+                  <w:pPr>
+                    <w:pStyle w:val="Compact"/>
+                    <w:jc w:val="left"/>
+                    <w:jc w:val="center"/>
+                  </w:pPr>
+                  <w:r>
+                    <w:t xml:space="preserve">P2</w:t>
+                  </w:r>
+                </w:p>
+              </w:tc>
+              <w:tc>
+                <w:tcPr/>
+                <w:p>
+                  <w:pPr>
+                    <w:pStyle w:val="Compact"/>
+                    <w:jc w:val="right"/>
+                    <w:jc w:val="center"/>
+                  </w:pPr>
+                  <w:r>
+                    <w:t xml:space="preserve">pupil</w:t>
+                  </w:r>
+                </w:p>
+              </w:tc>
+              <w:tc>
+                <w:tcPr/>
+                <w:p>
+                  <w:pPr>
+                    <w:pStyle w:val="Compact"/>
+                    <w:jc w:val="right"/>
+                    <w:jc w:val="center"/>
+                  </w:pPr>
+                  <w:r>
+                    <w:t xml:space="preserve">1.007</w:t>
+                  </w:r>
+                </w:p>
+              </w:tc>
+              <w:tc>
+                <w:tcPr/>
+                <w:p>
+                  <w:pPr>
+                    <w:pStyle w:val="Compact"/>
+                    <w:jc w:val="right"/>
+                    <w:jc w:val="center"/>
+                  </w:pPr>
+                  <w:r>
+                    <w:t xml:space="preserve">914</w:t>
+                  </w:r>
+                </w:p>
+              </w:tc>
+              <w:tc>
+                <w:tcPr/>
+                <w:p>
+                  <w:pPr>
+                    <w:pStyle w:val="Compact"/>
+                    <w:jc w:val="right"/>
+                    <w:jc w:val="center"/>
+                  </w:pPr>
+                  <w:r>
+                    <w:t xml:space="preserve">2,101</w:t>
+                  </w:r>
+                </w:p>
+              </w:tc>
+              <w:tc>
+                <w:tcPr/>
+                <w:p>
+                  <w:pPr>
+                    <w:pStyle w:val="Compact"/>
+                    <w:jc w:val="right"/>
+                    <w:jc w:val="center"/>
+                  </w:pPr>
+                  <w:r>
+                    <w:t xml:space="preserve">0</w:t>
+                  </w:r>
+                </w:p>
+              </w:tc>
+              <w:tc>
+                <w:tcPr/>
+                <w:p>
+                  <w:pPr>
+                    <w:pStyle w:val="Compact"/>
+                    <w:jc w:val="right"/>
+                    <w:jc w:val="center"/>
+                  </w:pPr>
+                  <w:r>
+                    <w:t xml:space="preserve">Yes</w:t>
+                  </w:r>
+                </w:p>
+              </w:tc>
+            </w:tr>
+            <w:tr>
+              <w:tc>
+                <w:tcPr/>
+                <w:p>
+                  <w:pPr>
+                    <w:pStyle w:val="Compact"/>
+                    <w:jc w:val="left"/>
+                    <w:jc w:val="center"/>
+                  </w:pPr>
+                  <w:r>
+                    <w:t xml:space="preserve">P3</w:t>
+                  </w:r>
+                </w:p>
+              </w:tc>
+              <w:tc>
+                <w:tcPr/>
+                <w:p>
+                  <w:pPr>
+                    <w:pStyle w:val="Compact"/>
+                    <w:jc w:val="right"/>
+                    <w:jc w:val="center"/>
+                  </w:pPr>
+                  <w:r>
+                    <w:t xml:space="preserve">pupil (main pupil result)</w:t>
+                  </w:r>
+                </w:p>
+              </w:tc>
+              <w:tc>
+                <w:tcPr/>
+                <w:p>
+                  <w:pPr>
+                    <w:pStyle w:val="Compact"/>
+                    <w:jc w:val="right"/>
+                    <w:jc w:val="center"/>
+                  </w:pPr>
+                  <w:r>
+                    <w:t xml:space="preserve">1.005</w:t>
+                  </w:r>
+                </w:p>
+              </w:tc>
+              <w:tc>
+                <w:tcPr/>
+                <w:p>
+                  <w:pPr>
+                    <w:pStyle w:val="Compact"/>
+                    <w:jc w:val="right"/>
+                    <w:jc w:val="center"/>
+                  </w:pPr>
+                  <w:r>
+                    <w:t xml:space="preserve">1,101</w:t>
+                  </w:r>
+                </w:p>
+              </w:tc>
+              <w:tc>
+                <w:tcPr/>
+                <w:p>
+                  <w:pPr>
+                    <w:pStyle w:val="Compact"/>
+                    <w:jc w:val="right"/>
+                    <w:jc w:val="center"/>
+                  </w:pPr>
+                  <w:r>
+                    <w:t xml:space="preserve">2,126</w:t>
+                  </w:r>
+                </w:p>
+              </w:tc>
+              <w:tc>
+                <w:tcPr/>
+                <w:p>
+                  <w:pPr>
+                    <w:pStyle w:val="Compact"/>
+                    <w:jc w:val="right"/>
+                    <w:jc w:val="center"/>
+                  </w:pPr>
+                  <w:r>
+                    <w:t xml:space="preserve">0</w:t>
+                  </w:r>
+                </w:p>
+              </w:tc>
+              <w:tc>
+                <w:tcPr/>
+                <w:p>
+                  <w:pPr>
+                    <w:pStyle w:val="Compact"/>
+                    <w:jc w:val="right"/>
+                    <w:jc w:val="center"/>
+                  </w:pPr>
+                  <w:r>
+                    <w:t xml:space="preserve">Yes</w:t>
+                  </w:r>
+                </w:p>
+              </w:tc>
+            </w:tr>
+            <w:tr>
+              <w:tc>
+                <w:tcPr/>
+                <w:p>
+                  <w:pPr>
+                    <w:pStyle w:val="Compact"/>
+                    <w:jc w:val="left"/>
+                    <w:jc w:val="center"/>
+                  </w:pPr>
+                  <w:r>
+                    <w:t xml:space="preserve">P3 without slowest trials</w:t>
+                  </w:r>
+                </w:p>
+              </w:tc>
+              <w:tc>
+                <w:tcPr/>
+                <w:p>
+                  <w:pPr>
+                    <w:pStyle w:val="Compact"/>
+                    <w:jc w:val="right"/>
+                    <w:jc w:val="center"/>
+                  </w:pPr>
+                  <w:r>
+                    <w:t xml:space="preserve">pupil-ordering</w:t>
+                  </w:r>
+                </w:p>
+              </w:tc>
+              <w:tc>
+                <w:tcPr/>
+                <w:p>
+                  <w:pPr>
+                    <w:pStyle w:val="Compact"/>
+                    <w:jc w:val="right"/>
+                    <w:jc w:val="center"/>
+                  </w:pPr>
+                  <w:r>
+                    <w:t xml:space="preserve">1.005</w:t>
+                  </w:r>
+                </w:p>
+              </w:tc>
+              <w:tc>
+                <w:tcPr/>
+                <w:p>
+                  <w:pPr>
+                    <w:pStyle w:val="Compact"/>
+                    <w:jc w:val="right"/>
+                    <w:jc w:val="center"/>
+                  </w:pPr>
+                  <w:r>
+                    <w:t xml:space="preserve">1,585</w:t>
+                  </w:r>
+                </w:p>
+              </w:tc>
+              <w:tc>
+                <w:tcPr/>
+                <w:p>
+                  <w:pPr>
+                    <w:pStyle w:val="Compact"/>
+                    <w:jc w:val="right"/>
+                    <w:jc w:val="center"/>
+                  </w:pPr>
+                  <w:r>
+                    <w:t xml:space="preserve">2,740</w:t>
+                  </w:r>
+                </w:p>
+              </w:tc>
+              <w:tc>
+                <w:tcPr/>
+                <w:p>
+                  <w:pPr>
+                    <w:pStyle w:val="Compact"/>
+                    <w:jc w:val="right"/>
+                    <w:jc w:val="center"/>
+                  </w:pPr>
+                  <w:r>
+                    <w:t xml:space="preserve">0</w:t>
+                  </w:r>
+                </w:p>
+              </w:tc>
+              <w:tc>
+                <w:tcPr/>
+                <w:p>
+                  <w:pPr>
+                    <w:pStyle w:val="Compact"/>
+                    <w:jc w:val="right"/>
+                    <w:jc w:val="center"/>
+                  </w:pPr>
+                  <w:r>
+                    <w:t xml:space="preserve">Yes</w:t>
+                  </w:r>
+                </w:p>
+              </w:tc>
+            </w:tr>
+            <w:tr>
+              <w:tc>
+                <w:tcPr/>
+                <w:p>
+                  <w:pPr>
+                    <w:pStyle w:val="Compact"/>
+                    <w:jc w:val="left"/>
+                    <w:jc w:val="center"/>
+                  </w:pPr>
+                  <w:r>
+                    <w:t xml:space="preserve">P4</w:t>
+                  </w:r>
+                </w:p>
+              </w:tc>
+              <w:tc>
+                <w:tcPr/>
+                <w:p>
+                  <w:pPr>
+                    <w:pStyle w:val="Compact"/>
+                    <w:jc w:val="right"/>
+                    <w:jc w:val="center"/>
+                  </w:pPr>
+                  <w:r>
+                    <w:t xml:space="preserve">pupil</w:t>
+                  </w:r>
+                </w:p>
+              </w:tc>
+              <w:tc>
+                <w:tcPr/>
+                <w:p>
+                  <w:pPr>
+                    <w:pStyle w:val="Compact"/>
+                    <w:jc w:val="right"/>
+                    <w:jc w:val="center"/>
+                  </w:pPr>
+                  <w:r>
+                    <w:t xml:space="preserve">1.006</w:t>
+                  </w:r>
+                </w:p>
+              </w:tc>
+              <w:tc>
+                <w:tcPr/>
+                <w:p>
+                  <w:pPr>
+                    <w:pStyle w:val="Compact"/>
+                    <w:jc w:val="right"/>
+                    <w:jc w:val="center"/>
+                  </w:pPr>
+                  <w:r>
+                    <w:t xml:space="preserve">1,161</w:t>
+                  </w:r>
+                </w:p>
+              </w:tc>
+              <w:tc>
+                <w:tcPr/>
+                <w:p>
+                  <w:pPr>
+                    <w:pStyle w:val="Compact"/>
+                    <w:jc w:val="right"/>
+                    <w:jc w:val="center"/>
+                  </w:pPr>
+                  <w:r>
+                    <w:t xml:space="preserve">2,446</w:t>
+                  </w:r>
+                </w:p>
+              </w:tc>
+              <w:tc>
+                <w:tcPr/>
+                <w:p>
+                  <w:pPr>
+                    <w:pStyle w:val="Compact"/>
+                    <w:jc w:val="right"/>
+                    <w:jc w:val="center"/>
+                  </w:pPr>
+                  <w:r>
+                    <w:t xml:space="preserve">0</w:t>
+                  </w:r>
+                </w:p>
+              </w:tc>
+              <w:tc>
+                <w:tcPr/>
+                <w:p>
+                  <w:pPr>
+                    <w:pStyle w:val="Compact"/>
+                    <w:jc w:val="right"/>
+                    <w:jc w:val="center"/>
+                  </w:pPr>
+                  <w:r>
+                    <w:t xml:space="preserve">Yes</w:t>
+                  </w:r>
+                </w:p>
+              </w:tc>
+            </w:tr>
+            <w:tr>
+              <w:tc>
+                <w:tcPr/>
+                <w:p>
+                  <w:pPr>
+                    <w:pStyle w:val="Compact"/>
+                    <w:jc w:val="left"/>
+                    <w:jc w:val="center"/>
+                  </w:pPr>
+                  <w:r>
+                    <w:t xml:space="preserve">P5</w:t>
+                  </w:r>
+                </w:p>
+              </w:tc>
+              <w:tc>
+                <w:tcPr/>
+                <w:p>
+                  <w:pPr>
+                    <w:pStyle w:val="Compact"/>
+                    <w:jc w:val="right"/>
+                    <w:jc w:val="center"/>
+                  </w:pPr>
+                  <w:r>
+                    <w:t xml:space="preserve">pupil-ordering</w:t>
+                  </w:r>
+                </w:p>
+              </w:tc>
+              <w:tc>
+                <w:tcPr/>
+                <w:p>
+                  <w:pPr>
+                    <w:pStyle w:val="Compact"/>
+                    <w:jc w:val="right"/>
+                    <w:jc w:val="center"/>
+                  </w:pPr>
+                  <w:r>
+                    <w:t xml:space="preserve">1.004</w:t>
+                  </w:r>
+                </w:p>
+              </w:tc>
+              <w:tc>
+                <w:tcPr/>
+                <w:p>
+                  <w:pPr>
+                    <w:pStyle w:val="Compact"/>
+                    <w:jc w:val="right"/>
+                    <w:jc w:val="center"/>
+                  </w:pPr>
+                  <w:r>
+                    <w:t xml:space="preserve">1,207</w:t>
+                  </w:r>
+                </w:p>
+              </w:tc>
+              <w:tc>
+                <w:tcPr/>
+                <w:p>
+                  <w:pPr>
+                    <w:pStyle w:val="Compact"/>
+                    <w:jc w:val="right"/>
+                    <w:jc w:val="center"/>
+                  </w:pPr>
+                  <w:r>
+                    <w:t xml:space="preserve">2,209</w:t>
+                  </w:r>
+                </w:p>
+              </w:tc>
+              <w:tc>
+                <w:tcPr/>
+                <w:p>
+                  <w:pPr>
+                    <w:pStyle w:val="Compact"/>
+                    <w:jc w:val="right"/>
+                    <w:jc w:val="center"/>
+                  </w:pPr>
+                  <w:r>
+                    <w:t xml:space="preserve">0</w:t>
+                  </w:r>
+                </w:p>
+              </w:tc>
+              <w:tc>
+                <w:tcPr/>
+                <w:p>
+                  <w:pPr>
+                    <w:pStyle w:val="Compact"/>
+                    <w:jc w:val="right"/>
+                    <w:jc w:val="center"/>
+                  </w:pPr>
+                  <w:r>
+                    <w:t xml:space="preserve">Yes</w:t>
+                  </w:r>
+                </w:p>
+              </w:tc>
+            </w:tr>
+            <w:tr>
+              <w:tc>
+                <w:tcPr/>
+                <w:p>
+                  <w:pPr>
+                    <w:pStyle w:val="Compact"/>
+                    <w:jc w:val="left"/>
+                    <w:jc w:val="center"/>
+                  </w:pPr>
+                  <w:r>
+                    <w:t xml:space="preserve">P6</w:t>
+                  </w:r>
+                </w:p>
+              </w:tc>
+              <w:tc>
+                <w:tcPr/>
+                <w:p>
+                  <w:pPr>
+                    <w:pStyle w:val="Compact"/>
+                    <w:jc w:val="right"/>
+                    <w:jc w:val="center"/>
+                  </w:pPr>
+                  <w:r>
+                    <w:t xml:space="preserve">pupil-ordering</w:t>
+                  </w:r>
+                </w:p>
+              </w:tc>
+              <w:tc>
+                <w:tcPr/>
+                <w:p>
+                  <w:pPr>
+                    <w:pStyle w:val="Compact"/>
+                    <w:jc w:val="right"/>
+                    <w:jc w:val="center"/>
+                  </w:pPr>
+                  <w:r>
+                    <w:t xml:space="preserve">1.007</w:t>
+                  </w:r>
+                </w:p>
+              </w:tc>
+              <w:tc>
+                <w:tcPr/>
+                <w:p>
+                  <w:pPr>
+                    <w:pStyle w:val="Compact"/>
+                    <w:jc w:val="right"/>
+                    <w:jc w:val="center"/>
+                  </w:pPr>
+                  <w:r>
+                    <w:t xml:space="preserve">1,116</w:t>
+                  </w:r>
+                </w:p>
+              </w:tc>
+              <w:tc>
+                <w:tcPr/>
+                <w:p>
+                  <w:pPr>
+                    <w:pStyle w:val="Compact"/>
+                    <w:jc w:val="right"/>
+                    <w:jc w:val="center"/>
+                  </w:pPr>
+                  <w:r>
+                    <w:t xml:space="preserve">2,146</w:t>
+                  </w:r>
+                </w:p>
+              </w:tc>
+              <w:tc>
+                <w:tcPr/>
+                <w:p>
+                  <w:pPr>
+                    <w:pStyle w:val="Compact"/>
+                    <w:jc w:val="right"/>
+                    <w:jc w:val="center"/>
+                  </w:pPr>
+                  <w:r>
+                    <w:t xml:space="preserve">0</w:t>
+                  </w:r>
+                </w:p>
+              </w:tc>
+              <w:tc>
+                <w:tcPr/>
+                <w:p>
+                  <w:pPr>
+                    <w:pStyle w:val="Compact"/>
+                    <w:jc w:val="right"/>
+                    <w:jc w:val="center"/>
+                  </w:pPr>
+                  <w:r>
+                    <w:t xml:space="preserve">Yes</w:t>
+                  </w:r>
+                </w:p>
+              </w:tc>
+            </w:tr>
+            <w:tr>
+              <w:tc>
+                <w:tcPr/>
+                <w:p>
+                  <w:pPr>
+                    <w:pStyle w:val="Compact"/>
+                    <w:jc w:val="left"/>
+                    <w:jc w:val="center"/>
+                  </w:pPr>
+                  <w:r>
+                    <w:t xml:space="preserve">P7</w:t>
+                  </w:r>
+                </w:p>
+              </w:tc>
+              <w:tc>
+                <w:tcPr/>
+                <w:p>
+                  <w:pPr>
+                    <w:pStyle w:val="Compact"/>
+                    <w:jc w:val="right"/>
+                    <w:jc w:val="center"/>
+                  </w:pPr>
+                  <w:r>
+                    <w:t xml:space="preserve">pupil-ordering</w:t>
+                  </w:r>
+                </w:p>
+              </w:tc>
+              <w:tc>
+                <w:tcPr/>
+                <w:p>
+                  <w:pPr>
+                    <w:pStyle w:val="Compact"/>
+                    <w:jc w:val="right"/>
+                    <w:jc w:val="center"/>
+                  </w:pPr>
+                  <w:r>
+                    <w:t xml:space="preserve">1.007</w:t>
+                  </w:r>
+                </w:p>
+              </w:tc>
+              <w:tc>
+                <w:tcPr/>
+                <w:p>
+                  <w:pPr>
+                    <w:pStyle w:val="Compact"/>
+                    <w:jc w:val="right"/>
+                    <w:jc w:val="center"/>
+                  </w:pPr>
+                  <w:r>
+                    <w:t xml:space="preserve">1,176</w:t>
+                  </w:r>
+                </w:p>
+              </w:tc>
+              <w:tc>
+                <w:tcPr/>
+                <w:p>
+                  <w:pPr>
+                    <w:pStyle w:val="Compact"/>
+                    <w:jc w:val="right"/>
+                    <w:jc w:val="center"/>
+                  </w:pPr>
+                  <w:r>
+                    <w:t xml:space="preserve">2,313</w:t>
+                  </w:r>
+                </w:p>
+              </w:tc>
+              <w:tc>
+                <w:tcPr/>
+                <w:p>
+                  <w:pPr>
+                    <w:pStyle w:val="Compact"/>
+                    <w:jc w:val="right"/>
+                    <w:jc w:val="center"/>
+                  </w:pPr>
+                  <w:r>
+                    <w:t xml:space="preserve">0</w:t>
+                  </w:r>
+                </w:p>
+              </w:tc>
+              <w:tc>
+                <w:tcPr/>
+                <w:p>
+                  <w:pPr>
+                    <w:pStyle w:val="Compact"/>
+                    <w:jc w:val="right"/>
+                    <w:jc w:val="center"/>
+                  </w:pPr>
+                  <w:r>
+                    <w:t xml:space="preserve">Yes</w:t>
+                  </w:r>
+                </w:p>
+              </w:tc>
+            </w:tr>
+            <w:tr>
+              <w:tc>
+                <w:tcPr/>
+                <w:p>
+                  <w:pPr>
+                    <w:pStyle w:val="Compact"/>
+                    <w:jc w:val="left"/>
+                    <w:jc w:val="center"/>
+                  </w:pPr>
+                  <w:r>
+                    <w:t xml:space="preserve">P8</w:t>
+                  </w:r>
+                </w:p>
+              </w:tc>
+              <w:tc>
+                <w:tcPr/>
+                <w:p>
+                  <w:pPr>
+                    <w:pStyle w:val="Compact"/>
+                    <w:jc w:val="right"/>
+                    <w:jc w:val="center"/>
+                  </w:pPr>
+                  <w:r>
+                    <w:t xml:space="preserve">pupil-ordering</w:t>
+                  </w:r>
+                </w:p>
+              </w:tc>
+              <w:tc>
+                <w:tcPr/>
+                <w:p>
+                  <w:pPr>
+                    <w:pStyle w:val="Compact"/>
+                    <w:jc w:val="right"/>
+                    <w:jc w:val="center"/>
+                  </w:pPr>
+                  <w:r>
+                    <w:t xml:space="preserve">1.007</w:t>
+                  </w:r>
+                </w:p>
+              </w:tc>
+              <w:tc>
+                <w:tcPr/>
+                <w:p>
+                  <w:pPr>
+                    <w:pStyle w:val="Compact"/>
+                    <w:jc w:val="right"/>
+                    <w:jc w:val="center"/>
+                  </w:pPr>
+                  <w:r>
+                    <w:t xml:space="preserve">1,008</w:t>
+                  </w:r>
+                </w:p>
+              </w:tc>
+              <w:tc>
+                <w:tcPr/>
+                <w:p>
+                  <w:pPr>
+                    <w:pStyle w:val="Compact"/>
+                    <w:jc w:val="right"/>
+                    <w:jc w:val="center"/>
+                  </w:pPr>
+                  <w:r>
+                    <w:t xml:space="preserve">2,353</w:t>
                   </w:r>
                 </w:p>
               </w:tc>
@@ -8504,7 +11343,7 @@
               <w:t xml:space="preserve">A model passes when max R-hat &lt; 1.01, bulk ESS and tail ESS are at least 400, and there are 0 divergences. Every displayed model passes.</w:t>
             </w:r>
           </w:p>
-          <w:bookmarkEnd w:id="126"/>
+          <w:bookmarkEnd w:id="135"/>
         </w:tc>
       </w:tr>
     </w:tbl>
@@ -8529,7 +11368,7 @@
       <w:tr>
         <w:tc>
           <w:tcPr/>
-          <w:bookmarkStart w:id="127" w:name="supptbl-fixef-m4"/>
+          <w:bookmarkStart w:id="136" w:name="supptbl-fixef-m4"/>
           <w:p>
             <w:pPr>
               <w:jc w:val="center"/>
@@ -8540,7 +11379,7 @@
               <w:pStyle w:val="ImageCaption"/>
             </w:pPr>
             <w:r>
-              <w:t xml:space="preserve">Table S5: Population-level estimates of the primary model (M4)</w:t>
+              <w:t xml:space="preserve">Table S6: Population-level estimates of the primary model (M4)</w:t>
             </w:r>
           </w:p>
           <w:tbl>
@@ -9872,7 +12711,7 @@
               </w:tc>
             </w:tr>
           </w:tbl>
-          <w:bookmarkEnd w:id="127"/>
+          <w:bookmarkEnd w:id="136"/>
           <w:p/>
         </w:tc>
       </w:tr>
@@ -9898,7 +12737,7 @@
       <w:tr>
         <w:tc>
           <w:tcPr/>
-          <w:bookmarkStart w:id="128" w:name="supptbl-condition-cells"/>
+          <w:bookmarkStart w:id="137" w:name="supptbl-condition-cells"/>
           <w:p>
             <w:pPr>
               <w:jc w:val="center"/>
@@ -9909,7 +12748,7 @@
               <w:pStyle w:val="ImageCaption"/>
             </w:pPr>
             <w:r>
-              <w:t xml:space="preserve">Table S6: Posterior drift rate and boundary separation by task, stimulus type and effort (M4)</w:t>
+              <w:t xml:space="preserve">Table S7: Posterior drift rate and boundary separation by task, stimulus type and effort (M4)</w:t>
             </w:r>
           </w:p>
           <w:tbl>
@@ -10509,7 +13348,7 @@
               <w:t xml:space="preserve">Starting point varies by task and effort only: ADT low 0.552 [0.536, 0.568]; ADT high 0.551 [0.535, 0.566]; VDT low 0.538 [0.522, 0.555]; VDT high 0.537 [0.521, 0.553]. Non-decision time is 0.527 [0.525, 0.529] in every cell. These note values are the condition-cell summaries, not the link-scale coefficients.</w:t>
             </w:r>
           </w:p>
-          <w:bookmarkEnd w:id="128"/>
+          <w:bookmarkEnd w:id="137"/>
         </w:tc>
       </w:tr>
     </w:tbl>
@@ -10518,7 +13357,7 @@
         <w:pStyle w:val="BodyText"/>
       </w:pPr>
       <w:r>
-        <w:t xml:space="preserve">M4 reproduced choice proportions closely (Table S7; Figure S2A). RT quantiles fit less well: observed RTs for minority responses were slower than predicted (Figure S2B), the pattern expected when across-trial variability in drift is not modeled.</w:t>
+        <w:t xml:space="preserve">M4 reproduced choice proportions closely (Table S8; Figure S2A). RT quantiles fit less well: observed RTs for minority responses were slower than predicted (Figure S2B), the pattern expected when across-trial variability in drift is not modeled.</w:t>
       </w:r>
     </w:p>
     <w:tbl>
@@ -10534,7 +13373,7 @@
       <w:tr>
         <w:tc>
           <w:tcPr/>
-          <w:bookmarkStart w:id="132" w:name="suppfig-ppc"/>
+          <w:bookmarkStart w:id="141" w:name="suppfig-ppc"/>
           <w:p>
             <w:pPr>
               <w:jc w:val="center"/>
@@ -10544,18 +13383,18 @@
                 <wp:inline>
                   <wp:extent cx="5334000" cy="4461163"/>
                   <wp:effectExtent b="0" l="0" r="0" t="0"/>
-                  <wp:docPr descr="" title="" id="130" name="Picture"/>
+                  <wp:docPr descr="" title="" id="139" name="Picture"/>
                   <a:graphic>
                     <a:graphicData uri="http://schemas.openxmlformats.org/drawingml/2006/picture">
                       <pic:pic>
                         <pic:nvPicPr>
-                          <pic:cNvPr descr="../output/ddm_refits/runs/final_20261016/figures/final/S_ppc_M4.png" id="131" name="Picture"/>
+                          <pic:cNvPr descr="../output/ddm_refits/runs/final_20261016/figures/final/S_ppc_M4.png" id="140" name="Picture"/>
                           <pic:cNvPicPr>
                             <a:picLocks noChangeArrowheads="1" noChangeAspect="1"/>
                           </pic:cNvPicPr>
                         </pic:nvPicPr>
                         <pic:blipFill>
-                          <a:blip r:embed="rId129"/>
+                          <a:blip r:embed="rId138"/>
                           <a:stretch>
                             <a:fillRect/>
                           </a:stretch>
@@ -10607,7 +13446,7 @@
               <w:t xml:space="preserve">responses in each task × stimulus × effort cell; the dashed line is identity. (B) Observed (solid) and predicted (dashed) RT quantiles by response, stimulus type, task and effort.</w:t>
             </w:r>
           </w:p>
-          <w:bookmarkEnd w:id="132"/>
+          <w:bookmarkEnd w:id="141"/>
         </w:tc>
       </w:tr>
     </w:tbl>
@@ -10632,7 +13471,7 @@
       <w:tr>
         <w:tc>
           <w:tcPr/>
-          <w:bookmarkStart w:id="133" w:name="supptbl-ppc-choice"/>
+          <w:bookmarkStart w:id="142" w:name="supptbl-ppc-choice"/>
           <w:p>
             <w:pPr>
               <w:jc w:val="center"/>
@@ -10643,7 +13482,7 @@
               <w:pStyle w:val="ImageCaption"/>
             </w:pPr>
             <w:r>
-              <w:t xml:space="preserve">Table S7: Observed and predicted proportion of</w:t>
+              <w:t xml:space="preserve">Table S8: Observed and predicted proportion of</w:t>
             </w:r>
             <w:r>
               <w:t xml:space="preserve"> </w:t>
@@ -11886,7 +14725,7 @@
               </w:tc>
             </w:tr>
           </w:tbl>
-          <w:bookmarkEnd w:id="133"/>
+          <w:bookmarkEnd w:id="142"/>
           <w:p/>
         </w:tc>
       </w:tr>
@@ -11912,7 +14751,7 @@
       <w:tr>
         <w:tc>
           <w:tcPr/>
-          <w:bookmarkStart w:id="137" w:name="suppfig-ndt"/>
+          <w:bookmarkStart w:id="146" w:name="suppfig-ndt"/>
           <w:p>
             <w:pPr>
               <w:jc w:val="center"/>
@@ -11922,18 +14761,18 @@
                 <wp:inline>
                   <wp:extent cx="5334000" cy="5506064"/>
                   <wp:effectExtent b="0" l="0" r="0" t="0"/>
-                  <wp:docPr descr="" title="" id="135" name="Picture"/>
+                  <wp:docPr descr="" title="" id="144" name="Picture"/>
                   <a:graphic>
                     <a:graphicData uri="http://schemas.openxmlformats.org/drawingml/2006/picture">
                       <pic:pic>
                         <pic:nvPicPr>
-                          <pic:cNvPr descr="../output/ddm_refits/runs/final_20261016/figures/final/S_ndt_prior_posterior.png" id="136" name="Picture"/>
+                          <pic:cNvPr descr="../output/ddm_refits/runs/final_20261016/figures/final/S_ndt_prior_posterior.png" id="145" name="Picture"/>
                           <pic:cNvPicPr>
                             <a:picLocks noChangeArrowheads="1" noChangeAspect="1"/>
                           </pic:cNvPicPr>
                         </pic:nvPicPr>
                         <pic:blipFill>
-                          <a:blip r:embed="rId134"/>
+                          <a:blip r:embed="rId143"/>
                           <a:stretch>
                             <a:fillRect/>
                           </a:stretch>
@@ -11973,12 +14812,12 @@
               <w:t xml:space="preserve">Figure S3: Prior (bottom) and posterior (top) distributions of non-decision time in M4. The dashed line marks the upper bound set from the shortest RT.</w:t>
             </w:r>
           </w:p>
-          <w:bookmarkEnd w:id="137"/>
+          <w:bookmarkEnd w:id="146"/>
         </w:tc>
       </w:tr>
     </w:tbl>
-    <w:bookmarkEnd w:id="138"/>
-    <w:bookmarkStart w:id="143" w:name="robustness"/>
+    <w:bookmarkEnd w:id="147"/>
+    <w:bookmarkStart w:id="152" w:name="robustness"/>
     <w:p>
       <w:pPr>
         <w:pStyle w:val="Heading2"/>
@@ -11992,7 +14831,7 @@
         <w:pStyle w:val="FirstParagraph"/>
       </w:pPr>
       <w:r>
-        <w:t xml:space="preserve">Table S8 reports the effort effects in each model variant, Table S9 the between-participant variability of the effort effects, and Table S10 the task-specific effort effects. Table S11 gives the observed accuracy contrasts cited in Section 3.1.</w:t>
+        <w:t xml:space="preserve">Table S9 reports the effort effects in each model variant, Table S10 the between-participant variability of the effort effects, and Table S11 the task-specific effort effects. Table S12 gives the observed accuracy contrasts cited in Section 3.1.</w:t>
       </w:r>
     </w:p>
     <w:tbl>
@@ -12008,7 +14847,7 @@
       <w:tr>
         <w:tc>
           <w:tcPr/>
-          <w:bookmarkStart w:id="139" w:name="supptbl-robustness"/>
+          <w:bookmarkStart w:id="148" w:name="supptbl-robustness"/>
           <w:p>
             <w:pPr>
               <w:jc w:val="center"/>
@@ -12019,7 +14858,7 @@
               <w:pStyle w:val="ImageCaption"/>
             </w:pPr>
             <w:r>
-              <w:t xml:space="preserve">Table S8: Effort effects across model variants: primary model (M4), random effort slopes (M4r), RT cutoffs of 0.15 s and 0.25 s, and exclusion of participants with near-chance accuracy</w:t>
+              <w:t xml:space="preserve">Table S9: Effort effects across model variants: primary model (M4), random effort slopes (M4r), RT cutoffs of 0.15 s and 0.25 s, and exclusion of participants with near-chance accuracy</w:t>
             </w:r>
           </w:p>
           <w:tbl>
@@ -12030,14 +14869,14 @@
               <w:tblLook w:firstRow="1" w:lastRow="0" w:firstColumn="0" w:lastColumn="0" w:noHBand="0" w:noVBand="0" w:val="0020"/>
             </w:tblPr>
             <w:tblGrid>
-              <w:gridCol w:w="1867"/>
-              <w:gridCol w:w="1942"/>
-              <w:gridCol w:w="672"/>
-              <w:gridCol w:w="1270"/>
-              <w:gridCol w:w="597"/>
-              <w:gridCol w:w="523"/>
-              <w:gridCol w:w="672"/>
-              <w:gridCol w:w="373"/>
+              <w:gridCol w:w="1736"/>
+              <w:gridCol w:w="2084"/>
+              <w:gridCol w:w="625"/>
+              <w:gridCol w:w="1181"/>
+              <w:gridCol w:w="555"/>
+              <w:gridCol w:w="486"/>
+              <w:gridCol w:w="903"/>
+              <w:gridCol w:w="347"/>
             </w:tblGrid>
             <w:tr>
               <w:trPr>
@@ -12130,7 +14969,7 @@
                     <w:jc w:val="center"/>
                   </w:pPr>
                   <w:r>
-                    <w:t xml:space="preserve">Subjects</w:t>
+                    <w:t xml:space="preserve">Participants</w:t>
                   </w:r>
                 </w:p>
               </w:tc>
@@ -12595,7 +15434,7 @@
                     <w:jc w:val="center"/>
                   </w:pPr>
                   <w:r>
-                    <w:t xml:space="preserve">Drift on different trials</w:t>
+                    <w:t xml:space="preserve">Drift on Hard and Easy trials</w:t>
                   </w:r>
                 </w:p>
               </w:tc>
@@ -12701,7 +15540,7 @@
                     <w:jc w:val="center"/>
                   </w:pPr>
                   <w:r>
-                    <w:t xml:space="preserve">Drift on same trials</w:t>
+                    <w:t xml:space="preserve">Drift on Standard trials</w:t>
                   </w:r>
                 </w:p>
               </w:tc>
@@ -13231,7 +16070,7 @@
                     <w:jc w:val="center"/>
                   </w:pPr>
                   <w:r>
-                    <w:t xml:space="preserve">Drift on different trials</w:t>
+                    <w:t xml:space="preserve">Drift on Hard and Easy trials</w:t>
                   </w:r>
                 </w:p>
               </w:tc>
@@ -13337,7 +16176,7 @@
                     <w:jc w:val="center"/>
                   </w:pPr>
                   <w:r>
-                    <w:t xml:space="preserve">Drift on same trials</w:t>
+                    <w:t xml:space="preserve">Drift on Standard trials</w:t>
                   </w:r>
                 </w:p>
               </w:tc>
@@ -13867,7 +16706,7 @@
                     <w:jc w:val="center"/>
                   </w:pPr>
                   <w:r>
-                    <w:t xml:space="preserve">Drift on different trials</w:t>
+                    <w:t xml:space="preserve">Drift on Hard and Easy trials</w:t>
                   </w:r>
                 </w:p>
               </w:tc>
@@ -13973,7 +16812,7 @@
                     <w:jc w:val="center"/>
                   </w:pPr>
                   <w:r>
-                    <w:t xml:space="preserve">Drift on same trials</w:t>
+                    <w:t xml:space="preserve">Drift on Standard trials</w:t>
                   </w:r>
                 </w:p>
               </w:tc>
@@ -14503,7 +17342,7 @@
                     <w:jc w:val="center"/>
                   </w:pPr>
                   <w:r>
-                    <w:t xml:space="preserve">Drift on different trials</w:t>
+                    <w:t xml:space="preserve">Drift on Hard and Easy trials</w:t>
                   </w:r>
                 </w:p>
               </w:tc>
@@ -14609,7 +17448,7 @@
                     <w:jc w:val="center"/>
                   </w:pPr>
                   <w:r>
-                    <w:t xml:space="preserve">Drift on same trials</w:t>
+                    <w:t xml:space="preserve">Drift on Standard trials</w:t>
                   </w:r>
                 </w:p>
               </w:tc>
@@ -15139,7 +17978,7 @@
                     <w:jc w:val="center"/>
                   </w:pPr>
                   <w:r>
-                    <w:t xml:space="preserve">Drift on different trials</w:t>
+                    <w:t xml:space="preserve">Drift on Hard and Easy trials</w:t>
                   </w:r>
                 </w:p>
               </w:tc>
@@ -15245,7 +18084,7 @@
                     <w:jc w:val="center"/>
                   </w:pPr>
                   <w:r>
-                    <w:t xml:space="preserve">Drift on same trials</w:t>
+                    <w:t xml:space="preserve">Drift on Standard trials</w:t>
                   </w:r>
                 </w:p>
               </w:tc>
@@ -15329,7 +18168,7 @@
               </w:tc>
             </w:tr>
           </w:tbl>
-          <w:bookmarkEnd w:id="139"/>
+          <w:bookmarkEnd w:id="148"/>
           <w:p/>
         </w:tc>
       </w:tr>
@@ -15355,7 +18194,7 @@
       <w:tr>
         <w:tc>
           <w:tcPr/>
-          <w:bookmarkStart w:id="140" w:name="supptbl-random-slopes"/>
+          <w:bookmarkStart w:id="149" w:name="supptbl-random-slopes"/>
           <w:p>
             <w:pPr>
               <w:jc w:val="center"/>
@@ -15366,7 +18205,7 @@
               <w:pStyle w:val="ImageCaption"/>
             </w:pPr>
             <w:r>
-              <w:t xml:space="preserve">Table S9: Between-participant variability in the effort effects (M4r)</w:t>
+              <w:t xml:space="preserve">Table S10: Between-participant variability in the effort effects (M4r)</w:t>
             </w:r>
           </w:p>
           <w:tbl>
@@ -15590,7 +18429,7 @@
               </w:tc>
             </w:tr>
           </w:tbl>
-          <w:bookmarkEnd w:id="140"/>
+          <w:bookmarkEnd w:id="149"/>
           <w:p/>
         </w:tc>
       </w:tr>
@@ -15616,7 +18455,7 @@
       <w:tr>
         <w:tc>
           <w:tcPr/>
-          <w:bookmarkStart w:id="141" w:name="supptbl-m4b"/>
+          <w:bookmarkStart w:id="150" w:name="supptbl-m4b"/>
           <w:p>
             <w:pPr>
               <w:jc w:val="center"/>
@@ -15627,7 +18466,7 @@
               <w:pStyle w:val="ImageCaption"/>
             </w:pPr>
             <w:r>
-              <w:t xml:space="preserve">Table S10: Task-specific effort effects (M4b)</w:t>
+              <w:t xml:space="preserve">Table S11: Task-specific effort effects (M4b)</w:t>
             </w:r>
           </w:p>
           <w:tbl>
@@ -16117,7 +18956,7 @@
               </w:tc>
             </w:tr>
           </w:tbl>
-          <w:bookmarkEnd w:id="141"/>
+          <w:bookmarkEnd w:id="150"/>
           <w:p/>
         </w:tc>
       </w:tr>
@@ -16143,7 +18982,7 @@
       <w:tr>
         <w:tc>
           <w:tcPr/>
-          <w:bookmarkStart w:id="142" w:name="supptbl-acc-contrasts"/>
+          <w:bookmarkStart w:id="151" w:name="supptbl-acc-contrasts"/>
           <w:p>
             <w:pPr>
               <w:jc w:val="center"/>
@@ -16154,7 +18993,7 @@
               <w:pStyle w:val="ImageCaption"/>
             </w:pPr>
             <w:r>
-              <w:t xml:space="preserve">Table S11: Observed accuracy, high minus low effort, at each stimulus type. Estimates are from a binomial GLMM with a random intercept for participant (see the behavioral mixed-effects models in the dissertation version); percentage points are averaged over task.</w:t>
+              <w:t xml:space="preserve">Table S12: Observed accuracy, high minus low effort, at each stimulus type. Estimates are from a binomial GLMM with a random intercept for participant (see the behavioral mixed-effects models in the dissertation version); percentage points are averaged over task.</w:t>
             </w:r>
           </w:p>
           <w:tbl>
@@ -16575,12 +19414,12 @@
               <w:t xml:space="preserve">High minus low, averaged over task with equal weights. Percentage points are 100 times the probability difference. The odds ratio, z, and p are the logit-scale contrast. df is asymptotic.</w:t>
             </w:r>
           </w:p>
-          <w:bookmarkEnd w:id="142"/>
+          <w:bookmarkEnd w:id="151"/>
         </w:tc>
       </w:tr>
     </w:tbl>
-    <w:bookmarkEnd w:id="143"/>
-    <w:bookmarkStart w:id="148" w:name="pupil-data"/>
+    <w:bookmarkEnd w:id="152"/>
+    <w:bookmarkStart w:id="160" w:name="pupil-data"/>
     <w:p>
       <w:pPr>
         <w:pStyle w:val="Heading2"/>
@@ -16594,11 +19433,7 @@
         <w:pStyle w:val="FirstParagraph"/>
       </w:pPr>
       <w:r>
-        <w:rPr>
-          <w:b/>
-          <w:color w:val="B00000"/>
-        </w:rPr>
-        <w:t xml:space="preserve">[PENDING r12]</w:t>
+        <w:t xml:space="preserve">The pupil sample was 6,299 trials from 51 participants.</w:t>
       </w:r>
     </w:p>
     <w:tbl>
@@ -16614,7 +19449,7 @@
       <w:tr>
         <w:tc>
           <w:tcPr/>
-          <w:bookmarkStart w:id="144" w:name="supptbl-pupil-models"/>
+          <w:bookmarkStart w:id="153" w:name="supptbl-pupil-models"/>
           <w:p>
             <w:pPr>
               <w:jc w:val="center"/>
@@ -16625,22 +19460,1140 @@
               <w:pStyle w:val="ImageCaption"/>
             </w:pPr>
             <w:r>
-              <w:t xml:space="preserve">Table S12</w:t>
+              <w:t xml:space="preserve">Table S13: Slopes from the pupil-linked models and the effort effects in that sample.</w:t>
             </w:r>
           </w:p>
+          <w:tbl>
+            <w:tblPr>
+              <w:tblStyle w:val="Table"/>
+              <w:tblW w:type="pct" w:w="5000"/>
+              <w:tblLayout w:type="fixed"/>
+              <w:tblLook w:firstRow="1" w:lastRow="0" w:firstColumn="0" w:lastColumn="0" w:noHBand="0" w:noVBand="0" w:val="0020"/>
+            </w:tblPr>
+            <w:tblGrid>
+              <w:gridCol w:w="2255"/>
+              <w:gridCol w:w="314"/>
+              <w:gridCol w:w="2202"/>
+              <w:gridCol w:w="472"/>
+              <w:gridCol w:w="839"/>
+              <w:gridCol w:w="891"/>
+              <w:gridCol w:w="576"/>
+              <w:gridCol w:w="367"/>
+            </w:tblGrid>
+            <w:tr>
+              <w:trPr>
+                <w:tblHeader w:val="on"/>
+              </w:trPr>
+              <w:tc>
+                <w:tcPr/>
+                <w:p>
+                  <w:pPr>
+                    <w:pStyle w:val="Compact"/>
+                    <w:jc w:val="left"/>
+                    <w:jc w:val="center"/>
+                  </w:pPr>
+                  <w:r>
+                    <w:t xml:space="preserve">Block</w:t>
+                  </w:r>
+                </w:p>
+              </w:tc>
+              <w:tc>
+                <w:tcPr/>
+                <w:p>
+                  <w:pPr>
+                    <w:pStyle w:val="Compact"/>
+                    <w:jc w:val="right"/>
+                    <w:jc w:val="center"/>
+                  </w:pPr>
+                  <w:r>
+                    <w:t xml:space="preserve">Model</w:t>
+                  </w:r>
+                </w:p>
+              </w:tc>
+              <w:tc>
+                <w:tcPr/>
+                <w:p>
+                  <w:pPr>
+                    <w:pStyle w:val="Compact"/>
+                    <w:jc w:val="right"/>
+                    <w:jc w:val="center"/>
+                  </w:pPr>
+                  <w:r>
+                    <w:t xml:space="preserve">Parameter</w:t>
+                  </w:r>
+                </w:p>
+              </w:tc>
+              <w:tc>
+                <w:tcPr/>
+                <w:p>
+                  <w:pPr>
+                    <w:pStyle w:val="Compact"/>
+                    <w:jc w:val="right"/>
+                    <w:jc w:val="center"/>
+                  </w:pPr>
+                  <w:r>
+                    <w:t xml:space="preserve">Estimate</w:t>
+                  </w:r>
+                </w:p>
+              </w:tc>
+              <w:tc>
+                <w:tcPr/>
+                <w:p>
+                  <w:pPr>
+                    <w:pStyle w:val="Compact"/>
+                    <w:jc w:val="right"/>
+                    <w:jc w:val="center"/>
+                  </w:pPr>
+                  <w:r>
+                    <w:t xml:space="preserve">95% CrI</w:t>
+                  </w:r>
+                </w:p>
+              </w:tc>
+              <w:tc>
+                <w:tcPr/>
+                <w:p>
+                  <w:pPr>
+                    <w:pStyle w:val="Compact"/>
+                    <w:jc w:val="right"/>
+                    <w:jc w:val="center"/>
+                  </w:pPr>
+                  <w:r>
+                    <w:t xml:space="preserve">Change in a</w:t>
+                  </w:r>
+                </w:p>
+              </w:tc>
+              <w:tc>
+                <w:tcPr/>
+                <w:p>
+                  <w:pPr>
+                    <w:pStyle w:val="Compact"/>
+                    <w:jc w:val="right"/>
+                    <w:jc w:val="center"/>
+                  </w:pPr>
+                  <w:r>
+                    <w:t xml:space="preserve">Delta ELPD</w:t>
+                  </w:r>
+                </w:p>
+              </w:tc>
+              <w:tc>
+                <w:tcPr/>
+                <w:p>
+                  <w:pPr>
+                    <w:pStyle w:val="Compact"/>
+                    <w:jc w:val="right"/>
+                    <w:jc w:val="center"/>
+                  </w:pPr>
+                  <w:r>
+                    <w:t xml:space="preserve">Trials</w:t>
+                  </w:r>
+                </w:p>
+              </w:tc>
+            </w:tr>
+            <w:tr>
+              <w:tc>
+                <w:tcPr/>
+                <w:p>
+                  <w:pPr>
+                    <w:pStyle w:val="Compact"/>
+                    <w:jc w:val="left"/>
+                    <w:jc w:val="center"/>
+                  </w:pPr>
+                  <w:r>
+                    <w:t xml:space="preserve">Pupil slope</w:t>
+                  </w:r>
+                </w:p>
+              </w:tc>
+              <w:tc>
+                <w:tcPr/>
+                <w:p>
+                  <w:pPr>
+                    <w:pStyle w:val="Compact"/>
+                    <w:jc w:val="right"/>
+                    <w:jc w:val="center"/>
+                  </w:pPr>
+                  <w:r>
+                    <w:t xml:space="preserve">P0</w:t>
+                  </w:r>
+                </w:p>
+              </w:tc>
+              <w:tc>
+                <w:tcPr/>
+                <w:p>
+                  <w:pPr>
+                    <w:pStyle w:val="Compact"/>
+                    <w:jc w:val="right"/>
+                    <w:jc w:val="center"/>
+                  </w:pPr>
+                  <w:r>
+                    <w:t xml:space="preserve">Baseline (no pupil slope)</w:t>
+                  </w:r>
+                </w:p>
+              </w:tc>
+              <w:tc>
+                <w:tcPr/>
+                <w:p>
+                  <w:pPr>
+                    <w:pStyle w:val="Compact"/>
+                  </w:pPr>
+                </w:p>
+              </w:tc>
+              <w:tc>
+                <w:tcPr/>
+                <w:p>
+                  <w:pPr>
+                    <w:pStyle w:val="Compact"/>
+                  </w:pPr>
+                </w:p>
+              </w:tc>
+              <w:tc>
+                <w:tcPr/>
+                <w:p>
+                  <w:pPr>
+                    <w:pStyle w:val="Compact"/>
+                  </w:pPr>
+                </w:p>
+              </w:tc>
+              <w:tc>
+                <w:tcPr/>
+                <w:p>
+                  <w:pPr>
+                    <w:pStyle w:val="Compact"/>
+                    <w:jc w:val="right"/>
+                    <w:jc w:val="center"/>
+                  </w:pPr>
+                  <w:r>
+                    <w:t xml:space="preserve">0.0 ± 0.0</w:t>
+                  </w:r>
+                </w:p>
+              </w:tc>
+              <w:tc>
+                <w:tcPr/>
+                <w:p>
+                  <w:pPr>
+                    <w:pStyle w:val="Compact"/>
+                    <w:jc w:val="right"/>
+                    <w:jc w:val="center"/>
+                  </w:pPr>
+                  <w:r>
+                    <w:t xml:space="preserve">6,299</w:t>
+                  </w:r>
+                </w:p>
+              </w:tc>
+            </w:tr>
+            <w:tr>
+              <w:tc>
+                <w:tcPr/>
+                <w:p>
+                  <w:pPr>
+                    <w:pStyle w:val="Compact"/>
+                    <w:jc w:val="left"/>
+                    <w:jc w:val="center"/>
+                  </w:pPr>
+                  <w:r>
+                    <w:t xml:space="preserve">Pupil slope</w:t>
+                  </w:r>
+                </w:p>
+              </w:tc>
+              <w:tc>
+                <w:tcPr/>
+                <w:p>
+                  <w:pPr>
+                    <w:pStyle w:val="Compact"/>
+                    <w:jc w:val="right"/>
+                    <w:jc w:val="center"/>
+                  </w:pPr>
+                  <w:r>
+                    <w:t xml:space="preserve">P1</w:t>
+                  </w:r>
+                </w:p>
+              </w:tc>
+              <w:tc>
+                <w:tcPr/>
+                <w:p>
+                  <w:pPr>
+                    <w:pStyle w:val="Compact"/>
+                    <w:jc w:val="right"/>
+                    <w:jc w:val="center"/>
+                  </w:pPr>
+                  <w:r>
+                    <w:t xml:space="preserve">Current-trial TEPR on starting point</w:t>
+                  </w:r>
+                </w:p>
+              </w:tc>
+              <w:tc>
+                <w:tcPr/>
+                <w:p>
+                  <w:pPr>
+                    <w:pStyle w:val="Compact"/>
+                    <w:jc w:val="right"/>
+                    <w:jc w:val="center"/>
+                  </w:pPr>
+                  <w:r>
+                    <w:t xml:space="preserve">−0.009</w:t>
+                  </w:r>
+                </w:p>
+              </w:tc>
+              <w:tc>
+                <w:tcPr/>
+                <w:p>
+                  <w:pPr>
+                    <w:pStyle w:val="Compact"/>
+                    <w:jc w:val="right"/>
+                    <w:jc w:val="center"/>
+                  </w:pPr>
+                  <w:r>
+                    <w:t xml:space="preserve">[−0.036, 0.020]</w:t>
+                  </w:r>
+                </w:p>
+              </w:tc>
+              <w:tc>
+                <w:tcPr/>
+                <w:p>
+                  <w:pPr>
+                    <w:pStyle w:val="Compact"/>
+                  </w:pPr>
+                </w:p>
+              </w:tc>
+              <w:tc>
+                <w:tcPr/>
+                <w:p>
+                  <w:pPr>
+                    <w:pStyle w:val="Compact"/>
+                    <w:jc w:val="right"/>
+                    <w:jc w:val="center"/>
+                  </w:pPr>
+                  <w:r>
+                    <w:t xml:space="preserve">−0.6 ± 0.5</w:t>
+                  </w:r>
+                </w:p>
+              </w:tc>
+              <w:tc>
+                <w:tcPr/>
+                <w:p>
+                  <w:pPr>
+                    <w:pStyle w:val="Compact"/>
+                    <w:jc w:val="right"/>
+                    <w:jc w:val="center"/>
+                  </w:pPr>
+                  <w:r>
+                    <w:t xml:space="preserve">6,299</w:t>
+                  </w:r>
+                </w:p>
+              </w:tc>
+            </w:tr>
+            <w:tr>
+              <w:tc>
+                <w:tcPr/>
+                <w:p>
+                  <w:pPr>
+                    <w:pStyle w:val="Compact"/>
+                    <w:jc w:val="left"/>
+                    <w:jc w:val="center"/>
+                  </w:pPr>
+                  <w:r>
+                    <w:t xml:space="preserve">Pupil slope</w:t>
+                  </w:r>
+                </w:p>
+              </w:tc>
+              <w:tc>
+                <w:tcPr/>
+                <w:p>
+                  <w:pPr>
+                    <w:pStyle w:val="Compact"/>
+                    <w:jc w:val="right"/>
+                    <w:jc w:val="center"/>
+                  </w:pPr>
+                  <w:r>
+                    <w:t xml:space="preserve">P2</w:t>
+                  </w:r>
+                </w:p>
+              </w:tc>
+              <w:tc>
+                <w:tcPr/>
+                <w:p>
+                  <w:pPr>
+                    <w:pStyle w:val="Compact"/>
+                    <w:jc w:val="right"/>
+                    <w:jc w:val="center"/>
+                  </w:pPr>
+                  <w:r>
+                    <w:t xml:space="preserve">Current-trial TEPR on drift</w:t>
+                  </w:r>
+                </w:p>
+              </w:tc>
+              <w:tc>
+                <w:tcPr/>
+                <w:p>
+                  <w:pPr>
+                    <w:pStyle w:val="Compact"/>
+                    <w:jc w:val="right"/>
+                    <w:jc w:val="center"/>
+                  </w:pPr>
+                  <w:r>
+                    <w:t xml:space="preserve">0.015</w:t>
+                  </w:r>
+                </w:p>
+              </w:tc>
+              <w:tc>
+                <w:tcPr/>
+                <w:p>
+                  <w:pPr>
+                    <w:pStyle w:val="Compact"/>
+                    <w:jc w:val="right"/>
+                    <w:jc w:val="center"/>
+                  </w:pPr>
+                  <w:r>
+                    <w:t xml:space="preserve">[−0.017, 0.048]</w:t>
+                  </w:r>
+                </w:p>
+              </w:tc>
+              <w:tc>
+                <w:tcPr/>
+                <w:p>
+                  <w:pPr>
+                    <w:pStyle w:val="Compact"/>
+                  </w:pPr>
+                </w:p>
+              </w:tc>
+              <w:tc>
+                <w:tcPr/>
+                <w:p>
+                  <w:pPr>
+                    <w:pStyle w:val="Compact"/>
+                    <w:jc w:val="right"/>
+                    <w:jc w:val="center"/>
+                  </w:pPr>
+                  <w:r>
+                    <w:t xml:space="preserve">−1.8 ± 1.6</w:t>
+                  </w:r>
+                </w:p>
+              </w:tc>
+              <w:tc>
+                <w:tcPr/>
+                <w:p>
+                  <w:pPr>
+                    <w:pStyle w:val="Compact"/>
+                    <w:jc w:val="right"/>
+                    <w:jc w:val="center"/>
+                  </w:pPr>
+                  <w:r>
+                    <w:t xml:space="preserve">6,299</w:t>
+                  </w:r>
+                </w:p>
+              </w:tc>
+            </w:tr>
+            <w:tr>
+              <w:tc>
+                <w:tcPr/>
+                <w:p>
+                  <w:pPr>
+                    <w:pStyle w:val="Compact"/>
+                    <w:jc w:val="left"/>
+                    <w:jc w:val="center"/>
+                  </w:pPr>
+                  <w:r>
+                    <w:t xml:space="preserve">Pupil slope</w:t>
+                  </w:r>
+                </w:p>
+              </w:tc>
+              <w:tc>
+                <w:tcPr/>
+                <w:p>
+                  <w:pPr>
+                    <w:pStyle w:val="Compact"/>
+                    <w:jc w:val="right"/>
+                    <w:jc w:val="center"/>
+                  </w:pPr>
+                  <w:r>
+                    <w:t xml:space="preserve">P2</w:t>
+                  </w:r>
+                </w:p>
+              </w:tc>
+              <w:tc>
+                <w:tcPr/>
+                <w:p>
+                  <w:pPr>
+                    <w:pStyle w:val="Compact"/>
+                    <w:jc w:val="right"/>
+                    <w:jc w:val="center"/>
+                  </w:pPr>
+                  <w:r>
+                    <w:t xml:space="preserve">Current-trial TEPR × stimulus</w:t>
+                  </w:r>
+                </w:p>
+              </w:tc>
+              <w:tc>
+                <w:tcPr/>
+                <w:p>
+                  <w:pPr>
+                    <w:pStyle w:val="Compact"/>
+                    <w:jc w:val="right"/>
+                    <w:jc w:val="center"/>
+                  </w:pPr>
+                  <w:r>
+                    <w:t xml:space="preserve">−0.015</w:t>
+                  </w:r>
+                </w:p>
+              </w:tc>
+              <w:tc>
+                <w:tcPr/>
+                <w:p>
+                  <w:pPr>
+                    <w:pStyle w:val="Compact"/>
+                    <w:jc w:val="right"/>
+                    <w:jc w:val="center"/>
+                  </w:pPr>
+                  <w:r>
+                    <w:t xml:space="preserve">[−0.047, 0.018]</w:t>
+                  </w:r>
+                </w:p>
+              </w:tc>
+              <w:tc>
+                <w:tcPr/>
+                <w:p>
+                  <w:pPr>
+                    <w:pStyle w:val="Compact"/>
+                  </w:pPr>
+                </w:p>
+              </w:tc>
+              <w:tc>
+                <w:tcPr/>
+                <w:p>
+                  <w:pPr>
+                    <w:pStyle w:val="Compact"/>
+                  </w:pPr>
+                </w:p>
+              </w:tc>
+              <w:tc>
+                <w:tcPr/>
+                <w:p>
+                  <w:pPr>
+                    <w:pStyle w:val="Compact"/>
+                    <w:jc w:val="right"/>
+                    <w:jc w:val="center"/>
+                  </w:pPr>
+                  <w:r>
+                    <w:t xml:space="preserve">6,299</w:t>
+                  </w:r>
+                </w:p>
+              </w:tc>
+            </w:tr>
+            <w:tr>
+              <w:tc>
+                <w:tcPr/>
+                <w:p>
+                  <w:pPr>
+                    <w:pStyle w:val="Compact"/>
+                    <w:jc w:val="left"/>
+                    <w:jc w:val="center"/>
+                  </w:pPr>
+                  <w:r>
+                    <w:t xml:space="preserve">Pupil slope</w:t>
+                  </w:r>
+                </w:p>
+              </w:tc>
+              <w:tc>
+                <w:tcPr/>
+                <w:p>
+                  <w:pPr>
+                    <w:pStyle w:val="Compact"/>
+                    <w:jc w:val="right"/>
+                    <w:jc w:val="center"/>
+                  </w:pPr>
+                  <w:r>
+                    <w:t xml:space="preserve">P3</w:t>
+                  </w:r>
+                </w:p>
+              </w:tc>
+              <w:tc>
+                <w:tcPr/>
+                <w:p>
+                  <w:pPr>
+                    <w:pStyle w:val="Compact"/>
+                    <w:jc w:val="right"/>
+                    <w:jc w:val="center"/>
+                  </w:pPr>
+                  <w:r>
+                    <w:t xml:space="preserve">Current-trial TEPR on boundary separation</w:t>
+                  </w:r>
+                </w:p>
+              </w:tc>
+              <w:tc>
+                <w:tcPr/>
+                <w:p>
+                  <w:pPr>
+                    <w:pStyle w:val="Compact"/>
+                    <w:jc w:val="right"/>
+                    <w:jc w:val="center"/>
+                  </w:pPr>
+                  <w:r>
+                    <w:t xml:space="preserve">0.042</w:t>
+                  </w:r>
+                </w:p>
+              </w:tc>
+              <w:tc>
+                <w:tcPr/>
+                <w:p>
+                  <w:pPr>
+                    <w:pStyle w:val="Compact"/>
+                    <w:jc w:val="right"/>
+                    <w:jc w:val="center"/>
+                  </w:pPr>
+                  <w:r>
+                    <w:t xml:space="preserve">[0.031, 0.053]</w:t>
+                  </w:r>
+                </w:p>
+              </w:tc>
+              <w:tc>
+                <w:tcPr/>
+                <w:p>
+                  <w:pPr>
+                    <w:pStyle w:val="Compact"/>
+                    <w:jc w:val="right"/>
+                    <w:jc w:val="center"/>
+                  </w:pPr>
+                  <w:r>
+                    <w:t xml:space="preserve">+4.3% [3.2, 5.4]</w:t>
+                  </w:r>
+                </w:p>
+              </w:tc>
+              <w:tc>
+                <w:tcPr/>
+                <w:p>
+                  <w:pPr>
+                    <w:pStyle w:val="Compact"/>
+                    <w:jc w:val="right"/>
+                    <w:jc w:val="center"/>
+                  </w:pPr>
+                  <w:r>
+                    <w:t xml:space="preserve">28.0 ± 6.7</w:t>
+                  </w:r>
+                </w:p>
+              </w:tc>
+              <w:tc>
+                <w:tcPr/>
+                <w:p>
+                  <w:pPr>
+                    <w:pStyle w:val="Compact"/>
+                    <w:jc w:val="right"/>
+                    <w:jc w:val="center"/>
+                  </w:pPr>
+                  <w:r>
+                    <w:t xml:space="preserve">6,299</w:t>
+                  </w:r>
+                </w:p>
+              </w:tc>
+            </w:tr>
+            <w:tr>
+              <w:tc>
+                <w:tcPr/>
+                <w:p>
+                  <w:pPr>
+                    <w:pStyle w:val="Compact"/>
+                    <w:jc w:val="left"/>
+                    <w:jc w:val="center"/>
+                  </w:pPr>
+                  <w:r>
+                    <w:t xml:space="preserve">Pupil slope</w:t>
+                  </w:r>
+                </w:p>
+              </w:tc>
+              <w:tc>
+                <w:tcPr/>
+                <w:p>
+                  <w:pPr>
+                    <w:pStyle w:val="Compact"/>
+                    <w:jc w:val="right"/>
+                    <w:jc w:val="center"/>
+                  </w:pPr>
+                  <w:r>
+                    <w:t xml:space="preserve">P4</w:t>
+                  </w:r>
+                </w:p>
+              </w:tc>
+              <w:tc>
+                <w:tcPr/>
+                <w:p>
+                  <w:pPr>
+                    <w:pStyle w:val="Compact"/>
+                    <w:jc w:val="right"/>
+                    <w:jc w:val="center"/>
+                  </w:pPr>
+                  <w:r>
+                    <w:t xml:space="preserve">Pre-squeeze baseline on starting point</w:t>
+                  </w:r>
+                </w:p>
+              </w:tc>
+              <w:tc>
+                <w:tcPr/>
+                <w:p>
+                  <w:pPr>
+                    <w:pStyle w:val="Compact"/>
+                    <w:jc w:val="right"/>
+                    <w:jc w:val="center"/>
+                  </w:pPr>
+                  <w:r>
+                    <w:t xml:space="preserve">0.008</w:t>
+                  </w:r>
+                </w:p>
+              </w:tc>
+              <w:tc>
+                <w:tcPr/>
+                <w:p>
+                  <w:pPr>
+                    <w:pStyle w:val="Compact"/>
+                    <w:jc w:val="right"/>
+                    <w:jc w:val="center"/>
+                  </w:pPr>
+                  <w:r>
+                    <w:t xml:space="preserve">[−0.020, 0.036]</w:t>
+                  </w:r>
+                </w:p>
+              </w:tc>
+              <w:tc>
+                <w:tcPr/>
+                <w:p>
+                  <w:pPr>
+                    <w:pStyle w:val="Compact"/>
+                  </w:pPr>
+                </w:p>
+              </w:tc>
+              <w:tc>
+                <w:tcPr/>
+                <w:p>
+                  <w:pPr>
+                    <w:pStyle w:val="Compact"/>
+                    <w:jc w:val="right"/>
+                    <w:jc w:val="center"/>
+                  </w:pPr>
+                  <w:r>
+                    <w:t xml:space="preserve">−0.2 ± 0.5</w:t>
+                  </w:r>
+                </w:p>
+              </w:tc>
+              <w:tc>
+                <w:tcPr/>
+                <w:p>
+                  <w:pPr>
+                    <w:pStyle w:val="Compact"/>
+                    <w:jc w:val="right"/>
+                    <w:jc w:val="center"/>
+                  </w:pPr>
+                  <w:r>
+                    <w:t xml:space="preserve">5,856</w:t>
+                  </w:r>
+                </w:p>
+              </w:tc>
+            </w:tr>
+            <w:tr>
+              <w:tc>
+                <w:tcPr/>
+                <w:p>
+                  <w:pPr>
+                    <w:pStyle w:val="Compact"/>
+                    <w:jc w:val="left"/>
+                    <w:jc w:val="center"/>
+                  </w:pPr>
+                  <w:r>
+                    <w:t xml:space="preserve">Effort effects in the pupil subsample (P0)</w:t>
+                  </w:r>
+                </w:p>
+              </w:tc>
+              <w:tc>
+                <w:tcPr/>
+                <w:p>
+                  <w:pPr>
+                    <w:pStyle w:val="Compact"/>
+                    <w:jc w:val="right"/>
+                    <w:jc w:val="center"/>
+                  </w:pPr>
+                  <w:r>
+                    <w:t xml:space="preserve">P0</w:t>
+                  </w:r>
+                </w:p>
+              </w:tc>
+              <w:tc>
+                <w:tcPr/>
+                <w:p>
+                  <w:pPr>
+                    <w:pStyle w:val="Compact"/>
+                    <w:jc w:val="right"/>
+                    <w:jc w:val="center"/>
+                  </w:pPr>
+                  <w:r>
+                    <w:t xml:space="preserve">Drift criterion</w:t>
+                  </w:r>
+                </w:p>
+              </w:tc>
+              <w:tc>
+                <w:tcPr/>
+                <w:p>
+                  <w:pPr>
+                    <w:pStyle w:val="Compact"/>
+                    <w:jc w:val="right"/>
+                    <w:jc w:val="center"/>
+                  </w:pPr>
+                  <w:r>
+                    <w:t xml:space="preserve">−0.074</w:t>
+                  </w:r>
+                </w:p>
+              </w:tc>
+              <w:tc>
+                <w:tcPr/>
+                <w:p>
+                  <w:pPr>
+                    <w:pStyle w:val="Compact"/>
+                    <w:jc w:val="right"/>
+                    <w:jc w:val="center"/>
+                  </w:pPr>
+                  <w:r>
+                    <w:t xml:space="preserve">[−0.159, 0.011]</w:t>
+                  </w:r>
+                </w:p>
+              </w:tc>
+              <w:tc>
+                <w:tcPr/>
+                <w:p>
+                  <w:pPr>
+                    <w:pStyle w:val="Compact"/>
+                  </w:pPr>
+                </w:p>
+              </w:tc>
+              <w:tc>
+                <w:tcPr/>
+                <w:p>
+                  <w:pPr>
+                    <w:pStyle w:val="Compact"/>
+                  </w:pPr>
+                </w:p>
+              </w:tc>
+              <w:tc>
+                <w:tcPr/>
+                <w:p>
+                  <w:pPr>
+                    <w:pStyle w:val="Compact"/>
+                    <w:jc w:val="right"/>
+                    <w:jc w:val="center"/>
+                  </w:pPr>
+                  <w:r>
+                    <w:t xml:space="preserve">6,299</w:t>
+                  </w:r>
+                </w:p>
+              </w:tc>
+            </w:tr>
+            <w:tr>
+              <w:tc>
+                <w:tcPr/>
+                <w:p>
+                  <w:pPr>
+                    <w:pStyle w:val="Compact"/>
+                    <w:jc w:val="left"/>
+                    <w:jc w:val="center"/>
+                  </w:pPr>
+                  <w:r>
+                    <w:t xml:space="preserve">Effort effects in the pupil subsample (P0)</w:t>
+                  </w:r>
+                </w:p>
+              </w:tc>
+              <w:tc>
+                <w:tcPr/>
+                <w:p>
+                  <w:pPr>
+                    <w:pStyle w:val="Compact"/>
+                    <w:jc w:val="right"/>
+                    <w:jc w:val="center"/>
+                  </w:pPr>
+                  <w:r>
+                    <w:t xml:space="preserve">P0</w:t>
+                  </w:r>
+                </w:p>
+              </w:tc>
+              <w:tc>
+                <w:tcPr/>
+                <w:p>
+                  <w:pPr>
+                    <w:pStyle w:val="Compact"/>
+                    <w:jc w:val="right"/>
+                    <w:jc w:val="center"/>
+                  </w:pPr>
+                  <w:r>
+                    <w:t xml:space="preserve">Evidence quality</w:t>
+                  </w:r>
+                </w:p>
+              </w:tc>
+              <w:tc>
+                <w:tcPr/>
+                <w:p>
+                  <w:pPr>
+                    <w:pStyle w:val="Compact"/>
+                    <w:jc w:val="right"/>
+                    <w:jc w:val="center"/>
+                  </w:pPr>
+                  <w:r>
+                    <w:t xml:space="preserve">0.032</w:t>
+                  </w:r>
+                </w:p>
+              </w:tc>
+              <w:tc>
+                <w:tcPr/>
+                <w:p>
+                  <w:pPr>
+                    <w:pStyle w:val="Compact"/>
+                    <w:jc w:val="right"/>
+                    <w:jc w:val="center"/>
+                  </w:pPr>
+                  <w:r>
+                    <w:t xml:space="preserve">[−0.036, 0.100]</w:t>
+                  </w:r>
+                </w:p>
+              </w:tc>
+              <w:tc>
+                <w:tcPr/>
+                <w:p>
+                  <w:pPr>
+                    <w:pStyle w:val="Compact"/>
+                  </w:pPr>
+                </w:p>
+              </w:tc>
+              <w:tc>
+                <w:tcPr/>
+                <w:p>
+                  <w:pPr>
+                    <w:pStyle w:val="Compact"/>
+                  </w:pPr>
+                </w:p>
+              </w:tc>
+              <w:tc>
+                <w:tcPr/>
+                <w:p>
+                  <w:pPr>
+                    <w:pStyle w:val="Compact"/>
+                    <w:jc w:val="right"/>
+                    <w:jc w:val="center"/>
+                  </w:pPr>
+                  <w:r>
+                    <w:t xml:space="preserve">6,299</w:t>
+                  </w:r>
+                </w:p>
+              </w:tc>
+            </w:tr>
+            <w:tr>
+              <w:tc>
+                <w:tcPr/>
+                <w:p>
+                  <w:pPr>
+                    <w:pStyle w:val="Compact"/>
+                    <w:jc w:val="left"/>
+                    <w:jc w:val="center"/>
+                  </w:pPr>
+                  <w:r>
+                    <w:t xml:space="preserve">Effort effects in the pupil subsample (P0)</w:t>
+                  </w:r>
+                </w:p>
+              </w:tc>
+              <w:tc>
+                <w:tcPr/>
+                <w:p>
+                  <w:pPr>
+                    <w:pStyle w:val="Compact"/>
+                    <w:jc w:val="right"/>
+                    <w:jc w:val="center"/>
+                  </w:pPr>
+                  <w:r>
+                    <w:t xml:space="preserve">P0</w:t>
+                  </w:r>
+                </w:p>
+              </w:tc>
+              <w:tc>
+                <w:tcPr/>
+                <w:p>
+                  <w:pPr>
+                    <w:pStyle w:val="Compact"/>
+                    <w:jc w:val="right"/>
+                    <w:jc w:val="center"/>
+                  </w:pPr>
+                  <w:r>
+                    <w:t xml:space="preserve">Boundary separation</w:t>
+                  </w:r>
+                </w:p>
+              </w:tc>
+              <w:tc>
+                <w:tcPr/>
+                <w:p>
+                  <w:pPr>
+                    <w:pStyle w:val="Compact"/>
+                    <w:jc w:val="right"/>
+                    <w:jc w:val="center"/>
+                  </w:pPr>
+                  <w:r>
+                    <w:t xml:space="preserve">0.029</w:t>
+                  </w:r>
+                </w:p>
+              </w:tc>
+              <w:tc>
+                <w:tcPr/>
+                <w:p>
+                  <w:pPr>
+                    <w:pStyle w:val="Compact"/>
+                    <w:jc w:val="right"/>
+                    <w:jc w:val="center"/>
+                  </w:pPr>
+                  <w:r>
+                    <w:t xml:space="preserve">[0.006, 0.052]</w:t>
+                  </w:r>
+                </w:p>
+              </w:tc>
+              <w:tc>
+                <w:tcPr/>
+                <w:p>
+                  <w:pPr>
+                    <w:pStyle w:val="Compact"/>
+                    <w:jc w:val="right"/>
+                    <w:jc w:val="center"/>
+                  </w:pPr>
+                  <w:r>
+                    <w:t xml:space="preserve">+2.9% [0.6, 5.4]</w:t>
+                  </w:r>
+                </w:p>
+              </w:tc>
+              <w:tc>
+                <w:tcPr/>
+                <w:p>
+                  <w:pPr>
+                    <w:pStyle w:val="Compact"/>
+                  </w:pPr>
+                </w:p>
+              </w:tc>
+              <w:tc>
+                <w:tcPr/>
+                <w:p>
+                  <w:pPr>
+                    <w:pStyle w:val="Compact"/>
+                    <w:jc w:val="right"/>
+                    <w:jc w:val="center"/>
+                  </w:pPr>
+                  <w:r>
+                    <w:t xml:space="preserve">6,299</w:t>
+                  </w:r>
+                </w:p>
+              </w:tc>
+            </w:tr>
+            <w:tr>
+              <w:tc>
+                <w:tcPr/>
+                <w:p>
+                  <w:pPr>
+                    <w:pStyle w:val="Compact"/>
+                    <w:jc w:val="left"/>
+                    <w:jc w:val="center"/>
+                  </w:pPr>
+                  <w:r>
+                    <w:t xml:space="preserve">Effort effects in the pupil subsample (P0)</w:t>
+                  </w:r>
+                </w:p>
+              </w:tc>
+              <w:tc>
+                <w:tcPr/>
+                <w:p>
+                  <w:pPr>
+                    <w:pStyle w:val="Compact"/>
+                    <w:jc w:val="right"/>
+                    <w:jc w:val="center"/>
+                  </w:pPr>
+                  <w:r>
+                    <w:t xml:space="preserve">P0</w:t>
+                  </w:r>
+                </w:p>
+              </w:tc>
+              <w:tc>
+                <w:tcPr/>
+                <w:p>
+                  <w:pPr>
+                    <w:pStyle w:val="Compact"/>
+                    <w:jc w:val="right"/>
+                    <w:jc w:val="center"/>
+                  </w:pPr>
+                  <w:r>
+                    <w:t xml:space="preserve">Starting point</w:t>
+                  </w:r>
+                </w:p>
+              </w:tc>
+              <w:tc>
+                <w:tcPr/>
+                <w:p>
+                  <w:pPr>
+                    <w:pStyle w:val="Compact"/>
+                    <w:jc w:val="right"/>
+                    <w:jc w:val="center"/>
+                  </w:pPr>
+                  <w:r>
+                    <w:t xml:space="preserve">−0.008</w:t>
+                  </w:r>
+                </w:p>
+              </w:tc>
+              <w:tc>
+                <w:tcPr/>
+                <w:p>
+                  <w:pPr>
+                    <w:pStyle w:val="Compact"/>
+                    <w:jc w:val="right"/>
+                    <w:jc w:val="center"/>
+                  </w:pPr>
+                  <w:r>
+                    <w:t xml:space="preserve">[−0.082, 0.065]</w:t>
+                  </w:r>
+                </w:p>
+              </w:tc>
+              <w:tc>
+                <w:tcPr/>
+                <w:p>
+                  <w:pPr>
+                    <w:pStyle w:val="Compact"/>
+                  </w:pPr>
+                </w:p>
+              </w:tc>
+              <w:tc>
+                <w:tcPr/>
+                <w:p>
+                  <w:pPr>
+                    <w:pStyle w:val="Compact"/>
+                  </w:pPr>
+                </w:p>
+              </w:tc>
+              <w:tc>
+                <w:tcPr/>
+                <w:p>
+                  <w:pPr>
+                    <w:pStyle w:val="Compact"/>
+                    <w:jc w:val="right"/>
+                    <w:jc w:val="center"/>
+                  </w:pPr>
+                  <w:r>
+                    <w:t xml:space="preserve">6,299</w:t>
+                  </w:r>
+                </w:p>
+              </w:tc>
+            </w:tr>
+          </w:tbl>
           <w:p>
             <w:pPr>
               <w:jc w:val="center"/>
             </w:pPr>
             <w:r>
               <w:rPr>
-                <w:b/>
-                <w:color w:val="B00000"/>
+                <w:i/>
+                <w:iCs/>
               </w:rPr>
-              <w:t xml:space="preserve">[PENDING r12]</w:t>
+              <w:t xml:space="preserve">Note.</w:t>
+            </w:r>
+            <w:r>
+              <w:t xml:space="preserve"> </w:t>
+            </w:r>
+            <w:r>
+              <w:t xml:space="preserve">P1, P2, and P3 are compared with P0. P4 and P5 are compared with the baseline for P4–P5. P3 without the slowest trials is compared with its own baseline. P6 is compared with the baseline for P6, P7 with the baseline for P7, and P8 with the baseline for P8. P5, P3 without the slowest trials, P6, P7, and P8 are in the ordering table rather than this slope table.</w:t>
             </w:r>
           </w:p>
-          <w:bookmarkEnd w:id="144"/>
+          <w:bookmarkEnd w:id="153"/>
         </w:tc>
       </w:tr>
     </w:tbl>
@@ -16665,7 +20618,7 @@
       <w:tr>
         <w:tc>
           <w:tcPr/>
-          <w:bookmarkStart w:id="145" w:name="supptbl-pupil-descriptives"/>
+          <w:bookmarkStart w:id="154" w:name="supptbl-pupil-descriptives"/>
           <w:p>
             <w:pPr>
               <w:jc w:val="center"/>
@@ -16676,22 +20629,861 @@
               <w:pStyle w:val="ImageCaption"/>
             </w:pPr>
             <w:r>
-              <w:t xml:space="preserve">Table S13</w:t>
+              <w:t xml:space="preserve">Table S14: Mean pupil by effort and task. The pre-squeeze row is the mean over the TEPR window.</w:t>
             </w:r>
           </w:p>
+          <w:tbl>
+            <w:tblPr>
+              <w:tblStyle w:val="Table"/>
+              <w:tblW w:type="pct" w:w="5000"/>
+              <w:tblLayout w:type="fixed"/>
+              <w:tblLook w:firstRow="1" w:lastRow="0" w:firstColumn="0" w:lastColumn="0" w:noHBand="0" w:noVBand="0" w:val="0020"/>
+            </w:tblPr>
+            <w:tblGrid>
+              <w:gridCol w:w="2489"/>
+              <w:gridCol w:w="377"/>
+              <w:gridCol w:w="301"/>
+              <w:gridCol w:w="1206"/>
+              <w:gridCol w:w="1131"/>
+              <w:gridCol w:w="829"/>
+              <w:gridCol w:w="1056"/>
+              <w:gridCol w:w="528"/>
+            </w:tblGrid>
+            <w:tr>
+              <w:trPr>
+                <w:tblHeader w:val="on"/>
+              </w:trPr>
+              <w:tc>
+                <w:tcPr/>
+                <w:p>
+                  <w:pPr>
+                    <w:pStyle w:val="Compact"/>
+                    <w:jc w:val="left"/>
+                    <w:jc w:val="center"/>
+                  </w:pPr>
+                  <w:r>
+                    <w:t xml:space="preserve">Measure</w:t>
+                  </w:r>
+                </w:p>
+              </w:tc>
+              <w:tc>
+                <w:tcPr/>
+                <w:p>
+                  <w:pPr>
+                    <w:pStyle w:val="Compact"/>
+                    <w:jc w:val="right"/>
+                    <w:jc w:val="center"/>
+                  </w:pPr>
+                  <w:r>
+                    <w:t xml:space="preserve">Task</w:t>
+                  </w:r>
+                </w:p>
+              </w:tc>
+              <w:tc>
+                <w:tcPr/>
+                <w:p>
+                  <w:pPr>
+                    <w:pStyle w:val="Compact"/>
+                    <w:jc w:val="right"/>
+                    <w:jc w:val="center"/>
+                  </w:pPr>
+                  <w:r>
+                    <w:rPr>
+                      <w:i/>
+                      <w:iCs/>
+                    </w:rPr>
+                    <w:t xml:space="preserve">n</w:t>
+                  </w:r>
+                </w:p>
+              </w:tc>
+              <w:tc>
+                <w:tcPr/>
+                <w:p>
+                  <w:pPr>
+                    <w:pStyle w:val="Compact"/>
+                    <w:jc w:val="right"/>
+                    <w:jc w:val="center"/>
+                  </w:pPr>
+                  <w:r>
+                    <w:t xml:space="preserve">High</w:t>
+                  </w:r>
+                  <w:r>
+                    <w:t xml:space="preserve"> </w:t>
+                  </w:r>
+                  <w:r>
+                    <w:rPr>
+                      <w:i/>
+                      <w:iCs/>
+                    </w:rPr>
+                    <w:t xml:space="preserve">M</w:t>
+                  </w:r>
+                  <w:r>
+                    <w:t xml:space="preserve"> </w:t>
+                  </w:r>
+                  <w:r>
+                    <w:t xml:space="preserve">(</w:t>
+                  </w:r>
+                  <w:r>
+                    <w:rPr>
+                      <w:i/>
+                      <w:iCs/>
+                    </w:rPr>
+                    <w:t xml:space="preserve">SD</w:t>
+                  </w:r>
+                  <w:r>
+                    <w:t xml:space="preserve">)</w:t>
+                  </w:r>
+                </w:p>
+              </w:tc>
+              <w:tc>
+                <w:tcPr/>
+                <w:p>
+                  <w:pPr>
+                    <w:pStyle w:val="Compact"/>
+                    <w:jc w:val="right"/>
+                    <w:jc w:val="center"/>
+                  </w:pPr>
+                  <w:r>
+                    <w:t xml:space="preserve">Low</w:t>
+                  </w:r>
+                  <w:r>
+                    <w:t xml:space="preserve"> </w:t>
+                  </w:r>
+                  <w:r>
+                    <w:rPr>
+                      <w:i/>
+                      <w:iCs/>
+                    </w:rPr>
+                    <w:t xml:space="preserve">M</w:t>
+                  </w:r>
+                  <w:r>
+                    <w:t xml:space="preserve"> </w:t>
+                  </w:r>
+                  <w:r>
+                    <w:t xml:space="preserve">(</w:t>
+                  </w:r>
+                  <w:r>
+                    <w:rPr>
+                      <w:i/>
+                      <w:iCs/>
+                    </w:rPr>
+                    <w:t xml:space="preserve">SD</w:t>
+                  </w:r>
+                  <w:r>
+                    <w:t xml:space="preserve">)</w:t>
+                  </w:r>
+                </w:p>
+              </w:tc>
+              <w:tc>
+                <w:tcPr/>
+                <w:p>
+                  <w:pPr>
+                    <w:pStyle w:val="Compact"/>
+                    <w:jc w:val="right"/>
+                    <w:jc w:val="center"/>
+                  </w:pPr>
+                  <w:r>
+                    <w:t xml:space="preserve">High − Low</w:t>
+                  </w:r>
+                </w:p>
+              </w:tc>
+              <w:tc>
+                <w:tcPr/>
+                <w:p>
+                  <w:pPr>
+                    <w:pStyle w:val="Compact"/>
+                    <w:jc w:val="right"/>
+                    <w:jc w:val="center"/>
+                  </w:pPr>
+                  <w:r>
+                    <w:rPr>
+                      <w:i/>
+                      <w:iCs/>
+                    </w:rPr>
+                    <w:t xml:space="preserve">t</w:t>
+                  </w:r>
+                  <w:r>
+                    <w:t xml:space="preserve"> </w:t>
+                  </w:r>
+                  <w:r>
+                    <w:t xml:space="preserve">(df)</w:t>
+                  </w:r>
+                </w:p>
+              </w:tc>
+              <w:tc>
+                <w:tcPr/>
+                <w:p>
+                  <w:pPr>
+                    <w:pStyle w:val="Compact"/>
+                    <w:jc w:val="right"/>
+                    <w:jc w:val="center"/>
+                  </w:pPr>
+                  <w:r>
+                    <w:rPr>
+                      <w:i/>
+                      <w:iCs/>
+                    </w:rPr>
+                    <w:t xml:space="preserve">p</w:t>
+                  </w:r>
+                </w:p>
+              </w:tc>
+            </w:tr>
+            <w:tr>
+              <w:tc>
+                <w:tcPr/>
+                <w:p>
+                  <w:pPr>
+                    <w:pStyle w:val="Compact"/>
+                    <w:jc w:val="left"/>
+                    <w:jc w:val="center"/>
+                  </w:pPr>
+                  <w:r>
+                    <w:t xml:space="preserve">TEPR (B1 baseline)</w:t>
+                  </w:r>
+                </w:p>
+              </w:tc>
+              <w:tc>
+                <w:tcPr/>
+                <w:p>
+                  <w:pPr>
+                    <w:pStyle w:val="Compact"/>
+                    <w:jc w:val="right"/>
+                    <w:jc w:val="center"/>
+                  </w:pPr>
+                  <w:r>
+                    <w:t xml:space="preserve">ADT</w:t>
+                  </w:r>
+                </w:p>
+              </w:tc>
+              <w:tc>
+                <w:tcPr/>
+                <w:p>
+                  <w:pPr>
+                    <w:pStyle w:val="Compact"/>
+                    <w:jc w:val="right"/>
+                    <w:jc w:val="center"/>
+                  </w:pPr>
+                  <w:r>
+                    <w:t xml:space="preserve">36</w:t>
+                  </w:r>
+                </w:p>
+              </w:tc>
+              <w:tc>
+                <w:tcPr/>
+                <w:p>
+                  <w:pPr>
+                    <w:pStyle w:val="Compact"/>
+                    <w:jc w:val="right"/>
+                    <w:jc w:val="center"/>
+                  </w:pPr>
+                  <w:r>
+                    <w:t xml:space="preserve">0.881 (0.953)</w:t>
+                  </w:r>
+                </w:p>
+              </w:tc>
+              <w:tc>
+                <w:tcPr/>
+                <w:p>
+                  <w:pPr>
+                    <w:pStyle w:val="Compact"/>
+                    <w:jc w:val="right"/>
+                    <w:jc w:val="center"/>
+                  </w:pPr>
+                  <w:r>
+                    <w:t xml:space="preserve">1.312 (1.026)</w:t>
+                  </w:r>
+                </w:p>
+              </w:tc>
+              <w:tc>
+                <w:tcPr/>
+                <w:p>
+                  <w:pPr>
+                    <w:pStyle w:val="Compact"/>
+                    <w:jc w:val="right"/>
+                    <w:jc w:val="center"/>
+                  </w:pPr>
+                  <w:r>
+                    <w:t xml:space="preserve">−0.430</w:t>
+                  </w:r>
+                </w:p>
+              </w:tc>
+              <w:tc>
+                <w:tcPr/>
+                <w:p>
+                  <w:pPr>
+                    <w:pStyle w:val="Compact"/>
+                    <w:jc w:val="right"/>
+                    <w:jc w:val="center"/>
+                  </w:pPr>
+                  <w:r>
+                    <w:t xml:space="preserve">t(35) = −4.37</w:t>
+                  </w:r>
+                </w:p>
+              </w:tc>
+              <w:tc>
+                <w:tcPr/>
+                <w:p>
+                  <w:pPr>
+                    <w:pStyle w:val="Compact"/>
+                    <w:jc w:val="right"/>
+                    <w:jc w:val="center"/>
+                  </w:pPr>
+                  <w:r>
+                    <w:t xml:space="preserve">&lt; .001</w:t>
+                  </w:r>
+                </w:p>
+              </w:tc>
+            </w:tr>
+            <w:tr>
+              <w:tc>
+                <w:tcPr/>
+                <w:p>
+                  <w:pPr>
+                    <w:pStyle w:val="Compact"/>
+                    <w:jc w:val="left"/>
+                    <w:jc w:val="center"/>
+                  </w:pPr>
+                  <w:r>
+                    <w:t xml:space="preserve">TEPR (B1 baseline)</w:t>
+                  </w:r>
+                </w:p>
+              </w:tc>
+              <w:tc>
+                <w:tcPr/>
+                <w:p>
+                  <w:pPr>
+                    <w:pStyle w:val="Compact"/>
+                    <w:jc w:val="right"/>
+                    <w:jc w:val="center"/>
+                  </w:pPr>
+                  <w:r>
+                    <w:t xml:space="preserve">VDT</w:t>
+                  </w:r>
+                </w:p>
+              </w:tc>
+              <w:tc>
+                <w:tcPr/>
+                <w:p>
+                  <w:pPr>
+                    <w:pStyle w:val="Compact"/>
+                    <w:jc w:val="right"/>
+                    <w:jc w:val="center"/>
+                  </w:pPr>
+                  <w:r>
+                    <w:t xml:space="preserve">41</w:t>
+                  </w:r>
+                </w:p>
+              </w:tc>
+              <w:tc>
+                <w:tcPr/>
+                <w:p>
+                  <w:pPr>
+                    <w:pStyle w:val="Compact"/>
+                    <w:jc w:val="right"/>
+                    <w:jc w:val="center"/>
+                  </w:pPr>
+                  <w:r>
+                    <w:t xml:space="preserve">0.754 (0.718)</w:t>
+                  </w:r>
+                </w:p>
+              </w:tc>
+              <w:tc>
+                <w:tcPr/>
+                <w:p>
+                  <w:pPr>
+                    <w:pStyle w:val="Compact"/>
+                    <w:jc w:val="right"/>
+                    <w:jc w:val="center"/>
+                  </w:pPr>
+                  <w:r>
+                    <w:t xml:space="preserve">0.929 (0.869)</w:t>
+                  </w:r>
+                </w:p>
+              </w:tc>
+              <w:tc>
+                <w:tcPr/>
+                <w:p>
+                  <w:pPr>
+                    <w:pStyle w:val="Compact"/>
+                    <w:jc w:val="right"/>
+                    <w:jc w:val="center"/>
+                  </w:pPr>
+                  <w:r>
+                    <w:t xml:space="preserve">−0.174</w:t>
+                  </w:r>
+                </w:p>
+              </w:tc>
+              <w:tc>
+                <w:tcPr/>
+                <w:p>
+                  <w:pPr>
+                    <w:pStyle w:val="Compact"/>
+                    <w:jc w:val="right"/>
+                    <w:jc w:val="center"/>
+                  </w:pPr>
+                  <w:r>
+                    <w:t xml:space="preserve">t(40) = −2.23</w:t>
+                  </w:r>
+                </w:p>
+              </w:tc>
+              <w:tc>
+                <w:tcPr/>
+                <w:p>
+                  <w:pPr>
+                    <w:pStyle w:val="Compact"/>
+                    <w:jc w:val="right"/>
+                    <w:jc w:val="center"/>
+                  </w:pPr>
+                  <w:r>
+                    <w:t xml:space="preserve">.031</w:t>
+                  </w:r>
+                </w:p>
+              </w:tc>
+            </w:tr>
+            <w:tr>
+              <w:tc>
+                <w:tcPr/>
+                <w:p>
+                  <w:pPr>
+                    <w:pStyle w:val="Compact"/>
+                    <w:jc w:val="left"/>
+                    <w:jc w:val="center"/>
+                  </w:pPr>
+                  <w:r>
+                    <w:t xml:space="preserve">Mean TEPR (pre-squeeze baseline)</w:t>
+                  </w:r>
+                </w:p>
+              </w:tc>
+              <w:tc>
+                <w:tcPr/>
+                <w:p>
+                  <w:pPr>
+                    <w:pStyle w:val="Compact"/>
+                    <w:jc w:val="right"/>
+                    <w:jc w:val="center"/>
+                  </w:pPr>
+                  <w:r>
+                    <w:t xml:space="preserve">ADT</w:t>
+                  </w:r>
+                </w:p>
+              </w:tc>
+              <w:tc>
+                <w:tcPr/>
+                <w:p>
+                  <w:pPr>
+                    <w:pStyle w:val="Compact"/>
+                    <w:jc w:val="right"/>
+                    <w:jc w:val="center"/>
+                  </w:pPr>
+                  <w:r>
+                    <w:t xml:space="preserve">36</w:t>
+                  </w:r>
+                </w:p>
+              </w:tc>
+              <w:tc>
+                <w:tcPr/>
+                <w:p>
+                  <w:pPr>
+                    <w:pStyle w:val="Compact"/>
+                    <w:jc w:val="right"/>
+                    <w:jc w:val="center"/>
+                  </w:pPr>
+                  <w:r>
+                    <w:t xml:space="preserve">0.582 (1.336)</w:t>
+                  </w:r>
+                </w:p>
+              </w:tc>
+              <w:tc>
+                <w:tcPr/>
+                <w:p>
+                  <w:pPr>
+                    <w:pStyle w:val="Compact"/>
+                    <w:jc w:val="right"/>
+                    <w:jc w:val="center"/>
+                  </w:pPr>
+                  <w:r>
+                    <w:t xml:space="preserve">0.430 (1.440)</w:t>
+                  </w:r>
+                </w:p>
+              </w:tc>
+              <w:tc>
+                <w:tcPr/>
+                <w:p>
+                  <w:pPr>
+                    <w:pStyle w:val="Compact"/>
+                    <w:jc w:val="right"/>
+                    <w:jc w:val="center"/>
+                  </w:pPr>
+                  <w:r>
+                    <w:t xml:space="preserve">0.152</w:t>
+                  </w:r>
+                </w:p>
+              </w:tc>
+              <w:tc>
+                <w:tcPr/>
+                <w:p>
+                  <w:pPr>
+                    <w:pStyle w:val="Compact"/>
+                    <w:jc w:val="right"/>
+                    <w:jc w:val="center"/>
+                  </w:pPr>
+                  <w:r>
+                    <w:t xml:space="preserve">t(35) = 0.91</w:t>
+                  </w:r>
+                </w:p>
+              </w:tc>
+              <w:tc>
+                <w:tcPr/>
+                <w:p>
+                  <w:pPr>
+                    <w:pStyle w:val="Compact"/>
+                    <w:jc w:val="right"/>
+                    <w:jc w:val="center"/>
+                  </w:pPr>
+                  <w:r>
+                    <w:t xml:space="preserve">.369</w:t>
+                  </w:r>
+                </w:p>
+              </w:tc>
+            </w:tr>
+            <w:tr>
+              <w:tc>
+                <w:tcPr/>
+                <w:p>
+                  <w:pPr>
+                    <w:pStyle w:val="Compact"/>
+                    <w:jc w:val="left"/>
+                    <w:jc w:val="center"/>
+                  </w:pPr>
+                  <w:r>
+                    <w:t xml:space="preserve">Mean TEPR (pre-squeeze baseline)</w:t>
+                  </w:r>
+                </w:p>
+              </w:tc>
+              <w:tc>
+                <w:tcPr/>
+                <w:p>
+                  <w:pPr>
+                    <w:pStyle w:val="Compact"/>
+                    <w:jc w:val="right"/>
+                    <w:jc w:val="center"/>
+                  </w:pPr>
+                  <w:r>
+                    <w:t xml:space="preserve">VDT</w:t>
+                  </w:r>
+                </w:p>
+              </w:tc>
+              <w:tc>
+                <w:tcPr/>
+                <w:p>
+                  <w:pPr>
+                    <w:pStyle w:val="Compact"/>
+                    <w:jc w:val="right"/>
+                    <w:jc w:val="center"/>
+                  </w:pPr>
+                  <w:r>
+                    <w:t xml:space="preserve">41</w:t>
+                  </w:r>
+                </w:p>
+              </w:tc>
+              <w:tc>
+                <w:tcPr/>
+                <w:p>
+                  <w:pPr>
+                    <w:pStyle w:val="Compact"/>
+                    <w:jc w:val="right"/>
+                    <w:jc w:val="center"/>
+                  </w:pPr>
+                  <w:r>
+                    <w:t xml:space="preserve">0.362 (1.054)</w:t>
+                  </w:r>
+                </w:p>
+              </w:tc>
+              <w:tc>
+                <w:tcPr/>
+                <w:p>
+                  <w:pPr>
+                    <w:pStyle w:val="Compact"/>
+                    <w:jc w:val="right"/>
+                    <w:jc w:val="center"/>
+                  </w:pPr>
+                  <w:r>
+                    <w:t xml:space="preserve">0.267 (0.998)</w:t>
+                  </w:r>
+                </w:p>
+              </w:tc>
+              <w:tc>
+                <w:tcPr/>
+                <w:p>
+                  <w:pPr>
+                    <w:pStyle w:val="Compact"/>
+                    <w:jc w:val="right"/>
+                    <w:jc w:val="center"/>
+                  </w:pPr>
+                  <w:r>
+                    <w:t xml:space="preserve">0.095</w:t>
+                  </w:r>
+                </w:p>
+              </w:tc>
+              <w:tc>
+                <w:tcPr/>
+                <w:p>
+                  <w:pPr>
+                    <w:pStyle w:val="Compact"/>
+                    <w:jc w:val="right"/>
+                    <w:jc w:val="center"/>
+                  </w:pPr>
+                  <w:r>
+                    <w:t xml:space="preserve">t(40) = 0.92</w:t>
+                  </w:r>
+                </w:p>
+              </w:tc>
+              <w:tc>
+                <w:tcPr/>
+                <w:p>
+                  <w:pPr>
+                    <w:pStyle w:val="Compact"/>
+                    <w:jc w:val="right"/>
+                    <w:jc w:val="center"/>
+                  </w:pPr>
+                  <w:r>
+                    <w:t xml:space="preserve">.361</w:t>
+                  </w:r>
+                </w:p>
+              </w:tc>
+            </w:tr>
+            <w:tr>
+              <w:tc>
+                <w:tcPr/>
+                <w:p>
+                  <w:pPr>
+                    <w:pStyle w:val="Compact"/>
+                    <w:jc w:val="left"/>
+                    <w:jc w:val="center"/>
+                  </w:pPr>
+                  <w:r>
+                    <w:t xml:space="preserve">Grip-period pupil</w:t>
+                  </w:r>
+                </w:p>
+              </w:tc>
+              <w:tc>
+                <w:tcPr/>
+                <w:p>
+                  <w:pPr>
+                    <w:pStyle w:val="Compact"/>
+                    <w:jc w:val="right"/>
+                    <w:jc w:val="center"/>
+                  </w:pPr>
+                  <w:r>
+                    <w:t xml:space="preserve">ADT</w:t>
+                  </w:r>
+                </w:p>
+              </w:tc>
+              <w:tc>
+                <w:tcPr/>
+                <w:p>
+                  <w:pPr>
+                    <w:pStyle w:val="Compact"/>
+                    <w:jc w:val="right"/>
+                    <w:jc w:val="center"/>
+                  </w:pPr>
+                  <w:r>
+                    <w:t xml:space="preserve">35</w:t>
+                  </w:r>
+                </w:p>
+              </w:tc>
+              <w:tc>
+                <w:tcPr/>
+                <w:p>
+                  <w:pPr>
+                    <w:pStyle w:val="Compact"/>
+                    <w:jc w:val="right"/>
+                    <w:jc w:val="center"/>
+                  </w:pPr>
+                  <w:r>
+                    <w:t xml:space="preserve">−0.164 (1.061)</w:t>
+                  </w:r>
+                </w:p>
+              </w:tc>
+              <w:tc>
+                <w:tcPr/>
+                <w:p>
+                  <w:pPr>
+                    <w:pStyle w:val="Compact"/>
+                    <w:jc w:val="right"/>
+                    <w:jc w:val="center"/>
+                  </w:pPr>
+                  <w:r>
+                    <w:t xml:space="preserve">−0.524 (0.950)</w:t>
+                  </w:r>
+                </w:p>
+              </w:tc>
+              <w:tc>
+                <w:tcPr/>
+                <w:p>
+                  <w:pPr>
+                    <w:pStyle w:val="Compact"/>
+                    <w:jc w:val="right"/>
+                    <w:jc w:val="center"/>
+                  </w:pPr>
+                  <w:r>
+                    <w:t xml:space="preserve">0.360</w:t>
+                  </w:r>
+                </w:p>
+              </w:tc>
+              <w:tc>
+                <w:tcPr/>
+                <w:p>
+                  <w:pPr>
+                    <w:pStyle w:val="Compact"/>
+                    <w:jc w:val="right"/>
+                    <w:jc w:val="center"/>
+                  </w:pPr>
+                  <w:r>
+                    <w:t xml:space="preserve">t(34) = 2.31</w:t>
+                  </w:r>
+                </w:p>
+              </w:tc>
+              <w:tc>
+                <w:tcPr/>
+                <w:p>
+                  <w:pPr>
+                    <w:pStyle w:val="Compact"/>
+                    <w:jc w:val="right"/>
+                    <w:jc w:val="center"/>
+                  </w:pPr>
+                  <w:r>
+                    <w:t xml:space="preserve">.027</w:t>
+                  </w:r>
+                </w:p>
+              </w:tc>
+            </w:tr>
+            <w:tr>
+              <w:tc>
+                <w:tcPr/>
+                <w:p>
+                  <w:pPr>
+                    <w:pStyle w:val="Compact"/>
+                    <w:jc w:val="left"/>
+                    <w:jc w:val="center"/>
+                  </w:pPr>
+                  <w:r>
+                    <w:t xml:space="preserve">Grip-period pupil</w:t>
+                  </w:r>
+                </w:p>
+              </w:tc>
+              <w:tc>
+                <w:tcPr/>
+                <w:p>
+                  <w:pPr>
+                    <w:pStyle w:val="Compact"/>
+                    <w:jc w:val="right"/>
+                    <w:jc w:val="center"/>
+                  </w:pPr>
+                  <w:r>
+                    <w:t xml:space="preserve">VDT</w:t>
+                  </w:r>
+                </w:p>
+              </w:tc>
+              <w:tc>
+                <w:tcPr/>
+                <w:p>
+                  <w:pPr>
+                    <w:pStyle w:val="Compact"/>
+                    <w:jc w:val="right"/>
+                    <w:jc w:val="center"/>
+                  </w:pPr>
+                  <w:r>
+                    <w:t xml:space="preserve">41</w:t>
+                  </w:r>
+                </w:p>
+              </w:tc>
+              <w:tc>
+                <w:tcPr/>
+                <w:p>
+                  <w:pPr>
+                    <w:pStyle w:val="Compact"/>
+                    <w:jc w:val="right"/>
+                    <w:jc w:val="center"/>
+                  </w:pPr>
+                  <w:r>
+                    <w:t xml:space="preserve">−0.210 (0.885)</w:t>
+                  </w:r>
+                </w:p>
+              </w:tc>
+              <w:tc>
+                <w:tcPr/>
+                <w:p>
+                  <w:pPr>
+                    <w:pStyle w:val="Compact"/>
+                    <w:jc w:val="right"/>
+                    <w:jc w:val="center"/>
+                  </w:pPr>
+                  <w:r>
+                    <w:t xml:space="preserve">−0.406 (0.942)</w:t>
+                  </w:r>
+                </w:p>
+              </w:tc>
+              <w:tc>
+                <w:tcPr/>
+                <w:p>
+                  <w:pPr>
+                    <w:pStyle w:val="Compact"/>
+                    <w:jc w:val="right"/>
+                    <w:jc w:val="center"/>
+                  </w:pPr>
+                  <w:r>
+                    <w:t xml:space="preserve">0.196</w:t>
+                  </w:r>
+                </w:p>
+              </w:tc>
+              <w:tc>
+                <w:tcPr/>
+                <w:p>
+                  <w:pPr>
+                    <w:pStyle w:val="Compact"/>
+                    <w:jc w:val="right"/>
+                    <w:jc w:val="center"/>
+                  </w:pPr>
+                  <w:r>
+                    <w:t xml:space="preserve">t(40) = 1.62</w:t>
+                  </w:r>
+                </w:p>
+              </w:tc>
+              <w:tc>
+                <w:tcPr/>
+                <w:p>
+                  <w:pPr>
+                    <w:pStyle w:val="Compact"/>
+                    <w:jc w:val="right"/>
+                    <w:jc w:val="center"/>
+                  </w:pPr>
+                  <w:r>
+                    <w:t xml:space="preserve">.114</w:t>
+                  </w:r>
+                </w:p>
+              </w:tc>
+            </w:tr>
+          </w:tbl>
           <w:p>
             <w:pPr>
               <w:jc w:val="center"/>
             </w:pPr>
             <w:r>
               <w:rPr>
-                <w:b/>
-                <w:color w:val="B00000"/>
+                <w:i/>
+                <w:iCs/>
               </w:rPr>
-              <w:t xml:space="preserve">[PENDING r12]</w:t>
+              <w:t xml:space="preserve">Note.</w:t>
+            </w:r>
+            <w:r>
+              <w:t xml:space="preserve"> </w:t>
+            </w:r>
+            <w:r>
+              <w:t xml:space="preserve">n is the number of participants with both effort levels for that task. The paired test drops anyone missing one level. The final pupil sample is 51 participants.</w:t>
             </w:r>
           </w:p>
-          <w:bookmarkEnd w:id="145"/>
+          <w:bookmarkEnd w:id="154"/>
         </w:tc>
       </w:tr>
     </w:tbl>
@@ -16716,17 +21508,52 @@
       <w:tr>
         <w:tc>
           <w:tcPr/>
-          <w:bookmarkStart w:id="146" w:name="suppfig-tepr"/>
+          <w:bookmarkStart w:id="158" w:name="suppfig-tepr"/>
           <w:p>
             <w:pPr>
               <w:jc w:val="center"/>
             </w:pPr>
             <w:r>
-              <w:rPr>
-                <w:b/>
-                <w:color w:val="B00000"/>
-              </w:rPr>
-              <w:t xml:space="preserve">[PENDING r12]</w:t>
+              <w:drawing>
+                <wp:inline>
+                  <wp:extent cx="5334000" cy="4878658"/>
+                  <wp:effectExtent b="0" l="0" r="0" t="0"/>
+                  <wp:docPr descr="" title="" id="156" name="Picture"/>
+                  <a:graphic>
+                    <a:graphicData uri="http://schemas.openxmlformats.org/drawingml/2006/picture">
+                      <pic:pic>
+                        <pic:nvPicPr>
+                          <pic:cNvPr descr="../output/ddm_refits/runs/final_20261016/figures/final/S_tepr_timecourse.png" id="157" name="Picture"/>
+                          <pic:cNvPicPr>
+                            <a:picLocks noChangeArrowheads="1" noChangeAspect="1"/>
+                          </pic:cNvPicPr>
+                        </pic:nvPicPr>
+                        <pic:blipFill>
+                          <a:blip r:embed="rId155"/>
+                          <a:stretch>
+                            <a:fillRect/>
+                          </a:stretch>
+                        </pic:blipFill>
+                        <pic:spPr bwMode="auto">
+                          <a:xfrm>
+                            <a:off x="0" y="0"/>
+                            <a:ext cx="5334000" cy="4878658"/>
+                          </a:xfrm>
+                          <a:prstGeom prst="rect">
+                            <a:avLst/>
+                          </a:prstGeom>
+                          <a:noFill/>
+                          <a:ln w="9525">
+                            <a:noFill/>
+                            <a:headEnd/>
+                            <a:tailEnd/>
+                          </a:ln>
+                        </pic:spPr>
+                      </pic:pic>
+                    </a:graphicData>
+                  </a:graphic>
+                </wp:inline>
+              </w:drawing>
             </w:r>
           </w:p>
           <w:p>
@@ -16739,10 +21566,10 @@
               <w:pStyle w:val="ImageCaption"/>
             </w:pPr>
             <w:r>
-              <w:t xml:space="preserve">Figure S4</w:t>
+              <w:t xml:space="preserve">Figure S4: Mean baseline-corrected pupil by task and effort. The grey band is the grip period and the blue band is the TEPR window. The solid line is probe onset and the dashed line is the response cue. Dotted lines: gauge offset (3.00 s) and standard onset (3.75 s). The brief dip at 6.02 s in the VDT comes from one sample in 58 trials from two participants whose recordings were segmented from eye-tracker event codes; it changes those trials’ TEPR by less than 5% of a within-person SD.</w:t>
             </w:r>
           </w:p>
-          <w:bookmarkEnd w:id="146"/>
+          <w:bookmarkEnd w:id="158"/>
         </w:tc>
       </w:tr>
     </w:tbl>
@@ -16751,7 +21578,7 @@
         <w:pStyle w:val="BodyText"/>
       </w:pPr>
       <w:r>
-        <w:t xml:space="preserve">Table S14 lists the formula of every model.</w:t>
+        <w:t xml:space="preserve">Table S15 lists the formula of every model.</w:t>
       </w:r>
     </w:p>
     <w:tbl>
@@ -16767,7 +21594,7 @@
       <w:tr>
         <w:tc>
           <w:tcPr/>
-          <w:bookmarkStart w:id="147" w:name="supptbl-formulas"/>
+          <w:bookmarkStart w:id="159" w:name="supptbl-formulas"/>
           <w:p>
             <w:pPr>
               <w:jc w:val="center"/>
@@ -16778,7 +21605,7 @@
               <w:pStyle w:val="ImageCaption"/>
             </w:pPr>
             <w:r>
-              <w:t xml:space="preserve">Table S14: brms formulas for each model</w:t>
+              <w:t xml:space="preserve">Table S15: brms formulas for each model</w:t>
             </w:r>
           </w:p>
           <w:tbl>
@@ -17173,7 +22000,7 @@
                     <w:jc w:val="center"/>
                   </w:pPr>
                   <w:r>
-                    <w:t xml:space="preserve">P3_rt</w:t>
+                    <w:t xml:space="preserve">P3 without slowest trials</w:t>
                   </w:r>
                 </w:p>
               </w:tc>
@@ -17359,7 +22186,35 @@
                     <w:jc w:val="center"/>
                   </w:pPr>
                   <w:r>
-                    <w:t xml:space="preserve">P0_base</w:t>
+                    <w:t xml:space="preserve">Baseline for P4–P5 `r</w:t>
+                  </w:r>
+                </w:p>
+              </w:tc>
+              <w:tc>
+                <w:tcPr/>
+                <w:p>
+                  <w:pPr>
+                    <w:pStyle w:val="Compact"/>
+                    <w:jc w:val="left"/>
+                    <w:jc w:val="center"/>
+                  </w:pPr>
+                  <w:r>
+                    <w:t xml:space="preserve">t | dec(choice_binary) ~ difficulty_3 * task + effort_condition + effort_x_stim + (1 | subject_id); bs ~ difficulty_3 + task + effort_condition + (1 | subject_id); ndt ~ 1; bias ~ task + effort_condition + (1 | subject_id)`</w:t>
+                  </w:r>
+                </w:p>
+              </w:tc>
+            </w:tr>
+            <w:tr>
+              <w:tc>
+                <w:tcPr/>
+                <w:p>
+                  <w:pPr>
+                    <w:pStyle w:val="Compact"/>
+                    <w:jc w:val="left"/>
+                    <w:jc w:val="center"/>
+                  </w:pPr>
+                  <w:r>
+                    <w:t xml:space="preserve">Baseline for P6</w:t>
                   </w:r>
                 </w:p>
               </w:tc>
@@ -17390,7 +22245,7 @@
                     <w:jc w:val="center"/>
                   </w:pPr>
                   <w:r>
-                    <w:t xml:space="preserve">P0_lag</w:t>
+                    <w:t xml:space="preserve">Baseline for P7</w:t>
                   </w:r>
                 </w:p>
               </w:tc>
@@ -17421,7 +22276,7 @@
                     <w:jc w:val="center"/>
                   </w:pPr>
                   <w:r>
-                    <w:t xml:space="preserve">P0_pre</w:t>
+                    <w:t xml:space="preserve">Baseline for P8</w:t>
                   </w:r>
                 </w:p>
               </w:tc>
@@ -17452,7 +22307,7 @@
                     <w:jc w:val="center"/>
                   </w:pPr>
                   <w:r>
-                    <w:t xml:space="preserve">P0_grip</w:t>
+                    <w:t xml:space="preserve">Baseline for P3 without slowest trials</w:t>
                   </w:r>
                 </w:p>
               </w:tc>
@@ -17473,45 +22328,14 @@
                 </w:p>
               </w:tc>
             </w:tr>
-            <w:tr>
-              <w:tc>
-                <w:tcPr/>
-                <w:p>
-                  <w:pPr>
-                    <w:pStyle w:val="Compact"/>
-                    <w:jc w:val="left"/>
-                    <w:jc w:val="center"/>
-                  </w:pPr>
-                  <w:r>
-                    <w:t xml:space="preserve">P0_rt</w:t>
-                  </w:r>
-                </w:p>
-              </w:tc>
-              <w:tc>
-                <w:tcPr/>
-                <w:p>
-                  <w:pPr>
-                    <w:pStyle w:val="Compact"/>
-                    <w:jc w:val="left"/>
-                    <w:jc w:val="center"/>
-                  </w:pPr>
-                  <w:r>
-                    <w:rPr>
-                      <w:rStyle w:val="VerbatimChar"/>
-                    </w:rPr>
-                    <w:t xml:space="preserve">rt | dec(choice_binary) ~ difficulty_3 * task + effort_condition + effort_x_stim + (1 | subject_id); bs ~ difficulty_3 + task + effort_condition + (1 | subject_id); ndt ~ 1; bias ~ task + effort_condition + (1 | subject_id)</w:t>
-                  </w:r>
-                </w:p>
-              </w:tc>
-            </w:tr>
           </w:tbl>
-          <w:bookmarkEnd w:id="147"/>
+          <w:bookmarkEnd w:id="159"/>
           <w:p/>
         </w:tc>
       </w:tr>
     </w:tbl>
-    <w:bookmarkEnd w:id="148"/>
-    <w:bookmarkStart w:id="157" w:name="X7cce5f35b5247992e0c040be4a8cd311080a3ce"/>
+    <w:bookmarkEnd w:id="160"/>
+    <w:bookmarkStart w:id="169" w:name="X7cce5f35b5247992e0c040be4a8cd311080a3ce"/>
     <w:p>
       <w:pPr>
         <w:pStyle w:val="Heading2"/>
@@ -17576,7 +22400,7 @@
       <w:tr>
         <w:tc>
           <w:tcPr/>
-          <w:bookmarkStart w:id="149" w:name="supptbl-reduction"/>
+          <w:bookmarkStart w:id="161" w:name="supptbl-reduction"/>
           <w:p>
             <w:pPr>
               <w:jc w:val="center"/>
@@ -17587,7 +22411,7 @@
               <w:pStyle w:val="ImageCaption"/>
             </w:pPr>
             <w:r>
-              <w:t xml:space="preserve">Table S15: Random-effects reduction for the accuracy and RT models</w:t>
+              <w:t xml:space="preserve">Table S16: Random-effects reduction for the accuracy and RT models</w:t>
             </w:r>
           </w:p>
           <w:tbl>
@@ -18289,7 +23113,7 @@
               <w:t xml:space="preserve">Singular random slopes were dropped in the order in Barr et al. (2013), Bates et al. (2015), and Brauer and Curtin (2018). The intercept-only model is the one used.</w:t>
             </w:r>
           </w:p>
-          <w:bookmarkEnd w:id="149"/>
+          <w:bookmarkEnd w:id="161"/>
         </w:tc>
       </w:tr>
     </w:tbl>
@@ -18314,7 +23138,7 @@
       <w:tr>
         <w:tc>
           <w:tcPr/>
-          <w:bookmarkStart w:id="150" w:name="supptbl-acc-glmm"/>
+          <w:bookmarkStart w:id="162" w:name="supptbl-acc-glmm"/>
           <w:p>
             <w:pPr>
               <w:jc w:val="center"/>
@@ -18325,37 +23149,22 @@
               <w:pStyle w:val="ImageCaption"/>
             </w:pPr>
             <w:r>
-              <w:t xml:space="preserve">Table S16: The High-effort coefficient is the Standard contrast on the logit scale. Cell contrasts are in</w:t>
-            </w:r>
-            <w:r>
-              <w:t xml:space="preserve"> </w:t>
-            </w:r>
-            <w:hyperlink w:anchor="supptbl-acc-contrasts">
-              <w:r>
-                <w:rPr>
-                  <w:rStyle w:val="Hyperlink"/>
-                </w:rPr>
-                <w:t xml:space="preserve">Table S11</w:t>
-              </w:r>
-            </w:hyperlink>
-            <w:r>
-              <w:t xml:space="preserve">.</w:t>
+              <w:t xml:space="preserve">Table S17: Binomial mixed model of accuracy (logit scale)</w:t>
             </w:r>
           </w:p>
           <w:tbl>
             <w:tblPr>
               <w:tblStyle w:val="Table"/>
-              <w:tblW w:type="pct" w:w="5000"/>
-              <w:tblLayout w:type="fixed"/>
+              <w:tblW w:type="auto" w:w="0"/>
               <w:tblLook w:firstRow="1" w:lastRow="0" w:firstColumn="0" w:lastColumn="0" w:noHBand="0" w:noVBand="0" w:val="0020"/>
             </w:tblPr>
             <w:tblGrid>
-              <w:gridCol w:w="2212"/>
-              <w:gridCol w:w="1048"/>
-              <w:gridCol w:w="698"/>
-              <w:gridCol w:w="1164"/>
-              <w:gridCol w:w="815"/>
-              <w:gridCol w:w="1980"/>
+              <w:gridCol w:w="1320"/>
+              <w:gridCol w:w="1320"/>
+              <w:gridCol w:w="1320"/>
+              <w:gridCol w:w="1320"/>
+              <w:gridCol w:w="1320"/>
+              <w:gridCol w:w="1320"/>
             </w:tblGrid>
             <w:tr>
               <w:trPr>
@@ -18413,7 +23222,11 @@
                     <w:jc w:val="center"/>
                   </w:pPr>
                   <w:r>
-                    <w:t xml:space="preserve">Statistic</w:t>
+                    <w:rPr>
+                      <w:i/>
+                      <w:iCs/>
+                    </w:rPr>
+                    <w:t xml:space="preserve">z</w:t>
                   </w:r>
                 </w:p>
               </w:tc>
@@ -19024,18 +23837,10 @@
               <w:t xml:space="preserve"> </w:t>
             </w:r>
             <w:r>
-              <w:t xml:space="preserve">Binomial GLMM. Coefficients are on the logit scale. The statistic is a Wald z; lme4 does not report denominator df. Random slopes for effort were singular, so the model keeps a random intercept only (Barr et al., 2013; Bates et al., 2015; Brauer &amp; Curtin, 2018). Reference levels: Standard difficulty, low effort, auditory task (ADT).</w:t>
+              <w:t xml:space="preserve">Binomial GLMM. Coefficients are on the logit scale. The statistic is a Wald z; lme4 does not report denominator df. The High-effort coefficient is the Standard contrast on the logit scale. Cell contrasts are in the observed-accuracy table. Random slopes for effort were singular, so the model keeps a random intercept only (Barr et al., 2013; Bates et al., 2015; Brauer &amp; Curtin, 2018). Reference levels: Standard difficulty, low effort, auditory task (ADT).</w:t>
             </w:r>
           </w:p>
-          <w:p>
-            <w:pPr>
-              <w:jc w:val="center"/>
-            </w:pPr>
-            <w:r>
-              <w:t xml:space="preserve">Accuracy model: fixed effects (binomial GLMM, logit scale)</w:t>
-            </w:r>
-          </w:p>
-          <w:bookmarkEnd w:id="150"/>
+          <w:bookmarkEnd w:id="162"/>
         </w:tc>
       </w:tr>
     </w:tbl>
@@ -19060,7 +23865,7 @@
       <w:tr>
         <w:tc>
           <w:tcPr/>
-          <w:bookmarkStart w:id="151" w:name="supptbl-rt-lmm"/>
+          <w:bookmarkStart w:id="163" w:name="supptbl-rt-lmm"/>
           <w:p>
             <w:pPr>
               <w:jc w:val="center"/>
@@ -19071,37 +23876,7 @@
               <w:pStyle w:val="ImageCaption"/>
             </w:pPr>
             <w:r>
-              <w:t xml:space="preserve">Table S17: df and</w:t>
-            </w:r>
-            <w:r>
-              <w:t xml:space="preserve"> </w:t>
-            </w:r>
-            <w:r>
-              <w:rPr>
-                <w:i/>
-                <w:iCs/>
-              </w:rPr>
-              <w:t xml:space="preserve">p</w:t>
-            </w:r>
-            <w:r>
-              <w:t xml:space="preserve"> </w:t>
-            </w:r>
-            <w:r>
-              <w:t xml:space="preserve">use the Satterthwaite approximation. Cell contrasts, in milliseconds, are in</w:t>
-            </w:r>
-            <w:r>
-              <w:t xml:space="preserve"> </w:t>
-            </w:r>
-            <w:hyperlink w:anchor="supptbl-rt-contrasts">
-              <w:r>
-                <w:rPr>
-                  <w:rStyle w:val="Hyperlink"/>
-                </w:rPr>
-                <w:t xml:space="preserve">Table S18</w:t>
-              </w:r>
-            </w:hyperlink>
-            <w:r>
-              <w:t xml:space="preserve">.</w:t>
+              <w:t xml:space="preserve">Table S18: Linear mixed model of median RT (seconds)</w:t>
             </w:r>
           </w:p>
           <w:tbl>
@@ -19112,13 +23887,13 @@
               <w:tblLook w:firstRow="1" w:lastRow="0" w:firstColumn="0" w:lastColumn="0" w:noHBand="0" w:noVBand="0" w:val="0020"/>
             </w:tblPr>
             <w:tblGrid>
-              <w:gridCol w:w="2033"/>
-              <w:gridCol w:w="963"/>
-              <w:gridCol w:w="642"/>
-              <w:gridCol w:w="642"/>
-              <w:gridCol w:w="1070"/>
-              <w:gridCol w:w="749"/>
-              <w:gridCol w:w="1819"/>
+              <w:gridCol w:w="2149"/>
+              <w:gridCol w:w="1018"/>
+              <w:gridCol w:w="678"/>
+              <w:gridCol w:w="678"/>
+              <w:gridCol w:w="678"/>
+              <w:gridCol w:w="792"/>
+              <w:gridCol w:w="1923"/>
             </w:tblGrid>
             <w:tr>
               <w:trPr>
@@ -19189,7 +23964,11 @@
                     <w:jc w:val="center"/>
                   </w:pPr>
                   <w:r>
-                    <w:t xml:space="preserve">Statistic</w:t>
+                    <w:rPr>
+                      <w:i/>
+                      <w:iCs/>
+                    </w:rPr>
+                    <w:t xml:space="preserve">t</w:t>
                   </w:r>
                 </w:p>
               </w:tc>
@@ -19891,18 +24670,10 @@
               <w:t xml:space="preserve"> </w:t>
             </w:r>
             <w:r>
-              <w:t xml:space="preserve">The outcome is the median RT in each subject x task x difficulty x effort cell, in seconds, not log RT. df and p use the Satterthwaite approximation. Random slopes for effort were singular, so the model keeps a random intercept only (Barr et al., 2013; Bates et al., 2015; Brauer &amp; Curtin, 2018). Reference levels: Standard difficulty, low effort, auditory task (ADT).</w:t>
+              <w:t xml:space="preserve">The outcome is the median RT in each participant x task x difficulty x effort cell, in seconds, not log RT. df and p use the Satterthwaite approximation. Cell contrasts, in milliseconds, are in the median-RT contrast table. Random slopes for effort were singular, so the model keeps a random intercept only (Barr et al., 2013; Bates et al., 2015; Brauer &amp; Curtin, 2018). Reference levels: Standard difficulty, low effort, auditory task (ADT).</w:t>
             </w:r>
           </w:p>
-          <w:p>
-            <w:pPr>
-              <w:jc w:val="center"/>
-            </w:pPr>
-            <w:r>
-              <w:t xml:space="preserve">Median RT model: fixed effects (seconds)</w:t>
-            </w:r>
-          </w:p>
-          <w:bookmarkEnd w:id="151"/>
+          <w:bookmarkEnd w:id="163"/>
         </w:tc>
       </w:tr>
     </w:tbl>
@@ -19927,7 +24698,7 @@
       <w:tr>
         <w:tc>
           <w:tcPr/>
-          <w:bookmarkStart w:id="152" w:name="supptbl-rt-contrasts"/>
+          <w:bookmarkStart w:id="164" w:name="supptbl-rt-contrasts"/>
           <w:p>
             <w:pPr>
               <w:jc w:val="center"/>
@@ -19938,7 +24709,7 @@
               <w:pStyle w:val="ImageCaption"/>
             </w:pPr>
             <w:r>
-              <w:t xml:space="preserve">Table S18: Median RT, high minus low effort, at each stimulus type (ms)</w:t>
+              <w:t xml:space="preserve">Table S19: Median RT, high minus low effort, at each stimulus type (ms)</w:t>
             </w:r>
           </w:p>
           <w:tbl>
@@ -20305,7 +25076,7 @@
               <w:t xml:space="preserve">High minus low, in milliseconds, averaged over task with equal weights. df and p use the Satterthwaite approximation.</w:t>
             </w:r>
           </w:p>
-          <w:bookmarkEnd w:id="152"/>
+          <w:bookmarkEnd w:id="164"/>
         </w:tc>
       </w:tr>
     </w:tbl>
@@ -20330,7 +25101,7 @@
       <w:tr>
         <w:tc>
           <w:tcPr/>
-          <w:bookmarkStart w:id="156" w:name="suppfig-accuracy"/>
+          <w:bookmarkStart w:id="168" w:name="suppfig-accuracy"/>
           <w:p>
             <w:pPr>
               <w:jc w:val="center"/>
@@ -20340,18 +25111,18 @@
                 <wp:inline>
                   <wp:extent cx="5334000" cy="3067049"/>
                   <wp:effectExtent b="0" l="0" r="0" t="0"/>
-                  <wp:docPr descr="" title="" id="154" name="Picture"/>
+                  <wp:docPr descr="" title="" id="166" name="Picture"/>
                   <a:graphic>
                     <a:graphicData uri="http://schemas.openxmlformats.org/drawingml/2006/picture">
                       <pic:pic>
                         <pic:nvPicPr>
-                          <pic:cNvPr descr="../output/ddm_refits/runs/final_20261016/figures/final/S_accuracy_by_condition.png" id="155" name="Picture"/>
+                          <pic:cNvPr descr="../output/ddm_refits/runs/final_20261016/figures/final/S_accuracy_by_condition.png" id="167" name="Picture"/>
                           <pic:cNvPicPr>
                             <a:picLocks noChangeArrowheads="1" noChangeAspect="1"/>
                           </pic:cNvPicPr>
                         </pic:nvPicPr>
                         <pic:blipFill>
-                          <a:blip r:embed="rId153"/>
+                          <a:blip r:embed="rId165"/>
                           <a:stretch>
                             <a:fillRect/>
                           </a:stretch>
@@ -20391,12 +25162,12 @@
               <w:t xml:space="preserve">Figure S5: Observed accuracy by task, stimulus type and effort. Thin lines are individual participants and thick lines are means.</w:t>
             </w:r>
           </w:p>
-          <w:bookmarkEnd w:id="156"/>
+          <w:bookmarkEnd w:id="168"/>
         </w:tc>
       </w:tr>
     </w:tbl>
-    <w:bookmarkEnd w:id="157"/>
-    <w:bookmarkStart w:id="160" w:name="X01ac6bc37aa4fb6c48d213e0533d6e133ae986c"/>
+    <w:bookmarkEnd w:id="169"/>
+    <w:bookmarkStart w:id="172" w:name="X01ac6bc37aa4fb6c48d213e0533d6e133ae986c"/>
     <w:p>
       <w:pPr>
         <w:pStyle w:val="Heading2"/>
@@ -20410,7 +25181,7 @@
         <w:pStyle w:val="FirstParagraph"/>
       </w:pPr>
       <w:r>
-        <w:t xml:space="preserve">Table S19 describes the sample on the neuropsychological battery. Table S20 reports exploratory correlations between these measures and task outcomes; none is interpreted.</w:t>
+        <w:t xml:space="preserve">Table S20 describes the sample on the neuropsychological battery. Table S21 reports exploratory correlations between these measures and task outcomes; none is interpreted.</w:t>
       </w:r>
     </w:p>
     <w:tbl>
@@ -20426,7 +25197,7 @@
       <w:tr>
         <w:tc>
           <w:tcPr/>
-          <w:bookmarkStart w:id="158" w:name="supptbl-baseline"/>
+          <w:bookmarkStart w:id="170" w:name="supptbl-baseline"/>
           <w:p>
             <w:pPr>
               <w:jc w:val="center"/>
@@ -20437,7 +25208,7 @@
               <w:pStyle w:val="ImageCaption"/>
             </w:pPr>
             <w:r>
-              <w:t xml:space="preserve">Table S19: Baseline characteristics of the sample</w:t>
+              <w:t xml:space="preserve">Table S20: Baseline characteristics of the sample</w:t>
             </w:r>
           </w:p>
           <w:tbl>
@@ -21339,7 +26110,7 @@
               <w:t xml:space="preserve">Values are from output/neuropsych_demographics/extended_baseline_continuous.csv and extended_baseline_categorical.csv, the July S9 source. T14 stored the means but dropped the ranges.</w:t>
             </w:r>
           </w:p>
-          <w:bookmarkEnd w:id="158"/>
+          <w:bookmarkEnd w:id="170"/>
         </w:tc>
       </w:tr>
     </w:tbl>
@@ -21364,7 +26135,7 @@
       <w:tr>
         <w:tc>
           <w:tcPr/>
-          <w:bookmarkStart w:id="159" w:name="supptbl-neuropsych"/>
+          <w:bookmarkStart w:id="171" w:name="supptbl-neuropsych"/>
           <w:p>
             <w:pPr>
               <w:jc w:val="center"/>
@@ -21375,7 +26146,7 @@
               <w:pStyle w:val="ImageCaption"/>
             </w:pPr>
             <w:r>
-              <w:t xml:space="preserve">Table S20: Exploratory correlations between neuropsychological measures and behavioral and model-based outcomes, with false-discovery-rate-adjusted</w:t>
+              <w:t xml:space="preserve">Table S21: Exploratory correlations between neuropsychological measures and behavioral and model-based outcomes, with false-discovery-rate-adjusted</w:t>
             </w:r>
             <w:r>
               <w:t xml:space="preserve"> </w:t>
@@ -27289,12 +32060,12 @@
               <w:t xml:space="preserve">Benjamini-Hochberg FDR is computed within family. Neuropsych x behavioral outcomes: 45 tests. Neuropsych x DDM parameters: 27 tests. d′ (descriptive) is the SD of d′ across grip conditions. No SD of accuracy across conditions is in the source table.</w:t>
             </w:r>
           </w:p>
-          <w:bookmarkEnd w:id="159"/>
+          <w:bookmarkEnd w:id="171"/>
         </w:tc>
       </w:tr>
     </w:tbl>
-    <w:bookmarkEnd w:id="160"/>
-    <w:bookmarkStart w:id="162" w:name="Xca629de48c53e5ea657d5aec29b7cc12f2d48e3"/>
+    <w:bookmarkEnd w:id="172"/>
+    <w:bookmarkStart w:id="174" w:name="Xca629de48c53e5ea657d5aec29b7cc12f2d48e3"/>
     <w:p>
       <w:pPr>
         <w:pStyle w:val="Heading2"/>
@@ -27324,7 +32095,7 @@
       <w:tr>
         <w:tc>
           <w:tcPr/>
-          <w:bookmarkStart w:id="161" w:name="supptbl-temporal"/>
+          <w:bookmarkStart w:id="173" w:name="supptbl-temporal"/>
           <w:p>
             <w:pPr>
               <w:jc w:val="center"/>
@@ -27335,7 +32106,7 @@
               <w:pStyle w:val="ImageCaption"/>
             </w:pPr>
             <w:r>
-              <w:t xml:space="preserve">Table S21: Exploratory choice-history and within-run models. These were fit with the pre-revision model structure and not refit; see the text.</w:t>
+              <w:t xml:space="preserve">Table S22: Exploratory choice-history and within-run models. These were fit with the pre-revision model structure and not refit; see the text.</w:t>
             </w:r>
           </w:p>
           <w:tbl>
@@ -27346,11 +32117,11 @@
               <w:tblLook w:firstRow="1" w:lastRow="0" w:firstColumn="0" w:lastColumn="0" w:noHBand="0" w:noVBand="0" w:val="0020"/>
             </w:tblPr>
             <w:tblGrid>
-              <w:gridCol w:w="772"/>
-              <w:gridCol w:w="4925"/>
-              <w:gridCol w:w="869"/>
-              <w:gridCol w:w="579"/>
-              <w:gridCol w:w="772"/>
+              <w:gridCol w:w="1667"/>
+              <w:gridCol w:w="4251"/>
+              <w:gridCol w:w="750"/>
+              <w:gridCol w:w="500"/>
+              <w:gridCol w:w="750"/>
             </w:tblGrid>
             <w:tr>
               <w:trPr>
@@ -27421,29 +32192,22 @@
                     <w:jc w:val="center"/>
                   </w:pPr>
                   <w:r>
-                    <w:rPr>
-                      <w:i/>
-                      <w:iCs/>
-                    </w:rPr>
-                    <w:t xml:space="preserve">p</w:t>
-                  </w:r>
-                  <w:r>
-                    <w:t xml:space="preserve">…0</w:t>
-                  </w:r>
-                </w:p>
-              </w:tc>
-            </w:tr>
-            <w:tr>
-              <w:tc>
-                <w:tcPr/>
-                <w:p>
-                  <w:pPr>
-                    <w:pStyle w:val="Compact"/>
-                    <w:jc w:val="left"/>
-                    <w:jc w:val="center"/>
-                  </w:pPr>
-                  <w:r>
-                    <w:t xml:space="preserve">M_hist</w:t>
+                    <w:t xml:space="preserve">P(β &gt; 0)</w:t>
+                  </w:r>
+                </w:p>
+              </w:tc>
+            </w:tr>
+            <w:tr>
+              <w:tc>
+                <w:tcPr/>
+                <w:p>
+                  <w:pPr>
+                    <w:pStyle w:val="Compact"/>
+                    <w:jc w:val="left"/>
+                    <w:jc w:val="center"/>
+                  </w:pPr>
+                  <w:r>
+                    <w:t xml:space="preserve">Choice history</w:t>
                   </w:r>
                 </w:p>
               </w:tc>
@@ -27510,7 +32274,7 @@
                     <w:jc w:val="center"/>
                   </w:pPr>
                   <w:r>
-                    <w:t xml:space="preserve">M_hist</w:t>
+                    <w:t xml:space="preserve">Choice history</w:t>
                   </w:r>
                 </w:p>
               </w:tc>
@@ -27577,7 +32341,7 @@
                     <w:jc w:val="center"/>
                   </w:pPr>
                   <w:r>
-                    <w:t xml:space="preserve">M_hist</w:t>
+                    <w:t xml:space="preserve">Choice history</w:t>
                   </w:r>
                 </w:p>
               </w:tc>
@@ -27644,7 +32408,7 @@
                     <w:jc w:val="center"/>
                   </w:pPr>
                   <w:r>
-                    <w:t xml:space="preserve">M_hist</w:t>
+                    <w:t xml:space="preserve">Choice history</w:t>
                   </w:r>
                 </w:p>
               </w:tc>
@@ -27711,7 +32475,7 @@
                     <w:jc w:val="center"/>
                   </w:pPr>
                   <w:r>
-                    <w:t xml:space="preserve">M_hist</w:t>
+                    <w:t xml:space="preserve">Choice history</w:t>
                   </w:r>
                 </w:p>
               </w:tc>
@@ -27778,7 +32542,7 @@
                     <w:jc w:val="center"/>
                   </w:pPr>
                   <w:r>
-                    <w:t xml:space="preserve">M_wsls</w:t>
+                    <w:t xml:space="preserve">Win-stay/lose-shift</w:t>
                   </w:r>
                 </w:p>
               </w:tc>
@@ -27845,7 +32609,7 @@
                     <w:jc w:val="center"/>
                   </w:pPr>
                   <w:r>
-                    <w:t xml:space="preserve">M_wsls</w:t>
+                    <w:t xml:space="preserve">Win-stay/lose-shift</w:t>
                   </w:r>
                 </w:p>
               </w:tc>
@@ -27912,7 +32676,7 @@
                     <w:jc w:val="center"/>
                   </w:pPr>
                   <w:r>
-                    <w:t xml:space="preserve">M_wsls</w:t>
+                    <w:t xml:space="preserve">Win-stay/lose-shift</w:t>
                   </w:r>
                 </w:p>
               </w:tc>
@@ -27979,7 +32743,7 @@
                     <w:jc w:val="center"/>
                   </w:pPr>
                   <w:r>
-                    <w:t xml:space="preserve">M_wsls</w:t>
+                    <w:t xml:space="preserve">Win-stay/lose-shift</w:t>
                   </w:r>
                 </w:p>
               </w:tc>
@@ -28046,7 +32810,7 @@
                     <w:jc w:val="center"/>
                   </w:pPr>
                   <w:r>
-                    <w:t xml:space="preserve">M_wsls</w:t>
+                    <w:t xml:space="preserve">Win-stay/lose-shift</w:t>
                   </w:r>
                 </w:p>
               </w:tc>
@@ -28113,7 +32877,7 @@
                     <w:jc w:val="center"/>
                   </w:pPr>
                   <w:r>
-                    <w:t xml:space="preserve">M_wsls</w:t>
+                    <w:t xml:space="preserve">Win-stay/lose-shift</w:t>
                   </w:r>
                 </w:p>
               </w:tc>
@@ -28180,7 +32944,7 @@
                     <w:jc w:val="center"/>
                   </w:pPr>
                   <w:r>
-                    <w:t xml:space="preserve">M_wsls</w:t>
+                    <w:t xml:space="preserve">Win-stay/lose-shift</w:t>
                   </w:r>
                 </w:p>
               </w:tc>
@@ -28247,7 +33011,7 @@
                     <w:jc w:val="center"/>
                   </w:pPr>
                   <w:r>
-                    <w:t xml:space="preserve">fatigue</w:t>
+                    <w:t xml:space="preserve">Within-run trend</w:t>
                   </w:r>
                 </w:p>
               </w:tc>
@@ -28314,7 +33078,7 @@
                     <w:jc w:val="center"/>
                   </w:pPr>
                   <w:r>
-                    <w:t xml:space="preserve">fatigue</w:t>
+                    <w:t xml:space="preserve">Within-run trend</w:t>
                   </w:r>
                 </w:p>
               </w:tc>
@@ -28381,7 +33145,7 @@
                     <w:jc w:val="center"/>
                   </w:pPr>
                   <w:r>
-                    <w:t xml:space="preserve">fatigue</w:t>
+                    <w:t xml:space="preserve">Within-run trend</w:t>
                   </w:r>
                 </w:p>
               </w:tc>
@@ -28448,7 +33212,7 @@
                     <w:jc w:val="center"/>
                   </w:pPr>
                   <w:r>
-                    <w:t xml:space="preserve">fatigue</w:t>
+                    <w:t xml:space="preserve">Within-run trend</w:t>
                   </w:r>
                 </w:p>
               </w:tc>
@@ -28515,7 +33279,7 @@
                     <w:jc w:val="center"/>
                   </w:pPr>
                   <w:r>
-                    <w:t xml:space="preserve">fatigue</w:t>
+                    <w:t xml:space="preserve">Within-run trend</w:t>
                   </w:r>
                 </w:p>
               </w:tc>
@@ -28582,7 +33346,7 @@
                     <w:jc w:val="center"/>
                   </w:pPr>
                   <w:r>
-                    <w:t xml:space="preserve">fatigue</w:t>
+                    <w:t xml:space="preserve">Within-run trend</w:t>
                   </w:r>
                 </w:p>
               </w:tc>
@@ -28649,7 +33413,7 @@
                     <w:jc w:val="center"/>
                   </w:pPr>
                   <w:r>
-                    <w:t xml:space="preserve">fatigue</w:t>
+                    <w:t xml:space="preserve">Within-run trend</w:t>
                   </w:r>
                 </w:p>
               </w:tc>
@@ -28716,7 +33480,7 @@
                     <w:jc w:val="center"/>
                   </w:pPr>
                   <w:r>
-                    <w:t xml:space="preserve">fatigue</w:t>
+                    <w:t xml:space="preserve">Within-run trend</w:t>
                   </w:r>
                 </w:p>
               </w:tc>
@@ -28783,7 +33547,7 @@
                     <w:jc w:val="center"/>
                   </w:pPr>
                   <w:r>
-                    <w:t xml:space="preserve">fatigue</w:t>
+                    <w:t xml:space="preserve">Within-run trend</w:t>
                   </w:r>
                 </w:p>
               </w:tc>
@@ -28850,7 +33614,7 @@
                     <w:jc w:val="center"/>
                   </w:pPr>
                   <w:r>
-                    <w:t xml:space="preserve">fatigue</w:t>
+                    <w:t xml:space="preserve">Within-run trend</w:t>
                   </w:r>
                 </w:p>
               </w:tc>
@@ -28917,7 +33681,7 @@
                     <w:jc w:val="center"/>
                   </w:pPr>
                   <w:r>
-                    <w:t xml:space="preserve">fatigue</w:t>
+                    <w:t xml:space="preserve">Within-run trend</w:t>
                   </w:r>
                 </w:p>
               </w:tc>
@@ -28990,15 +33754,15 @@
               <w:t xml:space="preserve"> </w:t>
             </w:r>
             <w:r>
-              <w:t xml:space="preserve">Fit on the pre-revision model structure. The fatigue block is exploratory_fatigue_trajectory; that file has no model column.</w:t>
+              <w:t xml:space="preserve">Fit on the pre-revision model structure. The within-run rows come from the fatigue-trajectory file, which has no model column. P(β &gt; 0) is the posterior probability that the coefficient is positive.</w:t>
             </w:r>
           </w:p>
-          <w:bookmarkEnd w:id="161"/>
+          <w:bookmarkEnd w:id="173"/>
         </w:tc>
       </w:tr>
     </w:tbl>
-    <w:bookmarkEnd w:id="162"/>
-    <w:bookmarkStart w:id="175" w:name="X28382c03197a763bcc44ea3fb703cff838a2d94"/>
+    <w:bookmarkEnd w:id="174"/>
+    <w:bookmarkStart w:id="187" w:name="X28382c03197a763bcc44ea3fb703cff838a2d94"/>
     <w:p>
       <w:pPr>
         <w:pStyle w:val="Heading2"/>
@@ -29028,7 +33792,7 @@
       <w:tr>
         <w:tc>
           <w:tcPr/>
-          <w:bookmarkStart w:id="166" w:name="suppfig-brinley"/>
+          <w:bookmarkStart w:id="178" w:name="suppfig-brinley"/>
           <w:p>
             <w:pPr>
               <w:jc w:val="center"/>
@@ -29038,18 +33802,18 @@
                 <wp:inline>
                   <wp:extent cx="4954274" cy="4770782"/>
                   <wp:effectExtent b="0" l="0" r="0" t="0"/>
-                  <wp:docPr descr="" title="" id="164" name="Picture"/>
+                  <wp:docPr descr="" title="" id="176" name="Picture"/>
                   <a:graphic>
                     <a:graphicData uri="http://schemas.openxmlformats.org/drawingml/2006/picture">
                       <pic:pic>
                         <pic:nvPicPr>
-                          <pic:cNvPr descr="../output/ddm_refits/runs/final_20261016/figures/final/F4_brinley.png" id="165" name="Picture"/>
+                          <pic:cNvPr descr="../output/ddm_refits/runs/final_20261016/figures/final/F4_brinley.png" id="177" name="Picture"/>
                           <pic:cNvPicPr>
                             <a:picLocks noChangeArrowheads="1" noChangeAspect="1"/>
                           </pic:cNvPicPr>
                         </pic:nvPicPr>
                         <pic:blipFill>
-                          <a:blip r:embed="rId163"/>
+                          <a:blip r:embed="rId175"/>
                           <a:stretch>
                             <a:fillRect/>
                           </a:stretch>
@@ -29089,7 +33853,7 @@
               <w:t xml:space="preserve">Figure S6: Participant mean RT on Hard versus Easy trials. The line is the least-squares fit with 95% CI; the dashed line is identity.</w:t>
             </w:r>
           </w:p>
-          <w:bookmarkEnd w:id="166"/>
+          <w:bookmarkEnd w:id="178"/>
         </w:tc>
       </w:tr>
     </w:tbl>
@@ -29114,7 +33878,7 @@
       <w:tr>
         <w:tc>
           <w:tcPr/>
-          <w:bookmarkStart w:id="170" w:name="suppfig-caf"/>
+          <w:bookmarkStart w:id="182" w:name="suppfig-caf"/>
           <w:p>
             <w:pPr>
               <w:jc w:val="center"/>
@@ -29124,18 +33888,18 @@
                 <wp:inline>
                   <wp:extent cx="5334000" cy="3674533"/>
                   <wp:effectExtent b="0" l="0" r="0" t="0"/>
-                  <wp:docPr descr="" title="" id="168" name="Picture"/>
+                  <wp:docPr descr="" title="" id="180" name="Picture"/>
                   <a:graphic>
                     <a:graphicData uri="http://schemas.openxmlformats.org/drawingml/2006/picture">
                       <pic:pic>
                         <pic:nvPicPr>
-                          <pic:cNvPr descr="../output/ddm_refits/runs/final_20261016/figures/final/S_caf.png" id="169" name="Picture"/>
+                          <pic:cNvPr descr="../output/ddm_refits/runs/final_20261016/figures/final/S_caf.png" id="181" name="Picture"/>
                           <pic:cNvPicPr>
                             <a:picLocks noChangeArrowheads="1" noChangeAspect="1"/>
                           </pic:cNvPicPr>
                         </pic:nvPicPr>
                         <pic:blipFill>
-                          <a:blip r:embed="rId167"/>
+                          <a:blip r:embed="rId179"/>
                           <a:stretch>
                             <a:fillRect/>
                           </a:stretch>
@@ -29175,7 +33939,7 @@
               <w:t xml:space="preserve">Figure S7: Conditional accuracy functions: accuracy by RT bin, task, stimulus type and effort</w:t>
             </w:r>
           </w:p>
-          <w:bookmarkEnd w:id="170"/>
+          <w:bookmarkEnd w:id="182"/>
         </w:tc>
       </w:tr>
     </w:tbl>
@@ -29200,7 +33964,7 @@
       <w:tr>
         <w:tc>
           <w:tcPr/>
-          <w:bookmarkStart w:id="174" w:name="suppfig-rtdist"/>
+          <w:bookmarkStart w:id="186" w:name="suppfig-rtdist"/>
           <w:p>
             <w:pPr>
               <w:jc w:val="center"/>
@@ -29210,18 +33974,18 @@
                 <wp:inline>
                   <wp:extent cx="5334000" cy="3962400"/>
                   <wp:effectExtent b="0" l="0" r="0" t="0"/>
-                  <wp:docPr descr="" title="" id="172" name="Picture"/>
+                  <wp:docPr descr="" title="" id="184" name="Picture"/>
                   <a:graphic>
                     <a:graphicData uri="http://schemas.openxmlformats.org/drawingml/2006/picture">
                       <pic:pic>
                         <pic:nvPicPr>
-                          <pic:cNvPr descr="../output/ddm_refits/runs/final_20261016/figures/final/S_rt_distributions.png" id="173" name="Picture"/>
+                          <pic:cNvPr descr="../output/ddm_refits/runs/final_20261016/figures/final/S_rt_distributions.png" id="185" name="Picture"/>
                           <pic:cNvPicPr>
                             <a:picLocks noChangeArrowheads="1" noChangeAspect="1"/>
                           </pic:cNvPicPr>
                         </pic:nvPicPr>
                         <pic:blipFill>
-                          <a:blip r:embed="rId171"/>
+                          <a:blip r:embed="rId183"/>
                           <a:stretch>
                             <a:fillRect/>
                           </a:stretch>
@@ -29261,12 +34025,12 @@
               <w:t xml:space="preserve">Figure S8: Distributions of cue-locked and probe-locked RT in the primary sample</w:t>
             </w:r>
           </w:p>
-          <w:bookmarkEnd w:id="174"/>
+          <w:bookmarkEnd w:id="186"/>
         </w:tc>
       </w:tr>
     </w:tbl>
-    <w:bookmarkEnd w:id="175"/>
-    <w:bookmarkStart w:id="176" w:name="analysis-provenance-dissertation-only"/>
+    <w:bookmarkEnd w:id="187"/>
+    <w:bookmarkStart w:id="188" w:name="analysis-provenance-dissertation-only"/>
     <w:p>
       <w:pPr>
         <w:pStyle w:val="Heading2"/>
@@ -29283,8 +34047,8 @@
         <w:t xml:space="preserve">Pupil samples were placed on a time axis at the recorded 250-Hz sampling rate, from 3 s before squeeze onset to the end of the confidence window. Earlier internal analyses that used a time axis derived from file timestamps were discarded, because that axis compressed time and misplaced the analysis windows; no result from those analyses is reported.</w:t>
       </w:r>
     </w:p>
-    <w:bookmarkEnd w:id="176"/>
-    <w:bookmarkEnd w:id="177"/>
+    <w:bookmarkEnd w:id="188"/>
+    <w:bookmarkEnd w:id="189"/>
     <w:sectPr>
       <w:footnotePr>
         <w:numRestart w:val="eachSect"/>

--- a/reports/chap3_revised_dissertation.docx
+++ b/reports/chap3_revised_dissertation.docx
@@ -58,31 +58,19 @@
         <w:pStyle w:val="FirstParagraph"/>
       </w:pPr>
       <w:r>
-        <w:t xml:space="preserve">Everyday decisions are often made during physical effort, but it is unclear how physical effort changes decision-making in older adults. Effort could reduce the quality of the evidence people accumulate, change how much evidence they require before responding, or bias them toward one response. We tested these possibilities in 67 older adults who judged whether two tones or two visual patterns were the same or different while holding a handgrip at low (5%) or high (40%) force, with pupil size recorded throughout. A hierarchical drift-diffusion model separated the components of each decision. High effort did not reduce the quality of the evidence overall, although it lowered evidence for</w:t>
+        <w:t xml:space="preserve">Everyday decisions are often made during physical exertion, yet little is known about how exertion changes decision-making in older adults. Physical effort could degrade the quality of the evidence on which a decision is based, change how much evidence people require before committing to a response (response caution), or bias them toward one response. We tested these accounts in 67 older adults who judged whether two tones, or two visual patterns, were the same or different while squeezing a handgrip at 5% (low effort) or 40% (high effort) of their maximum force. Pupil size was recorded throughout. Choices and response times were analyzed with a hierarchical Bayesian drift-diffusion model, which separates evidence quality, response caution and response bias. High effort did not reduce evidence quality overall, and any additional cost on the hardest discriminations was small. Instead, high effort shifted the criterion against which evidence was evaluated toward</w:t>
       </w:r>
       <w:r>
         <w:t xml:space="preserve"> </w:t>
       </w:r>
       <w:r>
-        <w:t xml:space="preserve">“different”</w:t>
+        <w:t xml:space="preserve">“same”</w:t>
       </w:r>
       <w:r>
         <w:t xml:space="preserve"> </w:t>
       </w:r>
       <w:r>
-        <w:t xml:space="preserve">slightly more on the hardest discriminations than on the easiest. Its main effect was to shift evidence accumulation toward</w:t>
-      </w:r>
-      <w:r>
-        <w:t xml:space="preserve"> </w:t>
-      </w:r>
-      <w:r>
-        <w:t xml:space="preserve">“same”</w:t>
-      </w:r>
-      <w:r>
-        <w:t xml:space="preserve"> </w:t>
-      </w:r>
-      <w:r>
-        <w:t xml:space="preserve">responses on every trial, which lowered accuracy on the most difficult trials with a different probe. Effort did not meaningfully change how much evidence participants required, and it did not change their starting bias. High effort increased pupil size during the grip in the auditory task only. Pupil responses during the decision were larger on trials with wider boundaries, but no pupil measure taken before the decision predicted boundary separation. Physical effort therefore mainly changed how older adults mapped evidence onto responses, rather than how well they took in that evidence.</w:t>
+        <w:t xml:space="preserve">responses on every trial, which lowered accuracy when two similar stimuli differed. Response caution and the initial bias toward either response were essentially unchanged. High effort enlarged the pupil only weakly during the grip, reliably in the auditory task alone. Larger pupil responses during a decision accompanied greater response caution on that trial, but pupil size measured before the decision did not predict caution. Physical effort therefore mainly changed the criterion older adults used to evaluate evidence, not the quality of that evidence.</w:t>
       </w:r>
     </w:p>
     <w:bookmarkEnd w:id="9"/>
@@ -100,7 +88,7 @@
         <w:pStyle w:val="FirstParagraph"/>
       </w:pPr>
       <w:r>
-        <w:t xml:space="preserve">Many everyday decisions are made while the body is working: judging a gap in traffic while gripping a steering wheel, or reading a label while carrying groceries. Laboratory work shows that combining a cognitive task with a motor task costs older adults more than younger adults</w:t>
+        <w:t xml:space="preserve">Many everyday decisions are made while the body is working, such as judging a gap in traffic while gripping a steering wheel or reading a label while carrying groceries. Combining a cognitive task with a motor task costs older adults more than younger adults</w:t>
       </w:r>
       <w:r>
         <w:t xml:space="preserve"> </w:t>
@@ -109,7 +97,7 @@
         <w:t xml:space="preserve">(Verhaeghen et al., 2003)</w:t>
       </w:r>
       <w:r>
-        <w:t xml:space="preserve">. Sustained isometric force is one such motor demand. Effortful handgrip impairs cognitive control</w:t>
+        <w:t xml:space="preserve">, and sustained isometric force is one such motor demand: effortful handgrip impairs cognitive control</w:t>
       </w:r>
       <w:r>
         <w:t xml:space="preserve"> </w:t>
@@ -133,7 +121,7 @@
         <w:t xml:space="preserve"> </w:t>
       </w:r>
       <w:r>
-        <w:t xml:space="preserve">in older adults. Chapter 1 tested younger adults with the same handgrip manipulation. Harder trials were less accurate and slower in every task, high effort slowed responses in the visual discrimination task only, and task difficulty and physical effort did not interact on any measure, suggesting that the two drew on separate resources at these effort levels. Pupil size across the trial was larger under high effort in every task, whereas task difficulty affected only an exploratory measure of the response to the probe. The present chapter asks how the same manipulation changes decision-making in older adults, using a model that separates the processes that accuracy and response time (RT) combine. In this chapter, effort refers to physical effort throughout.</w:t>
+        <w:t xml:space="preserve">in older adults. Accuracy and response time (RT) show that performance suffers, but not which part of the decision process physical effort changes. This chapter addresses that question in older adults. Throughout, effort refers to physical effort.</w:t>
       </w:r>
     </w:p>
     <w:p>
@@ -141,7 +129,15 @@
         <w:pStyle w:val="BodyText"/>
       </w:pPr>
       <w:r>
-        <w:t xml:space="preserve">Accuracy and RT alone cannot say why performance changes under effort. Lower accuracy could mean that the stimulus was encoded less well, or that participants answered on less evidence. The drift-diffusion model separates these possibilities</w:t>
+        <w:t xml:space="preserve">Chapter 1 used the same handgrip manipulation in younger adults performing auditory and visual discrimination tasks. Harder discriminations were less accurate and slower in every task, high effort slowed responses only in the visual task, and task difficulty and effort did not interact on any measure. High effort also enlarged the pupil across the trial. In younger adults, physical effort and task difficulty therefore appeared to draw on separate resources at these effort levels. Whether the same holds in older adults, who show larger dual-task costs, is the starting point of this chapter.</w:t>
+      </w:r>
+    </w:p>
+    <w:p>
+      <w:pPr>
+        <w:pStyle w:val="BodyText"/>
+      </w:pPr>
+      <w:r>
+        <w:t xml:space="preserve">The drift-diffusion model decomposes choices and RTs into latent components</w:t>
       </w:r>
       <w:r>
         <w:t xml:space="preserve"> </w:t>
@@ -150,7 +146,7 @@
         <w:t xml:space="preserve">(Ratcliff &amp; McKoon, 2008)</w:t>
       </w:r>
       <w:r>
-        <w:t xml:space="preserve">. It treats a two-choice decision as noisy evidence accumulating until it reaches one of two boundaries. Drift rate (</w:t>
+        <w:t xml:space="preserve">. It treats a two-choice decision as noisy evidence that accumulates until it reaches one of two boundaries. Drift rate (</w:t>
       </w:r>
       <w:r>
         <w:rPr>
@@ -160,7 +156,7 @@
         <w:t xml:space="preserve">v</w:t>
       </w:r>
       <w:r>
-        <w:t xml:space="preserve">) is the average direction and speed of accumulation, boundary separation (</w:t>
+        <w:t xml:space="preserve">) is the average direction and speed of accumulation; boundary separation (</w:t>
       </w:r>
       <w:r>
         <w:rPr>
@@ -170,7 +166,7 @@
         <w:t xml:space="preserve">a</w:t>
       </w:r>
       <w:r>
-        <w:t xml:space="preserve">) is how much evidence is required before responding, the starting point (</w:t>
+        <w:t xml:space="preserve">) is how much evidence is required before responding, and so indexes response caution; the starting point (</w:t>
       </w:r>
       <w:r>
         <w:rPr>
@@ -180,7 +176,7 @@
         <w:t xml:space="preserve">z</w:t>
       </w:r>
       <w:r>
-        <w:t xml:space="preserve">) is a bias toward one response before the stimulus appears, and non-decision time (</w:t>
+        <w:t xml:space="preserve">) is a bias toward one response before the stimulus appears; and non-decision time (</w:t>
       </w:r>
       <w:r>
         <w:rPr>
@@ -196,7 +192,34 @@
         <w:t xml:space="preserve">0</w:t>
       </w:r>
       <w:r>
-        <w:t xml:space="preserve">) covers encoding and response execution.</w:t>
+        <w:t xml:space="preserve">) covers encoding and response execution. Lower accuracy can therefore arise from less informative evidence, from responding on less evidence, or from a bias toward the wrong response. In older adults, the most consistent age differences are wider boundaries and longer non-decision times, whereas drift is often similar to that of younger adults on simple perceptual tasks</w:t>
+      </w:r>
+      <w:r>
+        <w:t xml:space="preserve"> </w:t>
+      </w:r>
+      <w:r>
+        <w:t xml:space="preserve">(Ratcliff et al., 2001;</w:t>
+      </w:r>
+      <w:r>
+        <w:t xml:space="preserve"> </w:t>
+      </w:r>
+      <w:r>
+        <w:t xml:space="preserve">Theisen et al.</w:t>
+      </w:r>
+      <w:r>
+        <w:t xml:space="preserve">, 2021)</w:t>
+      </w:r>
+      <w:r>
+        <w:t xml:space="preserve">, and older adults set boundaries more conservatively than would maximize their reward rate</w:t>
+      </w:r>
+      <w:r>
+        <w:t xml:space="preserve"> </w:t>
+      </w:r>
+      <w:r>
+        <w:t xml:space="preserve">(Starns &amp; Ratcliff, 2010)</w:t>
+      </w:r>
+      <w:r>
+        <w:t xml:space="preserve">. Response caution is therefore a plausible target of effort in this age group, alongside evidence quality.</w:t>
       </w:r>
     </w:p>
     <w:p>
@@ -204,34 +227,25 @@
         <w:pStyle w:val="BodyText"/>
       </w:pPr>
       <w:r>
-        <w:t xml:space="preserve">In older adults, the most consistent age differences are wider boundaries and longer non-decision times, whereas drift is often similar to that of younger adults on simple perceptual tasks</w:t>
+        <w:t xml:space="preserve">The first account, a capacity account, treats effort as a competitor for limited processing capacity</w:t>
       </w:r>
       <w:r>
         <w:t xml:space="preserve"> </w:t>
       </w:r>
       <w:r>
-        <w:t xml:space="preserve">(Ratcliff et al., 2001;</w:t>
+        <w:t xml:space="preserve">(Kahneman, 1973; Wickens, 2008)</w:t>
+      </w:r>
+      <w:r>
+        <w:t xml:space="preserve">. In the present tasks, participants judged whether a probe stimulus matched a preceding standard. If holding a 40% grip uses capacity needed for that comparison, the evidence should become less informative: drift on trials with a different probe and drift on trials with an identical probe should move closer together. Because a shared capacity limit should cost most where discrimination is hardest</w:t>
       </w:r>
       <w:r>
         <w:t xml:space="preserve"> </w:t>
       </w:r>
       <w:r>
-        <w:t xml:space="preserve">Theisen et al.</w:t>
-      </w:r>
-      <w:r>
-        <w:t xml:space="preserve">, 2021)</w:t>
-      </w:r>
-      <w:r>
-        <w:t xml:space="preserve">. Older adults also set boundaries more conservatively than would maximize their reward rate</w:t>
-      </w:r>
-      <w:r>
-        <w:t xml:space="preserve"> </w:t>
-      </w:r>
-      <w:r>
-        <w:t xml:space="preserve">(Starns &amp; Ratcliff, 2010)</w:t>
-      </w:r>
-      <w:r>
-        <w:t xml:space="preserve">. The model therefore separates a loss of evidence quality from a change in response caution, which in the diffusion model is boundary separation. Both have been proposed as effects of physical effort.</w:t>
+        <w:t xml:space="preserve">(Kahneman, 1973)</w:t>
+      </w:r>
+      <w:r>
+        <w:t xml:space="preserve">, this loss of evidence quality should also be largest on the hardest trials, so that effort and task difficulty interact.</w:t>
       </w:r>
     </w:p>
     <w:p>
@@ -239,52 +253,34 @@
         <w:pStyle w:val="BodyText"/>
       </w:pPr>
       <w:r>
-        <w:t xml:space="preserve">The first account treats effort as a competitor for limited processing capacity</w:t>
+        <w:t xml:space="preserve">The second account, a policy account, holds that effort changes how participants use the evidence rather than the evidence itself. Under high effort, participants could require more evidence before responding, to protect accuracy, or less, to end each effortful trial sooner; these possibilities predict wider and narrower boundaries, respectively. Effort could also bias responding. A bias set before the stimulus appears would move the starting point, whereas a bias in how evidence is evaluated would shift the drift criterion, the reference against which evidence counts as favoring</w:t>
       </w:r>
       <w:r>
         <w:t xml:space="preserve"> </w:t>
       </w:r>
       <w:r>
-        <w:t xml:space="preserve">(Kahneman, 1973; Wickens, 2008)</w:t>
-      </w:r>
-      <w:r>
-        <w:t xml:space="preserve">. If holding a 40% grip uses capacity needed to compare the probe with the standard, evidence about the stimulus should become less informative. In a same–different task coded by response, this predicts a smaller difference between drift on trials with a different probe and drift on trials with an identical probe. Such a reduction in evidence quality differs from a uniform shift of drift toward one response on all trials. That second pattern is a change in the drift criterion: the reference against which evidence counts as favoring</w:t>
+        <w:t xml:space="preserve">“same”</w:t>
       </w:r>
       <w:r>
         <w:t xml:space="preserve"> </w:t>
       </w:r>
       <w:r>
-        <w:t xml:space="preserve">“same”</w:t>
+        <w:t xml:space="preserve">or</w:t>
       </w:r>
       <w:r>
         <w:t xml:space="preserve"> </w:t>
       </w:r>
       <w:r>
-        <w:t xml:space="preserve">or</w:t>
+        <w:t xml:space="preserve">“different”</w:t>
       </w:r>
       <w:r>
         <w:t xml:space="preserve"> </w:t>
       </w:r>
       <w:r>
-        <w:t xml:space="preserve">“different”</w:t>
-      </w:r>
-      <w:r>
-        <w:t xml:space="preserve"> </w:t>
-      </w:r>
-      <w:r>
         <w:t xml:space="preserve">(Ratcliff &amp; McKoon, 2008)</w:t>
       </w:r>
       <w:r>
-        <w:t xml:space="preserve">. A uniform shift can lower accuracy on difficult different trials without any loss of evidence quality, so the two must be estimated separately. Because a shared capacity limit should cost most where discrimination is hardest</w:t>
-      </w:r>
-      <w:r>
-        <w:t xml:space="preserve"> </w:t>
-      </w:r>
-      <w:r>
-        <w:t xml:space="preserve">(Kahneman, 1973)</w:t>
-      </w:r>
-      <w:r>
-        <w:t xml:space="preserve">, this account also predicts that any loss of evidence quality is largest on the hardest trials, so that effort and task difficulty interact.</w:t>
+        <w:t xml:space="preserve">. A criterion shift moves drift toward one response on every trial, so it can lower accuracy on difficult trials with a different probe without any loss of evidence quality. For this reason the criterion and evidence quality must be estimated separately.</w:t>
       </w:r>
     </w:p>
     <w:p>
@@ -292,7 +288,82 @@
         <w:pStyle w:val="BodyText"/>
       </w:pPr>
       <w:r>
-        <w:t xml:space="preserve">The second account treats effort as a change in how participants set their decision policy, not in the evidence itself. Under high effort, participants could require more evidence before responding, to protect accuracy, or less evidence, to end each effortful trial sooner. The first possibility predicts wider boundaries under high effort and the second narrower ones, so the direction of the effort effect on boundary separation distinguishes them. Effort could also bias responding. A bias set before the stimulus appears would move the starting point, whereas a bias in how evidence is evaluated would shift the drift criterion. Neither predicts a loss of evidence quality.</w:t>
+        <w:t xml:space="preserve">Pupil size offers a trial-by-trial physiological measure relevant to both accounts. It increases with processing load</w:t>
+      </w:r>
+      <w:r>
+        <w:t xml:space="preserve"> </w:t>
+      </w:r>
+      <w:r>
+        <w:t xml:space="preserve">(Beatty, 1982;</w:t>
+      </w:r>
+      <w:r>
+        <w:t xml:space="preserve"> </w:t>
+      </w:r>
+      <w:r>
+        <w:t xml:space="preserve">van der Wel &amp; van Steenbergen</w:t>
+      </w:r>
+      <w:r>
+        <w:t xml:space="preserve">, 2018)</w:t>
+      </w:r>
+      <w:r>
+        <w:t xml:space="preserve"> </w:t>
+      </w:r>
+      <w:r>
+        <w:t xml:space="preserve">and with physical exertion</w:t>
+      </w:r>
+      <w:r>
+        <w:t xml:space="preserve"> </w:t>
+      </w:r>
+      <w:r>
+        <w:t xml:space="preserve">(Zénon et al., 2014)</w:t>
+      </w:r>
+      <w:r>
+        <w:t xml:space="preserve">, although older adults have smaller pupils and a narrower range of dilation than younger adults</w:t>
+      </w:r>
+      <w:r>
+        <w:t xml:space="preserve"> </w:t>
+      </w:r>
+      <w:r>
+        <w:t xml:space="preserve">(Piquado et al., 2010; Winn et al., 1994)</w:t>
+      </w:r>
+      <w:r>
+        <w:t xml:space="preserve">. In diffusion-model analyses, larger trial-wise pupil dilation has been related to higher decision thresholds in a reinforcement-learning task</w:t>
+      </w:r>
+      <w:r>
+        <w:t xml:space="preserve"> </w:t>
+      </w:r>
+      <w:r>
+        <w:t xml:space="preserve">(Cavanagh et al., 2014)</w:t>
+      </w:r>
+      <w:r>
+        <w:t xml:space="preserve"> </w:t>
+      </w:r>
+      <w:r>
+        <w:t xml:space="preserve">and to smaller choice biases across several decision tasks</w:t>
+      </w:r>
+      <w:r>
+        <w:t xml:space="preserve"> </w:t>
+      </w:r>
+      <w:r>
+        <w:t xml:space="preserve">(</w:t>
+      </w:r>
+      <w:r>
+        <w:t xml:space="preserve">de Gee et al.</w:t>
+      </w:r>
+      <w:r>
+        <w:t xml:space="preserve">, 2020)</w:t>
+      </w:r>
+      <w:r>
+        <w:t xml:space="preserve">. Pupil responses, however, also scale with decision uncertainty and RT</w:t>
+      </w:r>
+      <w:r>
+        <w:t xml:space="preserve"> </w:t>
+      </w:r>
+      <w:r>
+        <w:t xml:space="preserve">(Urai et al., 2017)</w:t>
+      </w:r>
+      <w:r>
+        <w:t xml:space="preserve">, so a pupil–boundary association could arise simply because longer decisions produce larger pupil responses. Testing whether pupil-linked processes precede the setting of the boundary requires pupil measures taken before the decision, as well as measures that end before the response.</w:t>
       </w:r>
     </w:p>
     <w:p>
@@ -300,87 +371,7 @@
         <w:pStyle w:val="BodyText"/>
       </w:pPr>
       <w:r>
-        <w:t xml:space="preserve">Pupil size provides a trial-by-trial measure that increases with processing load</w:t>
-      </w:r>
-      <w:r>
-        <w:t xml:space="preserve"> </w:t>
-      </w:r>
-      <w:r>
-        <w:t xml:space="preserve">(Beatty, 1982;</w:t>
-      </w:r>
-      <w:r>
-        <w:t xml:space="preserve"> </w:t>
-      </w:r>
-      <w:r>
-        <w:t xml:space="preserve">van der Wel &amp; van Steenbergen</w:t>
-      </w:r>
-      <w:r>
-        <w:t xml:space="preserve">, 2018)</w:t>
-      </w:r>
-      <w:r>
-        <w:t xml:space="preserve"> </w:t>
-      </w:r>
-      <w:r>
-        <w:t xml:space="preserve">and with physical exertion</w:t>
-      </w:r>
-      <w:r>
-        <w:t xml:space="preserve"> </w:t>
-      </w:r>
-      <w:r>
-        <w:t xml:space="preserve">(Zénon et al., 2014)</w:t>
-      </w:r>
-      <w:r>
-        <w:t xml:space="preserve">. Older adults have smaller pupils and a narrower range of dilation than younger adults</w:t>
-      </w:r>
-      <w:r>
-        <w:t xml:space="preserve"> </w:t>
-      </w:r>
-      <w:r>
-        <w:t xml:space="preserve">(Piquado et al., 2010; Winn et al., 1994)</w:t>
-      </w:r>
-      <w:r>
-        <w:t xml:space="preserve">. In diffusion-model analyses, trial-wise pupil responses have been related to specific parameters. In a reinforcement-learning task, larger dilation on choices between similarly valued options predicted higher decision thresholds</w:t>
-      </w:r>
-      <w:r>
-        <w:t xml:space="preserve"> </w:t>
-      </w:r>
-      <w:r>
-        <w:t xml:space="preserve">(Cavanagh et al., 2014)</w:t>
-      </w:r>
-      <w:r>
-        <w:t xml:space="preserve">, and across several decision tasks, larger pupil responses predicted smaller choice biases</w:t>
-      </w:r>
-      <w:r>
-        <w:t xml:space="preserve"> </w:t>
-      </w:r>
-      <w:r>
-        <w:t xml:space="preserve">(</w:t>
-      </w:r>
-      <w:r>
-        <w:t xml:space="preserve">de Gee et al.</w:t>
-      </w:r>
-      <w:r>
-        <w:t xml:space="preserve">, 2020)</w:t>
-      </w:r>
-      <w:r>
-        <w:t xml:space="preserve">. Pupil responses, however, also scale with decision uncertainty and response time</w:t>
-      </w:r>
-      <w:r>
-        <w:t xml:space="preserve"> </w:t>
-      </w:r>
-      <w:r>
-        <w:t xml:space="preserve">(Urai et al., 2017)</w:t>
-      </w:r>
-      <w:r>
-        <w:t xml:space="preserve">. A pupil–boundary association could therefore arise because longer decisions produce larger pupil responses, not because the pupil response came before the boundary was set. Testing the direction of the relation requires pupil measures taken before the decision, as well as measures that end before the response.</w:t>
-      </w:r>
-    </w:p>
-    <w:p>
-      <w:pPr>
-        <w:pStyle w:val="BodyText"/>
-      </w:pPr>
-      <w:r>
-        <w:t xml:space="preserve">We combined both approaches in older adults performing auditory and visual same–different tasks under low (5%) and high (40%) handgrip effort. The first analysis was a diffusion model of choices and RTs. It tested whether high effort reduced evidence quality (the capacity account), shifted the drift criterion, or changed boundary separation or starting point (the state accounts). The second analysis added trial-wise pupil measures to the same model. It tested whether pupil size tracked the effort effect, which decision parameter tracked the task-evoked pupil response, and whether pupil measures taken before the decision predicted boundary separation.</w:t>
+        <w:t xml:space="preserve">We tested these accounts in older adults performing auditory and visual same–different tasks while holding a handgrip at 5% or 40% of their maximum force. A hierarchical Bayesian drift-diffusion model estimated the effect of effort on each decision component. The capacity account predicts a loss of evidence quality under high effort that is largest on the hardest trials. The policy account predicts a change in boundary separation, starting point or drift criterion, with evidence quality intact. Trial-wise pupil measures were then added to the same model to test whether pupil size tracked the effort effect, which decision component tracked the task-evoked pupil response, and whether pupil measures taken before the decision predicted boundary separation.</w:t>
       </w:r>
     </w:p>
     <w:bookmarkEnd w:id="10"/>
@@ -418,7 +409,7 @@
         </w:r>
       </w:hyperlink>
       <w:r>
-        <w:t xml:space="preserve">). Under the inclusion criteria, 62 participants contributed data to both tasks and five to only one (auditory, 64; visual, 65). Participants gave written informed consent and received course credit or payment. Procedures were approved by the University of California, Riverside Institutional Review Board.</w:t>
+        <w:t xml:space="preserve">). Under the inclusion criteria, 62 participants contributed data to both tasks and five to only one (auditory, 64; visual, 65). Participants gave written informed consent and received course credit or payment. Procedures were approved by the University of California, Riverside Institutional Review Board. Chapter 2 analyzes the same cohort with one additional participant and one additional auditory session that are not in this chapter’s trial file.</w:t>
       </w:r>
     </w:p>
     <w:tbl>
@@ -875,7 +866,7 @@
         </w:r>
       </w:hyperlink>
       <w:r>
-        <w:t xml:space="preserve">). After a blank gray screen (1.5–4.5 s), a grip gauge appeared for 3 s with a target at 5% (low effort) or 40% (high effort) of the participant’s maximum voluntary contraction (MVC). Participants held the grip until the probe ended. After a 0.25-s blank and a 0.5-s fixation dot, a standard and a probe stimulus (0.1 s each) were presented 0.5 s apart. In the ADT, the standard was a 1000-Hz tone, and the probe was identical or 8, 16, 32 or 64 Hz higher. In the VDT, the standard was a Gabor patch (1.5 cycles/degree, Michelson contrast 0.20, 4°), and the probe was identical or had a contrast 0.06, 0.12, 0.24 or 0.48 higher. The two smaller offsets were grouped as Hard, the two larger as Easy, and identical probes as Standard.</w:t>
+        <w:t xml:space="preserve">). After a blank gray screen (1.5–4.5 s), a grip gauge appeared for 3 s with a target at 5% (low effort) or 40% (high effort) of the participant’s maximum voluntary contraction (MVC). Participants held the grip until probe offset, when a change in the border color cued them to release it. After a 0.25-s blank and a 0.5-s fixation dot, a standard and a probe stimulus (0.1 s each) were presented 0.5 s apart. In the ADT, the standard was a 1000-Hz tone, and the probe was identical or 8, 16, 32 or 64 Hz higher. In the VDT, the standard was a Gabor patch (1.5 cycles/degree, Michelson contrast 0.20, 4°), and the probe was identical or had a contrast 0.06, 0.12, 0.24 or 0.48 higher. The two smaller offsets were grouped as Hard, the two larger as Easy, and identical probes as Standard.</w:t>
       </w:r>
     </w:p>
     <w:p>
@@ -1052,7 +1043,18 @@
         <w:pStyle w:val="FirstParagraph"/>
       </w:pPr>
       <w:r>
-        <w:t xml:space="preserve">RT was recorded from the response cue. For modeling it was measured from probe onset, by adding the fixed 0.35-s interval between probe onset and the cue, so that the decision clock starts when evidence becomes available and the non-decision time absorbs the enforced delay. Of 18,099 recorded trials, two with a negative RT were removed. A further 240 with a cue-locked RT below 0.20 s were removed as anticipatory. This left 17,857 trials (Table S1). Cutoffs of 0.15 s and 0.25 s were used in sensitivity analyses. Overall accuracy was at or below .55 for 13 participants. They were retained in the primary analysis and excluded in a sensitivity analysis.</w:t>
+        <w:t xml:space="preserve">RT was recorded from the response cue. For modeling it was measured from probe onset, by adding the fixed 0.35-s interval between probe onset and the cue, so that the decision clock starts when evidence becomes available and the non-decision time absorbs the enforced delay. Of 18,099 recorded trials, two with a negative RT were removed. A further 240 with a cue-locked RT below 0.20 s were removed as anticipatory. This left 17,857 trials (</w:t>
+      </w:r>
+      <w:hyperlink w:anchor="supptbl-trial-counts">
+        <w:r>
+          <w:rPr>
+            <w:rStyle w:val="Hyperlink"/>
+          </w:rPr>
+          <w:t xml:space="preserve">Table S1</w:t>
+        </w:r>
+      </w:hyperlink>
+      <w:r>
+        <w:t xml:space="preserve">). Cutoffs of 0.15 s and 0.25 s were used in sensitivity analyses. Overall accuracy was at or below .55 for 13 participants. They were retained in the primary analysis and excluded in a sensitivity analysis.</w:t>
       </w:r>
     </w:p>
     <w:bookmarkEnd w:id="20"/>
@@ -1125,7 +1127,18 @@
         <w:pStyle w:val="BodyText"/>
       </w:pPr>
       <w:r>
-        <w:t xml:space="preserve">Trials entered the pupil analyses if at least 50% of samples were valid in both the pre-probe baseline and the TEPR window. Each participant × task cell needed at least 20 such trials. This left 6,299 trials from 51 participants (Figure S1), a subset of the behavioral sample selected on recording quality. Each pupil predictor was centered within participant × task × effort and divided by the participant’s pooled within-cell SD. Its slope therefore reflects trial-to-trial fluctuation around the condition mean.</w:t>
+        <w:t xml:space="preserve">Trials entered the pupil analyses if at least 50% of samples were valid in both the pre-probe baseline and the TEPR window. Each participant × task cell needed at least 20 such trials. This left 6,299 trials from 51 participants (</w:t>
+      </w:r>
+      <w:hyperlink w:anchor="suppfig-flow">
+        <w:r>
+          <w:rPr>
+            <w:rStyle w:val="Hyperlink"/>
+          </w:rPr>
+          <w:t xml:space="preserve">Figure S1</w:t>
+        </w:r>
+      </w:hyperlink>
+      <w:r>
+        <w:t xml:space="preserve">), a subset of the behavioral sample selected on recording quality. Each pupil predictor was centered within participant × task × effort and divided by the participant’s pooled within-cell SD. Its slope therefore reflects trial-to-trial fluctuation around the condition mean.</w:t>
       </w:r>
     </w:p>
     <w:bookmarkEnd w:id="21"/>
@@ -1341,7 +1354,32 @@
         <w:pStyle w:val="BodyText"/>
       </w:pPr>
       <w:r>
-        <w:t xml:space="preserve">M4 was compared with nested models that differed in how effort, stimulus type and task entered drift and boundary separation (formulas in S6). Two variants of M4 were also fit: M4b added effort × task interactions on drift, and M4r added by-participant random effort slopes on drift and boundary separation.</w:t>
+        <w:t xml:space="preserve">M4 was compared with nested models that differed in how effort, stimulus type and task entered drift and boundary separation (</w:t>
+      </w:r>
+      <w:hyperlink w:anchor="supptbl-model-comparison">
+        <w:r>
+          <w:rPr>
+            <w:rStyle w:val="Hyperlink"/>
+          </w:rPr>
+          <w:t xml:space="preserve">Table S3</w:t>
+        </w:r>
+      </w:hyperlink>
+      <w:r>
+        <w:t xml:space="preserve">; formulas in</w:t>
+      </w:r>
+      <w:r>
+        <w:t xml:space="preserve"> </w:t>
+      </w:r>
+      <w:hyperlink w:anchor="supptbl-formulas">
+        <w:r>
+          <w:rPr>
+            <w:rStyle w:val="Hyperlink"/>
+          </w:rPr>
+          <w:t xml:space="preserve">Table S5</w:t>
+        </w:r>
+      </w:hyperlink>
+      <w:r>
+        <w:t xml:space="preserve">). Two variants of M4 were also fit: M4b added effort × task interactions on drift, and M4r added by-participant random effort slopes on drift and boundary separation.</w:t>
       </w:r>
     </w:p>
     <w:bookmarkEnd w:id="23"/>
@@ -1379,7 +1417,24 @@
         <w:t xml:space="preserve">(Vehtari et al., 2021)</w:t>
       </w:r>
       <w:r>
-        <w:t xml:space="preserve">. Table S5 gives the diagnostics for every model.</w:t>
+        <w:t xml:space="preserve">.</w:t>
+      </w:r>
+      <w:r>
+        <w:t xml:space="preserve"> </w:t>
+      </w:r>
+      <w:hyperlink w:anchor="supptbl-convergence">
+        <w:r>
+          <w:rPr>
+            <w:rStyle w:val="Hyperlink"/>
+          </w:rPr>
+          <w:t xml:space="preserve">Table S6</w:t>
+        </w:r>
+      </w:hyperlink>
+      <w:r>
+        <w:t xml:space="preserve"> </w:t>
+      </w:r>
+      <w:r>
+        <w:t xml:space="preserve">gives the diagnostics for every model.</w:t>
       </w:r>
     </w:p>
     <w:bookmarkEnd w:id="24"/>
@@ -1398,7 +1453,7 @@
         <w:pStyle w:val="FirstParagraph"/>
       </w:pPr>
       <w:r>
-        <w:t xml:space="preserve">Each pupil-linked model added one pupil predictor to M4. Each was compared with an M4 baseline fit to the same trials. The TEPR was entered on the starting point (P1), on drift with a TEPR × stimulus term (P2) or on boundary separation (P3). The pre-squeeze baseline was entered on the starting point (P4) and on boundary separation (P5). Because the TEPR window overlapped the response, three further tests asked whether a TEPR–boundary association could reflect decision duration rather than a pupil change before the decision. First, P3 was refit after removing the slowest 20% of trials in each participant × task cell (P3 without the slowest trials). Second, boundary separation was predicted from pupil size in the 0.5 s before the response, a window that ends before the response (P7). Third, boundary separation was predicted from measures that precede the decision: the previous trial’s TEPR within a block (P6) and the grip-period pupil size (P8).</w:t>
+        <w:t xml:space="preserve">Each pupil-linked model added one pupil predictor to M4 and was compared with M4 fit to the same trials. For the full pupil sample this baseline is P0, which also gave the effort effects in that sample; measures with their own valid-data requirement had their own baselines. The TEPR was entered on the starting point (P1), on drift with a TEPR × stimulus term (P2) or on boundary separation (P3). The pre-squeeze baseline was entered on the starting point (P4) and on boundary separation (P5). Because the TEPR window overlapped the response, three further tests asked whether a TEPR–boundary association could reflect decision duration rather than a pupil change before the decision. First, P3 was refit after removing the slowest 20% of trials in each participant × task cell (P3 without the slowest trials). Second, boundary separation was predicted from pupil size in the 0.5 s before the response, a window that ends before the response (P7). Third, boundary separation was predicted from measures that precede the decision: the previous trial’s TEPR within a block (P6) and the grip-period pupil size (P8).</w:t>
       </w:r>
     </w:p>
     <w:p>
@@ -1801,7 +1856,7 @@
         </w:r>
       </w:hyperlink>
       <w:r>
-        <w:t xml:space="preserve">). The effort × stimulus term, which indexes evidence quality, was close to zero (β = −0.013, 95% CrI [−0.052, 0.028], P(β &lt; 0) = .730). Drift decreased on trials with a different comparison stimulus (β = −0.065, 95% CrI [−0.111, −0.021], P(β &lt; 0) = .998); on Standard trials the change was smaller, and its interval included zero (β = −0.041, 95% CrI [−0.119, 0.038], P(β &lt; 0) = .845). High effort widened the boundary by +2.0% [0.6, 3.4], with the whole posterior inside the ROPE (100% in ROPE). The starting point did not change (β = −0.005, 95% CrI [−0.048, 0.037], P(β &lt; 0) = .590, 98% in ROPE). Allowing the effort effects on drift and boundary separation to vary with difficulty did not improve prediction (M2 vs. M1: ΔELPD = 0.7 ± 3.0). In M2, the effort effect on drift was more negative on Hard than on Easy trials (Hard − Easy: β = −0.078, 95% CrI [−0.154, −0.001], P(β &lt; 0) = .977), whereas the corresponding contrast on boundary separation included zero (β = 0.014, 95% CrI [−0.018, 0.046], P(β &gt; 0) = .808;</w:t>
+        <w:t xml:space="preserve">). The effort × stimulus term, which indexes evidence quality, was close to zero (β = −0.013, 95% CrI [−0.052, 0.028], P(β &lt; 0) = .730). Drift decreased on trials with a different probe (β = −0.065, 95% CrI [−0.111, −0.021], P(β &lt; 0) = .998); on Standard trials the change was smaller, and its interval included zero (β = −0.041, 95% CrI [−0.119, 0.038], P(β &lt; 0) = .845). High effort widened the boundary by +2.0% [0.6, 3.4], with the whole posterior inside the ROPE (100% in ROPE). The starting point did not change (β = −0.005, 95% CrI [−0.048, 0.037], P(β &lt; 0) = .590, 98% in ROPE). Allowing the effort effects on drift and boundary separation to vary with difficulty did not improve prediction (M2 vs. M1: ΔELPD = 0.7 ± 3.0). In M2, the effort effect on drift was more negative on Hard than on Easy trials (Hard − Easy: β = −0.078, 95% CrI [−0.154, −0.001], P(β &lt; 0) = .977), whereas the corresponding contrast on boundary separation included zero (β = 0.014, 95% CrI [−0.018, 0.046], P(β &gt; 0) = .808;</w:t>
       </w:r>
       <w:r>
         <w:t xml:space="preserve"> </w:t>
@@ -1833,7 +1888,7 @@
           <w:rPr>
             <w:rStyle w:val="Hyperlink"/>
           </w:rPr>
-          <w:t xml:space="preserve">Table S12</w:t>
+          <w:t xml:space="preserve">Table S13</w:t>
         </w:r>
       </w:hyperlink>
       <w:r>
@@ -2537,7 +2592,23 @@
         <w:pStyle w:val="FirstParagraph"/>
       </w:pPr>
       <w:r>
-        <w:t xml:space="preserve">The drift criterion shift was unchanged when the effort effects were allowed to vary across participants (M4r: β = −0.053, 95% CrI [−0.104, −0.004], P(β &lt; 0) = .982). The between-participant SD of that effect was small (0.019, 95% CrI [0.001, 0.062]). The shift was also stable at RT cutoffs of 0.15 s (β = −0.060, 95% CrI [−0.107, −0.011], P(β &lt; 0) = .993) and 0.25 s (β = −0.061, 95% CrI [−0.111, −0.010], P(β &lt; 0) = .992). Excluding the 13 participants with near-chance accuracy left the point estimate unchanged. With N = 54, however, the interval included zero (β = −0.052, 95% CrI [−0.106, 0.003], P(β &lt; 0) = .969). When effort effects were allowed to differ by task (M4b), the criterion shift was larger in the ADT (β = −0.077, 95% CrI [−0.139, −0.017], P(β &lt; 0) = .994) than in the VDT (β = −0.024, 95% CrI [−0.087, 0.040], P(β &lt; 0) = .767), but the task difference was uncertain (β = 0.054, 95% CrI [−0.024, 0.131], P(β &gt; 0) = .912). The evidence-quality term was close to zero in every variant. The boundary effect was positive at the 0.25-s cutoff (β = 0.019, 95% CrI [0.005, 0.032], P(β &gt; 0) = .997; +1.9% [0.5, 3.2]) and after the near-chance exclusion (β = 0.016, 95% CrI [0.001, 0.031], P(β &gt; 0) = .985; +1.6% [0.1, 3.2]), but at the 0.15-s cutoff its interval included zero (β = 0.012, 95% CrI [−0.002, 0.026], P(β &gt; 0) = .955; +1.2% [−0.2, 2.6];</w:t>
+        <w:t xml:space="preserve">The drift criterion shift was unchanged when the effort effects were allowed to vary across participants (M4r: β = −0.053, 95% CrI [−0.104, −0.004], P(β &lt; 0) = .982). The between-participant SD of that effect was small (0.019, 95% CrI [0.001, 0.062]). The shift was also stable at RT cutoffs of 0.15 s (β = −0.060, 95% CrI [−0.107, −0.011], P(β &lt; 0) = .993) and 0.25 s (β = −0.061, 95% CrI [−0.111, −0.010], P(β &lt; 0) = .992). Excluding the 13 participants with near-chance accuracy left the point estimate unchanged. With</w:t>
+      </w:r>
+      <w:r>
+        <w:t xml:space="preserve"> </w:t>
+      </w:r>
+      <w:r>
+        <w:rPr>
+          <w:i/>
+          <w:iCs/>
+        </w:rPr>
+        <w:t xml:space="preserve">N</w:t>
+      </w:r>
+      <w:r>
+        <w:t xml:space="preserve"> </w:t>
+      </w:r>
+      <w:r>
+        <w:t xml:space="preserve">= 54, however, the interval included zero (β = −0.052, 95% CrI [−0.106, 0.003], P(β &lt; 0) = .969). When effort effects were allowed to differ by task (M4b), the criterion shift was larger in the ADT (β = −0.077, 95% CrI [−0.139, −0.017], P(β &lt; 0) = .994) than in the VDT (β = −0.024, 95% CrI [−0.087, 0.040], P(β &lt; 0) = .767), but the task difference was uncertain (β = 0.054, 95% CrI [−0.024, 0.131], P(β &gt; 0) = .912). The evidence-quality term was close to zero in every variant. The boundary effect was positive at the 0.25-s cutoff (β = 0.019, 95% CrI [0.005, 0.032], P(β &gt; 0) = .997; +1.9% [0.5, 3.2]) and after the near-chance exclusion (β = 0.016, 95% CrI [0.001, 0.031], P(β &gt; 0) = .985; +1.6% [0.1, 3.2]), but at the 0.15-s cutoff its interval included zero (β = 0.012, 95% CrI [−0.002, 0.026], P(β &gt; 0) = .955; +1.2% [−0.2, 2.6];</w:t>
       </w:r>
       <w:r>
         <w:t xml:space="preserve"> </w:t>
@@ -2547,7 +2618,7 @@
           <w:rPr>
             <w:rStyle w:val="Hyperlink"/>
           </w:rPr>
-          <w:t xml:space="preserve">Table S9</w:t>
+          <w:t xml:space="preserve">Table S10</w:t>
         </w:r>
       </w:hyperlink>
       <w:r>
@@ -2715,7 +2786,7 @@
           <w:rPr>
             <w:rStyle w:val="Hyperlink"/>
           </w:rPr>
-          <w:t xml:space="preserve">Table S14</w:t>
+          <w:t xml:space="preserve">Table S15</w:t>
         </w:r>
       </w:hyperlink>
       <w:r>
@@ -2789,7 +2860,7 @@
           <w:rPr>
             <w:rStyle w:val="Hyperlink"/>
           </w:rPr>
-          <w:t xml:space="preserve">Table S13</w:t>
+          <w:t xml:space="preserve">Table S14</w:t>
         </w:r>
       </w:hyperlink>
       <w:r>
@@ -3645,7 +3716,7 @@
           <w:rPr>
             <w:rStyle w:val="Hyperlink"/>
           </w:rPr>
-          <w:t xml:space="preserve">Table S8</w:t>
+          <w:t xml:space="preserve">Table S9</w:t>
         </w:r>
       </w:hyperlink>
       <w:r>
@@ -3728,7 +3799,7 @@
         <w:pStyle w:val="FirstParagraph"/>
       </w:pPr>
       <w:r>
-        <w:t xml:space="preserve">We asked whether concurrent physical effort changes how older adults make perceptual decisions by reducing the quality of the evidence they accumulate, by changing how much evidence they require, or neither. In the primary model, high effort did not reduce evidence quality. Instead it shifted drift toward</w:t>
+        <w:t xml:space="preserve">We asked whether concurrent physical effort changes how older adults make perceptual decisions by reducing the quality of the evidence they accumulate (the capacity account) or by changing how they use that evidence (the policy account). In the primary model, high effort did not reduce evidence quality. Instead, it shifted drift toward</w:t>
       </w:r>
       <w:r>
         <w:t xml:space="preserve"> </w:t>
@@ -3740,7 +3811,7 @@
         <w:t xml:space="preserve"> </w:t>
       </w:r>
       <w:r>
-        <w:t xml:space="preserve">on all trials. That shift appeared as an accuracy cost on Hard trials and, if anything, a small gain on Standard trials. Effort widened boundary separation by about 2%, an amount inside the region of practical equivalence, and left the starting point unchanged. In the pupil sample, trials with larger pupil responses during the decision had wider boundaries, whereas no pupil measure taken before the decision predicted boundary separation.</w:t>
+        <w:t xml:space="preserve">on all trials. That shift appeared as an accuracy cost on Hard trials and, if anything, a small gain on Standard trials. The change in boundary separation was inside the region of practical equivalence, and the starting point was unchanged. In the pupil sample, trials with larger pupil responses during the decision had wider boundaries, whereas no pupil measure taken before the decision predicted boundary separation.</w:t>
       </w:r>
     </w:p>
     <w:bookmarkStart w:id="48" w:name="drift-criterion-and-evidence-quality"/>
@@ -3757,7 +3828,7 @@
         <w:pStyle w:val="FirstParagraph"/>
       </w:pPr>
       <w:r>
-        <w:t xml:space="preserve">A capacity account predicts that a concurrent grip draws on resources needed to evaluate the stimulus</w:t>
+        <w:t xml:space="preserve">The capacity account predicts that a concurrent grip draws on resources needed to evaluate the stimulus</w:t>
       </w:r>
       <w:r>
         <w:t xml:space="preserve"> </w:t>
@@ -3803,40 +3874,7 @@
         </w:r>
       </w:hyperlink>
       <w:r>
-        <w:t xml:space="preserve">). The data therefore leave room for a small capacity cost on the hardest discriminations, in addition to the criterion shift. The main effort effect was a shift common to all trials. In diffusion-model terms, this is a change in the drift criterion: the reference point against which evidence is evaluated as favoring one response or the other</w:t>
-      </w:r>
-      <w:r>
-        <w:t xml:space="preserve"> </w:t>
-      </w:r>
-      <w:r>
-        <w:t xml:space="preserve">(Ratcliff &amp; McKoon, 2008)</w:t>
-      </w:r>
-      <w:r>
-        <w:t xml:space="preserve">. Because the upper boundary was</w:t>
-      </w:r>
-      <w:r>
-        <w:t xml:space="preserve"> </w:t>
-      </w:r>
-      <w:r>
-        <w:t xml:space="preserve">“different,”</w:t>
-      </w:r>
-      <w:r>
-        <w:t xml:space="preserve"> </w:t>
-      </w:r>
-      <w:r>
-        <w:t xml:space="preserve">the criterion shift lowers drift on trials with a different probe, so those trials more often end in</w:t>
-      </w:r>
-      <w:r>
-        <w:t xml:space="preserve"> </w:t>
-      </w:r>
-      <w:r>
-        <w:t xml:space="preserve">“same.”</w:t>
-      </w:r>
-      <w:r>
-        <w:t xml:space="preserve"> </w:t>
-      </w:r>
-      <w:r>
-        <w:t xml:space="preserve">On Standard trials the same shift moves drift further toward the correct response. The accuracy pattern follows from this. The Hard-trial cost is the change that a capacity account would predict, but here it arises mainly from a change in the criterion rather than a loss of evidence quality. Accuracy alone cannot separate the two, because Hard trials were the trials on which the shift was most consequential.</w:t>
+        <w:t xml:space="preserve">). The data therefore leave room for a small capacity cost on the hardest discriminations, in addition to the criterion shift.</w:t>
       </w:r>
     </w:p>
     <w:p>
@@ -3844,19 +3882,40 @@
         <w:pStyle w:val="BodyText"/>
       </w:pPr>
       <w:r>
-        <w:t xml:space="preserve">The pattern is consistent with Chapter 1. Difficulty and effort did not interact in younger adults on any measure, which suggested that the two draw on separate resources at these effort levels. Chapter 2 reached the same conclusion from psychometric functions fitted to the same cohort’s responses: high effort lowered</w:t>
+        <w:t xml:space="preserve">The main effort effect was a shift common to all trials. In diffusion-model terms, this is a change in the drift criterion: the reference point against which evidence is evaluated as favoring one response or the other</w:t>
       </w:r>
       <w:r>
         <w:t xml:space="preserve"> </w:t>
       </w:r>
       <w:r>
-        <w:t xml:space="preserve">“different”</w:t>
+        <w:t xml:space="preserve">(Ratcliff &amp; McKoon, 2008)</w:t>
+      </w:r>
+      <w:r>
+        <w:t xml:space="preserve">. Because the upper boundary was</w:t>
       </w:r>
       <w:r>
         <w:t xml:space="preserve"> </w:t>
       </w:r>
       <w:r>
-        <w:t xml:space="preserve">responses on identical and different trials alike, without making the psychometric function shallower. In the present older sample, effort likewise did not reduce evidence quality. This chapter has no younger comparison group, though, so it cannot show that the criterion shift is specific to older adults. The two chapters also differ in tasks and analyses.</w:t>
+        <w:t xml:space="preserve">“different,”</w:t>
+      </w:r>
+      <w:r>
+        <w:t xml:space="preserve"> </w:t>
+      </w:r>
+      <w:r>
+        <w:t xml:space="preserve">the criterion shift lowers drift on trials with a different probe, so those trials more often end in</w:t>
+      </w:r>
+      <w:r>
+        <w:t xml:space="preserve"> </w:t>
+      </w:r>
+      <w:r>
+        <w:t xml:space="preserve">“same.”</w:t>
+      </w:r>
+      <w:r>
+        <w:t xml:space="preserve"> </w:t>
+      </w:r>
+      <w:r>
+        <w:t xml:space="preserve">On Standard trials the same shift moves drift further toward the correct response. The accuracy pattern follows from this. The Hard-trial cost is the change that a capacity account would predict, but here it arises mainly from a change in the criterion rather than a loss of evidence quality. Accuracy alone cannot separate the two, because Hard trials were the trials on which the shift was most consequential.</w:t>
       </w:r>
     </w:p>
     <w:p>
@@ -3864,7 +3923,27 @@
         <w:pStyle w:val="BodyText"/>
       </w:pPr>
       <w:r>
-        <w:t xml:space="preserve">The boundary results do not support either account of how effort changes caution. An adaptive-caution account predicts wider boundaries under high effort; a fatigue account predicts narrower ones. The estimated change was positive but practically negligible, and its interval included zero at the shortest RT cutoff. The data therefore show no meaningful change in caution under a 40% MVC grip. The starting point was also unchanged, so effort did not alter the prior preference for either response.</w:t>
+        <w:t xml:space="preserve">The pattern is consistent with Chapter 1. Difficulty and effort did not interact in younger adults on any measure, which suggested that the two draw on separate resources at these effort levels. Chapter 2 reached the same conclusion from psychometric functions fitted to the same cohort’s responses: high effort lowered</w:t>
+      </w:r>
+      <w:r>
+        <w:t xml:space="preserve"> </w:t>
+      </w:r>
+      <w:r>
+        <w:t xml:space="preserve">“different”</w:t>
+      </w:r>
+      <w:r>
+        <w:t xml:space="preserve"> </w:t>
+      </w:r>
+      <w:r>
+        <w:t xml:space="preserve">responses on identical and different trials alike, without making the psychometric function shallower. In the present older sample, effort likewise did not reduce evidence quality. This chapter has no younger comparison group, though, so it cannot show that the criterion shift is specific to older adults. The two chapters also differ in tasks and analyses.</w:t>
+      </w:r>
+    </w:p>
+    <w:p>
+      <w:pPr>
+        <w:pStyle w:val="BodyText"/>
+      </w:pPr>
+      <w:r>
+        <w:t xml:space="preserve">Within the policy account, wider boundaries under high effort would indicate that participants protected accuracy, and narrower boundaries that they ended effortful trials sooner. Neither occurred: the estimated change was positive but practically negligible, and its interval included zero at the shortest RT cutoff. The starting point was also unchanged, so effort did not alter the prior preference for either response. The results therefore fit the policy account, but through the drift criterion rather than through response caution or the starting point.</w:t>
       </w:r>
     </w:p>
     <w:bookmarkEnd w:id="48"/>
@@ -3891,7 +3970,7 @@
         <w:t xml:space="preserve">(Zénon et al., 2014)</w:t>
       </w:r>
       <w:r>
-        <w:t xml:space="preserve">; in the visual task the difference had the same sign but was not reliable. After the probe, the pupil rose less under high effort from its level before the probe, but pupil size after the probe, measured from before the squeeze, did not differ between effort levels. The smaller response under high effort therefore reflects the higher level from which the pupil rose, not a smaller pupil after the probe, which is why the choice of baseline matters for effort comparisons</w:t>
+        <w:t xml:space="preserve">; in the visual task the difference had the same sign but was not reliable. When both tasks were analyzed together with participant-specific effort effects (Chapter 2), the grip-period difference was not reliable, so the effect of effort on pupil size during the grip was weak. After the probe, the pupil rose less under high effort from its level before the probe, but pupil size after the probe, measured from before the squeeze, did not differ between effort levels. The smaller response under high effort therefore reflects the higher level from which the pupil rose, not a smaller pupil after the probe, which is why the choice of baseline matters for effort comparisons</w:t>
       </w:r>
       <w:r>
         <w:t xml:space="preserve"> </w:t>
@@ -3900,7 +3979,7 @@
         <w:t xml:space="preserve">(Mathôt, 2018)</w:t>
       </w:r>
       <w:r>
-        <w:t xml:space="preserve">. One interpretation of effort-related pupil changes comes from adaptive gain theory, which links pupil size to activity of the locus coeruleus–noradrenaline system</w:t>
+        <w:t xml:space="preserve">. The release of the grip, and the color change that cued it, also fall inside the TEPR window, and releasing a strong grip differs from releasing a light one. One interpretation of effort-related pupil changes comes from adaptive gain theory, which links pupil size to activity of the locus coeruleus–noradrenaline system</w:t>
       </w:r>
       <w:r>
         <w:t xml:space="preserve"> </w:t>
@@ -4065,7 +4144,7 @@
         <w:t xml:space="preserve"> </w:t>
       </w:r>
       <w:r>
-        <w:t xml:space="preserve">The pupil analyses used 51 of the 67 participants, selected on recording quality, and they are correlational at the level of trials. In that subsample, the effort effects on the drift criterion and boundary separation had the same sign as in the full sample. The TEPR window included post-decision processing, and because the pre-probe baseline began shortly after the standard, it included the onset of the pupil response to the standard, so the TEPR measures the response to the probe on top of a still-rising response to the standard. The grip-period measure combined effort-related dilation with trial-to-trial variation in the force produced. Entering the recorded trial-wise grip force as a covariate would separate the two.</w:t>
+        <w:t xml:space="preserve">The pupil analyses used 51 of the 67 participants, selected on recording quality, and they are correlational at the level of trials. In that subsample, the effort effects on the drift criterion and boundary separation had the same sign as in the full sample. The TEPR window included post-decision processing. In addition, the pre-probe baseline began shortly after the standard and so included the onset of the pupil response to it; the TEPR therefore measures the response to the probe on top of a still-rising response to the standard. The grip-period measure combined effort-related dilation with trial-to-trial variation in the force produced. Entering the recorded trial-wise grip force as a covariate would separate the two.</w:t>
       </w:r>
     </w:p>
     <w:p>
@@ -4179,7 +4258,7 @@
         <w:t xml:space="preserve"> </w:t>
       </w:r>
       <w:r>
-        <w:t xml:space="preserve">It did not reduce the overall quality of the evidence accumulated or change response caution in a meaningful way. Pupil responses during the decision were larger on trials with wider boundaries, but pupil size measured before the decision did not predict boundary separation.</w:t>
+        <w:t xml:space="preserve">It did not reduce the overall quality of the evidence accumulated or change response caution in a meaningful way. Pupil responses during the decision were larger on trials with wider boundaries, but pupil size measured before the decision did not predict boundary separation. Under physical load, older adults were therefore less likely to report a difference, a cost that falls on the small differences that are hardest to detect.</w:t>
       </w:r>
     </w:p>
     <w:bookmarkEnd w:id="52"/>
@@ -5960,7 +6039,7 @@
     <w:bookmarkEnd w:id="124"/>
     <w:bookmarkEnd w:id="125"/>
     <w:bookmarkEnd w:id="126"/>
-    <w:bookmarkStart w:id="189" w:name="supplementary-materials"/>
+    <w:bookmarkStart w:id="187" w:name="supplementary-materials"/>
     <w:p>
       <w:pPr>
         <w:pStyle w:val="Heading1"/>
@@ -5969,7 +6048,7 @@
         <w:t xml:space="preserve">Supplementary Materials</w:t>
       </w:r>
     </w:p>
-    <w:bookmarkStart w:id="147" w:name="model-estimation-and-fit"/>
+    <w:bookmarkStart w:id="148" w:name="model-estimation-and-fit"/>
     <w:p>
       <w:pPr>
         <w:pStyle w:val="Heading2"/>
@@ -5982,8 +6061,36 @@
       <w:pPr>
         <w:pStyle w:val="FirstParagraph"/>
       </w:pPr>
-      <w:r>
-        <w:t xml:space="preserve">Figure S1 shows how the behavioral and pupil samples were formed, and Table S1 gives trial counts by condition.</w:t>
+      <w:hyperlink w:anchor="suppfig-flow">
+        <w:r>
+          <w:rPr>
+            <w:rStyle w:val="Hyperlink"/>
+          </w:rPr>
+          <w:t xml:space="preserve">Figure S1</w:t>
+        </w:r>
+      </w:hyperlink>
+      <w:r>
+        <w:t xml:space="preserve"> </w:t>
+      </w:r>
+      <w:r>
+        <w:t xml:space="preserve">shows how the behavioral and pupil samples were formed, and</w:t>
+      </w:r>
+      <w:r>
+        <w:t xml:space="preserve"> </w:t>
+      </w:r>
+      <w:hyperlink w:anchor="supptbl-trial-counts">
+        <w:r>
+          <w:rPr>
+            <w:rStyle w:val="Hyperlink"/>
+          </w:rPr>
+          <w:t xml:space="preserve">Table S1</w:t>
+        </w:r>
+      </w:hyperlink>
+      <w:r>
+        <w:t xml:space="preserve"> </w:t>
+      </w:r>
+      <w:r>
+        <w:t xml:space="preserve">gives trial counts by condition.</w:t>
       </w:r>
     </w:p>
     <w:tbl>
@@ -7168,7 +7275,21 @@
         <w:pStyle w:val="BodyText"/>
       </w:pPr>
       <w:r>
-        <w:t xml:space="preserve">Prior distributions are listed in Table S2.</w:t>
+        <w:t xml:space="preserve">Prior distributions are listed in</w:t>
+      </w:r>
+      <w:r>
+        <w:t xml:space="preserve"> </w:t>
+      </w:r>
+      <w:hyperlink w:anchor="supptbl-priors">
+        <w:r>
+          <w:rPr>
+            <w:rStyle w:val="Hyperlink"/>
+          </w:rPr>
+          <w:t xml:space="preserve">Table S2</w:t>
+        </w:r>
+      </w:hyperlink>
+      <w:r>
+        <w:t xml:space="preserve">.</w:t>
       </w:r>
     </w:p>
     <w:tbl>
@@ -7568,8 +7689,104 @@
       <w:pPr>
         <w:pStyle w:val="BodyText"/>
       </w:pPr>
-      <w:r>
-        <w:t xml:space="preserve">Table S3 compares the nested behavioral models, and Table S5 lists convergence diagnostics for every model reported in the chapter. Tables S6 and S7 give the primary model’s population-level estimates and its condition-level parameters.</w:t>
+      <w:hyperlink w:anchor="supptbl-model-comparison">
+        <w:r>
+          <w:rPr>
+            <w:rStyle w:val="Hyperlink"/>
+          </w:rPr>
+          <w:t xml:space="preserve">Table S3</w:t>
+        </w:r>
+      </w:hyperlink>
+      <w:r>
+        <w:t xml:space="preserve"> </w:t>
+      </w:r>
+      <w:r>
+        <w:t xml:space="preserve">compares the nested behavioral models,</w:t>
+      </w:r>
+      <w:r>
+        <w:t xml:space="preserve"> </w:t>
+      </w:r>
+      <w:hyperlink w:anchor="supptbl-m2-interactions">
+        <w:r>
+          <w:rPr>
+            <w:rStyle w:val="Hyperlink"/>
+          </w:rPr>
+          <w:t xml:space="preserve">Table S4</w:t>
+        </w:r>
+      </w:hyperlink>
+      <w:r>
+        <w:t xml:space="preserve"> </w:t>
+      </w:r>
+      <w:r>
+        <w:t xml:space="preserve">gives the difficulty × effort terms of M2,</w:t>
+      </w:r>
+      <w:r>
+        <w:t xml:space="preserve"> </w:t>
+      </w:r>
+      <w:hyperlink w:anchor="supptbl-formulas">
+        <w:r>
+          <w:rPr>
+            <w:rStyle w:val="Hyperlink"/>
+          </w:rPr>
+          <w:t xml:space="preserve">Table S5</w:t>
+        </w:r>
+      </w:hyperlink>
+      <w:r>
+        <w:t xml:space="preserve"> </w:t>
+      </w:r>
+      <w:r>
+        <w:t xml:space="preserve">lists every model formula, and</w:t>
+      </w:r>
+      <w:r>
+        <w:t xml:space="preserve"> </w:t>
+      </w:r>
+      <w:hyperlink w:anchor="supptbl-convergence">
+        <w:r>
+          <w:rPr>
+            <w:rStyle w:val="Hyperlink"/>
+          </w:rPr>
+          <w:t xml:space="preserve">Table S6</w:t>
+        </w:r>
+      </w:hyperlink>
+      <w:r>
+        <w:t xml:space="preserve"> </w:t>
+      </w:r>
+      <w:r>
+        <w:t xml:space="preserve">lists convergence diagnostics for every model reported in the chapter.</w:t>
+      </w:r>
+      <w:r>
+        <w:t xml:space="preserve"> </w:t>
+      </w:r>
+      <w:hyperlink w:anchor="supptbl-fixef-m4">
+        <w:r>
+          <w:rPr>
+            <w:rStyle w:val="Hyperlink"/>
+          </w:rPr>
+          <w:t xml:space="preserve">Table S7</w:t>
+        </w:r>
+      </w:hyperlink>
+      <w:r>
+        <w:t xml:space="preserve"> </w:t>
+      </w:r>
+      <w:r>
+        <w:t xml:space="preserve">and</w:t>
+      </w:r>
+      <w:r>
+        <w:t xml:space="preserve"> </w:t>
+      </w:r>
+      <w:hyperlink w:anchor="supptbl-condition-cells">
+        <w:r>
+          <w:rPr>
+            <w:rStyle w:val="Hyperlink"/>
+          </w:rPr>
+          <w:t xml:space="preserve">Table S8</w:t>
+        </w:r>
+      </w:hyperlink>
+      <w:r>
+        <w:t xml:space="preserve"> </w:t>
+      </w:r>
+      <w:r>
+        <w:t xml:space="preserve">give the primary model’s population-level estimates and its condition-level parameters.</w:t>
       </w:r>
     </w:p>
     <w:tbl>
@@ -7596,7 +7813,21 @@
               <w:pStyle w:val="ImageCaption"/>
             </w:pPr>
             <w:r>
-              <w:t xml:space="preserve">Table S3: Model comparison (PSIS-LOO). ΔELPD is relative to the primary model (M4); negative values indicate lower expected predictive accuracy. Model formulas are given in Section S6.</w:t>
+              <w:t xml:space="preserve">Table S3: Model comparison (PSIS-LOO). ΔELPD is relative to the primary model (M4); negative values indicate lower expected predictive accuracy. Model formulas are given in</w:t>
+            </w:r>
+            <w:r>
+              <w:t xml:space="preserve"> </w:t>
+            </w:r>
+            <w:hyperlink w:anchor="supptbl-formulas">
+              <w:r>
+                <w:rPr>
+                  <w:rStyle w:val="Hyperlink"/>
+                </w:rPr>
+                <w:t xml:space="preserve">Table S5</w:t>
+              </w:r>
+            </w:hyperlink>
+            <w:r>
+              <w:t xml:space="preserve">.</w:t>
             </w:r>
           </w:p>
           <w:tbl>
@@ -8873,7 +9104,7 @@
       <w:tr>
         <w:tc>
           <w:tcPr/>
-          <w:bookmarkStart w:id="135" w:name="supptbl-convergence"/>
+          <w:bookmarkStart w:id="135" w:name="supptbl-formulas"/>
           <w:p>
             <w:pPr>
               <w:jc w:val="center"/>
@@ -8884,7 +9115,771 @@
               <w:pStyle w:val="ImageCaption"/>
             </w:pPr>
             <w:r>
-              <w:t xml:space="preserve">Table S5: Convergence diagnostics for all reported models</w:t>
+              <w:t xml:space="preserve">Table S5: brms formulas for each model</w:t>
+            </w:r>
+          </w:p>
+          <w:tbl>
+            <w:tblPr>
+              <w:tblStyle w:val="Table"/>
+              <w:tblW w:type="auto" w:w="0"/>
+              <w:tblLook w:firstRow="1" w:lastRow="0" w:firstColumn="0" w:lastColumn="0" w:noHBand="0" w:noVBand="0" w:val="0020"/>
+            </w:tblPr>
+            <w:tblGrid>
+              <w:gridCol w:w="3960"/>
+              <w:gridCol w:w="3960"/>
+            </w:tblGrid>
+            <w:tr>
+              <w:trPr>
+                <w:tblHeader w:val="on"/>
+              </w:trPr>
+              <w:tc>
+                <w:tcPr/>
+                <w:p>
+                  <w:pPr>
+                    <w:pStyle w:val="Compact"/>
+                    <w:jc w:val="left"/>
+                    <w:jc w:val="center"/>
+                  </w:pPr>
+                  <w:r>
+                    <w:t xml:space="preserve">Model</w:t>
+                  </w:r>
+                </w:p>
+              </w:tc>
+              <w:tc>
+                <w:tcPr/>
+                <w:p>
+                  <w:pPr>
+                    <w:pStyle w:val="Compact"/>
+                    <w:jc w:val="left"/>
+                    <w:jc w:val="center"/>
+                  </w:pPr>
+                  <w:r>
+                    <w:t xml:space="preserve">Formula</w:t>
+                  </w:r>
+                </w:p>
+              </w:tc>
+            </w:tr>
+            <w:tr>
+              <w:tc>
+                <w:tcPr/>
+                <w:p>
+                  <w:pPr>
+                    <w:pStyle w:val="Compact"/>
+                    <w:jc w:val="left"/>
+                    <w:jc w:val="center"/>
+                  </w:pPr>
+                  <w:r>
+                    <w:t xml:space="preserve">M0</w:t>
+                  </w:r>
+                </w:p>
+              </w:tc>
+              <w:tc>
+                <w:tcPr/>
+                <w:p>
+                  <w:pPr>
+                    <w:pStyle w:val="Compact"/>
+                    <w:jc w:val="left"/>
+                    <w:jc w:val="center"/>
+                  </w:pPr>
+                  <w:r>
+                    <w:rPr>
+                      <w:rStyle w:val="VerbatimChar"/>
+                    </w:rPr>
+                    <w:t xml:space="preserve">rt | dec(choice_binary) ~ difficulty_3 + (1 | subject_id); bs ~ difficulty_3 + (1 | subject_id); ndt ~ 1; bias ~ task + effort_condition + (1 | subject_id)</w:t>
+                  </w:r>
+                </w:p>
+              </w:tc>
+            </w:tr>
+            <w:tr>
+              <w:tc>
+                <w:tcPr/>
+                <w:p>
+                  <w:pPr>
+                    <w:pStyle w:val="Compact"/>
+                    <w:jc w:val="left"/>
+                    <w:jc w:val="center"/>
+                  </w:pPr>
+                  <w:r>
+                    <w:t xml:space="preserve">M1</w:t>
+                  </w:r>
+                </w:p>
+              </w:tc>
+              <w:tc>
+                <w:tcPr/>
+                <w:p>
+                  <w:pPr>
+                    <w:pStyle w:val="Compact"/>
+                    <w:jc w:val="left"/>
+                    <w:jc w:val="center"/>
+                  </w:pPr>
+                  <w:r>
+                    <w:rPr>
+                      <w:rStyle w:val="VerbatimChar"/>
+                    </w:rPr>
+                    <w:t xml:space="preserve">rt | dec(choice_binary) ~ difficulty_3 + effort_condition + (1 | subject_id); bs ~ difficulty_3 + effort_condition + (1 | subject_id); ndt ~ 1; bias ~ task + effort_condition + (1 | subject_id)</w:t>
+                  </w:r>
+                </w:p>
+              </w:tc>
+            </w:tr>
+            <w:tr>
+              <w:tc>
+                <w:tcPr/>
+                <w:p>
+                  <w:pPr>
+                    <w:pStyle w:val="Compact"/>
+                    <w:jc w:val="left"/>
+                    <w:jc w:val="center"/>
+                  </w:pPr>
+                  <w:r>
+                    <w:t xml:space="preserve">M2</w:t>
+                  </w:r>
+                </w:p>
+              </w:tc>
+              <w:tc>
+                <w:tcPr/>
+                <w:p>
+                  <w:pPr>
+                    <w:pStyle w:val="Compact"/>
+                    <w:jc w:val="left"/>
+                    <w:jc w:val="center"/>
+                  </w:pPr>
+                  <w:r>
+                    <w:rPr>
+                      <w:rStyle w:val="VerbatimChar"/>
+                    </w:rPr>
+                    <w:t xml:space="preserve">rt | dec(choice_binary) ~ difficulty_3 * effort_condition + (1 | subject_id); bs ~ difficulty_3 * effort_condition + (1 | subject_id); ndt ~ 1; bias ~ task + effort_condition + (1 | subject_id)</w:t>
+                  </w:r>
+                </w:p>
+              </w:tc>
+            </w:tr>
+            <w:tr>
+              <w:tc>
+                <w:tcPr/>
+                <w:p>
+                  <w:pPr>
+                    <w:pStyle w:val="Compact"/>
+                    <w:jc w:val="left"/>
+                    <w:jc w:val="center"/>
+                  </w:pPr>
+                  <w:r>
+                    <w:t xml:space="preserve">M3</w:t>
+                  </w:r>
+                </w:p>
+              </w:tc>
+              <w:tc>
+                <w:tcPr/>
+                <w:p>
+                  <w:pPr>
+                    <w:pStyle w:val="Compact"/>
+                    <w:jc w:val="left"/>
+                    <w:jc w:val="center"/>
+                  </w:pPr>
+                  <w:r>
+                    <w:rPr>
+                      <w:rStyle w:val="VerbatimChar"/>
+                    </w:rPr>
+                    <w:t xml:space="preserve">rt | dec(choice_binary) ~ difficulty_3 + effort_condition + effort_x_stim + (1 | subject_id); bs ~ difficulty_3 + effort_condition + (1 | subject_id); ndt ~ 1; bias ~ task + effort_condition + (1 | subject_id)</w:t>
+                  </w:r>
+                </w:p>
+              </w:tc>
+            </w:tr>
+            <w:tr>
+              <w:tc>
+                <w:tcPr/>
+                <w:p>
+                  <w:pPr>
+                    <w:pStyle w:val="Compact"/>
+                    <w:jc w:val="left"/>
+                    <w:jc w:val="center"/>
+                  </w:pPr>
+                  <w:r>
+                    <w:t xml:space="preserve">M4</w:t>
+                  </w:r>
+                </w:p>
+              </w:tc>
+              <w:tc>
+                <w:tcPr/>
+                <w:p>
+                  <w:pPr>
+                    <w:pStyle w:val="Compact"/>
+                    <w:jc w:val="left"/>
+                    <w:jc w:val="center"/>
+                  </w:pPr>
+                  <w:r>
+                    <w:rPr>
+                      <w:rStyle w:val="VerbatimChar"/>
+                    </w:rPr>
+                    <w:t xml:space="preserve">rt | dec(choice_binary) ~ difficulty_3 * task + effort_condition + effort_x_stim + (1 | subject_id); bs ~ difficulty_3 + task + effort_condition + (1 | subject_id); ndt ~ 1; bias ~ task + effort_condition + (1 | subject_id)</w:t>
+                  </w:r>
+                </w:p>
+              </w:tc>
+            </w:tr>
+            <w:tr>
+              <w:tc>
+                <w:tcPr/>
+                <w:p>
+                  <w:pPr>
+                    <w:pStyle w:val="Compact"/>
+                    <w:jc w:val="left"/>
+                    <w:jc w:val="center"/>
+                  </w:pPr>
+                  <w:r>
+                    <w:t xml:space="preserve">M4b</w:t>
+                  </w:r>
+                </w:p>
+              </w:tc>
+              <w:tc>
+                <w:tcPr/>
+                <w:p>
+                  <w:pPr>
+                    <w:pStyle w:val="Compact"/>
+                    <w:jc w:val="left"/>
+                    <w:jc w:val="center"/>
+                  </w:pPr>
+                  <w:r>
+                    <w:rPr>
+                      <w:rStyle w:val="VerbatimChar"/>
+                    </w:rPr>
+                    <w:t xml:space="preserve">rt | dec(choice_binary) ~ difficulty_3 * task + effort_condition + effort_x_stim + effort_condition:task + effort_x_stim:task + (1 | subject_id); bs ~ difficulty_3 + task + effort_condition + (1 | subject_id); ndt ~ 1; bias ~ task + effort_condition + (1 | subject_id)</w:t>
+                  </w:r>
+                </w:p>
+              </w:tc>
+            </w:tr>
+            <w:tr>
+              <w:tc>
+                <w:tcPr/>
+                <w:p>
+                  <w:pPr>
+                    <w:pStyle w:val="Compact"/>
+                    <w:jc w:val="left"/>
+                    <w:jc w:val="center"/>
+                  </w:pPr>
+                  <w:r>
+                    <w:t xml:space="preserve">M4r</w:t>
+                  </w:r>
+                </w:p>
+              </w:tc>
+              <w:tc>
+                <w:tcPr/>
+                <w:p>
+                  <w:pPr>
+                    <w:pStyle w:val="Compact"/>
+                    <w:jc w:val="left"/>
+                    <w:jc w:val="center"/>
+                  </w:pPr>
+                  <w:r>
+                    <w:rPr>
+                      <w:rStyle w:val="VerbatimChar"/>
+                    </w:rPr>
+                    <w:t xml:space="preserve">rt | dec(choice_binary) ~ difficulty_3 * task + effort_condition + effort_x_stim + (1 + effort_condition | subject_id); bs ~ difficulty_3 + task + effort_condition + (1 + effort_condition | subject_id); ndt ~ 1; bias ~ task + effort_condition + (1 | subject_id)</w:t>
+                  </w:r>
+                </w:p>
+              </w:tc>
+            </w:tr>
+            <w:tr>
+              <w:tc>
+                <w:tcPr/>
+                <w:p>
+                  <w:pPr>
+                    <w:pStyle w:val="Compact"/>
+                    <w:jc w:val="left"/>
+                    <w:jc w:val="center"/>
+                  </w:pPr>
+                  <w:r>
+                    <w:t xml:space="preserve">P0</w:t>
+                  </w:r>
+                </w:p>
+              </w:tc>
+              <w:tc>
+                <w:tcPr/>
+                <w:p>
+                  <w:pPr>
+                    <w:pStyle w:val="Compact"/>
+                    <w:jc w:val="left"/>
+                    <w:jc w:val="center"/>
+                  </w:pPr>
+                  <w:r>
+                    <w:rPr>
+                      <w:rStyle w:val="VerbatimChar"/>
+                    </w:rPr>
+                    <w:t xml:space="preserve">rt | dec(choice_binary) ~ difficulty_3 * task + effort_condition + effort_x_stim + (1 | subject_id); bs ~ difficulty_3 + task + effort_condition + (1 | subject_id); ndt ~ 1; bias ~ task + effort_condition + (1 | subject_id)</w:t>
+                  </w:r>
+                </w:p>
+              </w:tc>
+            </w:tr>
+            <w:tr>
+              <w:tc>
+                <w:tcPr/>
+                <w:p>
+                  <w:pPr>
+                    <w:pStyle w:val="Compact"/>
+                    <w:jc w:val="left"/>
+                    <w:jc w:val="center"/>
+                  </w:pPr>
+                  <w:r>
+                    <w:t xml:space="preserve">P1</w:t>
+                  </w:r>
+                </w:p>
+              </w:tc>
+              <w:tc>
+                <w:tcPr/>
+                <w:p>
+                  <w:pPr>
+                    <w:pStyle w:val="Compact"/>
+                    <w:jc w:val="left"/>
+                    <w:jc w:val="center"/>
+                  </w:pPr>
+                  <w:r>
+                    <w:rPr>
+                      <w:rStyle w:val="VerbatimChar"/>
+                    </w:rPr>
+                    <w:t xml:space="preserve">rt | dec(choice_binary) ~ difficulty_3 * task + effort_condition + effort_x_stim + (1 | subject_id); bs ~ difficulty_3 + task + effort_condition + (1 | subject_id); ndt ~ 1; bias ~ task + effort_condition + tepr_c + (1 | subject_id)</w:t>
+                  </w:r>
+                </w:p>
+              </w:tc>
+            </w:tr>
+            <w:tr>
+              <w:tc>
+                <w:tcPr/>
+                <w:p>
+                  <w:pPr>
+                    <w:pStyle w:val="Compact"/>
+                    <w:jc w:val="left"/>
+                    <w:jc w:val="center"/>
+                  </w:pPr>
+                  <w:r>
+                    <w:t xml:space="preserve">P2</w:t>
+                  </w:r>
+                </w:p>
+              </w:tc>
+              <w:tc>
+                <w:tcPr/>
+                <w:p>
+                  <w:pPr>
+                    <w:pStyle w:val="Compact"/>
+                    <w:jc w:val="left"/>
+                    <w:jc w:val="center"/>
+                  </w:pPr>
+                  <w:r>
+                    <w:rPr>
+                      <w:rStyle w:val="VerbatimChar"/>
+                    </w:rPr>
+                    <w:t xml:space="preserve">rt | dec(choice_binary) ~ difficulty_3 * task + effort_condition + effort_x_stim + tepr_c + tepr_c:stim_sign + (1 | subject_id); bs ~ difficulty_3 + task + effort_condition + (1 | subject_id); ndt ~ 1; bias ~ task + effort_condition + (1 | subject_id)</w:t>
+                  </w:r>
+                </w:p>
+              </w:tc>
+            </w:tr>
+            <w:tr>
+              <w:tc>
+                <w:tcPr/>
+                <w:p>
+                  <w:pPr>
+                    <w:pStyle w:val="Compact"/>
+                    <w:jc w:val="left"/>
+                    <w:jc w:val="center"/>
+                  </w:pPr>
+                  <w:r>
+                    <w:t xml:space="preserve">P3</w:t>
+                  </w:r>
+                </w:p>
+              </w:tc>
+              <w:tc>
+                <w:tcPr/>
+                <w:p>
+                  <w:pPr>
+                    <w:pStyle w:val="Compact"/>
+                    <w:jc w:val="left"/>
+                    <w:jc w:val="center"/>
+                  </w:pPr>
+                  <w:r>
+                    <w:rPr>
+                      <w:rStyle w:val="VerbatimChar"/>
+                    </w:rPr>
+                    <w:t xml:space="preserve">rt | dec(choice_binary) ~ difficulty_3 * task + effort_condition + effort_x_stim + (1 | subject_id); bs ~ difficulty_3 + task + effort_condition + tepr_c + (1 | subject_id); ndt ~ 1; bias ~ task + effort_condition + (1 | subject_id)</w:t>
+                  </w:r>
+                </w:p>
+              </w:tc>
+            </w:tr>
+            <w:tr>
+              <w:tc>
+                <w:tcPr/>
+                <w:p>
+                  <w:pPr>
+                    <w:pStyle w:val="Compact"/>
+                    <w:jc w:val="left"/>
+                    <w:jc w:val="center"/>
+                  </w:pPr>
+                  <w:r>
+                    <w:t xml:space="preserve">P3 without slowest trials</w:t>
+                  </w:r>
+                </w:p>
+              </w:tc>
+              <w:tc>
+                <w:tcPr/>
+                <w:p>
+                  <w:pPr>
+                    <w:pStyle w:val="Compact"/>
+                    <w:jc w:val="left"/>
+                    <w:jc w:val="center"/>
+                  </w:pPr>
+                  <w:r>
+                    <w:rPr>
+                      <w:rStyle w:val="VerbatimChar"/>
+                    </w:rPr>
+                    <w:t xml:space="preserve">rt | dec(choice_binary) ~ difficulty_3 * task + effort_condition + effort_x_stim + (1 | subject_id); bs ~ difficulty_3 + task + effort_condition + tepr_c + (1 | subject_id); ndt ~ 1; bias ~ task + effort_condition + (1 | subject_id)</w:t>
+                  </w:r>
+                </w:p>
+              </w:tc>
+            </w:tr>
+            <w:tr>
+              <w:tc>
+                <w:tcPr/>
+                <w:p>
+                  <w:pPr>
+                    <w:pStyle w:val="Compact"/>
+                    <w:jc w:val="left"/>
+                    <w:jc w:val="center"/>
+                  </w:pPr>
+                  <w:r>
+                    <w:t xml:space="preserve">P4</w:t>
+                  </w:r>
+                </w:p>
+              </w:tc>
+              <w:tc>
+                <w:tcPr/>
+                <w:p>
+                  <w:pPr>
+                    <w:pStyle w:val="Compact"/>
+                    <w:jc w:val="left"/>
+                    <w:jc w:val="center"/>
+                  </w:pPr>
+                  <w:r>
+                    <w:rPr>
+                      <w:rStyle w:val="VerbatimChar"/>
+                    </w:rPr>
+                    <w:t xml:space="preserve">rt | dec(choice_binary) ~ difficulty_3 * task + effort_condition + effort_x_stim + (1 | subject_id); bs ~ difficulty_3 + task + effort_condition + (1 | subject_id); ndt ~ 1; bias ~ task + effort_condition + base_c + (1 | subject_id)</w:t>
+                  </w:r>
+                </w:p>
+              </w:tc>
+            </w:tr>
+            <w:tr>
+              <w:tc>
+                <w:tcPr/>
+                <w:p>
+                  <w:pPr>
+                    <w:pStyle w:val="Compact"/>
+                    <w:jc w:val="left"/>
+                    <w:jc w:val="center"/>
+                  </w:pPr>
+                  <w:r>
+                    <w:t xml:space="preserve">P5</w:t>
+                  </w:r>
+                </w:p>
+              </w:tc>
+              <w:tc>
+                <w:tcPr/>
+                <w:p>
+                  <w:pPr>
+                    <w:pStyle w:val="Compact"/>
+                    <w:jc w:val="left"/>
+                    <w:jc w:val="center"/>
+                  </w:pPr>
+                  <w:r>
+                    <w:rPr>
+                      <w:rStyle w:val="VerbatimChar"/>
+                    </w:rPr>
+                    <w:t xml:space="preserve">rt | dec(choice_binary) ~ difficulty_3 * task + effort_condition + effort_x_stim + (1 | subject_id); bs ~ difficulty_3 + task + effort_condition + base_c + (1 | subject_id); ndt ~ 1; bias ~ task + effort_condition + (1 | subject_id)</w:t>
+                  </w:r>
+                </w:p>
+              </w:tc>
+            </w:tr>
+            <w:tr>
+              <w:tc>
+                <w:tcPr/>
+                <w:p>
+                  <w:pPr>
+                    <w:pStyle w:val="Compact"/>
+                    <w:jc w:val="left"/>
+                    <w:jc w:val="center"/>
+                  </w:pPr>
+                  <w:r>
+                    <w:t xml:space="preserve">P6</w:t>
+                  </w:r>
+                </w:p>
+              </w:tc>
+              <w:tc>
+                <w:tcPr/>
+                <w:p>
+                  <w:pPr>
+                    <w:pStyle w:val="Compact"/>
+                    <w:jc w:val="left"/>
+                    <w:jc w:val="center"/>
+                  </w:pPr>
+                  <w:r>
+                    <w:rPr>
+                      <w:rStyle w:val="VerbatimChar"/>
+                    </w:rPr>
+                    <w:t xml:space="preserve">rt | dec(choice_binary) ~ difficulty_3 * task + effort_condition + effort_x_stim + (1 | subject_id); bs ~ difficulty_3 + task + effort_condition + lag_tepr_c + (1 | subject_id); ndt ~ 1; bias ~ task + effort_condition + (1 | subject_id)</w:t>
+                  </w:r>
+                </w:p>
+              </w:tc>
+            </w:tr>
+            <w:tr>
+              <w:tc>
+                <w:tcPr/>
+                <w:p>
+                  <w:pPr>
+                    <w:pStyle w:val="Compact"/>
+                    <w:jc w:val="left"/>
+                    <w:jc w:val="center"/>
+                  </w:pPr>
+                  <w:r>
+                    <w:t xml:space="preserve">P7</w:t>
+                  </w:r>
+                </w:p>
+              </w:tc>
+              <w:tc>
+                <w:tcPr/>
+                <w:p>
+                  <w:pPr>
+                    <w:pStyle w:val="Compact"/>
+                    <w:jc w:val="left"/>
+                    <w:jc w:val="center"/>
+                  </w:pPr>
+                  <w:r>
+                    <w:rPr>
+                      <w:rStyle w:val="VerbatimChar"/>
+                    </w:rPr>
+                    <w:t xml:space="preserve">rt | dec(choice_binary) ~ difficulty_3 * task + effort_condition + effort_x_stim + (1 | subject_id); bs ~ difficulty_3 + task + effort_condition + prechoice_c + (1 | subject_id); ndt ~ 1; bias ~ task + effort_condition + (1 | subject_id)</w:t>
+                  </w:r>
+                </w:p>
+              </w:tc>
+            </w:tr>
+            <w:tr>
+              <w:tc>
+                <w:tcPr/>
+                <w:p>
+                  <w:pPr>
+                    <w:pStyle w:val="Compact"/>
+                    <w:jc w:val="left"/>
+                    <w:jc w:val="center"/>
+                  </w:pPr>
+                  <w:r>
+                    <w:t xml:space="preserve">P8</w:t>
+                  </w:r>
+                </w:p>
+              </w:tc>
+              <w:tc>
+                <w:tcPr/>
+                <w:p>
+                  <w:pPr>
+                    <w:pStyle w:val="Compact"/>
+                    <w:jc w:val="left"/>
+                    <w:jc w:val="center"/>
+                  </w:pPr>
+                  <w:r>
+                    <w:rPr>
+                      <w:rStyle w:val="VerbatimChar"/>
+                    </w:rPr>
+                    <w:t xml:space="preserve">rt | dec(choice_binary) ~ difficulty_3 * task + effort_condition + effort_x_stim + (1 | subject_id); bs ~ difficulty_3 + task + effort_condition + grip_c + (1 | subject_id); ndt ~ 1; bias ~ task + effort_condition + (1 | subject_id)</w:t>
+                  </w:r>
+                </w:p>
+              </w:tc>
+            </w:tr>
+            <w:tr>
+              <w:tc>
+                <w:tcPr/>
+                <w:p>
+                  <w:pPr>
+                    <w:pStyle w:val="Compact"/>
+                    <w:jc w:val="left"/>
+                    <w:jc w:val="center"/>
+                  </w:pPr>
+                  <w:r>
+                    <w:t xml:space="preserve">Baseline for P4–P5</w:t>
+                  </w:r>
+                </w:p>
+              </w:tc>
+              <w:tc>
+                <w:tcPr/>
+                <w:p>
+                  <w:pPr>
+                    <w:pStyle w:val="Compact"/>
+                    <w:jc w:val="left"/>
+                    <w:jc w:val="center"/>
+                  </w:pPr>
+                  <w:r>
+                    <w:rPr>
+                      <w:rStyle w:val="VerbatimChar"/>
+                    </w:rPr>
+                    <w:t xml:space="preserve">rt | dec(choice_binary) ~ difficulty_3 * task + effort_condition + effort_x_stim + (1 | subject_id); bs ~ difficulty_3 + task + effort_condition + (1 | subject_id); ndt ~ 1; bias ~ task + effort_condition + (1 | subject_id)</w:t>
+                  </w:r>
+                </w:p>
+              </w:tc>
+            </w:tr>
+            <w:tr>
+              <w:tc>
+                <w:tcPr/>
+                <w:p>
+                  <w:pPr>
+                    <w:pStyle w:val="Compact"/>
+                    <w:jc w:val="left"/>
+                    <w:jc w:val="center"/>
+                  </w:pPr>
+                  <w:r>
+                    <w:t xml:space="preserve">Baseline for P6</w:t>
+                  </w:r>
+                </w:p>
+              </w:tc>
+              <w:tc>
+                <w:tcPr/>
+                <w:p>
+                  <w:pPr>
+                    <w:pStyle w:val="Compact"/>
+                    <w:jc w:val="left"/>
+                    <w:jc w:val="center"/>
+                  </w:pPr>
+                  <w:r>
+                    <w:rPr>
+                      <w:rStyle w:val="VerbatimChar"/>
+                    </w:rPr>
+                    <w:t xml:space="preserve">rt | dec(choice_binary) ~ difficulty_3 * task + effort_condition + effort_x_stim + (1 | subject_id); bs ~ difficulty_3 + task + effort_condition + (1 | subject_id); ndt ~ 1; bias ~ task + effort_condition + (1 | subject_id)</w:t>
+                  </w:r>
+                </w:p>
+              </w:tc>
+            </w:tr>
+            <w:tr>
+              <w:tc>
+                <w:tcPr/>
+                <w:p>
+                  <w:pPr>
+                    <w:pStyle w:val="Compact"/>
+                    <w:jc w:val="left"/>
+                    <w:jc w:val="center"/>
+                  </w:pPr>
+                  <w:r>
+                    <w:t xml:space="preserve">Baseline for P7</w:t>
+                  </w:r>
+                </w:p>
+              </w:tc>
+              <w:tc>
+                <w:tcPr/>
+                <w:p>
+                  <w:pPr>
+                    <w:pStyle w:val="Compact"/>
+                    <w:jc w:val="left"/>
+                    <w:jc w:val="center"/>
+                  </w:pPr>
+                  <w:r>
+                    <w:rPr>
+                      <w:rStyle w:val="VerbatimChar"/>
+                    </w:rPr>
+                    <w:t xml:space="preserve">rt | dec(choice_binary) ~ difficulty_3 * task + effort_condition + effort_x_stim + (1 | subject_id); bs ~ difficulty_3 + task + effort_condition + (1 | subject_id); ndt ~ 1; bias ~ task + effort_condition + (1 | subject_id)</w:t>
+                  </w:r>
+                </w:p>
+              </w:tc>
+            </w:tr>
+            <w:tr>
+              <w:tc>
+                <w:tcPr/>
+                <w:p>
+                  <w:pPr>
+                    <w:pStyle w:val="Compact"/>
+                    <w:jc w:val="left"/>
+                    <w:jc w:val="center"/>
+                  </w:pPr>
+                  <w:r>
+                    <w:t xml:space="preserve">Baseline for P8</w:t>
+                  </w:r>
+                </w:p>
+              </w:tc>
+              <w:tc>
+                <w:tcPr/>
+                <w:p>
+                  <w:pPr>
+                    <w:pStyle w:val="Compact"/>
+                    <w:jc w:val="left"/>
+                    <w:jc w:val="center"/>
+                  </w:pPr>
+                  <w:r>
+                    <w:rPr>
+                      <w:rStyle w:val="VerbatimChar"/>
+                    </w:rPr>
+                    <w:t xml:space="preserve">rt | dec(choice_binary) ~ difficulty_3 * task + effort_condition + effort_x_stim + (1 | subject_id); bs ~ difficulty_3 + task + effort_condition + (1 | subject_id); ndt ~ 1; bias ~ task + effort_condition + (1 | subject_id)</w:t>
+                  </w:r>
+                </w:p>
+              </w:tc>
+            </w:tr>
+            <w:tr>
+              <w:tc>
+                <w:tcPr/>
+                <w:p>
+                  <w:pPr>
+                    <w:pStyle w:val="Compact"/>
+                    <w:jc w:val="left"/>
+                    <w:jc w:val="center"/>
+                  </w:pPr>
+                  <w:r>
+                    <w:t xml:space="preserve">Baseline for P3 without slowest trials</w:t>
+                  </w:r>
+                </w:p>
+              </w:tc>
+              <w:tc>
+                <w:tcPr/>
+                <w:p>
+                  <w:pPr>
+                    <w:pStyle w:val="Compact"/>
+                    <w:jc w:val="left"/>
+                    <w:jc w:val="center"/>
+                  </w:pPr>
+                  <w:r>
+                    <w:rPr>
+                      <w:rStyle w:val="VerbatimChar"/>
+                    </w:rPr>
+                    <w:t xml:space="preserve">rt | dec(choice_binary) ~ difficulty_3 * task + effort_condition + effort_x_stim + (1 | subject_id); bs ~ difficulty_3 + task + effort_condition + (1 | subject_id); ndt ~ 1; bias ~ task + effort_condition + (1 | subject_id)</w:t>
+                  </w:r>
+                </w:p>
+              </w:tc>
+            </w:tr>
+          </w:tbl>
+          <w:bookmarkEnd w:id="135"/>
+          <w:p/>
+        </w:tc>
+      </w:tr>
+    </w:tbl>
+    <w:p>
+      <w:pPr>
+        <w:pStyle w:val="BodyText"/>
+      </w:pPr>
+      <w:r>
+        <w:t xml:space="preserve"> </w:t>
+      </w:r>
+    </w:p>
+    <w:tbl>
+      <w:tblPr>
+        <w:tblStyle w:val="Table"/>
+        <w:tblW w:type="pct" w:w="5000"/>
+        <w:tblLayout w:type="fixed"/>
+        <w:tblLook w:firstRow="0" w:lastRow="0" w:firstColumn="0" w:lastColumn="0" w:noHBand="0" w:noVBand="0" w:val="0000"/>
+      </w:tblPr>
+      <w:tblGrid>
+        <w:gridCol w:w="7920"/>
+      </w:tblGrid>
+      <w:tr>
+        <w:tc>
+          <w:tcPr/>
+          <w:bookmarkStart w:id="136" w:name="supptbl-convergence"/>
+          <w:p>
+            <w:pPr>
+              <w:jc w:val="center"/>
+            </w:pPr>
+            <w:pPr>
+              <w:jc w:val="left"/>
+              <w:spacing w:before="200"/>
+              <w:pStyle w:val="ImageCaption"/>
+            </w:pPr>
+            <w:r>
+              <w:t xml:space="preserve">Table S6: Convergence diagnostics for all reported models</w:t>
             </w:r>
           </w:p>
           <w:tbl>
@@ -11343,7 +12338,7 @@
               <w:t xml:space="preserve">A model passes when max R-hat &lt; 1.01, bulk ESS and tail ESS are at least 400, and there are 0 divergences. Every displayed model passes.</w:t>
             </w:r>
           </w:p>
-          <w:bookmarkEnd w:id="135"/>
+          <w:bookmarkEnd w:id="136"/>
         </w:tc>
       </w:tr>
     </w:tbl>
@@ -11368,7 +12363,7 @@
       <w:tr>
         <w:tc>
           <w:tcPr/>
-          <w:bookmarkStart w:id="136" w:name="supptbl-fixef-m4"/>
+          <w:bookmarkStart w:id="137" w:name="supptbl-fixef-m4"/>
           <w:p>
             <w:pPr>
               <w:jc w:val="center"/>
@@ -11379,7 +12374,7 @@
               <w:pStyle w:val="ImageCaption"/>
             </w:pPr>
             <w:r>
-              <w:t xml:space="preserve">Table S6: Population-level estimates of the primary model (M4)</w:t>
+              <w:t xml:space="preserve">Table S7: Population-level estimates of the primary model (M4)</w:t>
             </w:r>
           </w:p>
           <w:tbl>
@@ -12711,7 +13706,7 @@
               </w:tc>
             </w:tr>
           </w:tbl>
-          <w:bookmarkEnd w:id="136"/>
+          <w:bookmarkEnd w:id="137"/>
           <w:p/>
         </w:tc>
       </w:tr>
@@ -12737,7 +13732,7 @@
       <w:tr>
         <w:tc>
           <w:tcPr/>
-          <w:bookmarkStart w:id="137" w:name="supptbl-condition-cells"/>
+          <w:bookmarkStart w:id="138" w:name="supptbl-condition-cells"/>
           <w:p>
             <w:pPr>
               <w:jc w:val="center"/>
@@ -12748,7 +13743,7 @@
               <w:pStyle w:val="ImageCaption"/>
             </w:pPr>
             <w:r>
-              <w:t xml:space="preserve">Table S7: Posterior drift rate and boundary separation by task, stimulus type and effort (M4)</w:t>
+              <w:t xml:space="preserve">Table S8: Posterior drift rate and boundary separation by task, stimulus type and effort (M4)</w:t>
             </w:r>
           </w:p>
           <w:tbl>
@@ -13348,7 +14343,7 @@
               <w:t xml:space="preserve">Starting point varies by task and effort only: ADT low 0.552 [0.536, 0.568]; ADT high 0.551 [0.535, 0.566]; VDT low 0.538 [0.522, 0.555]; VDT high 0.537 [0.521, 0.553]. Non-decision time is 0.527 [0.525, 0.529] in every cell. These note values are the condition-cell summaries, not the link-scale coefficients.</w:t>
             </w:r>
           </w:p>
-          <w:bookmarkEnd w:id="137"/>
+          <w:bookmarkEnd w:id="138"/>
         </w:tc>
       </w:tr>
     </w:tbl>
@@ -13357,7 +14352,43 @@
         <w:pStyle w:val="BodyText"/>
       </w:pPr>
       <w:r>
-        <w:t xml:space="preserve">M4 reproduced choice proportions closely (Table S8; Figure S2A). RT quantiles fit less well: observed RTs for minority responses were slower than predicted (Figure S2B), the pattern expected when across-trial variability in drift is not modeled.</w:t>
+        <w:t xml:space="preserve">M4 reproduced choice proportions closely (</w:t>
+      </w:r>
+      <w:hyperlink w:anchor="supptbl-ppc-choice">
+        <w:r>
+          <w:rPr>
+            <w:rStyle w:val="Hyperlink"/>
+          </w:rPr>
+          <w:t xml:space="preserve">Table S9</w:t>
+        </w:r>
+      </w:hyperlink>
+      <w:r>
+        <w:t xml:space="preserve">;</w:t>
+      </w:r>
+      <w:r>
+        <w:t xml:space="preserve"> </w:t>
+      </w:r>
+      <w:hyperlink w:anchor="suppfig-ppc">
+        <w:r>
+          <w:rPr>
+            <w:rStyle w:val="Hyperlink"/>
+          </w:rPr>
+          <w:t xml:space="preserve">Figure S2</w:t>
+        </w:r>
+      </w:hyperlink>
+      <w:r>
+        <w:t xml:space="preserve">, panel A). RT quantiles fit less well: observed RTs for minority responses were slower than predicted (</w:t>
+      </w:r>
+      <w:hyperlink w:anchor="suppfig-ppc">
+        <w:r>
+          <w:rPr>
+            <w:rStyle w:val="Hyperlink"/>
+          </w:rPr>
+          <w:t xml:space="preserve">Figure S2</w:t>
+        </w:r>
+      </w:hyperlink>
+      <w:r>
+        <w:t xml:space="preserve">, panel B), the pattern expected when across-trial variability in drift is not modeled.</w:t>
       </w:r>
     </w:p>
     <w:tbl>
@@ -13373,7 +14404,7 @@
       <w:tr>
         <w:tc>
           <w:tcPr/>
-          <w:bookmarkStart w:id="141" w:name="suppfig-ppc"/>
+          <w:bookmarkStart w:id="142" w:name="suppfig-ppc"/>
           <w:p>
             <w:pPr>
               <w:jc w:val="center"/>
@@ -13383,18 +14414,18 @@
                 <wp:inline>
                   <wp:extent cx="5334000" cy="4461163"/>
                   <wp:effectExtent b="0" l="0" r="0" t="0"/>
-                  <wp:docPr descr="" title="" id="139" name="Picture"/>
+                  <wp:docPr descr="" title="" id="140" name="Picture"/>
                   <a:graphic>
                     <a:graphicData uri="http://schemas.openxmlformats.org/drawingml/2006/picture">
                       <pic:pic>
                         <pic:nvPicPr>
-                          <pic:cNvPr descr="../output/ddm_refits/runs/final_20261016/figures/final/S_ppc_M4.png" id="140" name="Picture"/>
+                          <pic:cNvPr descr="../output/ddm_refits/runs/final_20261016/figures/final/S_ppc_M4.png" id="141" name="Picture"/>
                           <pic:cNvPicPr>
                             <a:picLocks noChangeArrowheads="1" noChangeAspect="1"/>
                           </pic:cNvPicPr>
                         </pic:nvPicPr>
                         <pic:blipFill>
-                          <a:blip r:embed="rId138"/>
+                          <a:blip r:embed="rId139"/>
                           <a:stretch>
                             <a:fillRect/>
                           </a:stretch>
@@ -13446,7 +14477,7 @@
               <w:t xml:space="preserve">responses in each task × stimulus × effort cell; the dashed line is identity. (B) Observed (solid) and predicted (dashed) RT quantiles by response, stimulus type, task and effort.</w:t>
             </w:r>
           </w:p>
-          <w:bookmarkEnd w:id="141"/>
+          <w:bookmarkEnd w:id="142"/>
         </w:tc>
       </w:tr>
     </w:tbl>
@@ -13471,7 +14502,7 @@
       <w:tr>
         <w:tc>
           <w:tcPr/>
-          <w:bookmarkStart w:id="142" w:name="supptbl-ppc-choice"/>
+          <w:bookmarkStart w:id="143" w:name="supptbl-ppc-choice"/>
           <w:p>
             <w:pPr>
               <w:jc w:val="center"/>
@@ -13482,7 +14513,7 @@
               <w:pStyle w:val="ImageCaption"/>
             </w:pPr>
             <w:r>
-              <w:t xml:space="preserve">Table S8: Observed and predicted proportion of</w:t>
+              <w:t xml:space="preserve">Table S9: Observed and predicted proportion of</w:t>
             </w:r>
             <w:r>
               <w:t xml:space="preserve"> </w:t>
@@ -14725,7 +15756,7 @@
               </w:tc>
             </w:tr>
           </w:tbl>
-          <w:bookmarkEnd w:id="142"/>
+          <w:bookmarkEnd w:id="143"/>
           <w:p/>
         </w:tc>
       </w:tr>
@@ -14735,7 +15766,18 @@
         <w:pStyle w:val="BodyText"/>
       </w:pPr>
       <w:r>
-        <w:t xml:space="preserve">The non-decision-time posterior lay well below its upper bound (Figure S3).</w:t>
+        <w:t xml:space="preserve">The non-decision-time posterior lay well below its upper bound (</w:t>
+      </w:r>
+      <w:hyperlink w:anchor="suppfig-ndt">
+        <w:r>
+          <w:rPr>
+            <w:rStyle w:val="Hyperlink"/>
+          </w:rPr>
+          <w:t xml:space="preserve">Figure S3</w:t>
+        </w:r>
+      </w:hyperlink>
+      <w:r>
+        <w:t xml:space="preserve">).</w:t>
       </w:r>
     </w:p>
     <w:tbl>
@@ -14751,7 +15793,7 @@
       <w:tr>
         <w:tc>
           <w:tcPr/>
-          <w:bookmarkStart w:id="146" w:name="suppfig-ndt"/>
+          <w:bookmarkStart w:id="147" w:name="suppfig-ndt"/>
           <w:p>
             <w:pPr>
               <w:jc w:val="center"/>
@@ -14761,18 +15803,18 @@
                 <wp:inline>
                   <wp:extent cx="5334000" cy="5506064"/>
                   <wp:effectExtent b="0" l="0" r="0" t="0"/>
-                  <wp:docPr descr="" title="" id="144" name="Picture"/>
+                  <wp:docPr descr="" title="" id="145" name="Picture"/>
                   <a:graphic>
                     <a:graphicData uri="http://schemas.openxmlformats.org/drawingml/2006/picture">
                       <pic:pic>
                         <pic:nvPicPr>
-                          <pic:cNvPr descr="../output/ddm_refits/runs/final_20261016/figures/final/S_ndt_prior_posterior.png" id="145" name="Picture"/>
+                          <pic:cNvPr descr="../output/ddm_refits/runs/final_20261016/figures/final/S_ndt_prior_posterior.png" id="146" name="Picture"/>
                           <pic:cNvPicPr>
                             <a:picLocks noChangeArrowheads="1" noChangeAspect="1"/>
                           </pic:cNvPicPr>
                         </pic:nvPicPr>
                         <pic:blipFill>
-                          <a:blip r:embed="rId143"/>
+                          <a:blip r:embed="rId144"/>
                           <a:stretch>
                             <a:fillRect/>
                           </a:stretch>
@@ -14812,12 +15854,12 @@
               <w:t xml:space="preserve">Figure S3: Prior (bottom) and posterior (top) distributions of non-decision time in M4. The dashed line marks the upper bound set from the shortest RT.</w:t>
             </w:r>
           </w:p>
-          <w:bookmarkEnd w:id="146"/>
+          <w:bookmarkEnd w:id="147"/>
         </w:tc>
       </w:tr>
     </w:tbl>
-    <w:bookmarkEnd w:id="147"/>
-    <w:bookmarkStart w:id="152" w:name="robustness"/>
+    <w:bookmarkEnd w:id="148"/>
+    <w:bookmarkStart w:id="153" w:name="robustness"/>
     <w:p>
       <w:pPr>
         <w:pStyle w:val="Heading2"/>
@@ -14830,8 +15872,70 @@
       <w:pPr>
         <w:pStyle w:val="FirstParagraph"/>
       </w:pPr>
-      <w:r>
-        <w:t xml:space="preserve">Table S9 reports the effort effects in each model variant, Table S10 the between-participant variability of the effort effects, and Table S11 the task-specific effort effects. Table S12 gives the observed accuracy contrasts cited in Section 3.1.</w:t>
+      <w:hyperlink w:anchor="supptbl-robustness">
+        <w:r>
+          <w:rPr>
+            <w:rStyle w:val="Hyperlink"/>
+          </w:rPr>
+          <w:t xml:space="preserve">Table S10</w:t>
+        </w:r>
+      </w:hyperlink>
+      <w:r>
+        <w:t xml:space="preserve"> </w:t>
+      </w:r>
+      <w:r>
+        <w:t xml:space="preserve">reports the effort effects in each model variant,</w:t>
+      </w:r>
+      <w:r>
+        <w:t xml:space="preserve"> </w:t>
+      </w:r>
+      <w:hyperlink w:anchor="supptbl-random-slopes">
+        <w:r>
+          <w:rPr>
+            <w:rStyle w:val="Hyperlink"/>
+          </w:rPr>
+          <w:t xml:space="preserve">Table S11</w:t>
+        </w:r>
+      </w:hyperlink>
+      <w:r>
+        <w:t xml:space="preserve"> </w:t>
+      </w:r>
+      <w:r>
+        <w:t xml:space="preserve">the between-participant variability of the effort effects and</w:t>
+      </w:r>
+      <w:r>
+        <w:t xml:space="preserve"> </w:t>
+      </w:r>
+      <w:hyperlink w:anchor="supptbl-m4b">
+        <w:r>
+          <w:rPr>
+            <w:rStyle w:val="Hyperlink"/>
+          </w:rPr>
+          <w:t xml:space="preserve">Table S12</w:t>
+        </w:r>
+      </w:hyperlink>
+      <w:r>
+        <w:t xml:space="preserve"> </w:t>
+      </w:r>
+      <w:r>
+        <w:t xml:space="preserve">the task-specific effort effects.</w:t>
+      </w:r>
+      <w:r>
+        <w:t xml:space="preserve"> </w:t>
+      </w:r>
+      <w:hyperlink w:anchor="supptbl-acc-contrasts">
+        <w:r>
+          <w:rPr>
+            <w:rStyle w:val="Hyperlink"/>
+          </w:rPr>
+          <w:t xml:space="preserve">Table S13</w:t>
+        </w:r>
+      </w:hyperlink>
+      <w:r>
+        <w:t xml:space="preserve"> </w:t>
+      </w:r>
+      <w:r>
+        <w:t xml:space="preserve">gives the observed accuracy contrasts cited in Section 3.1.</w:t>
       </w:r>
     </w:p>
     <w:tbl>
@@ -14847,7 +15951,7 @@
       <w:tr>
         <w:tc>
           <w:tcPr/>
-          <w:bookmarkStart w:id="148" w:name="supptbl-robustness"/>
+          <w:bookmarkStart w:id="149" w:name="supptbl-robustness"/>
           <w:p>
             <w:pPr>
               <w:jc w:val="center"/>
@@ -14858,7 +15962,7 @@
               <w:pStyle w:val="ImageCaption"/>
             </w:pPr>
             <w:r>
-              <w:t xml:space="preserve">Table S9: Effort effects across model variants: primary model (M4), random effort slopes (M4r), RT cutoffs of 0.15 s and 0.25 s, and exclusion of participants with near-chance accuracy</w:t>
+              <w:t xml:space="preserve">Table S10: Effort effects across model variants: primary model (M4), random effort slopes (M4r), RT cutoffs of 0.15 s and 0.25 s, and exclusion of participants with near-chance accuracy</w:t>
             </w:r>
           </w:p>
           <w:tbl>
@@ -18168,7 +19272,7 @@
               </w:tc>
             </w:tr>
           </w:tbl>
-          <w:bookmarkEnd w:id="148"/>
+          <w:bookmarkEnd w:id="149"/>
           <w:p/>
         </w:tc>
       </w:tr>
@@ -18194,7 +19298,7 @@
       <w:tr>
         <w:tc>
           <w:tcPr/>
-          <w:bookmarkStart w:id="149" w:name="supptbl-random-slopes"/>
+          <w:bookmarkStart w:id="150" w:name="supptbl-random-slopes"/>
           <w:p>
             <w:pPr>
               <w:jc w:val="center"/>
@@ -18205,7 +19309,7 @@
               <w:pStyle w:val="ImageCaption"/>
             </w:pPr>
             <w:r>
-              <w:t xml:space="preserve">Table S10: Between-participant variability in the effort effects (M4r)</w:t>
+              <w:t xml:space="preserve">Table S11: Between-participant variability in the effort effects (M4r)</w:t>
             </w:r>
           </w:p>
           <w:tbl>
@@ -18429,7 +19533,7 @@
               </w:tc>
             </w:tr>
           </w:tbl>
-          <w:bookmarkEnd w:id="149"/>
+          <w:bookmarkEnd w:id="150"/>
           <w:p/>
         </w:tc>
       </w:tr>
@@ -18455,7 +19559,7 @@
       <w:tr>
         <w:tc>
           <w:tcPr/>
-          <w:bookmarkStart w:id="150" w:name="supptbl-m4b"/>
+          <w:bookmarkStart w:id="151" w:name="supptbl-m4b"/>
           <w:p>
             <w:pPr>
               <w:jc w:val="center"/>
@@ -18466,7 +19570,7 @@
               <w:pStyle w:val="ImageCaption"/>
             </w:pPr>
             <w:r>
-              <w:t xml:space="preserve">Table S11: Task-specific effort effects (M4b)</w:t>
+              <w:t xml:space="preserve">Table S12: Task-specific effort effects (M4b)</w:t>
             </w:r>
           </w:p>
           <w:tbl>
@@ -18956,7 +20060,7 @@
               </w:tc>
             </w:tr>
           </w:tbl>
-          <w:bookmarkEnd w:id="150"/>
+          <w:bookmarkEnd w:id="151"/>
           <w:p/>
         </w:tc>
       </w:tr>
@@ -18982,7 +20086,7 @@
       <w:tr>
         <w:tc>
           <w:tcPr/>
-          <w:bookmarkStart w:id="151" w:name="supptbl-acc-contrasts"/>
+          <w:bookmarkStart w:id="152" w:name="supptbl-acc-contrasts"/>
           <w:p>
             <w:pPr>
               <w:jc w:val="center"/>
@@ -18993,7 +20097,7 @@
               <w:pStyle w:val="ImageCaption"/>
             </w:pPr>
             <w:r>
-              <w:t xml:space="preserve">Table S12: Observed accuracy, high minus low effort, at each stimulus type. Estimates are from a binomial GLMM with a random intercept for participant (see the behavioral mixed-effects models in the dissertation version); percentage points are averaged over task.</w:t>
+              <w:t xml:space="preserve">Table S13: Observed accuracy, high minus low effort, at each stimulus type. Estimates are from a binomial GLMM with a random intercept for participant (Section 2.9); percentage points are averaged over task.</w:t>
             </w:r>
           </w:p>
           <w:tbl>
@@ -19414,11 +20518,11 @@
               <w:t xml:space="preserve">High minus low, averaged over task with equal weights. Percentage points are 100 times the probability difference. The odds ratio, z, and p are the logit-scale contrast. df is asymptotic.</w:t>
             </w:r>
           </w:p>
-          <w:bookmarkEnd w:id="151"/>
+          <w:bookmarkEnd w:id="152"/>
         </w:tc>
       </w:tr>
     </w:tbl>
-    <w:bookmarkEnd w:id="152"/>
+    <w:bookmarkEnd w:id="153"/>
     <w:bookmarkStart w:id="160" w:name="pupil-data"/>
     <w:p>
       <w:pPr>
@@ -19434,6 +20538,57 @@
       </w:pPr>
       <w:r>
         <w:t xml:space="preserve">The pupil sample was 6,299 trials from 51 participants.</w:t>
+      </w:r>
+      <w:r>
+        <w:t xml:space="preserve"> </w:t>
+      </w:r>
+      <w:hyperlink w:anchor="supptbl-pupil-models">
+        <w:r>
+          <w:rPr>
+            <w:rStyle w:val="Hyperlink"/>
+          </w:rPr>
+          <w:t xml:space="preserve">Table S14</w:t>
+        </w:r>
+      </w:hyperlink>
+      <w:r>
+        <w:t xml:space="preserve"> </w:t>
+      </w:r>
+      <w:r>
+        <w:t xml:space="preserve">gives the estimates of every pupil-linked model,</w:t>
+      </w:r>
+      <w:r>
+        <w:t xml:space="preserve"> </w:t>
+      </w:r>
+      <w:hyperlink w:anchor="supptbl-pupil-descriptives">
+        <w:r>
+          <w:rPr>
+            <w:rStyle w:val="Hyperlink"/>
+          </w:rPr>
+          <w:t xml:space="preserve">Table S15</w:t>
+        </w:r>
+      </w:hyperlink>
+      <w:r>
+        <w:t xml:space="preserve"> </w:t>
+      </w:r>
+      <w:r>
+        <w:t xml:space="preserve">the pupil measures by task and effort and</w:t>
+      </w:r>
+      <w:r>
+        <w:t xml:space="preserve"> </w:t>
+      </w:r>
+      <w:hyperlink w:anchor="suppfig-tepr">
+        <w:r>
+          <w:rPr>
+            <w:rStyle w:val="Hyperlink"/>
+          </w:rPr>
+          <w:t xml:space="preserve">Figure S4</w:t>
+        </w:r>
+      </w:hyperlink>
+      <w:r>
+        <w:t xml:space="preserve"> </w:t>
+      </w:r>
+      <w:r>
+        <w:t xml:space="preserve">the pupil time course.</w:t>
       </w:r>
     </w:p>
     <w:tbl>
@@ -19449,7 +20604,7 @@
       <w:tr>
         <w:tc>
           <w:tcPr/>
-          <w:bookmarkStart w:id="153" w:name="supptbl-pupil-models"/>
+          <w:bookmarkStart w:id="154" w:name="supptbl-pupil-models"/>
           <w:p>
             <w:pPr>
               <w:jc w:val="center"/>
@@ -19460,7 +20615,7 @@
               <w:pStyle w:val="ImageCaption"/>
             </w:pPr>
             <w:r>
-              <w:t xml:space="preserve">Table S13: Slopes from the pupil-linked models and the effort effects in that sample.</w:t>
+              <w:t xml:space="preserve">Table S14: Pupil-linked model estimates and effort effects in the pupil sample (P0)</w:t>
             </w:r>
           </w:p>
           <w:tbl>
@@ -20593,7 +21748,7 @@
               <w:t xml:space="preserve">P1, P2, and P3 are compared with P0. P4 and P5 are compared with the baseline for P4–P5. P3 without the slowest trials is compared with its own baseline. P6 is compared with the baseline for P6, P7 with the baseline for P7, and P8 with the baseline for P8. P5, P3 without the slowest trials, P6, P7, and P8 are in the ordering table rather than this slope table.</w:t>
             </w:r>
           </w:p>
-          <w:bookmarkEnd w:id="153"/>
+          <w:bookmarkEnd w:id="154"/>
         </w:tc>
       </w:tr>
     </w:tbl>
@@ -20618,7 +21773,7 @@
       <w:tr>
         <w:tc>
           <w:tcPr/>
-          <w:bookmarkStart w:id="154" w:name="supptbl-pupil-descriptives"/>
+          <w:bookmarkStart w:id="155" w:name="supptbl-pupil-descriptives"/>
           <w:p>
             <w:pPr>
               <w:jc w:val="center"/>
@@ -20629,7 +21784,7 @@
               <w:pStyle w:val="ImageCaption"/>
             </w:pPr>
             <w:r>
-              <w:t xml:space="preserve">Table S14: Mean pupil by effort and task. The pre-squeeze row is the mean over the TEPR window.</w:t>
+              <w:t xml:space="preserve">Table S15: Pupil measures by task and effort. The TEPR is shown relative to the pre-probe and to the pre-squeeze baseline; grip-period pupil size is relative to the pre-squeeze baseline</w:t>
             </w:r>
           </w:p>
           <w:tbl>
@@ -21483,7 +22638,7 @@
               <w:t xml:space="preserve">n is the number of participants with both effort levels for that task. The paired test drops anyone missing one level. The final pupil sample is 51 participants.</w:t>
             </w:r>
           </w:p>
-          <w:bookmarkEnd w:id="154"/>
+          <w:bookmarkEnd w:id="155"/>
         </w:tc>
       </w:tr>
     </w:tbl>
@@ -21508,7 +22663,7 @@
       <w:tr>
         <w:tc>
           <w:tcPr/>
-          <w:bookmarkStart w:id="158" w:name="suppfig-tepr"/>
+          <w:bookmarkStart w:id="159" w:name="suppfig-tepr"/>
           <w:p>
             <w:pPr>
               <w:jc w:val="center"/>
@@ -21518,18 +22673,18 @@
                 <wp:inline>
                   <wp:extent cx="5334000" cy="4878658"/>
                   <wp:effectExtent b="0" l="0" r="0" t="0"/>
-                  <wp:docPr descr="" title="" id="156" name="Picture"/>
+                  <wp:docPr descr="" title="" id="157" name="Picture"/>
                   <a:graphic>
                     <a:graphicData uri="http://schemas.openxmlformats.org/drawingml/2006/picture">
                       <pic:pic>
                         <pic:nvPicPr>
-                          <pic:cNvPr descr="../output/ddm_refits/runs/final_20261016/figures/final/S_tepr_timecourse.png" id="157" name="Picture"/>
+                          <pic:cNvPr descr="../output/ddm_refits/runs/final_20261016/figures/final/S_tepr_timecourse.png" id="158" name="Picture"/>
                           <pic:cNvPicPr>
                             <a:picLocks noChangeArrowheads="1" noChangeAspect="1"/>
                           </pic:cNvPicPr>
                         </pic:nvPicPr>
                         <pic:blipFill>
-                          <a:blip r:embed="rId155"/>
+                          <a:blip r:embed="rId156"/>
                           <a:stretch>
                             <a:fillRect/>
                           </a:stretch>
@@ -21569,768 +22724,7 @@
               <w:t xml:space="preserve">Figure S4: Mean baseline-corrected pupil by task and effort. The grey band is the grip period and the blue band is the TEPR window. The solid line is probe onset and the dashed line is the response cue. Dotted lines: gauge offset (3.00 s) and standard onset (3.75 s). The brief dip at 6.02 s in the VDT comes from one sample in 58 trials from two participants whose recordings were segmented from eye-tracker event codes; it changes those trials’ TEPR by less than 5% of a within-person SD.</w:t>
             </w:r>
           </w:p>
-          <w:bookmarkEnd w:id="158"/>
-        </w:tc>
-      </w:tr>
-    </w:tbl>
-    <w:p>
-      <w:pPr>
-        <w:pStyle w:val="BodyText"/>
-      </w:pPr>
-      <w:r>
-        <w:t xml:space="preserve">Table S15 lists the formula of every model.</w:t>
-      </w:r>
-    </w:p>
-    <w:tbl>
-      <w:tblPr>
-        <w:tblStyle w:val="Table"/>
-        <w:tblW w:type="pct" w:w="5000"/>
-        <w:tblLayout w:type="fixed"/>
-        <w:tblLook w:firstRow="0" w:lastRow="0" w:firstColumn="0" w:lastColumn="0" w:noHBand="0" w:noVBand="0" w:val="0000"/>
-      </w:tblPr>
-      <w:tblGrid>
-        <w:gridCol w:w="7920"/>
-      </w:tblGrid>
-      <w:tr>
-        <w:tc>
-          <w:tcPr/>
-          <w:bookmarkStart w:id="159" w:name="supptbl-formulas"/>
-          <w:p>
-            <w:pPr>
-              <w:jc w:val="center"/>
-            </w:pPr>
-            <w:pPr>
-              <w:jc w:val="left"/>
-              <w:spacing w:before="200"/>
-              <w:pStyle w:val="ImageCaption"/>
-            </w:pPr>
-            <w:r>
-              <w:t xml:space="preserve">Table S15: brms formulas for each model</w:t>
-            </w:r>
-          </w:p>
-          <w:tbl>
-            <w:tblPr>
-              <w:tblStyle w:val="Table"/>
-              <w:tblW w:type="auto" w:w="0"/>
-              <w:tblLook w:firstRow="1" w:lastRow="0" w:firstColumn="0" w:lastColumn="0" w:noHBand="0" w:noVBand="0" w:val="0020"/>
-            </w:tblPr>
-            <w:tblGrid>
-              <w:gridCol w:w="3960"/>
-              <w:gridCol w:w="3960"/>
-            </w:tblGrid>
-            <w:tr>
-              <w:trPr>
-                <w:tblHeader w:val="on"/>
-              </w:trPr>
-              <w:tc>
-                <w:tcPr/>
-                <w:p>
-                  <w:pPr>
-                    <w:pStyle w:val="Compact"/>
-                    <w:jc w:val="left"/>
-                    <w:jc w:val="center"/>
-                  </w:pPr>
-                  <w:r>
-                    <w:t xml:space="preserve">Model</w:t>
-                  </w:r>
-                </w:p>
-              </w:tc>
-              <w:tc>
-                <w:tcPr/>
-                <w:p>
-                  <w:pPr>
-                    <w:pStyle w:val="Compact"/>
-                    <w:jc w:val="left"/>
-                    <w:jc w:val="center"/>
-                  </w:pPr>
-                  <w:r>
-                    <w:t xml:space="preserve">Formula</w:t>
-                  </w:r>
-                </w:p>
-              </w:tc>
-            </w:tr>
-            <w:tr>
-              <w:tc>
-                <w:tcPr/>
-                <w:p>
-                  <w:pPr>
-                    <w:pStyle w:val="Compact"/>
-                    <w:jc w:val="left"/>
-                    <w:jc w:val="center"/>
-                  </w:pPr>
-                  <w:r>
-                    <w:t xml:space="preserve">M0</w:t>
-                  </w:r>
-                </w:p>
-              </w:tc>
-              <w:tc>
-                <w:tcPr/>
-                <w:p>
-                  <w:pPr>
-                    <w:pStyle w:val="Compact"/>
-                    <w:jc w:val="left"/>
-                    <w:jc w:val="center"/>
-                  </w:pPr>
-                  <w:r>
-                    <w:rPr>
-                      <w:rStyle w:val="VerbatimChar"/>
-                    </w:rPr>
-                    <w:t xml:space="preserve">rt | dec(choice_binary) ~ difficulty_3 + (1 | subject_id); bs ~ difficulty_3 + (1 | subject_id); ndt ~ 1; bias ~ task + effort_condition + (1 | subject_id)</w:t>
-                  </w:r>
-                </w:p>
-              </w:tc>
-            </w:tr>
-            <w:tr>
-              <w:tc>
-                <w:tcPr/>
-                <w:p>
-                  <w:pPr>
-                    <w:pStyle w:val="Compact"/>
-                    <w:jc w:val="left"/>
-                    <w:jc w:val="center"/>
-                  </w:pPr>
-                  <w:r>
-                    <w:t xml:space="preserve">M1</w:t>
-                  </w:r>
-                </w:p>
-              </w:tc>
-              <w:tc>
-                <w:tcPr/>
-                <w:p>
-                  <w:pPr>
-                    <w:pStyle w:val="Compact"/>
-                    <w:jc w:val="left"/>
-                    <w:jc w:val="center"/>
-                  </w:pPr>
-                  <w:r>
-                    <w:rPr>
-                      <w:rStyle w:val="VerbatimChar"/>
-                    </w:rPr>
-                    <w:t xml:space="preserve">rt | dec(choice_binary) ~ difficulty_3 + effort_condition + (1 | subject_id); bs ~ difficulty_3 + effort_condition + (1 | subject_id); ndt ~ 1; bias ~ task + effort_condition + (1 | subject_id)</w:t>
-                  </w:r>
-                </w:p>
-              </w:tc>
-            </w:tr>
-            <w:tr>
-              <w:tc>
-                <w:tcPr/>
-                <w:p>
-                  <w:pPr>
-                    <w:pStyle w:val="Compact"/>
-                    <w:jc w:val="left"/>
-                    <w:jc w:val="center"/>
-                  </w:pPr>
-                  <w:r>
-                    <w:t xml:space="preserve">M2</w:t>
-                  </w:r>
-                </w:p>
-              </w:tc>
-              <w:tc>
-                <w:tcPr/>
-                <w:p>
-                  <w:pPr>
-                    <w:pStyle w:val="Compact"/>
-                    <w:jc w:val="left"/>
-                    <w:jc w:val="center"/>
-                  </w:pPr>
-                  <w:r>
-                    <w:rPr>
-                      <w:rStyle w:val="VerbatimChar"/>
-                    </w:rPr>
-                    <w:t xml:space="preserve">rt | dec(choice_binary) ~ difficulty_3 * effort_condition + (1 | subject_id); bs ~ difficulty_3 * effort_condition + (1 | subject_id); ndt ~ 1; bias ~ task + effort_condition + (1 | subject_id)</w:t>
-                  </w:r>
-                </w:p>
-              </w:tc>
-            </w:tr>
-            <w:tr>
-              <w:tc>
-                <w:tcPr/>
-                <w:p>
-                  <w:pPr>
-                    <w:pStyle w:val="Compact"/>
-                    <w:jc w:val="left"/>
-                    <w:jc w:val="center"/>
-                  </w:pPr>
-                  <w:r>
-                    <w:t xml:space="preserve">M3</w:t>
-                  </w:r>
-                </w:p>
-              </w:tc>
-              <w:tc>
-                <w:tcPr/>
-                <w:p>
-                  <w:pPr>
-                    <w:pStyle w:val="Compact"/>
-                    <w:jc w:val="left"/>
-                    <w:jc w:val="center"/>
-                  </w:pPr>
-                  <w:r>
-                    <w:rPr>
-                      <w:rStyle w:val="VerbatimChar"/>
-                    </w:rPr>
-                    <w:t xml:space="preserve">rt | dec(choice_binary) ~ difficulty_3 + effort_condition + effort_x_stim + (1 | subject_id); bs ~ difficulty_3 + effort_condition + (1 | subject_id); ndt ~ 1; bias ~ task + effort_condition + (1 | subject_id)</w:t>
-                  </w:r>
-                </w:p>
-              </w:tc>
-            </w:tr>
-            <w:tr>
-              <w:tc>
-                <w:tcPr/>
-                <w:p>
-                  <w:pPr>
-                    <w:pStyle w:val="Compact"/>
-                    <w:jc w:val="left"/>
-                    <w:jc w:val="center"/>
-                  </w:pPr>
-                  <w:r>
-                    <w:t xml:space="preserve">M4</w:t>
-                  </w:r>
-                </w:p>
-              </w:tc>
-              <w:tc>
-                <w:tcPr/>
-                <w:p>
-                  <w:pPr>
-                    <w:pStyle w:val="Compact"/>
-                    <w:jc w:val="left"/>
-                    <w:jc w:val="center"/>
-                  </w:pPr>
-                  <w:r>
-                    <w:rPr>
-                      <w:rStyle w:val="VerbatimChar"/>
-                    </w:rPr>
-                    <w:t xml:space="preserve">rt | dec(choice_binary) ~ difficulty_3 * task + effort_condition + effort_x_stim + (1 | subject_id); bs ~ difficulty_3 + task + effort_condition + (1 | subject_id); ndt ~ 1; bias ~ task + effort_condition + (1 | subject_id)</w:t>
-                  </w:r>
-                </w:p>
-              </w:tc>
-            </w:tr>
-            <w:tr>
-              <w:tc>
-                <w:tcPr/>
-                <w:p>
-                  <w:pPr>
-                    <w:pStyle w:val="Compact"/>
-                    <w:jc w:val="left"/>
-                    <w:jc w:val="center"/>
-                  </w:pPr>
-                  <w:r>
-                    <w:t xml:space="preserve">M4b</w:t>
-                  </w:r>
-                </w:p>
-              </w:tc>
-              <w:tc>
-                <w:tcPr/>
-                <w:p>
-                  <w:pPr>
-                    <w:pStyle w:val="Compact"/>
-                    <w:jc w:val="left"/>
-                    <w:jc w:val="center"/>
-                  </w:pPr>
-                  <w:r>
-                    <w:rPr>
-                      <w:rStyle w:val="VerbatimChar"/>
-                    </w:rPr>
-                    <w:t xml:space="preserve">rt | dec(choice_binary) ~ difficulty_3 * task + effort_condition + effort_x_stim + effort_condition:task + effort_x_stim:task + (1 | subject_id); bs ~ difficulty_3 + task + effort_condition + (1 | subject_id); ndt ~ 1; bias ~ task + effort_condition + (1 | subject_id)</w:t>
-                  </w:r>
-                </w:p>
-              </w:tc>
-            </w:tr>
-            <w:tr>
-              <w:tc>
-                <w:tcPr/>
-                <w:p>
-                  <w:pPr>
-                    <w:pStyle w:val="Compact"/>
-                    <w:jc w:val="left"/>
-                    <w:jc w:val="center"/>
-                  </w:pPr>
-                  <w:r>
-                    <w:t xml:space="preserve">M4r</w:t>
-                  </w:r>
-                </w:p>
-              </w:tc>
-              <w:tc>
-                <w:tcPr/>
-                <w:p>
-                  <w:pPr>
-                    <w:pStyle w:val="Compact"/>
-                    <w:jc w:val="left"/>
-                    <w:jc w:val="center"/>
-                  </w:pPr>
-                  <w:r>
-                    <w:rPr>
-                      <w:rStyle w:val="VerbatimChar"/>
-                    </w:rPr>
-                    <w:t xml:space="preserve">rt | dec(choice_binary) ~ difficulty_3 * task + effort_condition + effort_x_stim + (1 + effort_condition | subject_id); bs ~ difficulty_3 + task + effort_condition + (1 + effort_condition | subject_id); ndt ~ 1; bias ~ task + effort_condition + (1 | subject_id)</w:t>
-                  </w:r>
-                </w:p>
-              </w:tc>
-            </w:tr>
-            <w:tr>
-              <w:tc>
-                <w:tcPr/>
-                <w:p>
-                  <w:pPr>
-                    <w:pStyle w:val="Compact"/>
-                    <w:jc w:val="left"/>
-                    <w:jc w:val="center"/>
-                  </w:pPr>
-                  <w:r>
-                    <w:t xml:space="preserve">P0</w:t>
-                  </w:r>
-                </w:p>
-              </w:tc>
-              <w:tc>
-                <w:tcPr/>
-                <w:p>
-                  <w:pPr>
-                    <w:pStyle w:val="Compact"/>
-                    <w:jc w:val="left"/>
-                    <w:jc w:val="center"/>
-                  </w:pPr>
-                  <w:r>
-                    <w:rPr>
-                      <w:rStyle w:val="VerbatimChar"/>
-                    </w:rPr>
-                    <w:t xml:space="preserve">rt | dec(choice_binary) ~ difficulty_3 * task + effort_condition + effort_x_stim + (1 | subject_id); bs ~ difficulty_3 + task + effort_condition + (1 | subject_id); ndt ~ 1; bias ~ task + effort_condition + (1 | subject_id)</w:t>
-                  </w:r>
-                </w:p>
-              </w:tc>
-            </w:tr>
-            <w:tr>
-              <w:tc>
-                <w:tcPr/>
-                <w:p>
-                  <w:pPr>
-                    <w:pStyle w:val="Compact"/>
-                    <w:jc w:val="left"/>
-                    <w:jc w:val="center"/>
-                  </w:pPr>
-                  <w:r>
-                    <w:t xml:space="preserve">P1</w:t>
-                  </w:r>
-                </w:p>
-              </w:tc>
-              <w:tc>
-                <w:tcPr/>
-                <w:p>
-                  <w:pPr>
-                    <w:pStyle w:val="Compact"/>
-                    <w:jc w:val="left"/>
-                    <w:jc w:val="center"/>
-                  </w:pPr>
-                  <w:r>
-                    <w:rPr>
-                      <w:rStyle w:val="VerbatimChar"/>
-                    </w:rPr>
-                    <w:t xml:space="preserve">rt | dec(choice_binary) ~ difficulty_3 * task + effort_condition + effort_x_stim + (1 | subject_id); bs ~ difficulty_3 + task + effort_condition + (1 | subject_id); ndt ~ 1; bias ~ task + effort_condition + tepr_c + (1 | subject_id)</w:t>
-                  </w:r>
-                </w:p>
-              </w:tc>
-            </w:tr>
-            <w:tr>
-              <w:tc>
-                <w:tcPr/>
-                <w:p>
-                  <w:pPr>
-                    <w:pStyle w:val="Compact"/>
-                    <w:jc w:val="left"/>
-                    <w:jc w:val="center"/>
-                  </w:pPr>
-                  <w:r>
-                    <w:t xml:space="preserve">P2</w:t>
-                  </w:r>
-                </w:p>
-              </w:tc>
-              <w:tc>
-                <w:tcPr/>
-                <w:p>
-                  <w:pPr>
-                    <w:pStyle w:val="Compact"/>
-                    <w:jc w:val="left"/>
-                    <w:jc w:val="center"/>
-                  </w:pPr>
-                  <w:r>
-                    <w:rPr>
-                      <w:rStyle w:val="VerbatimChar"/>
-                    </w:rPr>
-                    <w:t xml:space="preserve">rt | dec(choice_binary) ~ difficulty_3 * task + effort_condition + effort_x_stim + tepr_c + tepr_c:stim_sign + (1 | subject_id); bs ~ difficulty_3 + task + effort_condition + (1 | subject_id); ndt ~ 1; bias ~ task + effort_condition + (1 | subject_id)</w:t>
-                  </w:r>
-                </w:p>
-              </w:tc>
-            </w:tr>
-            <w:tr>
-              <w:tc>
-                <w:tcPr/>
-                <w:p>
-                  <w:pPr>
-                    <w:pStyle w:val="Compact"/>
-                    <w:jc w:val="left"/>
-                    <w:jc w:val="center"/>
-                  </w:pPr>
-                  <w:r>
-                    <w:t xml:space="preserve">P3</w:t>
-                  </w:r>
-                </w:p>
-              </w:tc>
-              <w:tc>
-                <w:tcPr/>
-                <w:p>
-                  <w:pPr>
-                    <w:pStyle w:val="Compact"/>
-                    <w:jc w:val="left"/>
-                    <w:jc w:val="center"/>
-                  </w:pPr>
-                  <w:r>
-                    <w:rPr>
-                      <w:rStyle w:val="VerbatimChar"/>
-                    </w:rPr>
-                    <w:t xml:space="preserve">rt | dec(choice_binary) ~ difficulty_3 * task + effort_condition + effort_x_stim + (1 | subject_id); bs ~ difficulty_3 + task + effort_condition + tepr_c + (1 | subject_id); ndt ~ 1; bias ~ task + effort_condition + (1 | subject_id)</w:t>
-                  </w:r>
-                </w:p>
-              </w:tc>
-            </w:tr>
-            <w:tr>
-              <w:tc>
-                <w:tcPr/>
-                <w:p>
-                  <w:pPr>
-                    <w:pStyle w:val="Compact"/>
-                    <w:jc w:val="left"/>
-                    <w:jc w:val="center"/>
-                  </w:pPr>
-                  <w:r>
-                    <w:t xml:space="preserve">P3 without slowest trials</w:t>
-                  </w:r>
-                </w:p>
-              </w:tc>
-              <w:tc>
-                <w:tcPr/>
-                <w:p>
-                  <w:pPr>
-                    <w:pStyle w:val="Compact"/>
-                    <w:jc w:val="left"/>
-                    <w:jc w:val="center"/>
-                  </w:pPr>
-                  <w:r>
-                    <w:rPr>
-                      <w:rStyle w:val="VerbatimChar"/>
-                    </w:rPr>
-                    <w:t xml:space="preserve">rt | dec(choice_binary) ~ difficulty_3 * task + effort_condition + effort_x_stim + (1 | subject_id); bs ~ difficulty_3 + task + effort_condition + tepr_c + (1 | subject_id); ndt ~ 1; bias ~ task + effort_condition + (1 | subject_id)</w:t>
-                  </w:r>
-                </w:p>
-              </w:tc>
-            </w:tr>
-            <w:tr>
-              <w:tc>
-                <w:tcPr/>
-                <w:p>
-                  <w:pPr>
-                    <w:pStyle w:val="Compact"/>
-                    <w:jc w:val="left"/>
-                    <w:jc w:val="center"/>
-                  </w:pPr>
-                  <w:r>
-                    <w:t xml:space="preserve">P4</w:t>
-                  </w:r>
-                </w:p>
-              </w:tc>
-              <w:tc>
-                <w:tcPr/>
-                <w:p>
-                  <w:pPr>
-                    <w:pStyle w:val="Compact"/>
-                    <w:jc w:val="left"/>
-                    <w:jc w:val="center"/>
-                  </w:pPr>
-                  <w:r>
-                    <w:rPr>
-                      <w:rStyle w:val="VerbatimChar"/>
-                    </w:rPr>
-                    <w:t xml:space="preserve">rt | dec(choice_binary) ~ difficulty_3 * task + effort_condition + effort_x_stim + (1 | subject_id); bs ~ difficulty_3 + task + effort_condition + (1 | subject_id); ndt ~ 1; bias ~ task + effort_condition + base_c + (1 | subject_id)</w:t>
-                  </w:r>
-                </w:p>
-              </w:tc>
-            </w:tr>
-            <w:tr>
-              <w:tc>
-                <w:tcPr/>
-                <w:p>
-                  <w:pPr>
-                    <w:pStyle w:val="Compact"/>
-                    <w:jc w:val="left"/>
-                    <w:jc w:val="center"/>
-                  </w:pPr>
-                  <w:r>
-                    <w:t xml:space="preserve">P5</w:t>
-                  </w:r>
-                </w:p>
-              </w:tc>
-              <w:tc>
-                <w:tcPr/>
-                <w:p>
-                  <w:pPr>
-                    <w:pStyle w:val="Compact"/>
-                    <w:jc w:val="left"/>
-                    <w:jc w:val="center"/>
-                  </w:pPr>
-                  <w:r>
-                    <w:rPr>
-                      <w:rStyle w:val="VerbatimChar"/>
-                    </w:rPr>
-                    <w:t xml:space="preserve">rt | dec(choice_binary) ~ difficulty_3 * task + effort_condition + effort_x_stim + (1 | subject_id); bs ~ difficulty_3 + task + effort_condition + base_c + (1 | subject_id); ndt ~ 1; bias ~ task + effort_condition + (1 | subject_id)</w:t>
-                  </w:r>
-                </w:p>
-              </w:tc>
-            </w:tr>
-            <w:tr>
-              <w:tc>
-                <w:tcPr/>
-                <w:p>
-                  <w:pPr>
-                    <w:pStyle w:val="Compact"/>
-                    <w:jc w:val="left"/>
-                    <w:jc w:val="center"/>
-                  </w:pPr>
-                  <w:r>
-                    <w:t xml:space="preserve">P6</w:t>
-                  </w:r>
-                </w:p>
-              </w:tc>
-              <w:tc>
-                <w:tcPr/>
-                <w:p>
-                  <w:pPr>
-                    <w:pStyle w:val="Compact"/>
-                    <w:jc w:val="left"/>
-                    <w:jc w:val="center"/>
-                  </w:pPr>
-                  <w:r>
-                    <w:rPr>
-                      <w:rStyle w:val="VerbatimChar"/>
-                    </w:rPr>
-                    <w:t xml:space="preserve">rt | dec(choice_binary) ~ difficulty_3 * task + effort_condition + effort_x_stim + (1 | subject_id); bs ~ difficulty_3 + task + effort_condition + lag_tepr_c + (1 | subject_id); ndt ~ 1; bias ~ task + effort_condition + (1 | subject_id)</w:t>
-                  </w:r>
-                </w:p>
-              </w:tc>
-            </w:tr>
-            <w:tr>
-              <w:tc>
-                <w:tcPr/>
-                <w:p>
-                  <w:pPr>
-                    <w:pStyle w:val="Compact"/>
-                    <w:jc w:val="left"/>
-                    <w:jc w:val="center"/>
-                  </w:pPr>
-                  <w:r>
-                    <w:t xml:space="preserve">P7</w:t>
-                  </w:r>
-                </w:p>
-              </w:tc>
-              <w:tc>
-                <w:tcPr/>
-                <w:p>
-                  <w:pPr>
-                    <w:pStyle w:val="Compact"/>
-                    <w:jc w:val="left"/>
-                    <w:jc w:val="center"/>
-                  </w:pPr>
-                  <w:r>
-                    <w:rPr>
-                      <w:rStyle w:val="VerbatimChar"/>
-                    </w:rPr>
-                    <w:t xml:space="preserve">rt | dec(choice_binary) ~ difficulty_3 * task + effort_condition + effort_x_stim + (1 | subject_id); bs ~ difficulty_3 + task + effort_condition + prechoice_c + (1 | subject_id); ndt ~ 1; bias ~ task + effort_condition + (1 | subject_id)</w:t>
-                  </w:r>
-                </w:p>
-              </w:tc>
-            </w:tr>
-            <w:tr>
-              <w:tc>
-                <w:tcPr/>
-                <w:p>
-                  <w:pPr>
-                    <w:pStyle w:val="Compact"/>
-                    <w:jc w:val="left"/>
-                    <w:jc w:val="center"/>
-                  </w:pPr>
-                  <w:r>
-                    <w:t xml:space="preserve">P8</w:t>
-                  </w:r>
-                </w:p>
-              </w:tc>
-              <w:tc>
-                <w:tcPr/>
-                <w:p>
-                  <w:pPr>
-                    <w:pStyle w:val="Compact"/>
-                    <w:jc w:val="left"/>
-                    <w:jc w:val="center"/>
-                  </w:pPr>
-                  <w:r>
-                    <w:rPr>
-                      <w:rStyle w:val="VerbatimChar"/>
-                    </w:rPr>
-                    <w:t xml:space="preserve">rt | dec(choice_binary) ~ difficulty_3 * task + effort_condition + effort_x_stim + (1 | subject_id); bs ~ difficulty_3 + task + effort_condition + grip_c + (1 | subject_id); ndt ~ 1; bias ~ task + effort_condition + (1 | subject_id)</w:t>
-                  </w:r>
-                </w:p>
-              </w:tc>
-            </w:tr>
-            <w:tr>
-              <w:tc>
-                <w:tcPr/>
-                <w:p>
-                  <w:pPr>
-                    <w:pStyle w:val="Compact"/>
-                    <w:jc w:val="left"/>
-                    <w:jc w:val="center"/>
-                  </w:pPr>
-                  <w:r>
-                    <w:t xml:space="preserve">Baseline for P4–P5 `r</w:t>
-                  </w:r>
-                </w:p>
-              </w:tc>
-              <w:tc>
-                <w:tcPr/>
-                <w:p>
-                  <w:pPr>
-                    <w:pStyle w:val="Compact"/>
-                    <w:jc w:val="left"/>
-                    <w:jc w:val="center"/>
-                  </w:pPr>
-                  <w:r>
-                    <w:t xml:space="preserve">t | dec(choice_binary) ~ difficulty_3 * task + effort_condition + effort_x_stim + (1 | subject_id); bs ~ difficulty_3 + task + effort_condition + (1 | subject_id); ndt ~ 1; bias ~ task + effort_condition + (1 | subject_id)`</w:t>
-                  </w:r>
-                </w:p>
-              </w:tc>
-            </w:tr>
-            <w:tr>
-              <w:tc>
-                <w:tcPr/>
-                <w:p>
-                  <w:pPr>
-                    <w:pStyle w:val="Compact"/>
-                    <w:jc w:val="left"/>
-                    <w:jc w:val="center"/>
-                  </w:pPr>
-                  <w:r>
-                    <w:t xml:space="preserve">Baseline for P6</w:t>
-                  </w:r>
-                </w:p>
-              </w:tc>
-              <w:tc>
-                <w:tcPr/>
-                <w:p>
-                  <w:pPr>
-                    <w:pStyle w:val="Compact"/>
-                    <w:jc w:val="left"/>
-                    <w:jc w:val="center"/>
-                  </w:pPr>
-                  <w:r>
-                    <w:rPr>
-                      <w:rStyle w:val="VerbatimChar"/>
-                    </w:rPr>
-                    <w:t xml:space="preserve">rt | dec(choice_binary) ~ difficulty_3 * task + effort_condition + effort_x_stim + (1 | subject_id); bs ~ difficulty_3 + task + effort_condition + (1 | subject_id); ndt ~ 1; bias ~ task + effort_condition + (1 | subject_id)</w:t>
-                  </w:r>
-                </w:p>
-              </w:tc>
-            </w:tr>
-            <w:tr>
-              <w:tc>
-                <w:tcPr/>
-                <w:p>
-                  <w:pPr>
-                    <w:pStyle w:val="Compact"/>
-                    <w:jc w:val="left"/>
-                    <w:jc w:val="center"/>
-                  </w:pPr>
-                  <w:r>
-                    <w:t xml:space="preserve">Baseline for P7</w:t>
-                  </w:r>
-                </w:p>
-              </w:tc>
-              <w:tc>
-                <w:tcPr/>
-                <w:p>
-                  <w:pPr>
-                    <w:pStyle w:val="Compact"/>
-                    <w:jc w:val="left"/>
-                    <w:jc w:val="center"/>
-                  </w:pPr>
-                  <w:r>
-                    <w:rPr>
-                      <w:rStyle w:val="VerbatimChar"/>
-                    </w:rPr>
-                    <w:t xml:space="preserve">rt | dec(choice_binary) ~ difficulty_3 * task + effort_condition + effort_x_stim + (1 | subject_id); bs ~ difficulty_3 + task + effort_condition + (1 | subject_id); ndt ~ 1; bias ~ task + effort_condition + (1 | subject_id)</w:t>
-                  </w:r>
-                </w:p>
-              </w:tc>
-            </w:tr>
-            <w:tr>
-              <w:tc>
-                <w:tcPr/>
-                <w:p>
-                  <w:pPr>
-                    <w:pStyle w:val="Compact"/>
-                    <w:jc w:val="left"/>
-                    <w:jc w:val="center"/>
-                  </w:pPr>
-                  <w:r>
-                    <w:t xml:space="preserve">Baseline for P8</w:t>
-                  </w:r>
-                </w:p>
-              </w:tc>
-              <w:tc>
-                <w:tcPr/>
-                <w:p>
-                  <w:pPr>
-                    <w:pStyle w:val="Compact"/>
-                    <w:jc w:val="left"/>
-                    <w:jc w:val="center"/>
-                  </w:pPr>
-                  <w:r>
-                    <w:rPr>
-                      <w:rStyle w:val="VerbatimChar"/>
-                    </w:rPr>
-                    <w:t xml:space="preserve">rt | dec(choice_binary) ~ difficulty_3 * task + effort_condition + effort_x_stim + (1 | subject_id); bs ~ difficulty_3 + task + effort_condition + (1 | subject_id); ndt ~ 1; bias ~ task + effort_condition + (1 | subject_id)</w:t>
-                  </w:r>
-                </w:p>
-              </w:tc>
-            </w:tr>
-            <w:tr>
-              <w:tc>
-                <w:tcPr/>
-                <w:p>
-                  <w:pPr>
-                    <w:pStyle w:val="Compact"/>
-                    <w:jc w:val="left"/>
-                    <w:jc w:val="center"/>
-                  </w:pPr>
-                  <w:r>
-                    <w:t xml:space="preserve">Baseline for P3 without slowest trials</w:t>
-                  </w:r>
-                </w:p>
-              </w:tc>
-              <w:tc>
-                <w:tcPr/>
-                <w:p>
-                  <w:pPr>
-                    <w:pStyle w:val="Compact"/>
-                    <w:jc w:val="left"/>
-                    <w:jc w:val="center"/>
-                  </w:pPr>
-                  <w:r>
-                    <w:rPr>
-                      <w:rStyle w:val="VerbatimChar"/>
-                    </w:rPr>
-                    <w:t xml:space="preserve">rt | dec(choice_binary) ~ difficulty_3 * task + effort_condition + effort_x_stim + (1 | subject_id); bs ~ difficulty_3 + task + effort_condition + (1 | subject_id); ndt ~ 1; bias ~ task + effort_condition + (1 | subject_id)</w:t>
-                  </w:r>
-                </w:p>
-              </w:tc>
-            </w:tr>
-          </w:tbl>
           <w:bookmarkEnd w:id="159"/>
-          <w:p/>
         </w:tc>
       </w:tr>
     </w:tbl>
@@ -22349,7 +22743,7 @@
         <w:pStyle w:val="FirstParagraph"/>
       </w:pPr>
       <w:r>
-        <w:t xml:space="preserve">These models analyze observed accuracy and median RT directly. Their contrasts are cited in Section 3.1.</w:t>
+        <w:t xml:space="preserve">These models analyze observed accuracy and median RT directly. The accuracy contrasts reported in Section 3.1 come from the first of them.</w:t>
       </w:r>
     </w:p>
     <w:p>
@@ -24670,7 +25064,7 @@
               <w:t xml:space="preserve"> </w:t>
             </w:r>
             <w:r>
-              <w:t xml:space="preserve">The outcome is the median RT in each participant x task x difficulty x effort cell, in seconds, not log RT. df and p use the Satterthwaite approximation. Cell contrasts, in milliseconds, are in the median-RT contrast table. Random slopes for effort were singular, so the model keeps a random intercept only (Barr et al., 2013; Bates et al., 2015; Brauer &amp; Curtin, 2018). Reference levels: Standard difficulty, low effort, auditory task (ADT).</w:t>
+              <w:t xml:space="preserve">The outcome is the median RT in each participant × task × difficulty × effort cell, in seconds, not log RT. df and p use the Satterthwaite approximation. Cell contrasts, in milliseconds, are in the median-RT contrast table. Random slopes for effort were singular, so the model keeps a random intercept only (Barr et al., 2013; Bates et al., 2015; Brauer &amp; Curtin, 2018). Reference levels: Standard difficulty, low effort, auditory task (ADT).</w:t>
             </w:r>
           </w:p>
           <w:bookmarkEnd w:id="163"/>
@@ -25180,8 +25574,36 @@
       <w:pPr>
         <w:pStyle w:val="FirstParagraph"/>
       </w:pPr>
-      <w:r>
-        <w:t xml:space="preserve">Table S20 describes the sample on the neuropsychological battery. Table S21 reports exploratory correlations between these measures and task outcomes; none is interpreted.</w:t>
+      <w:hyperlink w:anchor="supptbl-baseline">
+        <w:r>
+          <w:rPr>
+            <w:rStyle w:val="Hyperlink"/>
+          </w:rPr>
+          <w:t xml:space="preserve">Table S20</w:t>
+        </w:r>
+      </w:hyperlink>
+      <w:r>
+        <w:t xml:space="preserve"> </w:t>
+      </w:r>
+      <w:r>
+        <w:t xml:space="preserve">describes the sample on the neuropsychological battery.</w:t>
+      </w:r>
+      <w:r>
+        <w:t xml:space="preserve"> </w:t>
+      </w:r>
+      <w:hyperlink w:anchor="supptbl-neuropsych">
+        <w:r>
+          <w:rPr>
+            <w:rStyle w:val="Hyperlink"/>
+          </w:rPr>
+          <w:t xml:space="preserve">Table S21</w:t>
+        </w:r>
+      </w:hyperlink>
+      <w:r>
+        <w:t xml:space="preserve"> </w:t>
+      </w:r>
+      <w:r>
+        <w:t xml:space="preserve">reports exploratory correlations between these measures and task outcomes; none is interpreted.</w:t>
       </w:r>
     </w:p>
     <w:tbl>
@@ -25817,7 +26239,7 @@
                     <w:jc w:val="center"/>
                   </w:pPr>
                   <w:r>
-                    <w:t xml:space="preserve">GAD-7 (/8)</w:t>
+                    <w:t xml:space="preserve">GAD-7 (/21)</w:t>
                   </w:r>
                 </w:p>
               </w:tc>
@@ -26078,7 +26500,7 @@
                     <w:jc w:val="center"/>
                   </w:pPr>
                   <w:r>
-                    <w:t xml:space="preserve">10 (15.4%)</w:t>
+                    <w:t xml:space="preserve">10 (14.9%)</w:t>
                   </w:r>
                 </w:p>
               </w:tc>
@@ -26107,7 +26529,7 @@
               <w:t xml:space="preserve"> </w:t>
             </w:r>
             <w:r>
-              <w:t xml:space="preserve">Values are from output/neuropsych_demographics/extended_baseline_continuous.csv and extended_baseline_categorical.csv, the July S9 source. T14 stored the means but dropped the ranges.</w:t>
+              <w:t xml:space="preserve">Means (SD) or counts (%) among participants with a recorded value; n varies by measure.</w:t>
             </w:r>
           </w:p>
           <w:bookmarkEnd w:id="170"/>
@@ -26691,7 +27113,7 @@
                     <w:jc w:val="center"/>
                   </w:pPr>
                   <w:r>
-                    <w:t xml:space="preserve">education</w:t>
+                    <w:t xml:space="preserve">Education</w:t>
                   </w:r>
                 </w:p>
               </w:tc>
@@ -26771,7 +27193,7 @@
                     <w:jc w:val="center"/>
                   </w:pPr>
                   <w:r>
-                    <w:t xml:space="preserve">education</w:t>
+                    <w:t xml:space="preserve">Education</w:t>
                   </w:r>
                 </w:p>
               </w:tc>
@@ -26851,7 +27273,7 @@
                     <w:jc w:val="center"/>
                   </w:pPr>
                   <w:r>
-                    <w:t xml:space="preserve">education</w:t>
+                    <w:t xml:space="preserve">Education</w:t>
                   </w:r>
                 </w:p>
               </w:tc>
@@ -26931,7 +27353,7 @@
                     <w:jc w:val="center"/>
                   </w:pPr>
                   <w:r>
-                    <w:t xml:space="preserve">education</w:t>
+                    <w:t xml:space="preserve">Education</w:t>
                   </w:r>
                 </w:p>
               </w:tc>
@@ -27011,7 +27433,7 @@
                     <w:jc w:val="center"/>
                   </w:pPr>
                   <w:r>
-                    <w:t xml:space="preserve">education</w:t>
+                    <w:t xml:space="preserve">Education</w:t>
                   </w:r>
                 </w:p>
               </w:tc>
@@ -30131,7 +30553,7 @@
                     <w:jc w:val="center"/>
                   </w:pPr>
                   <w:r>
-                    <w:t xml:space="preserve">education</w:t>
+                    <w:t xml:space="preserve">Education</w:t>
                   </w:r>
                 </w:p>
               </w:tc>
@@ -30211,7 +30633,7 @@
                     <w:jc w:val="center"/>
                   </w:pPr>
                   <w:r>
-                    <w:t xml:space="preserve">education</w:t>
+                    <w:t xml:space="preserve">Education</w:t>
                   </w:r>
                 </w:p>
               </w:tc>
@@ -30291,7 +30713,7 @@
                     <w:jc w:val="center"/>
                   </w:pPr>
                   <w:r>
-                    <w:t xml:space="preserve">education</w:t>
+                    <w:t xml:space="preserve">Education</w:t>
                   </w:r>
                 </w:p>
               </w:tc>
@@ -32057,7 +32479,7 @@
               <w:t xml:space="preserve"> </w:t>
             </w:r>
             <w:r>
-              <w:t xml:space="preserve">Benjamini-Hochberg FDR is computed within family. Neuropsych x behavioral outcomes: 45 tests. Neuropsych x DDM parameters: 27 tests. d′ (descriptive) is the SD of d′ across grip conditions. No SD of accuracy across conditions is in the source table.</w:t>
+              <w:t xml:space="preserve">False-discovery-rate correction (Benjamini–Hochberg) was applied within each family: neuropsychological measures × behavioral outcomes (45 tests) and × diffusion-model parameters (27 tests). d′ is the across-condition SD of d′ for each participant.</w:t>
             </w:r>
           </w:p>
           <w:bookmarkEnd w:id="171"/>
@@ -32065,21 +32487,66 @@
       </w:tr>
     </w:tbl>
     <w:bookmarkEnd w:id="172"/>
-    <w:bookmarkStart w:id="174" w:name="Xca629de48c53e5ea657d5aec29b7cc12f2d48e3"/>
+    <w:bookmarkStart w:id="185" w:name="X16a66c8977be584ab3c9e51fe71f358331d4203"/>
     <w:p>
       <w:pPr>
         <w:pStyle w:val="Heading2"/>
       </w:pPr>
       <w:r>
-        <w:t xml:space="preserve">Exploratory temporal dynamics (dissertation only; pre-revision model structure)</w:t>
+        <w:t xml:space="preserve">Additional behavioral diagnostics (dissertation only)</w:t>
       </w:r>
     </w:p>
     <w:p>
       <w:pPr>
         <w:pStyle w:val="FirstParagraph"/>
       </w:pPr>
-      <w:r>
-        <w:t xml:space="preserve">These choice-history and within-run models were fit before the model revision used in this chapter (the response coding and effort terms of M4) and were not refit. They are reported for completeness and are not interpreted.</w:t>
+      <w:hyperlink w:anchor="suppfig-brinley">
+        <w:r>
+          <w:rPr>
+            <w:rStyle w:val="Hyperlink"/>
+          </w:rPr>
+          <w:t xml:space="preserve">Figure S6</w:t>
+        </w:r>
+      </w:hyperlink>
+      <w:r>
+        <w:t xml:space="preserve"> </w:t>
+      </w:r>
+      <w:r>
+        <w:t xml:space="preserve">shows the relation between Hard and Easy RTs,</w:t>
+      </w:r>
+      <w:r>
+        <w:t xml:space="preserve"> </w:t>
+      </w:r>
+      <w:hyperlink w:anchor="suppfig-caf">
+        <w:r>
+          <w:rPr>
+            <w:rStyle w:val="Hyperlink"/>
+          </w:rPr>
+          <w:t xml:space="preserve">Figure S7</w:t>
+        </w:r>
+      </w:hyperlink>
+      <w:r>
+        <w:t xml:space="preserve"> </w:t>
+      </w:r>
+      <w:r>
+        <w:t xml:space="preserve">the conditional accuracy functions and</w:t>
+      </w:r>
+      <w:r>
+        <w:t xml:space="preserve"> </w:t>
+      </w:r>
+      <w:hyperlink w:anchor="suppfig-rtdist">
+        <w:r>
+          <w:rPr>
+            <w:rStyle w:val="Hyperlink"/>
+          </w:rPr>
+          <w:t xml:space="preserve">Figure S8</w:t>
+        </w:r>
+      </w:hyperlink>
+      <w:r>
+        <w:t xml:space="preserve"> </w:t>
+      </w:r>
+      <w:r>
+        <w:t xml:space="preserve">the RT distributions.</w:t>
       </w:r>
     </w:p>
     <w:tbl>
@@ -32095,1704 +32562,7 @@
       <w:tr>
         <w:tc>
           <w:tcPr/>
-          <w:bookmarkStart w:id="173" w:name="supptbl-temporal"/>
-          <w:p>
-            <w:pPr>
-              <w:jc w:val="center"/>
-            </w:pPr>
-            <w:pPr>
-              <w:jc w:val="left"/>
-              <w:spacing w:before="200"/>
-              <w:pStyle w:val="ImageCaption"/>
-            </w:pPr>
-            <w:r>
-              <w:t xml:space="preserve">Table S22: Exploratory choice-history and within-run models. These were fit with the pre-revision model structure and not refit; see the text.</w:t>
-            </w:r>
-          </w:p>
-          <w:tbl>
-            <w:tblPr>
-              <w:tblStyle w:val="Table"/>
-              <w:tblW w:type="pct" w:w="5000"/>
-              <w:tblLayout w:type="fixed"/>
-              <w:tblLook w:firstRow="1" w:lastRow="0" w:firstColumn="0" w:lastColumn="0" w:noHBand="0" w:noVBand="0" w:val="0020"/>
-            </w:tblPr>
-            <w:tblGrid>
-              <w:gridCol w:w="1667"/>
-              <w:gridCol w:w="4251"/>
-              <w:gridCol w:w="750"/>
-              <w:gridCol w:w="500"/>
-              <w:gridCol w:w="750"/>
-            </w:tblGrid>
-            <w:tr>
-              <w:trPr>
-                <w:tblHeader w:val="on"/>
-              </w:trPr>
-              <w:tc>
-                <w:tcPr/>
-                <w:p>
-                  <w:pPr>
-                    <w:pStyle w:val="Compact"/>
-                    <w:jc w:val="left"/>
-                    <w:jc w:val="center"/>
-                  </w:pPr>
-                  <w:r>
-                    <w:t xml:space="preserve">Model</w:t>
-                  </w:r>
-                </w:p>
-              </w:tc>
-              <w:tc>
-                <w:tcPr/>
-                <w:p>
-                  <w:pPr>
-                    <w:pStyle w:val="Compact"/>
-                    <w:jc w:val="right"/>
-                    <w:jc w:val="center"/>
-                  </w:pPr>
-                  <w:r>
-                    <w:t xml:space="preserve">Parameter</w:t>
-                  </w:r>
-                </w:p>
-              </w:tc>
-              <w:tc>
-                <w:tcPr/>
-                <w:p>
-                  <w:pPr>
-                    <w:pStyle w:val="Compact"/>
-                    <w:jc w:val="right"/>
-                    <w:jc w:val="center"/>
-                  </w:pPr>
-                  <w:r>
-                    <w:t xml:space="preserve">Estimate</w:t>
-                  </w:r>
-                </w:p>
-              </w:tc>
-              <w:tc>
-                <w:tcPr/>
-                <w:p>
-                  <w:pPr>
-                    <w:pStyle w:val="Compact"/>
-                    <w:jc w:val="right"/>
-                    <w:jc w:val="center"/>
-                  </w:pPr>
-                  <w:r>
-                    <w:rPr>
-                      <w:i/>
-                      <w:iCs/>
-                    </w:rPr>
-                    <w:t xml:space="preserve">SD</w:t>
-                  </w:r>
-                </w:p>
-              </w:tc>
-              <w:tc>
-                <w:tcPr/>
-                <w:p>
-                  <w:pPr>
-                    <w:pStyle w:val="Compact"/>
-                    <w:jc w:val="right"/>
-                    <w:jc w:val="center"/>
-                  </w:pPr>
-                  <w:r>
-                    <w:t xml:space="preserve">P(β &gt; 0)</w:t>
-                  </w:r>
-                </w:p>
-              </w:tc>
-            </w:tr>
-            <w:tr>
-              <w:tc>
-                <w:tcPr/>
-                <w:p>
-                  <w:pPr>
-                    <w:pStyle w:val="Compact"/>
-                    <w:jc w:val="left"/>
-                    <w:jc w:val="center"/>
-                  </w:pPr>
-                  <w:r>
-                    <w:t xml:space="preserve">Choice history</w:t>
-                  </w:r>
-                </w:p>
-              </w:tc>
-              <w:tc>
-                <w:tcPr/>
-                <w:p>
-                  <w:pPr>
-                    <w:pStyle w:val="Compact"/>
-                    <w:jc w:val="right"/>
-                    <w:jc w:val="center"/>
-                  </w:pPr>
-                  <w:r>
-                    <w:t xml:space="preserve">Starting-point intercept</w:t>
-                  </w:r>
-                </w:p>
-              </w:tc>
-              <w:tc>
-                <w:tcPr/>
-                <w:p>
-                  <w:pPr>
-                    <w:pStyle w:val="Compact"/>
-                    <w:jc w:val="right"/>
-                    <w:jc w:val="center"/>
-                  </w:pPr>
-                  <w:r>
-                    <w:t xml:space="preserve">0.197</w:t>
-                  </w:r>
-                </w:p>
-              </w:tc>
-              <w:tc>
-                <w:tcPr/>
-                <w:p>
-                  <w:pPr>
-                    <w:pStyle w:val="Compact"/>
-                    <w:jc w:val="right"/>
-                    <w:jc w:val="center"/>
-                  </w:pPr>
-                  <w:r>
-                    <w:t xml:space="preserve">0.033</w:t>
-                  </w:r>
-                </w:p>
-              </w:tc>
-              <w:tc>
-                <w:tcPr/>
-                <w:p>
-                  <w:pPr>
-                    <w:pStyle w:val="Compact"/>
-                    <w:jc w:val="right"/>
-                    <w:jc w:val="center"/>
-                  </w:pPr>
-                  <w:r>
-                    <w:t xml:space="preserve">&gt; .999</w:t>
-                  </w:r>
-                </w:p>
-              </w:tc>
-            </w:tr>
-            <w:tr>
-              <w:tc>
-                <w:tcPr/>
-                <w:p>
-                  <w:pPr>
-                    <w:pStyle w:val="Compact"/>
-                    <w:jc w:val="left"/>
-                    <w:jc w:val="center"/>
-                  </w:pPr>
-                  <w:r>
-                    <w:t xml:space="preserve">Choice history</w:t>
-                  </w:r>
-                </w:p>
-              </w:tc>
-              <w:tc>
-                <w:tcPr/>
-                <w:p>
-                  <w:pPr>
-                    <w:pStyle w:val="Compact"/>
-                    <w:jc w:val="right"/>
-                    <w:jc w:val="center"/>
-                  </w:pPr>
-                  <w:r>
-                    <w:t xml:space="preserve">Starting point, low effort</w:t>
-                  </w:r>
-                </w:p>
-              </w:tc>
-              <w:tc>
-                <w:tcPr/>
-                <w:p>
-                  <w:pPr>
-                    <w:pStyle w:val="Compact"/>
-                    <w:jc w:val="right"/>
-                    <w:jc w:val="center"/>
-                  </w:pPr>
-                  <w:r>
-                    <w:t xml:space="preserve">−0.016</w:t>
-                  </w:r>
-                </w:p>
-              </w:tc>
-              <w:tc>
-                <w:tcPr/>
-                <w:p>
-                  <w:pPr>
-                    <w:pStyle w:val="Compact"/>
-                    <w:jc w:val="right"/>
-                    <w:jc w:val="center"/>
-                  </w:pPr>
-                  <w:r>
-                    <w:t xml:space="preserve">0.022</w:t>
-                  </w:r>
-                </w:p>
-              </w:tc>
-              <w:tc>
-                <w:tcPr/>
-                <w:p>
-                  <w:pPr>
-                    <w:pStyle w:val="Compact"/>
-                    <w:jc w:val="right"/>
-                    <w:jc w:val="center"/>
-                  </w:pPr>
-                  <w:r>
-                    <w:t xml:space="preserve">.225</w:t>
-                  </w:r>
-                </w:p>
-              </w:tc>
-            </w:tr>
-            <w:tr>
-              <w:tc>
-                <w:tcPr/>
-                <w:p>
-                  <w:pPr>
-                    <w:pStyle w:val="Compact"/>
-                    <w:jc w:val="left"/>
-                    <w:jc w:val="center"/>
-                  </w:pPr>
-                  <w:r>
-                    <w:t xml:space="preserve">Choice history</w:t>
-                  </w:r>
-                </w:p>
-              </w:tc>
-              <w:tc>
-                <w:tcPr/>
-                <w:p>
-                  <w:pPr>
-                    <w:pStyle w:val="Compact"/>
-                    <w:jc w:val="right"/>
-                    <w:jc w:val="center"/>
-                  </w:pPr>
-                  <w:r>
-                    <w:t xml:space="preserve">Starting point, previous choice</w:t>
-                  </w:r>
-                </w:p>
-              </w:tc>
-              <w:tc>
-                <w:tcPr/>
-                <w:p>
-                  <w:pPr>
-                    <w:pStyle w:val="Compact"/>
-                    <w:jc w:val="right"/>
-                    <w:jc w:val="center"/>
-                  </w:pPr>
-                  <w:r>
-                    <w:t xml:space="preserve">0.065</w:t>
-                  </w:r>
-                </w:p>
-              </w:tc>
-              <w:tc>
-                <w:tcPr/>
-                <w:p>
-                  <w:pPr>
-                    <w:pStyle w:val="Compact"/>
-                    <w:jc w:val="right"/>
-                    <w:jc w:val="center"/>
-                  </w:pPr>
-                  <w:r>
-                    <w:t xml:space="preserve">0.031</w:t>
-                  </w:r>
-                </w:p>
-              </w:tc>
-              <w:tc>
-                <w:tcPr/>
-                <w:p>
-                  <w:pPr>
-                    <w:pStyle w:val="Compact"/>
-                    <w:jc w:val="right"/>
-                    <w:jc w:val="center"/>
-                  </w:pPr>
-                  <w:r>
-                    <w:t xml:space="preserve">.982</w:t>
-                  </w:r>
-                </w:p>
-              </w:tc>
-            </w:tr>
-            <w:tr>
-              <w:tc>
-                <w:tcPr/>
-                <w:p>
-                  <w:pPr>
-                    <w:pStyle w:val="Compact"/>
-                    <w:jc w:val="left"/>
-                    <w:jc w:val="center"/>
-                  </w:pPr>
-                  <w:r>
-                    <w:t xml:space="preserve">Choice history</w:t>
-                  </w:r>
-                </w:p>
-              </w:tc>
-              <w:tc>
-                <w:tcPr/>
-                <w:p>
-                  <w:pPr>
-                    <w:pStyle w:val="Compact"/>
-                    <w:jc w:val="right"/>
-                    <w:jc w:val="center"/>
-                  </w:pPr>
-                  <w:r>
-                    <w:t xml:space="preserve">Starting point, previous choice × low effort</w:t>
-                  </w:r>
-                </w:p>
-              </w:tc>
-              <w:tc>
-                <w:tcPr/>
-                <w:p>
-                  <w:pPr>
-                    <w:pStyle w:val="Compact"/>
-                    <w:jc w:val="right"/>
-                    <w:jc w:val="center"/>
-                  </w:pPr>
-                  <w:r>
-                    <w:t xml:space="preserve">−0.001</w:t>
-                  </w:r>
-                </w:p>
-              </w:tc>
-              <w:tc>
-                <w:tcPr/>
-                <w:p>
-                  <w:pPr>
-                    <w:pStyle w:val="Compact"/>
-                    <w:jc w:val="right"/>
-                    <w:jc w:val="center"/>
-                  </w:pPr>
-                  <w:r>
-                    <w:t xml:space="preserve">0.033</w:t>
-                  </w:r>
-                </w:p>
-              </w:tc>
-              <w:tc>
-                <w:tcPr/>
-                <w:p>
-                  <w:pPr>
-                    <w:pStyle w:val="Compact"/>
-                    <w:jc w:val="right"/>
-                    <w:jc w:val="center"/>
-                  </w:pPr>
-                  <w:r>
-                    <w:t xml:space="preserve">.488</w:t>
-                  </w:r>
-                </w:p>
-              </w:tc>
-            </w:tr>
-            <w:tr>
-              <w:tc>
-                <w:tcPr/>
-                <w:p>
-                  <w:pPr>
-                    <w:pStyle w:val="Compact"/>
-                    <w:jc w:val="left"/>
-                    <w:jc w:val="center"/>
-                  </w:pPr>
-                  <w:r>
-                    <w:t xml:space="preserve">Choice history</w:t>
-                  </w:r>
-                </w:p>
-              </w:tc>
-              <w:tc>
-                <w:tcPr/>
-                <w:p>
-                  <w:pPr>
-                    <w:pStyle w:val="Compact"/>
-                    <w:jc w:val="right"/>
-                    <w:jc w:val="center"/>
-                  </w:pPr>
-                  <w:r>
-                    <w:t xml:space="preserve">Drift, previous choice</w:t>
-                  </w:r>
-                </w:p>
-              </w:tc>
-              <w:tc>
-                <w:tcPr/>
-                <w:p>
-                  <w:pPr>
-                    <w:pStyle w:val="Compact"/>
-                    <w:jc w:val="right"/>
-                    <w:jc w:val="center"/>
-                  </w:pPr>
-                  <w:r>
-                    <w:t xml:space="preserve">0.054</w:t>
-                  </w:r>
-                </w:p>
-              </w:tc>
-              <w:tc>
-                <w:tcPr/>
-                <w:p>
-                  <w:pPr>
-                    <w:pStyle w:val="Compact"/>
-                    <w:jc w:val="right"/>
-                    <w:jc w:val="center"/>
-                  </w:pPr>
-                  <w:r>
-                    <w:t xml:space="preserve">0.023</w:t>
-                  </w:r>
-                </w:p>
-              </w:tc>
-              <w:tc>
-                <w:tcPr/>
-                <w:p>
-                  <w:pPr>
-                    <w:pStyle w:val="Compact"/>
-                    <w:jc w:val="right"/>
-                    <w:jc w:val="center"/>
-                  </w:pPr>
-                  <w:r>
-                    <w:t xml:space="preserve">.991</w:t>
-                  </w:r>
-                </w:p>
-              </w:tc>
-            </w:tr>
-            <w:tr>
-              <w:tc>
-                <w:tcPr/>
-                <w:p>
-                  <w:pPr>
-                    <w:pStyle w:val="Compact"/>
-                    <w:jc w:val="left"/>
-                    <w:jc w:val="center"/>
-                  </w:pPr>
-                  <w:r>
-                    <w:t xml:space="preserve">Win-stay/lose-shift</w:t>
-                  </w:r>
-                </w:p>
-              </w:tc>
-              <w:tc>
-                <w:tcPr/>
-                <w:p>
-                  <w:pPr>
-                    <w:pStyle w:val="Compact"/>
-                    <w:jc w:val="right"/>
-                    <w:jc w:val="center"/>
-                  </w:pPr>
-                  <w:r>
-                    <w:t xml:space="preserve">Starting-point intercept</w:t>
-                  </w:r>
-                </w:p>
-              </w:tc>
-              <w:tc>
-                <w:tcPr/>
-                <w:p>
-                  <w:pPr>
-                    <w:pStyle w:val="Compact"/>
-                    <w:jc w:val="right"/>
-                    <w:jc w:val="center"/>
-                  </w:pPr>
-                  <w:r>
-                    <w:t xml:space="preserve">0.214</w:t>
-                  </w:r>
-                </w:p>
-              </w:tc>
-              <w:tc>
-                <w:tcPr/>
-                <w:p>
-                  <w:pPr>
-                    <w:pStyle w:val="Compact"/>
-                    <w:jc w:val="right"/>
-                    <w:jc w:val="center"/>
-                  </w:pPr>
-                  <w:r>
-                    <w:t xml:space="preserve">0.042</w:t>
-                  </w:r>
-                </w:p>
-              </w:tc>
-              <w:tc>
-                <w:tcPr/>
-                <w:p>
-                  <w:pPr>
-                    <w:pStyle w:val="Compact"/>
-                    <w:jc w:val="right"/>
-                    <w:jc w:val="center"/>
-                  </w:pPr>
-                  <w:r>
-                    <w:t xml:space="preserve">&gt; .999</w:t>
-                  </w:r>
-                </w:p>
-              </w:tc>
-            </w:tr>
-            <w:tr>
-              <w:tc>
-                <w:tcPr/>
-                <w:p>
-                  <w:pPr>
-                    <w:pStyle w:val="Compact"/>
-                    <w:jc w:val="left"/>
-                    <w:jc w:val="center"/>
-                  </w:pPr>
-                  <w:r>
-                    <w:t xml:space="preserve">Win-stay/lose-shift</w:t>
-                  </w:r>
-                </w:p>
-              </w:tc>
-              <w:tc>
-                <w:tcPr/>
-                <w:p>
-                  <w:pPr>
-                    <w:pStyle w:val="Compact"/>
-                    <w:jc w:val="right"/>
-                    <w:jc w:val="center"/>
-                  </w:pPr>
-                  <w:r>
-                    <w:t xml:space="preserve">Starting point, low effort</w:t>
-                  </w:r>
-                </w:p>
-              </w:tc>
-              <w:tc>
-                <w:tcPr/>
-                <w:p>
-                  <w:pPr>
-                    <w:pStyle w:val="Compact"/>
-                    <w:jc w:val="right"/>
-                    <w:jc w:val="center"/>
-                  </w:pPr>
-                  <w:r>
-                    <w:t xml:space="preserve">−0.017</w:t>
-                  </w:r>
-                </w:p>
-              </w:tc>
-              <w:tc>
-                <w:tcPr/>
-                <w:p>
-                  <w:pPr>
-                    <w:pStyle w:val="Compact"/>
-                    <w:jc w:val="right"/>
-                    <w:jc w:val="center"/>
-                  </w:pPr>
-                  <w:r>
-                    <w:t xml:space="preserve">0.022</w:t>
-                  </w:r>
-                </w:p>
-              </w:tc>
-              <w:tc>
-                <w:tcPr/>
-                <w:p>
-                  <w:pPr>
-                    <w:pStyle w:val="Compact"/>
-                    <w:jc w:val="right"/>
-                    <w:jc w:val="center"/>
-                  </w:pPr>
-                  <w:r>
-                    <w:t xml:space="preserve">.225</w:t>
-                  </w:r>
-                </w:p>
-              </w:tc>
-            </w:tr>
-            <w:tr>
-              <w:tc>
-                <w:tcPr/>
-                <w:p>
-                  <w:pPr>
-                    <w:pStyle w:val="Compact"/>
-                    <w:jc w:val="left"/>
-                    <w:jc w:val="center"/>
-                  </w:pPr>
-                  <w:r>
-                    <w:t xml:space="preserve">Win-stay/lose-shift</w:t>
-                  </w:r>
-                </w:p>
-              </w:tc>
-              <w:tc>
-                <w:tcPr/>
-                <w:p>
-                  <w:pPr>
-                    <w:pStyle w:val="Compact"/>
-                    <w:jc w:val="right"/>
-                    <w:jc w:val="center"/>
-                  </w:pPr>
-                  <w:r>
-                    <w:t xml:space="preserve">Starting point, previous choice</w:t>
-                  </w:r>
-                </w:p>
-              </w:tc>
-              <w:tc>
-                <w:tcPr/>
-                <w:p>
-                  <w:pPr>
-                    <w:pStyle w:val="Compact"/>
-                    <w:jc w:val="right"/>
-                    <w:jc w:val="center"/>
-                  </w:pPr>
-                  <w:r>
-                    <w:t xml:space="preserve">0.137</w:t>
-                  </w:r>
-                </w:p>
-              </w:tc>
-              <w:tc>
-                <w:tcPr/>
-                <w:p>
-                  <w:pPr>
-                    <w:pStyle w:val="Compact"/>
-                    <w:jc w:val="right"/>
-                    <w:jc w:val="center"/>
-                  </w:pPr>
-                  <w:r>
-                    <w:t xml:space="preserve">0.061</w:t>
-                  </w:r>
-                </w:p>
-              </w:tc>
-              <w:tc>
-                <w:tcPr/>
-                <w:p>
-                  <w:pPr>
-                    <w:pStyle w:val="Compact"/>
-                    <w:jc w:val="right"/>
-                    <w:jc w:val="center"/>
-                  </w:pPr>
-                  <w:r>
-                    <w:t xml:space="preserve">.987</w:t>
-                  </w:r>
-                </w:p>
-              </w:tc>
-            </w:tr>
-            <w:tr>
-              <w:tc>
-                <w:tcPr/>
-                <w:p>
-                  <w:pPr>
-                    <w:pStyle w:val="Compact"/>
-                    <w:jc w:val="left"/>
-                    <w:jc w:val="center"/>
-                  </w:pPr>
-                  <w:r>
-                    <w:t xml:space="preserve">Win-stay/lose-shift</w:t>
-                  </w:r>
-                </w:p>
-              </w:tc>
-              <w:tc>
-                <w:tcPr/>
-                <w:p>
-                  <w:pPr>
-                    <w:pStyle w:val="Compact"/>
-                    <w:jc w:val="right"/>
-                    <w:jc w:val="center"/>
-                  </w:pPr>
-                  <w:r>
-                    <w:t xml:space="preserve">Starting point, previous choice × low effort</w:t>
-                  </w:r>
-                </w:p>
-              </w:tc>
-              <w:tc>
-                <w:tcPr/>
-                <w:p>
-                  <w:pPr>
-                    <w:pStyle w:val="Compact"/>
-                    <w:jc w:val="right"/>
-                    <w:jc w:val="center"/>
-                  </w:pPr>
-                  <w:r>
-                    <w:t xml:space="preserve">−0.001</w:t>
-                  </w:r>
-                </w:p>
-              </w:tc>
-              <w:tc>
-                <w:tcPr/>
-                <w:p>
-                  <w:pPr>
-                    <w:pStyle w:val="Compact"/>
-                    <w:jc w:val="right"/>
-                    <w:jc w:val="center"/>
-                  </w:pPr>
-                  <w:r>
-                    <w:t xml:space="preserve">0.033</w:t>
-                  </w:r>
-                </w:p>
-              </w:tc>
-              <w:tc>
-                <w:tcPr/>
-                <w:p>
-                  <w:pPr>
-                    <w:pStyle w:val="Compact"/>
-                    <w:jc w:val="right"/>
-                    <w:jc w:val="center"/>
-                  </w:pPr>
-                  <w:r>
-                    <w:t xml:space="preserve">.489</w:t>
-                  </w:r>
-                </w:p>
-              </w:tc>
-            </w:tr>
-            <w:tr>
-              <w:tc>
-                <w:tcPr/>
-                <w:p>
-                  <w:pPr>
-                    <w:pStyle w:val="Compact"/>
-                    <w:jc w:val="left"/>
-                    <w:jc w:val="center"/>
-                  </w:pPr>
-                  <w:r>
-                    <w:t xml:space="preserve">Win-stay/lose-shift</w:t>
-                  </w:r>
-                </w:p>
-              </w:tc>
-              <w:tc>
-                <w:tcPr/>
-                <w:p>
-                  <w:pPr>
-                    <w:pStyle w:val="Compact"/>
-                    <w:jc w:val="right"/>
-                    <w:jc w:val="center"/>
-                  </w:pPr>
-                  <w:r>
-                    <w:t xml:space="preserve">Starting point, previous choice × previous correct</w:t>
-                  </w:r>
-                </w:p>
-              </w:tc>
-              <w:tc>
-                <w:tcPr/>
-                <w:p>
-                  <w:pPr>
-                    <w:pStyle w:val="Compact"/>
-                    <w:jc w:val="right"/>
-                    <w:jc w:val="center"/>
-                  </w:pPr>
-                  <w:r>
-                    <w:t xml:space="preserve">−0.107</w:t>
-                  </w:r>
-                </w:p>
-              </w:tc>
-              <w:tc>
-                <w:tcPr/>
-                <w:p>
-                  <w:pPr>
-                    <w:pStyle w:val="Compact"/>
-                    <w:jc w:val="right"/>
-                    <w:jc w:val="center"/>
-                  </w:pPr>
-                  <w:r>
-                    <w:t xml:space="preserve">0.060</w:t>
-                  </w:r>
-                </w:p>
-              </w:tc>
-              <w:tc>
-                <w:tcPr/>
-                <w:p>
-                  <w:pPr>
-                    <w:pStyle w:val="Compact"/>
-                    <w:jc w:val="right"/>
-                    <w:jc w:val="center"/>
-                  </w:pPr>
-                  <w:r>
-                    <w:t xml:space="preserve">.036</w:t>
-                  </w:r>
-                </w:p>
-              </w:tc>
-            </w:tr>
-            <w:tr>
-              <w:tc>
-                <w:tcPr/>
-                <w:p>
-                  <w:pPr>
-                    <w:pStyle w:val="Compact"/>
-                    <w:jc w:val="left"/>
-                    <w:jc w:val="center"/>
-                  </w:pPr>
-                  <w:r>
-                    <w:t xml:space="preserve">Win-stay/lose-shift</w:t>
-                  </w:r>
-                </w:p>
-              </w:tc>
-              <w:tc>
-                <w:tcPr/>
-                <w:p>
-                  <w:pPr>
-                    <w:pStyle w:val="Compact"/>
-                    <w:jc w:val="right"/>
-                    <w:jc w:val="center"/>
-                  </w:pPr>
-                  <w:r>
-                    <w:t xml:space="preserve">Starting point, previous correct</w:t>
-                  </w:r>
-                </w:p>
-              </w:tc>
-              <w:tc>
-                <w:tcPr/>
-                <w:p>
-                  <w:pPr>
-                    <w:pStyle w:val="Compact"/>
-                    <w:jc w:val="right"/>
-                    <w:jc w:val="center"/>
-                  </w:pPr>
-                  <w:r>
-                    <w:t xml:space="preserve">0.000</w:t>
-                  </w:r>
-                </w:p>
-              </w:tc>
-              <w:tc>
-                <w:tcPr/>
-                <w:p>
-                  <w:pPr>
-                    <w:pStyle w:val="Compact"/>
-                    <w:jc w:val="right"/>
-                    <w:jc w:val="center"/>
-                  </w:pPr>
-                  <w:r>
-                    <w:t xml:space="preserve">0.031</w:t>
-                  </w:r>
-                </w:p>
-              </w:tc>
-              <w:tc>
-                <w:tcPr/>
-                <w:p>
-                  <w:pPr>
-                    <w:pStyle w:val="Compact"/>
-                    <w:jc w:val="right"/>
-                    <w:jc w:val="center"/>
-                  </w:pPr>
-                  <w:r>
-                    <w:t xml:space="preserve">.499</w:t>
-                  </w:r>
-                </w:p>
-              </w:tc>
-            </w:tr>
-            <w:tr>
-              <w:tc>
-                <w:tcPr/>
-                <w:p>
-                  <w:pPr>
-                    <w:pStyle w:val="Compact"/>
-                    <w:jc w:val="left"/>
-                    <w:jc w:val="center"/>
-                  </w:pPr>
-                  <w:r>
-                    <w:t xml:space="preserve">Win-stay/lose-shift</w:t>
-                  </w:r>
-                </w:p>
-              </w:tc>
-              <w:tc>
-                <w:tcPr/>
-                <w:p>
-                  <w:pPr>
-                    <w:pStyle w:val="Compact"/>
-                    <w:jc w:val="right"/>
-                    <w:jc w:val="center"/>
-                  </w:pPr>
-                  <w:r>
-                    <w:t xml:space="preserve">Drift, previous choice</w:t>
-                  </w:r>
-                </w:p>
-              </w:tc>
-              <w:tc>
-                <w:tcPr/>
-                <w:p>
-                  <w:pPr>
-                    <w:pStyle w:val="Compact"/>
-                    <w:jc w:val="right"/>
-                    <w:jc w:val="center"/>
-                  </w:pPr>
-                  <w:r>
-                    <w:t xml:space="preserve">0.053</w:t>
-                  </w:r>
-                </w:p>
-              </w:tc>
-              <w:tc>
-                <w:tcPr/>
-                <w:p>
-                  <w:pPr>
-                    <w:pStyle w:val="Compact"/>
-                    <w:jc w:val="right"/>
-                    <w:jc w:val="center"/>
-                  </w:pPr>
-                  <w:r>
-                    <w:t xml:space="preserve">0.023</w:t>
-                  </w:r>
-                </w:p>
-              </w:tc>
-              <w:tc>
-                <w:tcPr/>
-                <w:p>
-                  <w:pPr>
-                    <w:pStyle w:val="Compact"/>
-                    <w:jc w:val="right"/>
-                    <w:jc w:val="center"/>
-                  </w:pPr>
-                  <w:r>
-                    <w:t xml:space="preserve">.991</w:t>
-                  </w:r>
-                </w:p>
-              </w:tc>
-            </w:tr>
-            <w:tr>
-              <w:tc>
-                <w:tcPr/>
-                <w:p>
-                  <w:pPr>
-                    <w:pStyle w:val="Compact"/>
-                    <w:jc w:val="left"/>
-                    <w:jc w:val="center"/>
-                  </w:pPr>
-                  <w:r>
-                    <w:t xml:space="preserve">Within-run trend</w:t>
-                  </w:r>
-                </w:p>
-              </w:tc>
-              <w:tc>
-                <w:tcPr/>
-                <w:p>
-                  <w:pPr>
-                    <w:pStyle w:val="Compact"/>
-                    <w:jc w:val="right"/>
-                    <w:jc w:val="center"/>
-                  </w:pPr>
-                  <w:r>
-                    <w:t xml:space="preserve">Boundary separation, age</w:t>
-                  </w:r>
-                </w:p>
-              </w:tc>
-              <w:tc>
-                <w:tcPr/>
-                <w:p>
-                  <w:pPr>
-                    <w:pStyle w:val="Compact"/>
-                    <w:jc w:val="right"/>
-                    <w:jc w:val="center"/>
-                  </w:pPr>
-                  <w:r>
-                    <w:t xml:space="preserve">0.003</w:t>
-                  </w:r>
-                </w:p>
-              </w:tc>
-              <w:tc>
-                <w:tcPr/>
-                <w:p>
-                  <w:pPr>
-                    <w:pStyle w:val="Compact"/>
-                    <w:jc w:val="right"/>
-                    <w:jc w:val="center"/>
-                  </w:pPr>
-                  <w:r>
-                    <w:t xml:space="preserve">0.025</w:t>
-                  </w:r>
-                </w:p>
-              </w:tc>
-              <w:tc>
-                <w:tcPr/>
-                <w:p>
-                  <w:pPr>
-                    <w:pStyle w:val="Compact"/>
-                    <w:jc w:val="right"/>
-                    <w:jc w:val="center"/>
-                  </w:pPr>
-                  <w:r>
-                    <w:t xml:space="preserve">.552</w:t>
-                  </w:r>
-                </w:p>
-              </w:tc>
-            </w:tr>
-            <w:tr>
-              <w:tc>
-                <w:tcPr/>
-                <w:p>
-                  <w:pPr>
-                    <w:pStyle w:val="Compact"/>
-                    <w:jc w:val="left"/>
-                    <w:jc w:val="center"/>
-                  </w:pPr>
-                  <w:r>
-                    <w:t xml:space="preserve">Within-run trend</w:t>
-                  </w:r>
-                </w:p>
-              </w:tc>
-              <w:tc>
-                <w:tcPr/>
-                <w:p>
-                  <w:pPr>
-                    <w:pStyle w:val="Compact"/>
-                    <w:jc w:val="right"/>
-                    <w:jc w:val="center"/>
-                  </w:pPr>
-                  <w:r>
-                    <w:t xml:space="preserve">Boundary separation, second half</w:t>
-                  </w:r>
-                </w:p>
-              </w:tc>
-              <w:tc>
-                <w:tcPr/>
-                <w:p>
-                  <w:pPr>
-                    <w:pStyle w:val="Compact"/>
-                    <w:jc w:val="right"/>
-                    <w:jc w:val="center"/>
-                  </w:pPr>
-                  <w:r>
-                    <w:t xml:space="preserve">−0.022</w:t>
-                  </w:r>
-                </w:p>
-              </w:tc>
-              <w:tc>
-                <w:tcPr/>
-                <w:p>
-                  <w:pPr>
-                    <w:pStyle w:val="Compact"/>
-                    <w:jc w:val="right"/>
-                    <w:jc w:val="center"/>
-                  </w:pPr>
-                  <w:r>
-                    <w:t xml:space="preserve">0.009</w:t>
-                  </w:r>
-                </w:p>
-              </w:tc>
-              <w:tc>
-                <w:tcPr/>
-                <w:p>
-                  <w:pPr>
-                    <w:pStyle w:val="Compact"/>
-                    <w:jc w:val="right"/>
-                    <w:jc w:val="center"/>
-                  </w:pPr>
-                  <w:r>
-                    <w:t xml:space="preserve">.007</w:t>
-                  </w:r>
-                </w:p>
-              </w:tc>
-            </w:tr>
-            <w:tr>
-              <w:tc>
-                <w:tcPr/>
-                <w:p>
-                  <w:pPr>
-                    <w:pStyle w:val="Compact"/>
-                    <w:jc w:val="left"/>
-                    <w:jc w:val="center"/>
-                  </w:pPr>
-                  <w:r>
-                    <w:t xml:space="preserve">Within-run trend</w:t>
-                  </w:r>
-                </w:p>
-              </w:tc>
-              <w:tc>
-                <w:tcPr/>
-                <w:p>
-                  <w:pPr>
-                    <w:pStyle w:val="Compact"/>
-                    <w:jc w:val="right"/>
-                    <w:jc w:val="center"/>
-                  </w:pPr>
-                  <w:r>
-                    <w:t xml:space="preserve">Boundary separation, high effort</w:t>
-                  </w:r>
-                </w:p>
-              </w:tc>
-              <w:tc>
-                <w:tcPr/>
-                <w:p>
-                  <w:pPr>
-                    <w:pStyle w:val="Compact"/>
-                    <w:jc w:val="right"/>
-                    <w:jc w:val="center"/>
-                  </w:pPr>
-                  <w:r>
-                    <w:t xml:space="preserve">0.009</w:t>
-                  </w:r>
-                </w:p>
-              </w:tc>
-              <w:tc>
-                <w:tcPr/>
-                <w:p>
-                  <w:pPr>
-                    <w:pStyle w:val="Compact"/>
-                    <w:jc w:val="right"/>
-                    <w:jc w:val="center"/>
-                  </w:pPr>
-                  <w:r>
-                    <w:t xml:space="preserve">0.010</w:t>
-                  </w:r>
-                </w:p>
-              </w:tc>
-              <w:tc>
-                <w:tcPr/>
-                <w:p>
-                  <w:pPr>
-                    <w:pStyle w:val="Compact"/>
-                    <w:jc w:val="right"/>
-                    <w:jc w:val="center"/>
-                  </w:pPr>
-                  <w:r>
-                    <w:t xml:space="preserve">.819</w:t>
-                  </w:r>
-                </w:p>
-              </w:tc>
-            </w:tr>
-            <w:tr>
-              <w:tc>
-                <w:tcPr/>
-                <w:p>
-                  <w:pPr>
-                    <w:pStyle w:val="Compact"/>
-                    <w:jc w:val="left"/>
-                    <w:jc w:val="center"/>
-                  </w:pPr>
-                  <w:r>
-                    <w:t xml:space="preserve">Within-run trend</w:t>
-                  </w:r>
-                </w:p>
-              </w:tc>
-              <w:tc>
-                <w:tcPr/>
-                <w:p>
-                  <w:pPr>
-                    <w:pStyle w:val="Compact"/>
-                    <w:jc w:val="right"/>
-                    <w:jc w:val="center"/>
-                  </w:pPr>
-                  <w:r>
-                    <w:t xml:space="preserve">Boundary separation, high effort × second half</w:t>
-                  </w:r>
-                </w:p>
-              </w:tc>
-              <w:tc>
-                <w:tcPr/>
-                <w:p>
-                  <w:pPr>
-                    <w:pStyle w:val="Compact"/>
-                    <w:jc w:val="right"/>
-                    <w:jc w:val="center"/>
-                  </w:pPr>
-                  <w:r>
-                    <w:t xml:space="preserve">0.011</w:t>
-                  </w:r>
-                </w:p>
-              </w:tc>
-              <w:tc>
-                <w:tcPr/>
-                <w:p>
-                  <w:pPr>
-                    <w:pStyle w:val="Compact"/>
-                    <w:jc w:val="right"/>
-                    <w:jc w:val="center"/>
-                  </w:pPr>
-                  <w:r>
-                    <w:t xml:space="preserve">0.013</w:t>
-                  </w:r>
-                </w:p>
-              </w:tc>
-              <w:tc>
-                <w:tcPr/>
-                <w:p>
-                  <w:pPr>
-                    <w:pStyle w:val="Compact"/>
-                    <w:jc w:val="right"/>
-                    <w:jc w:val="center"/>
-                  </w:pPr>
-                  <w:r>
-                    <w:t xml:space="preserve">.808</w:t>
-                  </w:r>
-                </w:p>
-              </w:tc>
-            </w:tr>
-            <w:tr>
-              <w:tc>
-                <w:tcPr/>
-                <w:p>
-                  <w:pPr>
-                    <w:pStyle w:val="Compact"/>
-                    <w:jc w:val="left"/>
-                    <w:jc w:val="center"/>
-                  </w:pPr>
-                  <w:r>
-                    <w:t xml:space="preserve">Within-run trend</w:t>
-                  </w:r>
-                </w:p>
-              </w:tc>
-              <w:tc>
-                <w:tcPr/>
-                <w:p>
-                  <w:pPr>
-                    <w:pStyle w:val="Compact"/>
-                    <w:jc w:val="right"/>
-                    <w:jc w:val="center"/>
-                  </w:pPr>
-                  <w:r>
-                    <w:t xml:space="preserve">Drift, age</w:t>
-                  </w:r>
-                </w:p>
-              </w:tc>
-              <w:tc>
-                <w:tcPr/>
-                <w:p>
-                  <w:pPr>
-                    <w:pStyle w:val="Compact"/>
-                    <w:jc w:val="right"/>
-                    <w:jc w:val="center"/>
-                  </w:pPr>
-                  <w:r>
-                    <w:t xml:space="preserve">−0.027</w:t>
-                  </w:r>
-                </w:p>
-              </w:tc>
-              <w:tc>
-                <w:tcPr/>
-                <w:p>
-                  <w:pPr>
-                    <w:pStyle w:val="Compact"/>
-                    <w:jc w:val="right"/>
-                    <w:jc w:val="center"/>
-                  </w:pPr>
-                  <w:r>
-                    <w:t xml:space="preserve">0.051</w:t>
-                  </w:r>
-                </w:p>
-              </w:tc>
-              <w:tc>
-                <w:tcPr/>
-                <w:p>
-                  <w:pPr>
-                    <w:pStyle w:val="Compact"/>
-                    <w:jc w:val="right"/>
-                    <w:jc w:val="center"/>
-                  </w:pPr>
-                  <w:r>
-                    <w:t xml:space="preserve">.301</w:t>
-                  </w:r>
-                </w:p>
-              </w:tc>
-            </w:tr>
-            <w:tr>
-              <w:tc>
-                <w:tcPr/>
-                <w:p>
-                  <w:pPr>
-                    <w:pStyle w:val="Compact"/>
-                    <w:jc w:val="left"/>
-                    <w:jc w:val="center"/>
-                  </w:pPr>
-                  <w:r>
-                    <w:t xml:space="preserve">Within-run trend</w:t>
-                  </w:r>
-                </w:p>
-              </w:tc>
-              <w:tc>
-                <w:tcPr/>
-                <w:p>
-                  <w:pPr>
-                    <w:pStyle w:val="Compact"/>
-                    <w:jc w:val="right"/>
-                    <w:jc w:val="center"/>
-                  </w:pPr>
-                  <w:r>
-                    <w:t xml:space="preserve">Drift, second half</w:t>
-                  </w:r>
-                </w:p>
-              </w:tc>
-              <w:tc>
-                <w:tcPr/>
-                <w:p>
-                  <w:pPr>
-                    <w:pStyle w:val="Compact"/>
-                    <w:jc w:val="right"/>
-                    <w:jc w:val="center"/>
-                  </w:pPr>
-                  <w:r>
-                    <w:t xml:space="preserve">0.014</w:t>
-                  </w:r>
-                </w:p>
-              </w:tc>
-              <w:tc>
-                <w:tcPr/>
-                <w:p>
-                  <w:pPr>
-                    <w:pStyle w:val="Compact"/>
-                    <w:jc w:val="right"/>
-                    <w:jc w:val="center"/>
-                  </w:pPr>
-                  <w:r>
-                    <w:t xml:space="preserve">0.027</w:t>
-                  </w:r>
-                </w:p>
-              </w:tc>
-              <w:tc>
-                <w:tcPr/>
-                <w:p>
-                  <w:pPr>
-                    <w:pStyle w:val="Compact"/>
-                    <w:jc w:val="right"/>
-                    <w:jc w:val="center"/>
-                  </w:pPr>
-                  <w:r>
-                    <w:t xml:space="preserve">.705</w:t>
-                  </w:r>
-                </w:p>
-              </w:tc>
-            </w:tr>
-            <w:tr>
-              <w:tc>
-                <w:tcPr/>
-                <w:p>
-                  <w:pPr>
-                    <w:pStyle w:val="Compact"/>
-                    <w:jc w:val="left"/>
-                    <w:jc w:val="center"/>
-                  </w:pPr>
-                  <w:r>
-                    <w:t xml:space="preserve">Within-run trend</w:t>
-                  </w:r>
-                </w:p>
-              </w:tc>
-              <w:tc>
-                <w:tcPr/>
-                <w:p>
-                  <w:pPr>
-                    <w:pStyle w:val="Compact"/>
-                    <w:jc w:val="right"/>
-                    <w:jc w:val="center"/>
-                  </w:pPr>
-                  <w:r>
-                    <w:t xml:space="preserve">Drift, second half × age</w:t>
-                  </w:r>
-                </w:p>
-              </w:tc>
-              <w:tc>
-                <w:tcPr/>
-                <w:p>
-                  <w:pPr>
-                    <w:pStyle w:val="Compact"/>
-                    <w:jc w:val="right"/>
-                    <w:jc w:val="center"/>
-                  </w:pPr>
-                  <w:r>
-                    <w:t xml:space="preserve">0.048</w:t>
-                  </w:r>
-                </w:p>
-              </w:tc>
-              <w:tc>
-                <w:tcPr/>
-                <w:p>
-                  <w:pPr>
-                    <w:pStyle w:val="Compact"/>
-                    <w:jc w:val="right"/>
-                    <w:jc w:val="center"/>
-                  </w:pPr>
-                  <w:r>
-                    <w:t xml:space="preserve">0.027</w:t>
-                  </w:r>
-                </w:p>
-              </w:tc>
-              <w:tc>
-                <w:tcPr/>
-                <w:p>
-                  <w:pPr>
-                    <w:pStyle w:val="Compact"/>
-                    <w:jc w:val="right"/>
-                    <w:jc w:val="center"/>
-                  </w:pPr>
-                  <w:r>
-                    <w:t xml:space="preserve">.958</w:t>
-                  </w:r>
-                </w:p>
-              </w:tc>
-            </w:tr>
-            <w:tr>
-              <w:tc>
-                <w:tcPr/>
-                <w:p>
-                  <w:pPr>
-                    <w:pStyle w:val="Compact"/>
-                    <w:jc w:val="left"/>
-                    <w:jc w:val="center"/>
-                  </w:pPr>
-                  <w:r>
-                    <w:t xml:space="preserve">Within-run trend</w:t>
-                  </w:r>
-                </w:p>
-              </w:tc>
-              <w:tc>
-                <w:tcPr/>
-                <w:p>
-                  <w:pPr>
-                    <w:pStyle w:val="Compact"/>
-                    <w:jc w:val="right"/>
-                    <w:jc w:val="center"/>
-                  </w:pPr>
-                  <w:r>
-                    <w:t xml:space="preserve">Drift, high effort</w:t>
-                  </w:r>
-                </w:p>
-              </w:tc>
-              <w:tc>
-                <w:tcPr/>
-                <w:p>
-                  <w:pPr>
-                    <w:pStyle w:val="Compact"/>
-                    <w:jc w:val="right"/>
-                    <w:jc w:val="center"/>
-                  </w:pPr>
-                  <w:r>
-                    <w:t xml:space="preserve">−0.038</w:t>
-                  </w:r>
-                </w:p>
-              </w:tc>
-              <w:tc>
-                <w:tcPr/>
-                <w:p>
-                  <w:pPr>
-                    <w:pStyle w:val="Compact"/>
-                    <w:jc w:val="right"/>
-                    <w:jc w:val="center"/>
-                  </w:pPr>
-                  <w:r>
-                    <w:t xml:space="preserve">0.024</w:t>
-                  </w:r>
-                </w:p>
-              </w:tc>
-              <w:tc>
-                <w:tcPr/>
-                <w:p>
-                  <w:pPr>
-                    <w:pStyle w:val="Compact"/>
-                    <w:jc w:val="right"/>
-                    <w:jc w:val="center"/>
-                  </w:pPr>
-                  <w:r>
-                    <w:t xml:space="preserve">.052</w:t>
-                  </w:r>
-                </w:p>
-              </w:tc>
-            </w:tr>
-            <w:tr>
-              <w:tc>
-                <w:tcPr/>
-                <w:p>
-                  <w:pPr>
-                    <w:pStyle w:val="Compact"/>
-                    <w:jc w:val="left"/>
-                    <w:jc w:val="center"/>
-                  </w:pPr>
-                  <w:r>
-                    <w:t xml:space="preserve">Within-run trend</w:t>
-                  </w:r>
-                </w:p>
-              </w:tc>
-              <w:tc>
-                <w:tcPr/>
-                <w:p>
-                  <w:pPr>
-                    <w:pStyle w:val="Compact"/>
-                    <w:jc w:val="right"/>
-                    <w:jc w:val="center"/>
-                  </w:pPr>
-                  <w:r>
-                    <w:t xml:space="preserve">Drift, high effort × age</w:t>
-                  </w:r>
-                </w:p>
-              </w:tc>
-              <w:tc>
-                <w:tcPr/>
-                <w:p>
-                  <w:pPr>
-                    <w:pStyle w:val="Compact"/>
-                    <w:jc w:val="right"/>
-                    <w:jc w:val="center"/>
-                  </w:pPr>
-                  <w:r>
-                    <w:t xml:space="preserve">−0.029</w:t>
-                  </w:r>
-                </w:p>
-              </w:tc>
-              <w:tc>
-                <w:tcPr/>
-                <w:p>
-                  <w:pPr>
-                    <w:pStyle w:val="Compact"/>
-                    <w:jc w:val="right"/>
-                    <w:jc w:val="center"/>
-                  </w:pPr>
-                  <w:r>
-                    <w:t xml:space="preserve">0.024</w:t>
-                  </w:r>
-                </w:p>
-              </w:tc>
-              <w:tc>
-                <w:tcPr/>
-                <w:p>
-                  <w:pPr>
-                    <w:pStyle w:val="Compact"/>
-                    <w:jc w:val="right"/>
-                    <w:jc w:val="center"/>
-                  </w:pPr>
-                  <w:r>
-                    <w:t xml:space="preserve">.113</w:t>
-                  </w:r>
-                </w:p>
-              </w:tc>
-            </w:tr>
-            <w:tr>
-              <w:tc>
-                <w:tcPr/>
-                <w:p>
-                  <w:pPr>
-                    <w:pStyle w:val="Compact"/>
-                    <w:jc w:val="left"/>
-                    <w:jc w:val="center"/>
-                  </w:pPr>
-                  <w:r>
-                    <w:t xml:space="preserve">Within-run trend</w:t>
-                  </w:r>
-                </w:p>
-              </w:tc>
-              <w:tc>
-                <w:tcPr/>
-                <w:p>
-                  <w:pPr>
-                    <w:pStyle w:val="Compact"/>
-                    <w:jc w:val="right"/>
-                    <w:jc w:val="center"/>
-                  </w:pPr>
-                  <w:r>
-                    <w:t xml:space="preserve">Drift, high effort × second half</w:t>
-                  </w:r>
-                </w:p>
-              </w:tc>
-              <w:tc>
-                <w:tcPr/>
-                <w:p>
-                  <w:pPr>
-                    <w:pStyle w:val="Compact"/>
-                    <w:jc w:val="right"/>
-                    <w:jc w:val="center"/>
-                  </w:pPr>
-                  <w:r>
-                    <w:t xml:space="preserve">−0.035</w:t>
-                  </w:r>
-                </w:p>
-              </w:tc>
-              <w:tc>
-                <w:tcPr/>
-                <w:p>
-                  <w:pPr>
-                    <w:pStyle w:val="Compact"/>
-                    <w:jc w:val="right"/>
-                    <w:jc w:val="center"/>
-                  </w:pPr>
-                  <w:r>
-                    <w:t xml:space="preserve">0.034</w:t>
-                  </w:r>
-                </w:p>
-              </w:tc>
-              <w:tc>
-                <w:tcPr/>
-                <w:p>
-                  <w:pPr>
-                    <w:pStyle w:val="Compact"/>
-                    <w:jc w:val="right"/>
-                    <w:jc w:val="center"/>
-                  </w:pPr>
-                  <w:r>
-                    <w:t xml:space="preserve">.147</w:t>
-                  </w:r>
-                </w:p>
-              </w:tc>
-            </w:tr>
-            <w:tr>
-              <w:tc>
-                <w:tcPr/>
-                <w:p>
-                  <w:pPr>
-                    <w:pStyle w:val="Compact"/>
-                    <w:jc w:val="left"/>
-                    <w:jc w:val="center"/>
-                  </w:pPr>
-                  <w:r>
-                    <w:t xml:space="preserve">Within-run trend</w:t>
-                  </w:r>
-                </w:p>
-              </w:tc>
-              <w:tc>
-                <w:tcPr/>
-                <w:p>
-                  <w:pPr>
-                    <w:pStyle w:val="Compact"/>
-                    <w:jc w:val="right"/>
-                    <w:jc w:val="center"/>
-                  </w:pPr>
-                  <w:r>
-                    <w:t xml:space="preserve">Drift, high effort × second half × age</w:t>
-                  </w:r>
-                </w:p>
-              </w:tc>
-              <w:tc>
-                <w:tcPr/>
-                <w:p>
-                  <w:pPr>
-                    <w:pStyle w:val="Compact"/>
-                    <w:jc w:val="right"/>
-                    <w:jc w:val="center"/>
-                  </w:pPr>
-                  <w:r>
-                    <w:t xml:space="preserve">−0.023</w:t>
-                  </w:r>
-                </w:p>
-              </w:tc>
-              <w:tc>
-                <w:tcPr/>
-                <w:p>
-                  <w:pPr>
-                    <w:pStyle w:val="Compact"/>
-                    <w:jc w:val="right"/>
-                    <w:jc w:val="center"/>
-                  </w:pPr>
-                  <w:r>
-                    <w:t xml:space="preserve">0.035</w:t>
-                  </w:r>
-                </w:p>
-              </w:tc>
-              <w:tc>
-                <w:tcPr/>
-                <w:p>
-                  <w:pPr>
-                    <w:pStyle w:val="Compact"/>
-                    <w:jc w:val="right"/>
-                    <w:jc w:val="center"/>
-                  </w:pPr>
-                  <w:r>
-                    <w:t xml:space="preserve">.260</w:t>
-                  </w:r>
-                </w:p>
-              </w:tc>
-            </w:tr>
-          </w:tbl>
-          <w:p>
-            <w:pPr>
-              <w:jc w:val="center"/>
-            </w:pPr>
-            <w:r>
-              <w:rPr>
-                <w:i/>
-                <w:iCs/>
-              </w:rPr>
-              <w:t xml:space="preserve">Note.</w:t>
-            </w:r>
-            <w:r>
-              <w:t xml:space="preserve"> </w:t>
-            </w:r>
-            <w:r>
-              <w:t xml:space="preserve">Fit on the pre-revision model structure. The within-run rows come from the fatigue-trajectory file, which has no model column. P(β &gt; 0) is the posterior probability that the coefficient is positive.</w:t>
-            </w:r>
-          </w:p>
-          <w:bookmarkEnd w:id="173"/>
-        </w:tc>
-      </w:tr>
-    </w:tbl>
-    <w:bookmarkEnd w:id="174"/>
-    <w:bookmarkStart w:id="187" w:name="X28382c03197a763bcc44ea3fb703cff838a2d94"/>
-    <w:p>
-      <w:pPr>
-        <w:pStyle w:val="Heading2"/>
-      </w:pPr>
-      <w:r>
-        <w:t xml:space="preserve">Additional diagnostics (dissertation only): CAF and RT distributions</w:t>
-      </w:r>
-    </w:p>
-    <w:p>
-      <w:pPr>
-        <w:pStyle w:val="FirstParagraph"/>
-      </w:pPr>
-      <w:r>
-        <w:t xml:space="preserve">Figures S6–S8 show the Hard-versus-Easy RT relation, conditional accuracy functions and RT distributions.</w:t>
-      </w:r>
-    </w:p>
-    <w:tbl>
-      <w:tblPr>
-        <w:tblStyle w:val="Table"/>
-        <w:tblW w:type="pct" w:w="5000"/>
-        <w:tblLayout w:type="fixed"/>
-        <w:tblLook w:firstRow="0" w:lastRow="0" w:firstColumn="0" w:lastColumn="0" w:noHBand="0" w:noVBand="0" w:val="0000"/>
-      </w:tblPr>
-      <w:tblGrid>
-        <w:gridCol w:w="7920"/>
-      </w:tblGrid>
-      <w:tr>
-        <w:tc>
-          <w:tcPr/>
-          <w:bookmarkStart w:id="178" w:name="suppfig-brinley"/>
+          <w:bookmarkStart w:id="176" w:name="suppfig-brinley"/>
           <w:p>
             <w:pPr>
               <w:jc w:val="center"/>
@@ -33802,18 +32572,18 @@
                 <wp:inline>
                   <wp:extent cx="4954274" cy="4770782"/>
                   <wp:effectExtent b="0" l="0" r="0" t="0"/>
-                  <wp:docPr descr="" title="" id="176" name="Picture"/>
+                  <wp:docPr descr="" title="" id="174" name="Picture"/>
                   <a:graphic>
                     <a:graphicData uri="http://schemas.openxmlformats.org/drawingml/2006/picture">
                       <pic:pic>
                         <pic:nvPicPr>
-                          <pic:cNvPr descr="../output/ddm_refits/runs/final_20261016/figures/final/F4_brinley.png" id="177" name="Picture"/>
+                          <pic:cNvPr descr="../output/ddm_refits/runs/final_20261016/figures/final/F4_brinley.png" id="175" name="Picture"/>
                           <pic:cNvPicPr>
                             <a:picLocks noChangeArrowheads="1" noChangeAspect="1"/>
                           </pic:cNvPicPr>
                         </pic:nvPicPr>
                         <pic:blipFill>
-                          <a:blip r:embed="rId175"/>
+                          <a:blip r:embed="rId173"/>
                           <a:stretch>
                             <a:fillRect/>
                           </a:stretch>
@@ -33853,7 +32623,7 @@
               <w:t xml:space="preserve">Figure S6: Participant mean RT on Hard versus Easy trials. The line is the least-squares fit with 95% CI; the dashed line is identity.</w:t>
             </w:r>
           </w:p>
-          <w:bookmarkEnd w:id="178"/>
+          <w:bookmarkEnd w:id="176"/>
         </w:tc>
       </w:tr>
     </w:tbl>
@@ -33878,7 +32648,7 @@
       <w:tr>
         <w:tc>
           <w:tcPr/>
-          <w:bookmarkStart w:id="182" w:name="suppfig-caf"/>
+          <w:bookmarkStart w:id="180" w:name="suppfig-caf"/>
           <w:p>
             <w:pPr>
               <w:jc w:val="center"/>
@@ -33888,18 +32658,18 @@
                 <wp:inline>
                   <wp:extent cx="5334000" cy="3674533"/>
                   <wp:effectExtent b="0" l="0" r="0" t="0"/>
-                  <wp:docPr descr="" title="" id="180" name="Picture"/>
+                  <wp:docPr descr="" title="" id="178" name="Picture"/>
                   <a:graphic>
                     <a:graphicData uri="http://schemas.openxmlformats.org/drawingml/2006/picture">
                       <pic:pic>
                         <pic:nvPicPr>
-                          <pic:cNvPr descr="../output/ddm_refits/runs/final_20261016/figures/final/S_caf.png" id="181" name="Picture"/>
+                          <pic:cNvPr descr="../output/ddm_refits/runs/final_20261016/figures/final/S_caf.png" id="179" name="Picture"/>
                           <pic:cNvPicPr>
                             <a:picLocks noChangeArrowheads="1" noChangeAspect="1"/>
                           </pic:cNvPicPr>
                         </pic:nvPicPr>
                         <pic:blipFill>
-                          <a:blip r:embed="rId179"/>
+                          <a:blip r:embed="rId177"/>
                           <a:stretch>
                             <a:fillRect/>
                           </a:stretch>
@@ -33939,7 +32709,7 @@
               <w:t xml:space="preserve">Figure S7: Conditional accuracy functions: accuracy by RT bin, task, stimulus type and effort</w:t>
             </w:r>
           </w:p>
-          <w:bookmarkEnd w:id="182"/>
+          <w:bookmarkEnd w:id="180"/>
         </w:tc>
       </w:tr>
     </w:tbl>
@@ -33964,7 +32734,7 @@
       <w:tr>
         <w:tc>
           <w:tcPr/>
-          <w:bookmarkStart w:id="186" w:name="suppfig-rtdist"/>
+          <w:bookmarkStart w:id="184" w:name="suppfig-rtdist"/>
           <w:p>
             <w:pPr>
               <w:jc w:val="center"/>
@@ -33974,18 +32744,18 @@
                 <wp:inline>
                   <wp:extent cx="5334000" cy="3962400"/>
                   <wp:effectExtent b="0" l="0" r="0" t="0"/>
-                  <wp:docPr descr="" title="" id="184" name="Picture"/>
+                  <wp:docPr descr="" title="" id="182" name="Picture"/>
                   <a:graphic>
                     <a:graphicData uri="http://schemas.openxmlformats.org/drawingml/2006/picture">
                       <pic:pic>
                         <pic:nvPicPr>
-                          <pic:cNvPr descr="../output/ddm_refits/runs/final_20261016/figures/final/S_rt_distributions.png" id="185" name="Picture"/>
+                          <pic:cNvPr descr="../output/ddm_refits/runs/final_20261016/figures/final/S_rt_distributions.png" id="183" name="Picture"/>
                           <pic:cNvPicPr>
                             <a:picLocks noChangeArrowheads="1" noChangeAspect="1"/>
                           </pic:cNvPicPr>
                         </pic:nvPicPr>
                         <pic:blipFill>
-                          <a:blip r:embed="rId183"/>
+                          <a:blip r:embed="rId181"/>
                           <a:stretch>
                             <a:fillRect/>
                           </a:stretch>
@@ -34025,12 +32795,12 @@
               <w:t xml:space="preserve">Figure S8: Distributions of cue-locked and probe-locked RT in the primary sample</w:t>
             </w:r>
           </w:p>
-          <w:bookmarkEnd w:id="186"/>
+          <w:bookmarkEnd w:id="184"/>
         </w:tc>
       </w:tr>
     </w:tbl>
-    <w:bookmarkEnd w:id="187"/>
-    <w:bookmarkStart w:id="188" w:name="analysis-provenance-dissertation-only"/>
+    <w:bookmarkEnd w:id="185"/>
+    <w:bookmarkStart w:id="186" w:name="analysis-provenance-dissertation-only"/>
     <w:p>
       <w:pPr>
         <w:pStyle w:val="Heading2"/>
@@ -34047,8 +32817,8 @@
         <w:t xml:space="preserve">Pupil samples were placed on a time axis at the recorded 250-Hz sampling rate, from 3 s before squeeze onset to the end of the confidence window. Earlier internal analyses that used a time axis derived from file timestamps were discarded, because that axis compressed time and misplaced the analysis windows; no result from those analyses is reported.</w:t>
       </w:r>
     </w:p>
-    <w:bookmarkEnd w:id="188"/>
-    <w:bookmarkEnd w:id="189"/>
+    <w:bookmarkEnd w:id="186"/>
+    <w:bookmarkEnd w:id="187"/>
     <w:sectPr>
       <w:footnotePr>
         <w:numRestart w:val="eachSect"/>
